--- a/docs/Painel-Soja-Documentacao.docx
+++ b/docs/Painel-Soja-Documentacao.docx
@@ -681,7 +681,7 @@
           <w:sz w:val="21"/>
           <w:szCs w:val="21"/>
         </w:rPr>
-        <w:t xml:space="preserve">11. Próximos passos sugeridos</w:t>
+        <w:t xml:space="preserve">11. Estratégias de spread e arbitragem de base</w:t>
       </w:r>
     </w:p>
     <w:p>
@@ -694,7 +694,59 @@
           <w:sz w:val="21"/>
           <w:szCs w:val="21"/>
         </w:rPr>
-        <w:t xml:space="preserve">12. Glossário</w:t>
+        <w:t xml:space="preserve">12. Gráficos sugeridos para vendedores e originadores</w:t>
+      </w:r>
+    </w:p>
+    <w:p>
+      <w:pPr>
+        <w:spacing w:after="80" w:line="276"/>
+      </w:pPr>
+      <w:r>
+        <w:rPr>
+          <w:color w:val="1A1A1A"/>
+          <w:sz w:val="21"/>
+          <w:szCs w:val="21"/>
+        </w:rPr>
+        <w:t xml:space="preserve">13. Fontes de dados adicionais sugeridas</w:t>
+      </w:r>
+    </w:p>
+    <w:p>
+      <w:pPr>
+        <w:spacing w:after="80" w:line="276"/>
+      </w:pPr>
+      <w:r>
+        <w:rPr>
+          <w:color w:val="1A1A1A"/>
+          <w:sz w:val="21"/>
+          <w:szCs w:val="21"/>
+        </w:rPr>
+        <w:t xml:space="preserve">14. Casos de uso pontuais para expansão</w:t>
+      </w:r>
+    </w:p>
+    <w:p>
+      <w:pPr>
+        <w:spacing w:after="80" w:line="276"/>
+      </w:pPr>
+      <w:r>
+        <w:rPr>
+          <w:color w:val="1A1A1A"/>
+          <w:sz w:val="21"/>
+          <w:szCs w:val="21"/>
+        </w:rPr>
+        <w:t xml:space="preserve">15. Próximos passos sugeridos</w:t>
+      </w:r>
+    </w:p>
+    <w:p>
+      <w:pPr>
+        <w:spacing w:after="80" w:line="276"/>
+      </w:pPr>
+      <w:r>
+        <w:rPr>
+          <w:color w:val="1A1A1A"/>
+          <w:sz w:val="21"/>
+          <w:szCs w:val="21"/>
+        </w:rPr>
+        <w:t xml:space="preserve">16. Glossário</w:t>
       </w:r>
     </w:p>
     <w:p>
@@ -1016,7 +1068,7 @@
           <w:sz w:val="21"/>
           <w:szCs w:val="21"/>
         </w:rPr>
-        <w:t xml:space="preserve">O painel assume familiaridade com conceitos básicos de mercado futuro (contrato, vencimento, basis). O glossário na seção 12 cobre os termos usados. Não é necessário nenhum conhecimento técnico de programação para usar.</w:t>
+        <w:t xml:space="preserve">O painel assume familiaridade com conceitos básicos de mercado futuro (contrato, vencimento, basis). O glossário na seção 16 cobre os termos usados. Não é necessário nenhum conhecimento técnico de programação para usar.</w:t>
       </w:r>
     </w:p>
     <w:p>
@@ -5826,6 +5878,19 @@
     </w:p>
     <w:p>
       <w:pPr>
+        <w:spacing w:after="120" w:line="276"/>
+      </w:pPr>
+      <w:r>
+        <w:rPr>
+          <w:color w:val="1A1A1A"/>
+          <w:sz w:val="21"/>
+          <w:szCs w:val="21"/>
+        </w:rPr>
+        <w:t xml:space="preserve">Esta seção descreve os algoritmos em detalhe suficiente para reimplementar o sistema, e registra as decisões numéricas e os casos de borda que custaram a ser descobertos.</w:t>
+      </w:r>
+    </w:p>
+    <w:p>
+      <w:pPr>
         <w:pStyle w:val="Heading2"/>
         <w:spacing w:after="110" w:before="240"/>
       </w:pPr>
@@ -5837,7 +5902,7 @@
           <w:sz w:val="24"/>
           <w:szCs w:val="24"/>
         </w:rPr>
-        <w:t xml:space="preserve">8.1 Paridade de exportação e basis</w:t>
+        <w:t xml:space="preserve">8.1 Orquestração do coletor</w:t>
       </w:r>
     </w:p>
     <w:p>
@@ -5850,21 +5915,247 @@
           <w:sz w:val="21"/>
           <w:szCs w:val="21"/>
         </w:rPr>
-        <w:t xml:space="preserve">O cálculo central do sistema. A paridade de exportação é o que Chicago e o câmbio explicam do preço brasileiro:</w:t>
-      </w:r>
-    </w:p>
-    <w:p>
-      <w:pPr>
-        <w:spacing w:after="60" w:line="276"/>
+        <w:t xml:space="preserve">O coletor é um registro de funções independentes, executadas em duas ondas. A primeira onda reúne os coletores autônomos, que só dependem da internet. A segunda reúne os derivados, que dependem do resultado da primeira — hoje apenas o basis, que precisa simultaneamente de câmbio, de Chicago e do mercado físico.</w:t>
+      </w:r>
+    </w:p>
+    <w:p>
+      <w:pPr>
+        <w:shd w:fill="F4F4F1" w:color="auto" w:val="clear"/>
+        <w:spacing w:after="0" w:before="100" w:line="240"/>
+        <w:ind w:left="220" w:right="220"/>
       </w:pPr>
       <w:r>
         <w:rPr>
           <w:rFonts w:ascii="Consolas" w:cs="Consolas" w:eastAsia="Consolas" w:hAnsi="Consolas"/>
           <w:color w:val="1A1A1A"/>
-          <w:sz w:val="20"/>
-          <w:szCs w:val="20"/>
-        </w:rPr>
-        <w:t xml:space="preserve">paridade (R$/saca) = [(futuro + prêmio) ÷ 100] × 2,2046 × câmbio</w:t>
+          <w:sz w:val="18"/>
+          <w:szCs w:val="18"/>
+        </w:rPr>
+        <w:t xml:space="preserve">anterior ← ler(data.json).seções     # estado da execução passada</w:t>
+      </w:r>
+    </w:p>
+    <w:p>
+      <w:pPr>
+        <w:shd w:fill="F4F4F1" w:color="auto" w:val="clear"/>
+        <w:spacing w:after="0" w:before="0" w:line="240"/>
+        <w:ind w:left="220" w:right="220"/>
+      </w:pPr>
+      <w:r>
+        <w:rPr>
+          <w:rFonts w:ascii="Consolas" w:cs="Consolas" w:eastAsia="Consolas" w:hAnsi="Consolas"/>
+          <w:color w:val="1A1A1A"/>
+          <w:sz w:val="18"/>
+          <w:szCs w:val="18"/>
+        </w:rPr>
+        <w:t xml:space="preserve">seções, erros ← {}, []</w:t>
+      </w:r>
+    </w:p>
+    <w:p>
+      <w:pPr>
+        <w:shd w:fill="F4F4F1" w:color="auto" w:val="clear"/>
+        <w:spacing w:after="0" w:before="0" w:line="240"/>
+        <w:ind w:left="220" w:right="220"/>
+      </w:pPr>
+      <w:r>
+        <w:rPr>
+          <w:rFonts w:ascii="Consolas" w:cs="Consolas" w:eastAsia="Consolas" w:hAnsi="Consolas"/>
+          <w:color w:val="1A1A1A"/>
+          <w:sz w:val="18"/>
+          <w:szCs w:val="18"/>
+        </w:rPr>
+        <w:t xml:space="preserve"> </w:t>
+      </w:r>
+    </w:p>
+    <w:p>
+      <w:pPr>
+        <w:shd w:fill="F4F4F1" w:color="auto" w:val="clear"/>
+        <w:spacing w:after="0" w:before="0" w:line="240"/>
+        <w:ind w:left="220" w:right="220"/>
+      </w:pPr>
+      <w:r>
+        <w:rPr>
+          <w:rFonts w:ascii="Consolas" w:cs="Consolas" w:eastAsia="Consolas" w:hAnsi="Consolas"/>
+          <w:color w:val="1A1A1A"/>
+          <w:sz w:val="18"/>
+          <w:szCs w:val="18"/>
+        </w:rPr>
+        <w:t xml:space="preserve">para nome, coletor em COLETORES:      # onda 1: independentes</w:t>
+      </w:r>
+    </w:p>
+    <w:p>
+      <w:pPr>
+        <w:shd w:fill="F4F4F1" w:color="auto" w:val="clear"/>
+        <w:spacing w:after="0" w:before="0" w:line="240"/>
+        <w:ind w:left="220" w:right="220"/>
+      </w:pPr>
+      <w:r>
+        <w:rPr>
+          <w:rFonts w:ascii="Consolas" w:cs="Consolas" w:eastAsia="Consolas" w:hAnsi="Consolas"/>
+          <w:color w:val="1A1A1A"/>
+          <w:sz w:val="18"/>
+          <w:szCs w:val="18"/>
+        </w:rPr>
+        <w:t xml:space="preserve">    tente:  seções[nome] ← coletor()</w:t>
+      </w:r>
+    </w:p>
+    <w:p>
+      <w:pPr>
+        <w:shd w:fill="F4F4F1" w:color="auto" w:val="clear"/>
+        <w:spacing w:after="0" w:before="0" w:line="240"/>
+        <w:ind w:left="220" w:right="220"/>
+      </w:pPr>
+      <w:r>
+        <w:rPr>
+          <w:rFonts w:ascii="Consolas" w:cs="Consolas" w:eastAsia="Consolas" w:hAnsi="Consolas"/>
+          <w:color w:val="1A1A1A"/>
+          <w:sz w:val="18"/>
+          <w:szCs w:val="18"/>
+        </w:rPr>
+        <w:t xml:space="preserve">    exceto e:</w:t>
+      </w:r>
+    </w:p>
+    <w:p>
+      <w:pPr>
+        <w:shd w:fill="F4F4F1" w:color="auto" w:val="clear"/>
+        <w:spacing w:after="0" w:before="0" w:line="240"/>
+        <w:ind w:left="220" w:right="220"/>
+      </w:pPr>
+      <w:r>
+        <w:rPr>
+          <w:rFonts w:ascii="Consolas" w:cs="Consolas" w:eastAsia="Consolas" w:hAnsi="Consolas"/>
+          <w:color w:val="1A1A1A"/>
+          <w:sz w:val="18"/>
+          <w:szCs w:val="18"/>
+        </w:rPr>
+        <w:t xml:space="preserve">        erros ← erros + (nome, e)</w:t>
+      </w:r>
+    </w:p>
+    <w:p>
+      <w:pPr>
+        <w:shd w:fill="F4F4F1" w:color="auto" w:val="clear"/>
+        <w:spacing w:after="0" w:before="0" w:line="240"/>
+        <w:ind w:left="220" w:right="220"/>
+      </w:pPr>
+      <w:r>
+        <w:rPr>
+          <w:rFonts w:ascii="Consolas" w:cs="Consolas" w:eastAsia="Consolas" w:hAnsi="Consolas"/>
+          <w:color w:val="1A1A1A"/>
+          <w:sz w:val="18"/>
+          <w:szCs w:val="18"/>
+        </w:rPr>
+        <w:t xml:space="preserve">        seções[nome] ← anterior[nome]   # herda o último valor bom</w:t>
+      </w:r>
+    </w:p>
+    <w:p>
+      <w:pPr>
+        <w:shd w:fill="F4F4F1" w:color="auto" w:val="clear"/>
+        <w:spacing w:after="0" w:before="0" w:line="240"/>
+        <w:ind w:left="220" w:right="220"/>
+      </w:pPr>
+      <w:r>
+        <w:rPr>
+          <w:rFonts w:ascii="Consolas" w:cs="Consolas" w:eastAsia="Consolas" w:hAnsi="Consolas"/>
+          <w:color w:val="1A1A1A"/>
+          <w:sz w:val="18"/>
+          <w:szCs w:val="18"/>
+        </w:rPr>
+        <w:t xml:space="preserve"> </w:t>
+      </w:r>
+    </w:p>
+    <w:p>
+      <w:pPr>
+        <w:shd w:fill="F4F4F1" w:color="auto" w:val="clear"/>
+        <w:spacing w:after="0" w:before="0" w:line="240"/>
+        <w:ind w:left="220" w:right="220"/>
+      </w:pPr>
+      <w:r>
+        <w:rPr>
+          <w:rFonts w:ascii="Consolas" w:cs="Consolas" w:eastAsia="Consolas" w:hAnsi="Consolas"/>
+          <w:color w:val="1A1A1A"/>
+          <w:sz w:val="18"/>
+          <w:szCs w:val="18"/>
+        </w:rPr>
+        <w:t xml:space="preserve">para nome, derivar em DERIVADOS:      # onda 2: dependem da onda 1</w:t>
+      </w:r>
+    </w:p>
+    <w:p>
+      <w:pPr>
+        <w:shd w:fill="F4F4F1" w:color="auto" w:val="clear"/>
+        <w:spacing w:after="0" w:before="0" w:line="240"/>
+        <w:ind w:left="220" w:right="220"/>
+      </w:pPr>
+      <w:r>
+        <w:rPr>
+          <w:rFonts w:ascii="Consolas" w:cs="Consolas" w:eastAsia="Consolas" w:hAnsi="Consolas"/>
+          <w:color w:val="1A1A1A"/>
+          <w:sz w:val="18"/>
+          <w:szCs w:val="18"/>
+        </w:rPr>
+        <w:t xml:space="preserve">    tente:  seções[nome] ← derivar(seções)</w:t>
+      </w:r>
+    </w:p>
+    <w:p>
+      <w:pPr>
+        <w:shd w:fill="F4F4F1" w:color="auto" w:val="clear"/>
+        <w:spacing w:after="0" w:before="0" w:line="240"/>
+        <w:ind w:left="220" w:right="220"/>
+      </w:pPr>
+      <w:r>
+        <w:rPr>
+          <w:rFonts w:ascii="Consolas" w:cs="Consolas" w:eastAsia="Consolas" w:hAnsi="Consolas"/>
+          <w:color w:val="1A1A1A"/>
+          <w:sz w:val="18"/>
+          <w:szCs w:val="18"/>
+        </w:rPr>
+        <w:t xml:space="preserve">    exceto e:  mesmo tratamento</w:t>
+      </w:r>
+    </w:p>
+    <w:p>
+      <w:pPr>
+        <w:shd w:fill="F4F4F1" w:color="auto" w:val="clear"/>
+        <w:spacing w:after="0" w:before="0" w:line="240"/>
+        <w:ind w:left="220" w:right="220"/>
+      </w:pPr>
+      <w:r>
+        <w:rPr>
+          <w:rFonts w:ascii="Consolas" w:cs="Consolas" w:eastAsia="Consolas" w:hAnsi="Consolas"/>
+          <w:color w:val="1A1A1A"/>
+          <w:sz w:val="18"/>
+          <w:szCs w:val="18"/>
+        </w:rPr>
+        <w:t xml:space="preserve"> </w:t>
+      </w:r>
+    </w:p>
+    <w:p>
+      <w:pPr>
+        <w:shd w:fill="F4F4F1" w:color="auto" w:val="clear"/>
+        <w:spacing w:after="0" w:before="0" w:line="240"/>
+        <w:ind w:left="220" w:right="220"/>
+      </w:pPr>
+      <w:r>
+        <w:rPr>
+          <w:rFonts w:ascii="Consolas" w:cs="Consolas" w:eastAsia="Consolas" w:hAnsi="Consolas"/>
+          <w:color w:val="1A1A1A"/>
+          <w:sz w:val="18"/>
+          <w:szCs w:val="18"/>
+        </w:rPr>
+        <w:t xml:space="preserve">gravar(data.json, {gerado_em, seções, erros})</w:t>
+      </w:r>
+    </w:p>
+    <w:p>
+      <w:pPr>
+        <w:shd w:fill="F4F4F1" w:color="auto" w:val="clear"/>
+        <w:spacing w:after="140" w:before="0" w:line="240"/>
+        <w:ind w:left="220" w:right="220"/>
+      </w:pPr>
+      <w:r>
+        <w:rPr>
+          <w:rFonts w:ascii="Consolas" w:cs="Consolas" w:eastAsia="Consolas" w:hAnsi="Consolas"/>
+          <w:color w:val="1A1A1A"/>
+          <w:sz w:val="18"/>
+          <w:szCs w:val="18"/>
+        </w:rPr>
+        <w:t xml:space="preserve">sair com erro apenas se |erros| = |COLETORES| + |DERIVADOS|</w:t>
       </w:r>
     </w:p>
     <w:p>
@@ -5877,7 +6168,930 @@
           <w:sz w:val="21"/>
           <w:szCs w:val="21"/>
         </w:rPr>
-        <w:t xml:space="preserve">onde 2,2046 é o número de bushels em uma saca de 60 kg (60 ÷ 27,2155). O basis do porto é a diferença entre o indicador observado e essa paridade; o basis do interior é a diferença entre a praça e o porto.</w:t>
+        <w:t xml:space="preserve">A consequência prática desse desenho é que uma fonte fora do ar degrada exatamente uma seção, e o painel mostra o valor anterior com um aviso — em vez de mostrar um espaço vazio ou, pior, quebrar a página inteira.</w:t>
+      </w:r>
+    </w:p>
+    <w:p>
+      <w:pPr>
+        <w:pStyle w:val="Heading2"/>
+        <w:spacing w:after="110" w:before="240"/>
+      </w:pPr>
+      <w:r>
+        <w:rPr>
+          <w:b/>
+          <w:bCs/>
+          <w:color w:val="1A1A1A"/>
+          <w:sz w:val="24"/>
+          <w:szCs w:val="24"/>
+        </w:rPr>
+        <w:t xml:space="preserve">8.2 Conversões de unidade</w:t>
+      </w:r>
+    </w:p>
+    <w:p>
+      <w:pPr>
+        <w:spacing w:after="120" w:line="276"/>
+      </w:pPr>
+      <w:r>
+        <w:rPr>
+          <w:color w:val="1A1A1A"/>
+          <w:sz w:val="21"/>
+          <w:szCs w:val="21"/>
+        </w:rPr>
+        <w:t xml:space="preserve">Metade dos erros possíveis neste domínio é de unidade. As constantes exatas:</w:t>
+      </w:r>
+    </w:p>
+    <w:tbl>
+      <w:tblPr>
+        <w:tblW w:type="dxa" w:w="9360"/>
+        <w:tblBorders>
+          <w:top w:val="single" w:color="D5D5CE" w:sz="2"/>
+          <w:left w:val="single" w:color="D5D5CE" w:sz="2"/>
+          <w:bottom w:val="single" w:color="D5D5CE" w:sz="2"/>
+          <w:right w:val="single" w:color="D5D5CE" w:sz="2"/>
+          <w:insideH w:val="single" w:color="E6E6E0" w:sz="2"/>
+          <w:insideV w:val="single" w:color="E6E6E0" w:sz="2"/>
+        </w:tblBorders>
+      </w:tblPr>
+      <w:tblGrid>
+        <w:gridCol w:w="3931"/>
+        <w:gridCol w:w="1872"/>
+        <w:gridCol w:w="3557"/>
+      </w:tblGrid>
+      <w:tr>
+        <w:trPr>
+          <w:tblHeader/>
+        </w:trPr>
+        <w:tc>
+          <w:tcPr>
+            <w:tcW w:type="dxa" w:w="3931"/>
+            <w:shd w:fill="EDF2ED" w:color="auto" w:val="clear"/>
+            <w:tcMar>
+              <w:top w:type="dxa" w:w="80"/>
+              <w:left w:type="dxa" w:w="110"/>
+              <w:bottom w:type="dxa" w:w="80"/>
+              <w:right w:type="dxa" w:w="110"/>
+            </w:tcMar>
+          </w:tcPr>
+          <w:p>
+            <w:pPr>
+              <w:spacing w:after="0" w:line="264"/>
+            </w:pPr>
+            <w:r>
+              <w:rPr>
+                <w:b/>
+                <w:bCs/>
+                <w:color w:val="2E6B3E"/>
+                <w:sz w:val="19"/>
+                <w:szCs w:val="19"/>
+              </w:rPr>
+              <w:t xml:space="preserve">Conversão</w:t>
+            </w:r>
+          </w:p>
+        </w:tc>
+        <w:tc>
+          <w:tcPr>
+            <w:tcW w:type="dxa" w:w="1872"/>
+            <w:shd w:fill="EDF2ED" w:color="auto" w:val="clear"/>
+            <w:tcMar>
+              <w:top w:type="dxa" w:w="80"/>
+              <w:left w:type="dxa" w:w="110"/>
+              <w:bottom w:type="dxa" w:w="80"/>
+              <w:right w:type="dxa" w:w="110"/>
+            </w:tcMar>
+          </w:tcPr>
+          <w:p>
+            <w:pPr>
+              <w:spacing w:after="0" w:line="264"/>
+            </w:pPr>
+            <w:r>
+              <w:rPr>
+                <w:b/>
+                <w:bCs/>
+                <w:color w:val="2E6B3E"/>
+                <w:sz w:val="19"/>
+                <w:szCs w:val="19"/>
+              </w:rPr>
+              <w:t xml:space="preserve">Fator</w:t>
+            </w:r>
+          </w:p>
+        </w:tc>
+        <w:tc>
+          <w:tcPr>
+            <w:tcW w:type="dxa" w:w="3557"/>
+            <w:shd w:fill="EDF2ED" w:color="auto" w:val="clear"/>
+            <w:tcMar>
+              <w:top w:type="dxa" w:w="80"/>
+              <w:left w:type="dxa" w:w="110"/>
+              <w:bottom w:type="dxa" w:w="80"/>
+              <w:right w:type="dxa" w:w="110"/>
+            </w:tcMar>
+          </w:tcPr>
+          <w:p>
+            <w:pPr>
+              <w:spacing w:after="0" w:line="264"/>
+            </w:pPr>
+            <w:r>
+              <w:rPr>
+                <w:b/>
+                <w:bCs/>
+                <w:color w:val="2E6B3E"/>
+                <w:sz w:val="19"/>
+                <w:szCs w:val="19"/>
+              </w:rPr>
+              <w:t xml:space="preserve">Origem</w:t>
+            </w:r>
+          </w:p>
+        </w:tc>
+      </w:tr>
+      <w:tr>
+        <w:tc>
+          <w:tcPr>
+            <w:tcW w:type="dxa" w:w="3931"/>
+            <w:tcMar>
+              <w:top w:type="dxa" w:w="80"/>
+              <w:left w:type="dxa" w:w="110"/>
+              <w:bottom w:type="dxa" w:w="80"/>
+              <w:right w:type="dxa" w:w="110"/>
+            </w:tcMar>
+          </w:tcPr>
+          <w:p>
+            <w:pPr>
+              <w:spacing w:after="0" w:line="264"/>
+            </w:pPr>
+            <w:r>
+              <w:rPr>
+                <w:b w:val="false"/>
+                <w:bCs w:val="false"/>
+                <w:color w:val="1A1A1A"/>
+                <w:sz w:val="19"/>
+                <w:szCs w:val="19"/>
+              </w:rPr>
+              <w:t xml:space="preserve">1 bushel de soja</w:t>
+            </w:r>
+          </w:p>
+        </w:tc>
+        <w:tc>
+          <w:tcPr>
+            <w:tcW w:type="dxa" w:w="1872"/>
+            <w:tcMar>
+              <w:top w:type="dxa" w:w="80"/>
+              <w:left w:type="dxa" w:w="110"/>
+              <w:bottom w:type="dxa" w:w="80"/>
+              <w:right w:type="dxa" w:w="110"/>
+            </w:tcMar>
+          </w:tcPr>
+          <w:p>
+            <w:pPr>
+              <w:spacing w:after="0" w:line="264"/>
+            </w:pPr>
+            <w:r>
+              <w:rPr>
+                <w:b w:val="false"/>
+                <w:bCs w:val="false"/>
+                <w:color w:val="1A1A1A"/>
+                <w:sz w:val="19"/>
+                <w:szCs w:val="19"/>
+              </w:rPr>
+              <w:t xml:space="preserve">27,2155 kg</w:t>
+            </w:r>
+          </w:p>
+        </w:tc>
+        <w:tc>
+          <w:tcPr>
+            <w:tcW w:type="dxa" w:w="3557"/>
+            <w:tcMar>
+              <w:top w:type="dxa" w:w="80"/>
+              <w:left w:type="dxa" w:w="110"/>
+              <w:bottom w:type="dxa" w:w="80"/>
+              <w:right w:type="dxa" w:w="110"/>
+            </w:tcMar>
+          </w:tcPr>
+          <w:p>
+            <w:pPr>
+              <w:spacing w:after="0" w:line="264"/>
+            </w:pPr>
+            <w:r>
+              <w:rPr>
+                <w:b w:val="false"/>
+                <w:bCs w:val="false"/>
+                <w:color w:val="1A1A1A"/>
+                <w:sz w:val="19"/>
+                <w:szCs w:val="19"/>
+              </w:rPr>
+              <w:t xml:space="preserve">60 libras-peso, padrão CBOT para soja e trigo</w:t>
+            </w:r>
+          </w:p>
+        </w:tc>
+      </w:tr>
+      <w:tr>
+        <w:tc>
+          <w:tcPr>
+            <w:tcW w:type="dxa" w:w="3931"/>
+            <w:tcMar>
+              <w:top w:type="dxa" w:w="80"/>
+              <w:left w:type="dxa" w:w="110"/>
+              <w:bottom w:type="dxa" w:w="80"/>
+              <w:right w:type="dxa" w:w="110"/>
+            </w:tcMar>
+          </w:tcPr>
+          <w:p>
+            <w:pPr>
+              <w:spacing w:after="0" w:line="264"/>
+            </w:pPr>
+            <w:r>
+              <w:rPr>
+                <w:b w:val="false"/>
+                <w:bCs w:val="false"/>
+                <w:color w:val="1A1A1A"/>
+                <w:sz w:val="19"/>
+                <w:szCs w:val="19"/>
+              </w:rPr>
+              <w:t xml:space="preserve">1 bushel de milho</w:t>
+            </w:r>
+          </w:p>
+        </w:tc>
+        <w:tc>
+          <w:tcPr>
+            <w:tcW w:type="dxa" w:w="1872"/>
+            <w:tcMar>
+              <w:top w:type="dxa" w:w="80"/>
+              <w:left w:type="dxa" w:w="110"/>
+              <w:bottom w:type="dxa" w:w="80"/>
+              <w:right w:type="dxa" w:w="110"/>
+            </w:tcMar>
+          </w:tcPr>
+          <w:p>
+            <w:pPr>
+              <w:spacing w:after="0" w:line="264"/>
+            </w:pPr>
+            <w:r>
+              <w:rPr>
+                <w:b w:val="false"/>
+                <w:bCs w:val="false"/>
+                <w:color w:val="1A1A1A"/>
+                <w:sz w:val="19"/>
+                <w:szCs w:val="19"/>
+              </w:rPr>
+              <w:t xml:space="preserve">25,4012 kg</w:t>
+            </w:r>
+          </w:p>
+        </w:tc>
+        <w:tc>
+          <w:tcPr>
+            <w:tcW w:type="dxa" w:w="3557"/>
+            <w:tcMar>
+              <w:top w:type="dxa" w:w="80"/>
+              <w:left w:type="dxa" w:w="110"/>
+              <w:bottom w:type="dxa" w:w="80"/>
+              <w:right w:type="dxa" w:w="110"/>
+            </w:tcMar>
+          </w:tcPr>
+          <w:p>
+            <w:pPr>
+              <w:spacing w:after="0" w:line="264"/>
+            </w:pPr>
+            <w:r>
+              <w:rPr>
+                <w:b w:val="false"/>
+                <w:bCs w:val="false"/>
+                <w:color w:val="1A1A1A"/>
+                <w:sz w:val="19"/>
+                <w:szCs w:val="19"/>
+              </w:rPr>
+              <w:t xml:space="preserve">56 libras — diferente da soja, atenção ao expandir</w:t>
+            </w:r>
+          </w:p>
+        </w:tc>
+      </w:tr>
+      <w:tr>
+        <w:tc>
+          <w:tcPr>
+            <w:tcW w:type="dxa" w:w="3931"/>
+            <w:tcMar>
+              <w:top w:type="dxa" w:w="80"/>
+              <w:left w:type="dxa" w:w="110"/>
+              <w:bottom w:type="dxa" w:w="80"/>
+              <w:right w:type="dxa" w:w="110"/>
+            </w:tcMar>
+          </w:tcPr>
+          <w:p>
+            <w:pPr>
+              <w:spacing w:after="0" w:line="264"/>
+            </w:pPr>
+            <w:r>
+              <w:rPr>
+                <w:b w:val="false"/>
+                <w:bCs w:val="false"/>
+                <w:color w:val="1A1A1A"/>
+                <w:sz w:val="19"/>
+                <w:szCs w:val="19"/>
+              </w:rPr>
+              <w:t xml:space="preserve">1 saca</w:t>
+            </w:r>
+          </w:p>
+        </w:tc>
+        <w:tc>
+          <w:tcPr>
+            <w:tcW w:type="dxa" w:w="1872"/>
+            <w:tcMar>
+              <w:top w:type="dxa" w:w="80"/>
+              <w:left w:type="dxa" w:w="110"/>
+              <w:bottom w:type="dxa" w:w="80"/>
+              <w:right w:type="dxa" w:w="110"/>
+            </w:tcMar>
+          </w:tcPr>
+          <w:p>
+            <w:pPr>
+              <w:spacing w:after="0" w:line="264"/>
+            </w:pPr>
+            <w:r>
+              <w:rPr>
+                <w:b w:val="false"/>
+                <w:bCs w:val="false"/>
+                <w:color w:val="1A1A1A"/>
+                <w:sz w:val="19"/>
+                <w:szCs w:val="19"/>
+              </w:rPr>
+              <w:t xml:space="preserve">60 kg</w:t>
+            </w:r>
+          </w:p>
+        </w:tc>
+        <w:tc>
+          <w:tcPr>
+            <w:tcW w:type="dxa" w:w="3557"/>
+            <w:tcMar>
+              <w:top w:type="dxa" w:w="80"/>
+              <w:left w:type="dxa" w:w="110"/>
+              <w:bottom w:type="dxa" w:w="80"/>
+              <w:right w:type="dxa" w:w="110"/>
+            </w:tcMar>
+          </w:tcPr>
+          <w:p>
+            <w:pPr>
+              <w:spacing w:after="0" w:line="264"/>
+            </w:pPr>
+            <w:r>
+              <w:rPr>
+                <w:b w:val="false"/>
+                <w:bCs w:val="false"/>
+                <w:color w:val="1A1A1A"/>
+                <w:sz w:val="19"/>
+                <w:szCs w:val="19"/>
+              </w:rPr>
+              <w:t xml:space="preserve">Padrão brasileiro</w:t>
+            </w:r>
+          </w:p>
+        </w:tc>
+      </w:tr>
+      <w:tr>
+        <w:tc>
+          <w:tcPr>
+            <w:tcW w:type="dxa" w:w="3931"/>
+            <w:tcMar>
+              <w:top w:type="dxa" w:w="80"/>
+              <w:left w:type="dxa" w:w="110"/>
+              <w:bottom w:type="dxa" w:w="80"/>
+              <w:right w:type="dxa" w:w="110"/>
+            </w:tcMar>
+          </w:tcPr>
+          <w:p>
+            <w:pPr>
+              <w:spacing w:after="0" w:line="264"/>
+            </w:pPr>
+            <w:r>
+              <w:rPr>
+                <w:b w:val="false"/>
+                <w:bCs w:val="false"/>
+                <w:color w:val="1A1A1A"/>
+                <w:sz w:val="19"/>
+                <w:szCs w:val="19"/>
+              </w:rPr>
+              <w:t xml:space="preserve">bushels por saca (soja)</w:t>
+            </w:r>
+          </w:p>
+        </w:tc>
+        <w:tc>
+          <w:tcPr>
+            <w:tcW w:type="dxa" w:w="1872"/>
+            <w:tcMar>
+              <w:top w:type="dxa" w:w="80"/>
+              <w:left w:type="dxa" w:w="110"/>
+              <w:bottom w:type="dxa" w:w="80"/>
+              <w:right w:type="dxa" w:w="110"/>
+            </w:tcMar>
+          </w:tcPr>
+          <w:p>
+            <w:pPr>
+              <w:spacing w:after="0" w:line="264"/>
+            </w:pPr>
+            <w:r>
+              <w:rPr>
+                <w:b w:val="false"/>
+                <w:bCs w:val="false"/>
+                <w:color w:val="1A1A1A"/>
+                <w:sz w:val="19"/>
+                <w:szCs w:val="19"/>
+              </w:rPr>
+              <w:t xml:space="preserve">2,204623</w:t>
+            </w:r>
+          </w:p>
+        </w:tc>
+        <w:tc>
+          <w:tcPr>
+            <w:tcW w:type="dxa" w:w="3557"/>
+            <w:tcMar>
+              <w:top w:type="dxa" w:w="80"/>
+              <w:left w:type="dxa" w:w="110"/>
+              <w:bottom w:type="dxa" w:w="80"/>
+              <w:right w:type="dxa" w:w="110"/>
+            </w:tcMar>
+          </w:tcPr>
+          <w:p>
+            <w:pPr>
+              <w:spacing w:after="0" w:line="264"/>
+            </w:pPr>
+            <w:r>
+              <w:rPr>
+                <w:b w:val="false"/>
+                <w:bCs w:val="false"/>
+                <w:color w:val="1A1A1A"/>
+                <w:sz w:val="19"/>
+                <w:szCs w:val="19"/>
+              </w:rPr>
+              <w:t xml:space="preserve">60 ÷ 27,2155</w:t>
+            </w:r>
+          </w:p>
+        </w:tc>
+      </w:tr>
+      <w:tr>
+        <w:tc>
+          <w:tcPr>
+            <w:tcW w:type="dxa" w:w="3931"/>
+            <w:tcMar>
+              <w:top w:type="dxa" w:w="80"/>
+              <w:left w:type="dxa" w:w="110"/>
+              <w:bottom w:type="dxa" w:w="80"/>
+              <w:right w:type="dxa" w:w="110"/>
+            </w:tcMar>
+          </w:tcPr>
+          <w:p>
+            <w:pPr>
+              <w:spacing w:after="0" w:line="264"/>
+            </w:pPr>
+            <w:r>
+              <w:rPr>
+                <w:b w:val="false"/>
+                <w:bCs w:val="false"/>
+                <w:color w:val="1A1A1A"/>
+                <w:sz w:val="19"/>
+                <w:szCs w:val="19"/>
+              </w:rPr>
+              <w:t xml:space="preserve">1 short ton (farelo)</w:t>
+            </w:r>
+          </w:p>
+        </w:tc>
+        <w:tc>
+          <w:tcPr>
+            <w:tcW w:type="dxa" w:w="1872"/>
+            <w:tcMar>
+              <w:top w:type="dxa" w:w="80"/>
+              <w:left w:type="dxa" w:w="110"/>
+              <w:bottom w:type="dxa" w:w="80"/>
+              <w:right w:type="dxa" w:w="110"/>
+            </w:tcMar>
+          </w:tcPr>
+          <w:p>
+            <w:pPr>
+              <w:spacing w:after="0" w:line="264"/>
+            </w:pPr>
+            <w:r>
+              <w:rPr>
+                <w:b w:val="false"/>
+                <w:bCs w:val="false"/>
+                <w:color w:val="1A1A1A"/>
+                <w:sz w:val="19"/>
+                <w:szCs w:val="19"/>
+              </w:rPr>
+              <w:t xml:space="preserve">907,185 kg</w:t>
+            </w:r>
+          </w:p>
+        </w:tc>
+        <w:tc>
+          <w:tcPr>
+            <w:tcW w:type="dxa" w:w="3557"/>
+            <w:tcMar>
+              <w:top w:type="dxa" w:w="80"/>
+              <w:left w:type="dxa" w:w="110"/>
+              <w:bottom w:type="dxa" w:w="80"/>
+              <w:right w:type="dxa" w:w="110"/>
+            </w:tcMar>
+          </w:tcPr>
+          <w:p>
+            <w:pPr>
+              <w:spacing w:after="0" w:line="264"/>
+            </w:pPr>
+            <w:r>
+              <w:rPr>
+                <w:b w:val="false"/>
+                <w:bCs w:val="false"/>
+                <w:color w:val="1A1A1A"/>
+                <w:sz w:val="19"/>
+                <w:szCs w:val="19"/>
+              </w:rPr>
+              <w:t xml:space="preserve">2.000 libras — não é tonelada métrica</w:t>
+            </w:r>
+          </w:p>
+        </w:tc>
+      </w:tr>
+      <w:tr>
+        <w:tc>
+          <w:tcPr>
+            <w:tcW w:type="dxa" w:w="3931"/>
+            <w:tcMar>
+              <w:top w:type="dxa" w:w="80"/>
+              <w:left w:type="dxa" w:w="110"/>
+              <w:bottom w:type="dxa" w:w="80"/>
+              <w:right w:type="dxa" w:w="110"/>
+            </w:tcMar>
+          </w:tcPr>
+          <w:p>
+            <w:pPr>
+              <w:spacing w:after="0" w:line="264"/>
+            </w:pPr>
+            <w:r>
+              <w:rPr>
+                <w:b w:val="false"/>
+                <w:bCs w:val="false"/>
+                <w:color w:val="1A1A1A"/>
+                <w:sz w:val="19"/>
+                <w:szCs w:val="19"/>
+              </w:rPr>
+              <w:t xml:space="preserve">Cotação da soja</w:t>
+            </w:r>
+          </w:p>
+        </w:tc>
+        <w:tc>
+          <w:tcPr>
+            <w:tcW w:type="dxa" w:w="1872"/>
+            <w:tcMar>
+              <w:top w:type="dxa" w:w="80"/>
+              <w:left w:type="dxa" w:w="110"/>
+              <w:bottom w:type="dxa" w:w="80"/>
+              <w:right w:type="dxa" w:w="110"/>
+            </w:tcMar>
+          </w:tcPr>
+          <w:p>
+            <w:pPr>
+              <w:spacing w:after="0" w:line="264"/>
+            </w:pPr>
+            <w:r>
+              <w:rPr>
+                <w:b w:val="false"/>
+                <w:bCs w:val="false"/>
+                <w:color w:val="1A1A1A"/>
+                <w:sz w:val="19"/>
+                <w:szCs w:val="19"/>
+              </w:rPr>
+              <w:t xml:space="preserve">centavos de dólar por bushel</w:t>
+            </w:r>
+          </w:p>
+        </w:tc>
+        <w:tc>
+          <w:tcPr>
+            <w:tcW w:type="dxa" w:w="3557"/>
+            <w:tcMar>
+              <w:top w:type="dxa" w:w="80"/>
+              <w:left w:type="dxa" w:w="110"/>
+              <w:bottom w:type="dxa" w:w="80"/>
+              <w:right w:type="dxa" w:w="110"/>
+            </w:tcMar>
+          </w:tcPr>
+          <w:p>
+            <w:pPr>
+              <w:spacing w:after="0" w:line="264"/>
+            </w:pPr>
+            <w:r>
+              <w:rPr>
+                <w:b w:val="false"/>
+                <w:bCs w:val="false"/>
+                <w:color w:val="1A1A1A"/>
+                <w:sz w:val="19"/>
+                <w:szCs w:val="19"/>
+              </w:rPr>
+              <w:t xml:space="preserve">Dividir por 100 para dólares</w:t>
+            </w:r>
+          </w:p>
+        </w:tc>
+      </w:tr>
+      <w:tr>
+        <w:tc>
+          <w:tcPr>
+            <w:tcW w:type="dxa" w:w="3931"/>
+            <w:tcMar>
+              <w:top w:type="dxa" w:w="80"/>
+              <w:left w:type="dxa" w:w="110"/>
+              <w:bottom w:type="dxa" w:w="80"/>
+              <w:right w:type="dxa" w:w="110"/>
+            </w:tcMar>
+          </w:tcPr>
+          <w:p>
+            <w:pPr>
+              <w:spacing w:after="0" w:line="264"/>
+            </w:pPr>
+            <w:r>
+              <w:rPr>
+                <w:b w:val="false"/>
+                <w:bCs w:val="false"/>
+                <w:color w:val="1A1A1A"/>
+                <w:sz w:val="19"/>
+                <w:szCs w:val="19"/>
+              </w:rPr>
+              <w:t xml:space="preserve">Cotação do farelo</w:t>
+            </w:r>
+          </w:p>
+        </w:tc>
+        <w:tc>
+          <w:tcPr>
+            <w:tcW w:type="dxa" w:w="1872"/>
+            <w:tcMar>
+              <w:top w:type="dxa" w:w="80"/>
+              <w:left w:type="dxa" w:w="110"/>
+              <w:bottom w:type="dxa" w:w="80"/>
+              <w:right w:type="dxa" w:w="110"/>
+            </w:tcMar>
+          </w:tcPr>
+          <w:p>
+            <w:pPr>
+              <w:spacing w:after="0" w:line="264"/>
+            </w:pPr>
+            <w:r>
+              <w:rPr>
+                <w:b w:val="false"/>
+                <w:bCs w:val="false"/>
+                <w:color w:val="1A1A1A"/>
+                <w:sz w:val="19"/>
+                <w:szCs w:val="19"/>
+              </w:rPr>
+              <w:t xml:space="preserve">dólares por short ton</w:t>
+            </w:r>
+          </w:p>
+        </w:tc>
+        <w:tc>
+          <w:tcPr>
+            <w:tcW w:type="dxa" w:w="3557"/>
+            <w:tcMar>
+              <w:top w:type="dxa" w:w="80"/>
+              <w:left w:type="dxa" w:w="110"/>
+              <w:bottom w:type="dxa" w:w="80"/>
+              <w:right w:type="dxa" w:w="110"/>
+            </w:tcMar>
+          </w:tcPr>
+          <w:p>
+            <w:pPr>
+              <w:spacing w:after="0" w:line="264"/>
+            </w:pPr>
+            <w:r>
+              <w:rPr>
+                <w:b w:val="false"/>
+                <w:bCs w:val="false"/>
+                <w:color w:val="1A1A1A"/>
+                <w:sz w:val="19"/>
+                <w:szCs w:val="19"/>
+              </w:rPr>
+              <w:t xml:space="preserve">Já em dólares</w:t>
+            </w:r>
+          </w:p>
+        </w:tc>
+      </w:tr>
+      <w:tr>
+        <w:tc>
+          <w:tcPr>
+            <w:tcW w:type="dxa" w:w="3931"/>
+            <w:tcMar>
+              <w:top w:type="dxa" w:w="80"/>
+              <w:left w:type="dxa" w:w="110"/>
+              <w:bottom w:type="dxa" w:w="80"/>
+              <w:right w:type="dxa" w:w="110"/>
+            </w:tcMar>
+          </w:tcPr>
+          <w:p>
+            <w:pPr>
+              <w:spacing w:after="0" w:line="264"/>
+            </w:pPr>
+            <w:r>
+              <w:rPr>
+                <w:b w:val="false"/>
+                <w:bCs w:val="false"/>
+                <w:color w:val="1A1A1A"/>
+                <w:sz w:val="19"/>
+                <w:szCs w:val="19"/>
+              </w:rPr>
+              <w:t xml:space="preserve">Cotação do óleo</w:t>
+            </w:r>
+          </w:p>
+        </w:tc>
+        <w:tc>
+          <w:tcPr>
+            <w:tcW w:type="dxa" w:w="1872"/>
+            <w:tcMar>
+              <w:top w:type="dxa" w:w="80"/>
+              <w:left w:type="dxa" w:w="110"/>
+              <w:bottom w:type="dxa" w:w="80"/>
+              <w:right w:type="dxa" w:w="110"/>
+            </w:tcMar>
+          </w:tcPr>
+          <w:p>
+            <w:pPr>
+              <w:spacing w:after="0" w:line="264"/>
+            </w:pPr>
+            <w:r>
+              <w:rPr>
+                <w:b w:val="false"/>
+                <w:bCs w:val="false"/>
+                <w:color w:val="1A1A1A"/>
+                <w:sz w:val="19"/>
+                <w:szCs w:val="19"/>
+              </w:rPr>
+              <w:t xml:space="preserve">centavos de dólar por libra</w:t>
+            </w:r>
+          </w:p>
+        </w:tc>
+        <w:tc>
+          <w:tcPr>
+            <w:tcW w:type="dxa" w:w="3557"/>
+            <w:tcMar>
+              <w:top w:type="dxa" w:w="80"/>
+              <w:left w:type="dxa" w:w="110"/>
+              <w:bottom w:type="dxa" w:w="80"/>
+              <w:right w:type="dxa" w:w="110"/>
+            </w:tcMar>
+          </w:tcPr>
+          <w:p>
+            <w:pPr>
+              <w:spacing w:after="0" w:line="264"/>
+            </w:pPr>
+            <w:r>
+              <w:rPr>
+                <w:b w:val="false"/>
+                <w:bCs w:val="false"/>
+                <w:color w:val="1A1A1A"/>
+                <w:sz w:val="19"/>
+                <w:szCs w:val="19"/>
+              </w:rPr>
+              <w:t xml:space="preserve">Dividir por 100</w:t>
+            </w:r>
+          </w:p>
+        </w:tc>
+      </w:tr>
+    </w:tbl>
+    <w:p>
+      <w:pPr>
+        <w:spacing w:after="100"/>
+      </w:pPr>
+    </w:p>
+    <w:p>
+      <w:pPr>
+        <w:spacing w:after="120" w:line="276"/>
+      </w:pPr>
+      <w:r>
+        <w:rPr>
+          <w:color w:val="1A1A1A"/>
+          <w:sz w:val="21"/>
+          <w:szCs w:val="21"/>
+        </w:rPr>
+        <w:t xml:space="preserve">As duas direções da conversão principal:</w:t>
+      </w:r>
+    </w:p>
+    <w:p>
+      <w:pPr>
+        <w:shd w:fill="F1F5F1" w:color="auto" w:val="clear"/>
+        <w:spacing w:after="0" w:before="100" w:line="240"/>
+        <w:ind w:left="220" w:right="220"/>
+      </w:pPr>
+      <w:r>
+        <w:rPr>
+          <w:rFonts w:ascii="Consolas" w:cs="Consolas" w:eastAsia="Consolas" w:hAnsi="Consolas"/>
+          <w:color w:val="1A1A1A"/>
+          <w:sz w:val="18"/>
+          <w:szCs w:val="18"/>
+        </w:rPr>
+        <w:t xml:space="preserve">R$/saca  =  (¢/bushel ÷ 100) × 2,204623 × câmbio</w:t>
+      </w:r>
+    </w:p>
+    <w:p>
+      <w:pPr>
+        <w:shd w:fill="F1F5F1" w:color="auto" w:val="clear"/>
+        <w:spacing w:after="140" w:before="0" w:line="240"/>
+        <w:ind w:left="220" w:right="220"/>
+      </w:pPr>
+      <w:r>
+        <w:rPr>
+          <w:rFonts w:ascii="Consolas" w:cs="Consolas" w:eastAsia="Consolas" w:hAnsi="Consolas"/>
+          <w:color w:val="1A1A1A"/>
+          <w:sz w:val="18"/>
+          <w:szCs w:val="18"/>
+        </w:rPr>
+        <w:t xml:space="preserve">¢/bushel =  (R$/saca ÷ câmbio) ÷ 2,204623 × 100</w:t>
+      </w:r>
+    </w:p>
+    <w:p>
+      <w:pPr>
+        <w:spacing w:after="120" w:line="276"/>
+      </w:pPr>
+      <w:r>
+        <w:rPr>
+          <w:b/>
+          <w:bCs/>
+          <w:color w:val="1A1A1A"/>
+          <w:sz w:val="21"/>
+          <w:szCs w:val="21"/>
+        </w:rPr>
+        <w:t xml:space="preserve">Lição aprendida em produção: </w:t>
+      </w:r>
+      <w:r>
+        <w:rPr>
+          <w:color w:val="1A1A1A"/>
+          <w:sz w:val="21"/>
+          <w:szCs w:val="21"/>
+        </w:rPr>
+        <w:t xml:space="preserve">o prêmio de porto do Notícias Agrícolas é cotado em dólares por bushel, não em centavos. Tratar +1,50 como 1,5 ¢/bu em vez de 150 ¢/bu subestimava a paridade em cerca de R$ 17 por saca e produzia um basis residual de +11%, implausível para um indicador que é essencialmente paridade menos custo portuário. A regra que ficou: ler a unidade do cabeçalho da tabela, nunca inferir pela ordem de grandeza do número.</w:t>
+      </w:r>
+    </w:p>
+    <w:p>
+      <w:pPr>
+        <w:pStyle w:val="Heading2"/>
+        <w:spacing w:after="110" w:before="240"/>
+      </w:pPr>
+      <w:r>
+        <w:rPr>
+          <w:b/>
+          <w:bCs/>
+          <w:color w:val="1A1A1A"/>
+          <w:sz w:val="24"/>
+          <w:szCs w:val="24"/>
+        </w:rPr>
+        <w:t xml:space="preserve">8.3 Paridade de exportação e decomposição do basis</w:t>
+      </w:r>
+    </w:p>
+    <w:p>
+      <w:pPr>
+        <w:spacing w:after="120" w:line="276"/>
+      </w:pPr>
+      <w:r>
+        <w:rPr>
+          <w:color w:val="1A1A1A"/>
+          <w:sz w:val="21"/>
+          <w:szCs w:val="21"/>
+        </w:rPr>
+        <w:t xml:space="preserve">É o cálculo central do sistema. A paridade de exportação responde a “quanto do preço brasileiro é explicado por Chicago e pelo câmbio”, e o resíduo é o basis.</w:t>
+      </w:r>
+    </w:p>
+    <w:p>
+      <w:pPr>
+        <w:shd w:fill="F1F5F1" w:color="auto" w:val="clear"/>
+        <w:spacing w:after="0" w:before="100" w:line="240"/>
+        <w:ind w:left="220" w:right="220"/>
+      </w:pPr>
+      <w:r>
+        <w:rPr>
+          <w:rFonts w:ascii="Consolas" w:cs="Consolas" w:eastAsia="Consolas" w:hAnsi="Consolas"/>
+          <w:color w:val="1A1A1A"/>
+          <w:sz w:val="18"/>
+          <w:szCs w:val="18"/>
+        </w:rPr>
+        <w:t xml:space="preserve">paridade   = ((futuro_do_embarque + prêmio) ÷ 100) × 2,204623 × câmbio</w:t>
+      </w:r>
+    </w:p>
+    <w:p>
+      <w:pPr>
+        <w:shd w:fill="F1F5F1" w:color="auto" w:val="clear"/>
+        <w:spacing w:after="0" w:before="0" w:line="240"/>
+        <w:ind w:left="220" w:right="220"/>
+      </w:pPr>
+      <w:r>
+        <w:rPr>
+          <w:rFonts w:ascii="Consolas" w:cs="Consolas" w:eastAsia="Consolas" w:hAnsi="Consolas"/>
+          <w:color w:val="1A1A1A"/>
+          <w:sz w:val="18"/>
+          <w:szCs w:val="18"/>
+        </w:rPr>
+        <w:t xml:space="preserve">basis_porto    = indicador_Paranaguá − paridade</w:t>
+      </w:r>
+    </w:p>
+    <w:p>
+      <w:pPr>
+        <w:shd w:fill="F1F5F1" w:color="auto" w:val="clear"/>
+        <w:spacing w:after="140" w:before="0" w:line="240"/>
+        <w:ind w:left="220" w:right="220"/>
+      </w:pPr>
+      <w:r>
+        <w:rPr>
+          <w:rFonts w:ascii="Consolas" w:cs="Consolas" w:eastAsia="Consolas" w:hAnsi="Consolas"/>
+          <w:color w:val="1A1A1A"/>
+          <w:sz w:val="18"/>
+          <w:szCs w:val="18"/>
+        </w:rPr>
+        <w:t xml:space="preserve">basis_interior = preço_da_praça − indicador_Paranaguá</w:t>
       </w:r>
     </w:p>
     <w:p>
@@ -5893,7 +7107,7 @@
           <w:sz w:val="21"/>
           <w:szCs w:val="21"/>
         </w:rPr>
-        <w:t xml:space="preserve">Casamento de vencimento</w:t>
+        <w:t xml:space="preserve">Casamento de vencimento — o passo que a maioria pula</w:t>
       </w:r>
     </w:p>
     <w:p>
@@ -5906,7 +7120,129 @@
           <w:sz w:val="21"/>
           <w:szCs w:val="21"/>
         </w:rPr>
-        <w:t xml:space="preserve">O prêmio é cotado por mês de embarque e precifica contra o contrato de Chicago vigente naquele embarque — não contra o primeiro vencimento. O algoritmo converte o mês do prêmio em um par (ano, mês) e seleciona o primeiro contrato da curva cujo vencimento seja igual ou posterior. Usar o primeiro vencimento produz erro de alguns reais por saca.</w:t>
+        <w:t xml:space="preserve">O prêmio é cotado por mês de embarque e precifica contra o contrato de Chicago vigente naquele embarque. Usar o primeiro vencimento da curva, que é o reflexo automático, produz erro de vários reais por saca sempre que o embarque e o primeiro vencimento não coincidem.</w:t>
+      </w:r>
+    </w:p>
+    <w:p>
+      <w:pPr>
+        <w:shd w:fill="F4F4F1" w:color="auto" w:val="clear"/>
+        <w:spacing w:after="0" w:before="100" w:line="240"/>
+        <w:ind w:left="220" w:right="220"/>
+      </w:pPr>
+      <w:r>
+        <w:rPr>
+          <w:rFonts w:ascii="Consolas" w:cs="Consolas" w:eastAsia="Consolas" w:hAnsi="Consolas"/>
+          <w:color w:val="1A1A1A"/>
+          <w:sz w:val="18"/>
+          <w:szCs w:val="18"/>
+        </w:rPr>
+        <w:t xml:space="preserve">alvo ← (ano, mês) extraído do rótulo do prêmio   # 'Agosto/26' → (2026, 8)</w:t>
+      </w:r>
+    </w:p>
+    <w:p>
+      <w:pPr>
+        <w:shd w:fill="F4F4F1" w:color="auto" w:val="clear"/>
+        <w:spacing w:after="0" w:before="0" w:line="240"/>
+        <w:ind w:left="220" w:right="220"/>
+      </w:pPr>
+      <w:r>
+        <w:rPr>
+          <w:rFonts w:ascii="Consolas" w:cs="Consolas" w:eastAsia="Consolas" w:hAnsi="Consolas"/>
+          <w:color w:val="1A1A1A"/>
+          <w:sz w:val="18"/>
+          <w:szCs w:val="18"/>
+        </w:rPr>
+        <w:t xml:space="preserve">para contrato em curva_ordenada_por_vencimento:</w:t>
+      </w:r>
+    </w:p>
+    <w:p>
+      <w:pPr>
+        <w:shd w:fill="F4F4F1" w:color="auto" w:val="clear"/>
+        <w:spacing w:after="0" w:before="0" w:line="240"/>
+        <w:ind w:left="220" w:right="220"/>
+      </w:pPr>
+      <w:r>
+        <w:rPr>
+          <w:rFonts w:ascii="Consolas" w:cs="Consolas" w:eastAsia="Consolas" w:hAnsi="Consolas"/>
+          <w:color w:val="1A1A1A"/>
+          <w:sz w:val="18"/>
+          <w:szCs w:val="18"/>
+        </w:rPr>
+        <w:t xml:space="preserve">    se (ano, mês) do contrato ≥ alvo:</w:t>
+      </w:r>
+    </w:p>
+    <w:p>
+      <w:pPr>
+        <w:shd w:fill="F4F4F1" w:color="auto" w:val="clear"/>
+        <w:spacing w:after="0" w:before="0" w:line="240"/>
+        <w:ind w:left="220" w:right="220"/>
+      </w:pPr>
+      <w:r>
+        <w:rPr>
+          <w:rFonts w:ascii="Consolas" w:cs="Consolas" w:eastAsia="Consolas" w:hAnsi="Consolas"/>
+          <w:color w:val="1A1A1A"/>
+          <w:sz w:val="18"/>
+          <w:szCs w:val="18"/>
+        </w:rPr>
+        <w:t xml:space="preserve">        futuro_do_embarque ← preço do contrato</w:t>
+      </w:r>
+    </w:p>
+    <w:p>
+      <w:pPr>
+        <w:shd w:fill="F4F4F1" w:color="auto" w:val="clear"/>
+        <w:spacing w:after="140" w:before="0" w:line="240"/>
+        <w:ind w:left="220" w:right="220"/>
+      </w:pPr>
+      <w:r>
+        <w:rPr>
+          <w:rFonts w:ascii="Consolas" w:cs="Consolas" w:eastAsia="Consolas" w:hAnsi="Consolas"/>
+          <w:color w:val="1A1A1A"/>
+          <w:sz w:val="18"/>
+          <w:szCs w:val="18"/>
+        </w:rPr>
+        <w:t xml:space="preserve">        parar</w:t>
+      </w:r>
+    </w:p>
+    <w:p>
+      <w:pPr>
+        <w:spacing w:after="120" w:line="276"/>
+      </w:pPr>
+      <w:r>
+        <w:rPr>
+          <w:color w:val="1A1A1A"/>
+          <w:sz w:val="21"/>
+          <w:szCs w:val="21"/>
+        </w:rPr>
+        <w:t xml:space="preserve">Exemplo real: embarque de agosto com a curva começando em setembro seleciona set/26, não nov/26. A diferença entre os dois contratos era de 8,5 ¢/bu — cerca de R$ 0,95 por saca que iriam parar no basis como ruído.</w:t>
+      </w:r>
+    </w:p>
+    <w:p>
+      <w:pPr>
+        <w:pStyle w:val="Heading3"/>
+        <w:spacing w:after="90" w:before="180"/>
+      </w:pPr>
+      <w:r>
+        <w:rPr>
+          <w:b/>
+          <w:bCs/>
+          <w:color w:val="5A5A55"/>
+          <w:sz w:val="21"/>
+          <w:szCs w:val="21"/>
+        </w:rPr>
+        <w:t xml:space="preserve">O que a paridade simplificada não inclui</w:t>
+      </w:r>
+    </w:p>
+    <w:p>
+      <w:pPr>
+        <w:spacing w:after="120" w:line="276"/>
+      </w:pPr>
+      <w:r>
+        <w:rPr>
+          <w:color w:val="1A1A1A"/>
+          <w:sz w:val="21"/>
+          <w:szCs w:val="21"/>
+        </w:rPr>
+        <w:t xml:space="preserve">Frete rodoviário até o costado do navio, taxas portuárias, custo de originação, margem do trading e ICMS. Todos esses componentes ficam absorvidos no nível do basis do porto — que hoje roda perto de −1%, coerente com “paridade FOB menos custo portuário”. Para modelagem isso não é problema: o que se modela é a variação do basis, não o seu nível absoluto, e esses componentes são aproximadamente constantes no horizonte de semanas.</w:t>
       </w:r>
     </w:p>
     <w:p>
@@ -5922,7 +7258,7 @@
           <w:sz w:val="24"/>
           <w:szCs w:val="24"/>
         </w:rPr>
-        <w:t xml:space="preserve">8.2 Variações multi-horizonte</w:t>
+        <w:t xml:space="preserve">8.4 Seleção dos contratos da curva</w:t>
       </w:r>
     </w:p>
     <w:p>
@@ -5935,7 +7271,689 @@
           <w:sz w:val="21"/>
           <w:szCs w:val="21"/>
         </w:rPr>
-        <w:t xml:space="preserve">Para cada horizonte (semana, mês, trimestre, ano, cinco anos) o algoritmo calcula a data-alvo, escolhe a série diária quando ela cobre o período e a semanal quando não cobre, e localiza o último fechamento em ou antes da data-alvo. Se nenhuma série alcança o horizonte, a variação é omitida — preferir a omissão a comparar contra o início da série, o que produziria um número plausível e errado.</w:t>
+        <w:t xml:space="preserve">A soja negocia em sete meses de vencimento, com códigos herdados do pregão viva-voz:</w:t>
+      </w:r>
+    </w:p>
+    <w:tbl>
+      <w:tblPr>
+        <w:tblW w:type="dxa" w:w="9360"/>
+        <w:tblBorders>
+          <w:top w:val="single" w:color="D5D5CE" w:sz="2"/>
+          <w:left w:val="single" w:color="D5D5CE" w:sz="2"/>
+          <w:bottom w:val="single" w:color="D5D5CE" w:sz="2"/>
+          <w:right w:val="single" w:color="D5D5CE" w:sz="2"/>
+          <w:insideH w:val="single" w:color="E6E6E0" w:sz="2"/>
+          <w:insideV w:val="single" w:color="E6E6E0" w:sz="2"/>
+        </w:tblBorders>
+      </w:tblPr>
+      <w:tblGrid>
+        <w:gridCol w:w="1310"/>
+        <w:gridCol w:w="1872"/>
+        <w:gridCol w:w="6178"/>
+      </w:tblGrid>
+      <w:tr>
+        <w:trPr>
+          <w:tblHeader/>
+        </w:trPr>
+        <w:tc>
+          <w:tcPr>
+            <w:tcW w:type="dxa" w:w="1310"/>
+            <w:shd w:fill="EDF2ED" w:color="auto" w:val="clear"/>
+            <w:tcMar>
+              <w:top w:type="dxa" w:w="80"/>
+              <w:left w:type="dxa" w:w="110"/>
+              <w:bottom w:type="dxa" w:w="80"/>
+              <w:right w:type="dxa" w:w="110"/>
+            </w:tcMar>
+          </w:tcPr>
+          <w:p>
+            <w:pPr>
+              <w:spacing w:after="0" w:line="264"/>
+            </w:pPr>
+            <w:r>
+              <w:rPr>
+                <w:b/>
+                <w:bCs/>
+                <w:color w:val="2E6B3E"/>
+                <w:sz w:val="19"/>
+                <w:szCs w:val="19"/>
+              </w:rPr>
+              <w:t xml:space="preserve">Código</w:t>
+            </w:r>
+          </w:p>
+        </w:tc>
+        <w:tc>
+          <w:tcPr>
+            <w:tcW w:type="dxa" w:w="1872"/>
+            <w:shd w:fill="EDF2ED" w:color="auto" w:val="clear"/>
+            <w:tcMar>
+              <w:top w:type="dxa" w:w="80"/>
+              <w:left w:type="dxa" w:w="110"/>
+              <w:bottom w:type="dxa" w:w="80"/>
+              <w:right w:type="dxa" w:w="110"/>
+            </w:tcMar>
+          </w:tcPr>
+          <w:p>
+            <w:pPr>
+              <w:spacing w:after="0" w:line="264"/>
+            </w:pPr>
+            <w:r>
+              <w:rPr>
+                <w:b/>
+                <w:bCs/>
+                <w:color w:val="2E6B3E"/>
+                <w:sz w:val="19"/>
+                <w:szCs w:val="19"/>
+              </w:rPr>
+              <w:t xml:space="preserve">Mês</w:t>
+            </w:r>
+          </w:p>
+        </w:tc>
+        <w:tc>
+          <w:tcPr>
+            <w:tcW w:type="dxa" w:w="6178"/>
+            <w:shd w:fill="EDF2ED" w:color="auto" w:val="clear"/>
+            <w:tcMar>
+              <w:top w:type="dxa" w:w="80"/>
+              <w:left w:type="dxa" w:w="110"/>
+              <w:bottom w:type="dxa" w:w="80"/>
+              <w:right w:type="dxa" w:w="110"/>
+            </w:tcMar>
+          </w:tcPr>
+          <w:p>
+            <w:pPr>
+              <w:spacing w:after="0" w:line="264"/>
+            </w:pPr>
+            <w:r>
+              <w:rPr>
+                <w:b/>
+                <w:bCs/>
+                <w:color w:val="2E6B3E"/>
+                <w:sz w:val="19"/>
+                <w:szCs w:val="19"/>
+              </w:rPr>
+              <w:t xml:space="preserve">Papel no ciclo</w:t>
+            </w:r>
+          </w:p>
+        </w:tc>
+      </w:tr>
+      <w:tr>
+        <w:tc>
+          <w:tcPr>
+            <w:tcW w:type="dxa" w:w="1310"/>
+            <w:tcMar>
+              <w:top w:type="dxa" w:w="80"/>
+              <w:left w:type="dxa" w:w="110"/>
+              <w:bottom w:type="dxa" w:w="80"/>
+              <w:right w:type="dxa" w:w="110"/>
+            </w:tcMar>
+          </w:tcPr>
+          <w:p>
+            <w:pPr>
+              <w:spacing w:after="0" w:line="264"/>
+            </w:pPr>
+            <w:r>
+              <w:rPr>
+                <w:b w:val="false"/>
+                <w:bCs w:val="false"/>
+                <w:color w:val="1A1A1A"/>
+                <w:sz w:val="19"/>
+                <w:szCs w:val="19"/>
+              </w:rPr>
+              <w:t xml:space="preserve">F</w:t>
+            </w:r>
+          </w:p>
+        </w:tc>
+        <w:tc>
+          <w:tcPr>
+            <w:tcW w:type="dxa" w:w="1872"/>
+            <w:tcMar>
+              <w:top w:type="dxa" w:w="80"/>
+              <w:left w:type="dxa" w:w="110"/>
+              <w:bottom w:type="dxa" w:w="80"/>
+              <w:right w:type="dxa" w:w="110"/>
+            </w:tcMar>
+          </w:tcPr>
+          <w:p>
+            <w:pPr>
+              <w:spacing w:after="0" w:line="264"/>
+            </w:pPr>
+            <w:r>
+              <w:rPr>
+                <w:b w:val="false"/>
+                <w:bCs w:val="false"/>
+                <w:color w:val="1A1A1A"/>
+                <w:sz w:val="19"/>
+                <w:szCs w:val="19"/>
+              </w:rPr>
+              <w:t xml:space="preserve">janeiro</w:t>
+            </w:r>
+          </w:p>
+        </w:tc>
+        <w:tc>
+          <w:tcPr>
+            <w:tcW w:type="dxa" w:w="6178"/>
+            <w:tcMar>
+              <w:top w:type="dxa" w:w="80"/>
+              <w:left w:type="dxa" w:w="110"/>
+              <w:bottom w:type="dxa" w:w="80"/>
+              <w:right w:type="dxa" w:w="110"/>
+            </w:tcMar>
+          </w:tcPr>
+          <w:p>
+            <w:pPr>
+              <w:spacing w:after="0" w:line="264"/>
+            </w:pPr>
+            <w:r>
+              <w:rPr>
+                <w:b w:val="false"/>
+                <w:bCs w:val="false"/>
+                <w:color w:val="1A1A1A"/>
+                <w:sz w:val="19"/>
+                <w:szCs w:val="19"/>
+              </w:rPr>
+              <w:t xml:space="preserve">Safra velha americana, auge da exportação dos EUA</w:t>
+            </w:r>
+          </w:p>
+        </w:tc>
+      </w:tr>
+      <w:tr>
+        <w:tc>
+          <w:tcPr>
+            <w:tcW w:type="dxa" w:w="1310"/>
+            <w:tcMar>
+              <w:top w:type="dxa" w:w="80"/>
+              <w:left w:type="dxa" w:w="110"/>
+              <w:bottom w:type="dxa" w:w="80"/>
+              <w:right w:type="dxa" w:w="110"/>
+            </w:tcMar>
+          </w:tcPr>
+          <w:p>
+            <w:pPr>
+              <w:spacing w:after="0" w:line="264"/>
+            </w:pPr>
+            <w:r>
+              <w:rPr>
+                <w:b w:val="false"/>
+                <w:bCs w:val="false"/>
+                <w:color w:val="1A1A1A"/>
+                <w:sz w:val="19"/>
+                <w:szCs w:val="19"/>
+              </w:rPr>
+              <w:t xml:space="preserve">H</w:t>
+            </w:r>
+          </w:p>
+        </w:tc>
+        <w:tc>
+          <w:tcPr>
+            <w:tcW w:type="dxa" w:w="1872"/>
+            <w:tcMar>
+              <w:top w:type="dxa" w:w="80"/>
+              <w:left w:type="dxa" w:w="110"/>
+              <w:bottom w:type="dxa" w:w="80"/>
+              <w:right w:type="dxa" w:w="110"/>
+            </w:tcMar>
+          </w:tcPr>
+          <w:p>
+            <w:pPr>
+              <w:spacing w:after="0" w:line="264"/>
+            </w:pPr>
+            <w:r>
+              <w:rPr>
+                <w:b w:val="false"/>
+                <w:bCs w:val="false"/>
+                <w:color w:val="1A1A1A"/>
+                <w:sz w:val="19"/>
+                <w:szCs w:val="19"/>
+              </w:rPr>
+              <w:t xml:space="preserve">março</w:t>
+            </w:r>
+          </w:p>
+        </w:tc>
+        <w:tc>
+          <w:tcPr>
+            <w:tcW w:type="dxa" w:w="6178"/>
+            <w:tcMar>
+              <w:top w:type="dxa" w:w="80"/>
+              <w:left w:type="dxa" w:w="110"/>
+              <w:bottom w:type="dxa" w:w="80"/>
+              <w:right w:type="dxa" w:w="110"/>
+            </w:tcMar>
+          </w:tcPr>
+          <w:p>
+            <w:pPr>
+              <w:spacing w:after="0" w:line="264"/>
+            </w:pPr>
+            <w:r>
+              <w:rPr>
+                <w:b w:val="false"/>
+                <w:bCs w:val="false"/>
+                <w:color w:val="1A1A1A"/>
+                <w:sz w:val="19"/>
+                <w:szCs w:val="19"/>
+              </w:rPr>
+              <w:t xml:space="preserve">Chegada da safra brasileira ao mercado</w:t>
+            </w:r>
+          </w:p>
+        </w:tc>
+      </w:tr>
+      <w:tr>
+        <w:tc>
+          <w:tcPr>
+            <w:tcW w:type="dxa" w:w="1310"/>
+            <w:tcMar>
+              <w:top w:type="dxa" w:w="80"/>
+              <w:left w:type="dxa" w:w="110"/>
+              <w:bottom w:type="dxa" w:w="80"/>
+              <w:right w:type="dxa" w:w="110"/>
+            </w:tcMar>
+          </w:tcPr>
+          <w:p>
+            <w:pPr>
+              <w:spacing w:after="0" w:line="264"/>
+            </w:pPr>
+            <w:r>
+              <w:rPr>
+                <w:b w:val="false"/>
+                <w:bCs w:val="false"/>
+                <w:color w:val="1A1A1A"/>
+                <w:sz w:val="19"/>
+                <w:szCs w:val="19"/>
+              </w:rPr>
+              <w:t xml:space="preserve">K</w:t>
+            </w:r>
+          </w:p>
+        </w:tc>
+        <w:tc>
+          <w:tcPr>
+            <w:tcW w:type="dxa" w:w="1872"/>
+            <w:tcMar>
+              <w:top w:type="dxa" w:w="80"/>
+              <w:left w:type="dxa" w:w="110"/>
+              <w:bottom w:type="dxa" w:w="80"/>
+              <w:right w:type="dxa" w:w="110"/>
+            </w:tcMar>
+          </w:tcPr>
+          <w:p>
+            <w:pPr>
+              <w:spacing w:after="0" w:line="264"/>
+            </w:pPr>
+            <w:r>
+              <w:rPr>
+                <w:b w:val="false"/>
+                <w:bCs w:val="false"/>
+                <w:color w:val="1A1A1A"/>
+                <w:sz w:val="19"/>
+                <w:szCs w:val="19"/>
+              </w:rPr>
+              <w:t xml:space="preserve">maio</w:t>
+            </w:r>
+          </w:p>
+        </w:tc>
+        <w:tc>
+          <w:tcPr>
+            <w:tcW w:type="dxa" w:w="6178"/>
+            <w:tcMar>
+              <w:top w:type="dxa" w:w="80"/>
+              <w:left w:type="dxa" w:w="110"/>
+              <w:bottom w:type="dxa" w:w="80"/>
+              <w:right w:type="dxa" w:w="110"/>
+            </w:tcMar>
+          </w:tcPr>
+          <w:p>
+            <w:pPr>
+              <w:spacing w:after="0" w:line="264"/>
+            </w:pPr>
+            <w:r>
+              <w:rPr>
+                <w:b w:val="false"/>
+                <w:bCs w:val="false"/>
+                <w:color w:val="1A1A1A"/>
+                <w:sz w:val="19"/>
+                <w:szCs w:val="19"/>
+              </w:rPr>
+              <w:t xml:space="preserve">Safra sul-americana plenamente disponível</w:t>
+            </w:r>
+          </w:p>
+        </w:tc>
+      </w:tr>
+      <w:tr>
+        <w:tc>
+          <w:tcPr>
+            <w:tcW w:type="dxa" w:w="1310"/>
+            <w:tcMar>
+              <w:top w:type="dxa" w:w="80"/>
+              <w:left w:type="dxa" w:w="110"/>
+              <w:bottom w:type="dxa" w:w="80"/>
+              <w:right w:type="dxa" w:w="110"/>
+            </w:tcMar>
+          </w:tcPr>
+          <w:p>
+            <w:pPr>
+              <w:spacing w:after="0" w:line="264"/>
+            </w:pPr>
+            <w:r>
+              <w:rPr>
+                <w:b w:val="false"/>
+                <w:bCs w:val="false"/>
+                <w:color w:val="1A1A1A"/>
+                <w:sz w:val="19"/>
+                <w:szCs w:val="19"/>
+              </w:rPr>
+              <w:t xml:space="preserve">N</w:t>
+            </w:r>
+          </w:p>
+        </w:tc>
+        <w:tc>
+          <w:tcPr>
+            <w:tcW w:type="dxa" w:w="1872"/>
+            <w:tcMar>
+              <w:top w:type="dxa" w:w="80"/>
+              <w:left w:type="dxa" w:w="110"/>
+              <w:bottom w:type="dxa" w:w="80"/>
+              <w:right w:type="dxa" w:w="110"/>
+            </w:tcMar>
+          </w:tcPr>
+          <w:p>
+            <w:pPr>
+              <w:spacing w:after="0" w:line="264"/>
+            </w:pPr>
+            <w:r>
+              <w:rPr>
+                <w:b w:val="false"/>
+                <w:bCs w:val="false"/>
+                <w:color w:val="1A1A1A"/>
+                <w:sz w:val="19"/>
+                <w:szCs w:val="19"/>
+              </w:rPr>
+              <w:t xml:space="preserve">julho</w:t>
+            </w:r>
+          </w:p>
+        </w:tc>
+        <w:tc>
+          <w:tcPr>
+            <w:tcW w:type="dxa" w:w="6178"/>
+            <w:tcMar>
+              <w:top w:type="dxa" w:w="80"/>
+              <w:left w:type="dxa" w:w="110"/>
+              <w:bottom w:type="dxa" w:w="80"/>
+              <w:right w:type="dxa" w:w="110"/>
+            </w:tcMar>
+          </w:tcPr>
+          <w:p>
+            <w:pPr>
+              <w:spacing w:after="0" w:line="264"/>
+            </w:pPr>
+            <w:r>
+              <w:rPr>
+                <w:b w:val="false"/>
+                <w:bCs w:val="false"/>
+                <w:color w:val="1A1A1A"/>
+                <w:sz w:val="19"/>
+                <w:szCs w:val="19"/>
+              </w:rPr>
+              <w:t xml:space="preserve">Contrato de referência da safra velha</w:t>
+            </w:r>
+          </w:p>
+        </w:tc>
+      </w:tr>
+      <w:tr>
+        <w:tc>
+          <w:tcPr>
+            <w:tcW w:type="dxa" w:w="1310"/>
+            <w:tcMar>
+              <w:top w:type="dxa" w:w="80"/>
+              <w:left w:type="dxa" w:w="110"/>
+              <w:bottom w:type="dxa" w:w="80"/>
+              <w:right w:type="dxa" w:w="110"/>
+            </w:tcMar>
+          </w:tcPr>
+          <w:p>
+            <w:pPr>
+              <w:spacing w:after="0" w:line="264"/>
+            </w:pPr>
+            <w:r>
+              <w:rPr>
+                <w:b w:val="false"/>
+                <w:bCs w:val="false"/>
+                <w:color w:val="1A1A1A"/>
+                <w:sz w:val="19"/>
+                <w:szCs w:val="19"/>
+              </w:rPr>
+              <w:t xml:space="preserve">Q</w:t>
+            </w:r>
+          </w:p>
+        </w:tc>
+        <w:tc>
+          <w:tcPr>
+            <w:tcW w:type="dxa" w:w="1872"/>
+            <w:tcMar>
+              <w:top w:type="dxa" w:w="80"/>
+              <w:left w:type="dxa" w:w="110"/>
+              <w:bottom w:type="dxa" w:w="80"/>
+              <w:right w:type="dxa" w:w="110"/>
+            </w:tcMar>
+          </w:tcPr>
+          <w:p>
+            <w:pPr>
+              <w:spacing w:after="0" w:line="264"/>
+            </w:pPr>
+            <w:r>
+              <w:rPr>
+                <w:b w:val="false"/>
+                <w:bCs w:val="false"/>
+                <w:color w:val="1A1A1A"/>
+                <w:sz w:val="19"/>
+                <w:szCs w:val="19"/>
+              </w:rPr>
+              <w:t xml:space="preserve">agosto</w:t>
+            </w:r>
+          </w:p>
+        </w:tc>
+        <w:tc>
+          <w:tcPr>
+            <w:tcW w:type="dxa" w:w="6178"/>
+            <w:tcMar>
+              <w:top w:type="dxa" w:w="80"/>
+              <w:left w:type="dxa" w:w="110"/>
+              <w:bottom w:type="dxa" w:w="80"/>
+              <w:right w:type="dxa" w:w="110"/>
+            </w:tcMar>
+          </w:tcPr>
+          <w:p>
+            <w:pPr>
+              <w:spacing w:after="0" w:line="264"/>
+            </w:pPr>
+            <w:r>
+              <w:rPr>
+                <w:b w:val="false"/>
+                <w:bCs w:val="false"/>
+                <w:color w:val="1A1A1A"/>
+                <w:sz w:val="19"/>
+                <w:szCs w:val="19"/>
+              </w:rPr>
+              <w:t xml:space="preserve">Transição — ponte entre safra velha e nova</w:t>
+            </w:r>
+          </w:p>
+        </w:tc>
+      </w:tr>
+      <w:tr>
+        <w:tc>
+          <w:tcPr>
+            <w:tcW w:type="dxa" w:w="1310"/>
+            <w:tcMar>
+              <w:top w:type="dxa" w:w="80"/>
+              <w:left w:type="dxa" w:w="110"/>
+              <w:bottom w:type="dxa" w:w="80"/>
+              <w:right w:type="dxa" w:w="110"/>
+            </w:tcMar>
+          </w:tcPr>
+          <w:p>
+            <w:pPr>
+              <w:spacing w:after="0" w:line="264"/>
+            </w:pPr>
+            <w:r>
+              <w:rPr>
+                <w:b w:val="false"/>
+                <w:bCs w:val="false"/>
+                <w:color w:val="1A1A1A"/>
+                <w:sz w:val="19"/>
+                <w:szCs w:val="19"/>
+              </w:rPr>
+              <w:t xml:space="preserve">U</w:t>
+            </w:r>
+          </w:p>
+        </w:tc>
+        <w:tc>
+          <w:tcPr>
+            <w:tcW w:type="dxa" w:w="1872"/>
+            <w:tcMar>
+              <w:top w:type="dxa" w:w="80"/>
+              <w:left w:type="dxa" w:w="110"/>
+              <w:bottom w:type="dxa" w:w="80"/>
+              <w:right w:type="dxa" w:w="110"/>
+            </w:tcMar>
+          </w:tcPr>
+          <w:p>
+            <w:pPr>
+              <w:spacing w:after="0" w:line="264"/>
+            </w:pPr>
+            <w:r>
+              <w:rPr>
+                <w:b w:val="false"/>
+                <w:bCs w:val="false"/>
+                <w:color w:val="1A1A1A"/>
+                <w:sz w:val="19"/>
+                <w:szCs w:val="19"/>
+              </w:rPr>
+              <w:t xml:space="preserve">setembro</w:t>
+            </w:r>
+          </w:p>
+        </w:tc>
+        <w:tc>
+          <w:tcPr>
+            <w:tcW w:type="dxa" w:w="6178"/>
+            <w:tcMar>
+              <w:top w:type="dxa" w:w="80"/>
+              <w:left w:type="dxa" w:w="110"/>
+              <w:bottom w:type="dxa" w:w="80"/>
+              <w:right w:type="dxa" w:w="110"/>
+            </w:tcMar>
+          </w:tcPr>
+          <w:p>
+            <w:pPr>
+              <w:spacing w:after="0" w:line="264"/>
+            </w:pPr>
+            <w:r>
+              <w:rPr>
+                <w:b w:val="false"/>
+                <w:bCs w:val="false"/>
+                <w:color w:val="1A1A1A"/>
+                <w:sz w:val="19"/>
+                <w:szCs w:val="19"/>
+              </w:rPr>
+              <w:t xml:space="preserve">Início da colheita americana</w:t>
+            </w:r>
+          </w:p>
+        </w:tc>
+      </w:tr>
+      <w:tr>
+        <w:tc>
+          <w:tcPr>
+            <w:tcW w:type="dxa" w:w="1310"/>
+            <w:tcMar>
+              <w:top w:type="dxa" w:w="80"/>
+              <w:left w:type="dxa" w:w="110"/>
+              <w:bottom w:type="dxa" w:w="80"/>
+              <w:right w:type="dxa" w:w="110"/>
+            </w:tcMar>
+          </w:tcPr>
+          <w:p>
+            <w:pPr>
+              <w:spacing w:after="0" w:line="264"/>
+            </w:pPr>
+            <w:r>
+              <w:rPr>
+                <w:b w:val="false"/>
+                <w:bCs w:val="false"/>
+                <w:color w:val="1A1A1A"/>
+                <w:sz w:val="19"/>
+                <w:szCs w:val="19"/>
+              </w:rPr>
+              <w:t xml:space="preserve">X</w:t>
+            </w:r>
+          </w:p>
+        </w:tc>
+        <w:tc>
+          <w:tcPr>
+            <w:tcW w:type="dxa" w:w="1872"/>
+            <w:tcMar>
+              <w:top w:type="dxa" w:w="80"/>
+              <w:left w:type="dxa" w:w="110"/>
+              <w:bottom w:type="dxa" w:w="80"/>
+              <w:right w:type="dxa" w:w="110"/>
+            </w:tcMar>
+          </w:tcPr>
+          <w:p>
+            <w:pPr>
+              <w:spacing w:after="0" w:line="264"/>
+            </w:pPr>
+            <w:r>
+              <w:rPr>
+                <w:b w:val="false"/>
+                <w:bCs w:val="false"/>
+                <w:color w:val="1A1A1A"/>
+                <w:sz w:val="19"/>
+                <w:szCs w:val="19"/>
+              </w:rPr>
+              <w:t xml:space="preserve">novembro</w:t>
+            </w:r>
+          </w:p>
+        </w:tc>
+        <w:tc>
+          <w:tcPr>
+            <w:tcW w:type="dxa" w:w="6178"/>
+            <w:tcMar>
+              <w:top w:type="dxa" w:w="80"/>
+              <w:left w:type="dxa" w:w="110"/>
+              <w:bottom w:type="dxa" w:w="80"/>
+              <w:right w:type="dxa" w:w="110"/>
+            </w:tcMar>
+          </w:tcPr>
+          <w:p>
+            <w:pPr>
+              <w:spacing w:after="0" w:line="264"/>
+            </w:pPr>
+            <w:r>
+              <w:rPr>
+                <w:b w:val="false"/>
+                <w:bCs w:val="false"/>
+                <w:color w:val="1A1A1A"/>
+                <w:sz w:val="19"/>
+                <w:szCs w:val="19"/>
+              </w:rPr>
+              <w:t xml:space="preserve">Safra nova americana, o contrato mais líquido do ano</w:t>
+            </w:r>
+          </w:p>
+        </w:tc>
+      </w:tr>
+    </w:tbl>
+    <w:p>
+      <w:pPr>
+        <w:spacing w:after="100"/>
+      </w:pPr>
+    </w:p>
+    <w:p>
+      <w:pPr>
+        <w:spacing w:after="120" w:line="276"/>
+      </w:pPr>
+      <w:r>
+        <w:rPr>
+          <w:color w:val="1A1A1A"/>
+          <w:sz w:val="21"/>
+          <w:szCs w:val="21"/>
+        </w:rPr>
+        <w:t xml:space="preserve">O algoritmo gera os próximos sete vencimentos a partir do mês corrente, com uma regra de corte: passado o dia 15, o contrato do mês corrente é descartado, porque está próximo demais do vencimento e a liquidez migrou. O símbolo é montado como o prefixo da commodity, o código do mês, o ano com dois dígitos e o sufixo da bolsa.</w:t>
       </w:r>
     </w:p>
     <w:p>
@@ -5951,7 +7969,23 @@
           <w:sz w:val="24"/>
           <w:szCs w:val="24"/>
         </w:rPr>
-        <w:t xml:space="preserve">8.3 Fatiamento de séries no cliente</w:t>
+        <w:t xml:space="preserve">8.5 Séries temporais e variações multi-horizonte</w:t>
+      </w:r>
+    </w:p>
+    <w:p>
+      <w:pPr>
+        <w:pStyle w:val="Heading3"/>
+        <w:spacing w:after="90" w:before="180"/>
+      </w:pPr>
+      <w:r>
+        <w:rPr>
+          <w:b/>
+          <w:bCs/>
+          <w:color w:val="5A5A55"/>
+          <w:sz w:val="21"/>
+          <w:szCs w:val="21"/>
+        </w:rPr>
+        <w:t xml:space="preserve">Três granularidades</w:t>
       </w:r>
     </w:p>
     <w:p>
@@ -5964,7 +7998,549 @@
           <w:sz w:val="21"/>
           <w:szCs w:val="21"/>
         </w:rPr>
-        <w:t xml:space="preserve">Cada símbolo carrega três séries de granularidades diferentes. Ao trocar de período, a página seleciona a série apropriada, corta os pontos dentro da janela e redesenha o SVG. Não há requisição de rede no clique, o que torna a interação instantânea e mantém a página funcional mesmo sem conexão após a carga inicial.</w:t>
+        <w:t xml:space="preserve">Cada símbolo guarda três séries, escolhidas para cobrir todos os períodos do painel com o menor volume de dados possível:</w:t>
+      </w:r>
+    </w:p>
+    <w:tbl>
+      <w:tblPr>
+        <w:tblW w:type="dxa" w:w="9360"/>
+        <w:tblBorders>
+          <w:top w:val="single" w:color="D5D5CE" w:sz="2"/>
+          <w:left w:val="single" w:color="D5D5CE" w:sz="2"/>
+          <w:bottom w:val="single" w:color="D5D5CE" w:sz="2"/>
+          <w:right w:val="single" w:color="D5D5CE" w:sz="2"/>
+          <w:insideH w:val="single" w:color="E6E6E0" w:sz="2"/>
+          <w:insideV w:val="single" w:color="E6E6E0" w:sz="2"/>
+        </w:tblBorders>
+      </w:tblPr>
+      <w:tblGrid>
+        <w:gridCol w:w="1872"/>
+        <w:gridCol w:w="2434"/>
+        <w:gridCol w:w="5054"/>
+      </w:tblGrid>
+      <w:tr>
+        <w:trPr>
+          <w:tblHeader/>
+        </w:trPr>
+        <w:tc>
+          <w:tcPr>
+            <w:tcW w:type="dxa" w:w="1872"/>
+            <w:shd w:fill="EDF2ED" w:color="auto" w:val="clear"/>
+            <w:tcMar>
+              <w:top w:type="dxa" w:w="80"/>
+              <w:left w:type="dxa" w:w="110"/>
+              <w:bottom w:type="dxa" w:w="80"/>
+              <w:right w:type="dxa" w:w="110"/>
+            </w:tcMar>
+          </w:tcPr>
+          <w:p>
+            <w:pPr>
+              <w:spacing w:after="0" w:line="264"/>
+            </w:pPr>
+            <w:r>
+              <w:rPr>
+                <w:b/>
+                <w:bCs/>
+                <w:color w:val="2E6B3E"/>
+                <w:sz w:val="19"/>
+                <w:szCs w:val="19"/>
+              </w:rPr>
+              <w:t xml:space="preserve">Série</w:t>
+            </w:r>
+          </w:p>
+        </w:tc>
+        <w:tc>
+          <w:tcPr>
+            <w:tcW w:type="dxa" w:w="2434"/>
+            <w:shd w:fill="EDF2ED" w:color="auto" w:val="clear"/>
+            <w:tcMar>
+              <w:top w:type="dxa" w:w="80"/>
+              <w:left w:type="dxa" w:w="110"/>
+              <w:bottom w:type="dxa" w:w="80"/>
+              <w:right w:type="dxa" w:w="110"/>
+            </w:tcMar>
+          </w:tcPr>
+          <w:p>
+            <w:pPr>
+              <w:spacing w:after="0" w:line="264"/>
+            </w:pPr>
+            <w:r>
+              <w:rPr>
+                <w:b/>
+                <w:bCs/>
+                <w:color w:val="2E6B3E"/>
+                <w:sz w:val="19"/>
+                <w:szCs w:val="19"/>
+              </w:rPr>
+              <w:t xml:space="preserve">Janela e passo</w:t>
+            </w:r>
+          </w:p>
+        </w:tc>
+        <w:tc>
+          <w:tcPr>
+            <w:tcW w:type="dxa" w:w="5054"/>
+            <w:shd w:fill="EDF2ED" w:color="auto" w:val="clear"/>
+            <w:tcMar>
+              <w:top w:type="dxa" w:w="80"/>
+              <w:left w:type="dxa" w:w="110"/>
+              <w:bottom w:type="dxa" w:w="80"/>
+              <w:right w:type="dxa" w:w="110"/>
+            </w:tcMar>
+          </w:tcPr>
+          <w:p>
+            <w:pPr>
+              <w:spacing w:after="0" w:line="264"/>
+            </w:pPr>
+            <w:r>
+              <w:rPr>
+                <w:b/>
+                <w:bCs/>
+                <w:color w:val="2E6B3E"/>
+                <w:sz w:val="19"/>
+                <w:szCs w:val="19"/>
+              </w:rPr>
+              <w:t xml:space="preserve">Períodos que atende</w:t>
+            </w:r>
+          </w:p>
+        </w:tc>
+      </w:tr>
+      <w:tr>
+        <w:tc>
+          <w:tcPr>
+            <w:tcW w:type="dxa" w:w="1872"/>
+            <w:tcMar>
+              <w:top w:type="dxa" w:w="80"/>
+              <w:left w:type="dxa" w:w="110"/>
+              <w:bottom w:type="dxa" w:w="80"/>
+              <w:right w:type="dxa" w:w="110"/>
+            </w:tcMar>
+          </w:tcPr>
+          <w:p>
+            <w:pPr>
+              <w:spacing w:after="0" w:line="264"/>
+            </w:pPr>
+            <w:r>
+              <w:rPr>
+                <w:b w:val="false"/>
+                <w:bCs w:val="false"/>
+                <w:color w:val="1A1A1A"/>
+                <w:sz w:val="19"/>
+                <w:szCs w:val="19"/>
+              </w:rPr>
+              <w:t xml:space="preserve">Intradiária</w:t>
+            </w:r>
+          </w:p>
+        </w:tc>
+        <w:tc>
+          <w:tcPr>
+            <w:tcW w:type="dxa" w:w="2434"/>
+            <w:tcMar>
+              <w:top w:type="dxa" w:w="80"/>
+              <w:left w:type="dxa" w:w="110"/>
+              <w:bottom w:type="dxa" w:w="80"/>
+              <w:right w:type="dxa" w:w="110"/>
+            </w:tcMar>
+          </w:tcPr>
+          <w:p>
+            <w:pPr>
+              <w:spacing w:after="0" w:line="264"/>
+            </w:pPr>
+            <w:r>
+              <w:rPr>
+                <w:b w:val="false"/>
+                <w:bCs w:val="false"/>
+                <w:color w:val="1A1A1A"/>
+                <w:sz w:val="19"/>
+                <w:szCs w:val="19"/>
+              </w:rPr>
+              <w:t xml:space="preserve">5 dias, passo de 1 h</w:t>
+            </w:r>
+          </w:p>
+        </w:tc>
+        <w:tc>
+          <w:tcPr>
+            <w:tcW w:type="dxa" w:w="5054"/>
+            <w:tcMar>
+              <w:top w:type="dxa" w:w="80"/>
+              <w:left w:type="dxa" w:w="110"/>
+              <w:bottom w:type="dxa" w:w="80"/>
+              <w:right w:type="dxa" w:w="110"/>
+            </w:tcMar>
+          </w:tcPr>
+          <w:p>
+            <w:pPr>
+              <w:spacing w:after="0" w:line="264"/>
+            </w:pPr>
+            <w:r>
+              <w:rPr>
+                <w:b w:val="false"/>
+                <w:bCs w:val="false"/>
+                <w:color w:val="1A1A1A"/>
+                <w:sz w:val="19"/>
+                <w:szCs w:val="19"/>
+              </w:rPr>
+              <w:t xml:space="preserve">1 dia e 1 semana</w:t>
+            </w:r>
+          </w:p>
+        </w:tc>
+      </w:tr>
+      <w:tr>
+        <w:tc>
+          <w:tcPr>
+            <w:tcW w:type="dxa" w:w="1872"/>
+            <w:tcMar>
+              <w:top w:type="dxa" w:w="80"/>
+              <w:left w:type="dxa" w:w="110"/>
+              <w:bottom w:type="dxa" w:w="80"/>
+              <w:right w:type="dxa" w:w="110"/>
+            </w:tcMar>
+          </w:tcPr>
+          <w:p>
+            <w:pPr>
+              <w:spacing w:after="0" w:line="264"/>
+            </w:pPr>
+            <w:r>
+              <w:rPr>
+                <w:b w:val="false"/>
+                <w:bCs w:val="false"/>
+                <w:color w:val="1A1A1A"/>
+                <w:sz w:val="19"/>
+                <w:szCs w:val="19"/>
+              </w:rPr>
+              <w:t xml:space="preserve">Diária</w:t>
+            </w:r>
+          </w:p>
+        </w:tc>
+        <w:tc>
+          <w:tcPr>
+            <w:tcW w:type="dxa" w:w="2434"/>
+            <w:tcMar>
+              <w:top w:type="dxa" w:w="80"/>
+              <w:left w:type="dxa" w:w="110"/>
+              <w:bottom w:type="dxa" w:w="80"/>
+              <w:right w:type="dxa" w:w="110"/>
+            </w:tcMar>
+          </w:tcPr>
+          <w:p>
+            <w:pPr>
+              <w:spacing w:after="0" w:line="264"/>
+            </w:pPr>
+            <w:r>
+              <w:rPr>
+                <w:b w:val="false"/>
+                <w:bCs w:val="false"/>
+                <w:color w:val="1A1A1A"/>
+                <w:sz w:val="19"/>
+                <w:szCs w:val="19"/>
+              </w:rPr>
+              <w:t xml:space="preserve">1 ano, fechamentos</w:t>
+            </w:r>
+          </w:p>
+        </w:tc>
+        <w:tc>
+          <w:tcPr>
+            <w:tcW w:type="dxa" w:w="5054"/>
+            <w:tcMar>
+              <w:top w:type="dxa" w:w="80"/>
+              <w:left w:type="dxa" w:w="110"/>
+              <w:bottom w:type="dxa" w:w="80"/>
+              <w:right w:type="dxa" w:w="110"/>
+            </w:tcMar>
+          </w:tcPr>
+          <w:p>
+            <w:pPr>
+              <w:spacing w:after="0" w:line="264"/>
+            </w:pPr>
+            <w:r>
+              <w:rPr>
+                <w:b w:val="false"/>
+                <w:bCs w:val="false"/>
+                <w:color w:val="1A1A1A"/>
+                <w:sz w:val="19"/>
+                <w:szCs w:val="19"/>
+              </w:rPr>
+              <w:t xml:space="preserve">1 mês, 3 meses e 1 ano</w:t>
+            </w:r>
+          </w:p>
+        </w:tc>
+      </w:tr>
+      <w:tr>
+        <w:tc>
+          <w:tcPr>
+            <w:tcW w:type="dxa" w:w="1872"/>
+            <w:tcMar>
+              <w:top w:type="dxa" w:w="80"/>
+              <w:left w:type="dxa" w:w="110"/>
+              <w:bottom w:type="dxa" w:w="80"/>
+              <w:right w:type="dxa" w:w="110"/>
+            </w:tcMar>
+          </w:tcPr>
+          <w:p>
+            <w:pPr>
+              <w:spacing w:after="0" w:line="264"/>
+            </w:pPr>
+            <w:r>
+              <w:rPr>
+                <w:b w:val="false"/>
+                <w:bCs w:val="false"/>
+                <w:color w:val="1A1A1A"/>
+                <w:sz w:val="19"/>
+                <w:szCs w:val="19"/>
+              </w:rPr>
+              <w:t xml:space="preserve">Semanal</w:t>
+            </w:r>
+          </w:p>
+        </w:tc>
+        <w:tc>
+          <w:tcPr>
+            <w:tcW w:type="dxa" w:w="2434"/>
+            <w:tcMar>
+              <w:top w:type="dxa" w:w="80"/>
+              <w:left w:type="dxa" w:w="110"/>
+              <w:bottom w:type="dxa" w:w="80"/>
+              <w:right w:type="dxa" w:w="110"/>
+            </w:tcMar>
+          </w:tcPr>
+          <w:p>
+            <w:pPr>
+              <w:spacing w:after="0" w:line="264"/>
+            </w:pPr>
+            <w:r>
+              <w:rPr>
+                <w:b w:val="false"/>
+                <w:bCs w:val="false"/>
+                <w:color w:val="1A1A1A"/>
+                <w:sz w:val="19"/>
+                <w:szCs w:val="19"/>
+              </w:rPr>
+              <w:t xml:space="preserve">5 anos, fechamentos</w:t>
+            </w:r>
+          </w:p>
+        </w:tc>
+        <w:tc>
+          <w:tcPr>
+            <w:tcW w:type="dxa" w:w="5054"/>
+            <w:tcMar>
+              <w:top w:type="dxa" w:w="80"/>
+              <w:left w:type="dxa" w:w="110"/>
+              <w:bottom w:type="dxa" w:w="80"/>
+              <w:right w:type="dxa" w:w="110"/>
+            </w:tcMar>
+          </w:tcPr>
+          <w:p>
+            <w:pPr>
+              <w:spacing w:after="0" w:line="264"/>
+            </w:pPr>
+            <w:r>
+              <w:rPr>
+                <w:b w:val="false"/>
+                <w:bCs w:val="false"/>
+                <w:color w:val="1A1A1A"/>
+                <w:sz w:val="19"/>
+                <w:szCs w:val="19"/>
+              </w:rPr>
+              <w:t xml:space="preserve">5 anos, e horizontes que a diária não alcança</w:t>
+            </w:r>
+          </w:p>
+        </w:tc>
+      </w:tr>
+    </w:tbl>
+    <w:p>
+      <w:pPr>
+        <w:spacing w:after="100"/>
+      </w:pPr>
+    </w:p>
+    <w:p>
+      <w:pPr>
+        <w:pStyle w:val="Heading3"/>
+        <w:spacing w:after="90" w:before="180"/>
+      </w:pPr>
+      <w:r>
+        <w:rPr>
+          <w:b/>
+          <w:bCs/>
+          <w:color w:val="5A5A55"/>
+          <w:sz w:val="21"/>
+          <w:szCs w:val="21"/>
+        </w:rPr>
+        <w:t xml:space="preserve">Cálculo da variação</w:t>
+      </w:r>
+    </w:p>
+    <w:p>
+      <w:pPr>
+        <w:spacing w:after="120" w:line="276"/>
+      </w:pPr>
+      <w:r>
+        <w:rPr>
+          <w:color w:val="1A1A1A"/>
+          <w:sz w:val="21"/>
+          <w:szCs w:val="21"/>
+        </w:rPr>
+        <w:t xml:space="preserve">Para cada horizonte o algoritmo calcula a data-alvo, escolhe a série que a cobre e localiza o último fechamento em ou antes dela:</w:t>
+      </w:r>
+    </w:p>
+    <w:p>
+      <w:pPr>
+        <w:shd w:fill="F4F4F1" w:color="auto" w:val="clear"/>
+        <w:spacing w:after="0" w:before="100" w:line="240"/>
+        <w:ind w:left="220" w:right="220"/>
+      </w:pPr>
+      <w:r>
+        <w:rPr>
+          <w:rFonts w:ascii="Consolas" w:cs="Consolas" w:eastAsia="Consolas" w:hAnsi="Consolas"/>
+          <w:color w:val="1A1A1A"/>
+          <w:sz w:val="18"/>
+          <w:szCs w:val="18"/>
+        </w:rPr>
+        <w:t xml:space="preserve">para cada horizonte h em {7, 30, 91, 365, 1826} dias:</w:t>
+      </w:r>
+    </w:p>
+    <w:p>
+      <w:pPr>
+        <w:shd w:fill="F4F4F1" w:color="auto" w:val="clear"/>
+        <w:spacing w:after="0" w:before="0" w:line="240"/>
+        <w:ind w:left="220" w:right="220"/>
+      </w:pPr>
+      <w:r>
+        <w:rPr>
+          <w:rFonts w:ascii="Consolas" w:cs="Consolas" w:eastAsia="Consolas" w:hAnsi="Consolas"/>
+          <w:color w:val="1A1A1A"/>
+          <w:sz w:val="18"/>
+          <w:szCs w:val="18"/>
+        </w:rPr>
+        <w:t xml:space="preserve">    alvo ← timestamp_do_último_ponto − h × 86400</w:t>
+      </w:r>
+    </w:p>
+    <w:p>
+      <w:pPr>
+        <w:shd w:fill="F4F4F1" w:color="auto" w:val="clear"/>
+        <w:spacing w:after="0" w:before="0" w:line="240"/>
+        <w:ind w:left="220" w:right="220"/>
+      </w:pPr>
+      <w:r>
+        <w:rPr>
+          <w:rFonts w:ascii="Consolas" w:cs="Consolas" w:eastAsia="Consolas" w:hAnsi="Consolas"/>
+          <w:color w:val="1A1A1A"/>
+          <w:sz w:val="18"/>
+          <w:szCs w:val="18"/>
+        </w:rPr>
+        <w:t xml:space="preserve">    para base em (série_diária, série_semanal):     # ordem importa</w:t>
+      </w:r>
+    </w:p>
+    <w:p>
+      <w:pPr>
+        <w:shd w:fill="F4F4F1" w:color="auto" w:val="clear"/>
+        <w:spacing w:after="0" w:before="0" w:line="240"/>
+        <w:ind w:left="220" w:right="220"/>
+      </w:pPr>
+      <w:r>
+        <w:rPr>
+          <w:rFonts w:ascii="Consolas" w:cs="Consolas" w:eastAsia="Consolas" w:hAnsi="Consolas"/>
+          <w:color w:val="1A1A1A"/>
+          <w:sz w:val="18"/>
+          <w:szCs w:val="18"/>
+        </w:rPr>
+        <w:t xml:space="preserve">        se base.primeiro_timestamp ≤ alvo:          # a série cobre o alvo?</w:t>
+      </w:r>
+    </w:p>
+    <w:p>
+      <w:pPr>
+        <w:shd w:fill="F4F4F1" w:color="auto" w:val="clear"/>
+        <w:spacing w:after="0" w:before="0" w:line="240"/>
+        <w:ind w:left="220" w:right="220"/>
+      </w:pPr>
+      <w:r>
+        <w:rPr>
+          <w:rFonts w:ascii="Consolas" w:cs="Consolas" w:eastAsia="Consolas" w:hAnsi="Consolas"/>
+          <w:color w:val="1A1A1A"/>
+          <w:sz w:val="18"/>
+          <w:szCs w:val="18"/>
+        </w:rPr>
+        <w:t xml:space="preserve">            ref ← último fechamento de base com t ≤ alvo</w:t>
+      </w:r>
+    </w:p>
+    <w:p>
+      <w:pPr>
+        <w:shd w:fill="F4F4F1" w:color="auto" w:val="clear"/>
+        <w:spacing w:after="0" w:before="0" w:line="240"/>
+        <w:ind w:left="220" w:right="220"/>
+      </w:pPr>
+      <w:r>
+        <w:rPr>
+          <w:rFonts w:ascii="Consolas" w:cs="Consolas" w:eastAsia="Consolas" w:hAnsi="Consolas"/>
+          <w:color w:val="1A1A1A"/>
+          <w:sz w:val="18"/>
+          <w:szCs w:val="18"/>
+        </w:rPr>
+        <w:t xml:space="preserve">            variação[h] ← (preço_atual ÷ ref − 1) × 100</w:t>
+      </w:r>
+    </w:p>
+    <w:p>
+      <w:pPr>
+        <w:shd w:fill="F4F4F1" w:color="auto" w:val="clear"/>
+        <w:spacing w:after="0" w:before="0" w:line="240"/>
+        <w:ind w:left="220" w:right="220"/>
+      </w:pPr>
+      <w:r>
+        <w:rPr>
+          <w:rFonts w:ascii="Consolas" w:cs="Consolas" w:eastAsia="Consolas" w:hAnsi="Consolas"/>
+          <w:color w:val="1A1A1A"/>
+          <w:sz w:val="18"/>
+          <w:szCs w:val="18"/>
+        </w:rPr>
+        <w:t xml:space="preserve">            parar</w:t>
+      </w:r>
+    </w:p>
+    <w:p>
+      <w:pPr>
+        <w:shd w:fill="F4F4F1" w:color="auto" w:val="clear"/>
+        <w:spacing w:after="140" w:before="0" w:line="240"/>
+        <w:ind w:left="220" w:right="220"/>
+      </w:pPr>
+      <w:r>
+        <w:rPr>
+          <w:rFonts w:ascii="Consolas" w:cs="Consolas" w:eastAsia="Consolas" w:hAnsi="Consolas"/>
+          <w:color w:val="1A1A1A"/>
+          <w:sz w:val="18"/>
+          <w:szCs w:val="18"/>
+        </w:rPr>
+        <w:t xml:space="preserve">    # se nenhuma base cobre, o horizonte é omitido</w:t>
+      </w:r>
+    </w:p>
+    <w:p>
+      <w:pPr>
+        <w:spacing w:after="120" w:line="276"/>
+      </w:pPr>
+      <w:r>
+        <w:rPr>
+          <w:b/>
+          <w:bCs/>
+          <w:color w:val="1A1A1A"/>
+          <w:sz w:val="21"/>
+          <w:szCs w:val="21"/>
+        </w:rPr>
+        <w:t xml:space="preserve">A regra de omissão é deliberada. </w:t>
+      </w:r>
+      <w:r>
+        <w:rPr>
+          <w:color w:val="1A1A1A"/>
+          <w:sz w:val="21"/>
+          <w:szCs w:val="21"/>
+        </w:rPr>
+        <w:t xml:space="preserve">A série diária de um ano começa alguns dias depois da marca de 365 dias; comparar contra o primeiro ponto disponível devolveria um número plausível e errado. Preferimos não mostrar o horizonte a mostrar uma variação de 358 dias rotulada como “ano”. Por isso a busca cai para a série semanal, que alcança cinco anos, antes de desistir.</w:t>
+      </w:r>
+    </w:p>
+    <w:p>
+      <w:pPr>
+        <w:spacing w:after="120" w:line="276"/>
+      </w:pPr>
+      <w:r>
+        <w:rPr>
+          <w:color w:val="1A1A1A"/>
+          <w:sz w:val="21"/>
+          <w:szCs w:val="21"/>
+        </w:rPr>
+        <w:t xml:space="preserve">A busca do fechamento de referência é linear com interrupção antecipada — as séries estão ordenadas e têm no máximo algumas centenas de pontos, então o custo é irrelevante. Com séries longas, busca binária seria o caminho.</w:t>
       </w:r>
     </w:p>
     <w:p>
@@ -5980,7 +8556,7 @@
           <w:sz w:val="24"/>
           <w:szCs w:val="24"/>
         </w:rPr>
-        <w:t xml:space="preserve">8.4 Relação estoque/uso</w:t>
+        <w:t xml:space="preserve">8.6 Renderização dos gráficos no navegador</w:t>
       </w:r>
     </w:p>
     <w:p>
@@ -5993,7 +8569,126 @@
           <w:sz w:val="21"/>
           <w:szCs w:val="21"/>
         </w:rPr>
-        <w:t xml:space="preserve">Estoque final dividido pelo uso. A definição de uso muda conforme o escopo: para países, uso é consumo interno somado às exportações; para o agregado mundial, apenas o consumo, porque somar exportações contaria o mesmo grão duas vezes e achataria artificialmente o indicador.</w:t>
+        <w:t xml:space="preserve">Todos os gráficos são SVG gerado em JavaScript, sem biblioteca. A escolha do SVG em vez de canvas se justifica por três motivos: os elementos são inspecionáveis e acessíveis, escalam sem perda em qualquer densidade de tela, e o volume de pontos (algumas centenas) está muito abaixo do limite em que o canvas passaria a compensar.</w:t>
+      </w:r>
+    </w:p>
+    <w:p>
+      <w:pPr>
+        <w:pStyle w:val="Heading3"/>
+        <w:spacing w:after="90" w:before="180"/>
+      </w:pPr>
+      <w:r>
+        <w:rPr>
+          <w:b/>
+          <w:bCs/>
+          <w:color w:val="5A5A55"/>
+          <w:sz w:val="21"/>
+          <w:szCs w:val="21"/>
+        </w:rPr>
+        <w:t xml:space="preserve">Mapeamento de coordenadas</w:t>
+      </w:r>
+    </w:p>
+    <w:p>
+      <w:pPr>
+        <w:shd w:fill="F1F5F1" w:color="auto" w:val="clear"/>
+        <w:spacing w:after="0" w:before="100" w:line="240"/>
+        <w:ind w:left="220" w:right="220"/>
+      </w:pPr>
+      <w:r>
+        <w:rPr>
+          <w:rFonts w:ascii="Consolas" w:cs="Consolas" w:eastAsia="Consolas" w:hAnsi="Consolas"/>
+          <w:color w:val="1A1A1A"/>
+          <w:sz w:val="18"/>
+          <w:szCs w:val="18"/>
+        </w:rPr>
+        <w:t xml:space="preserve">x(i) = margem_esq + i × (largura − margens) ÷ (n − 1)</w:t>
+      </w:r>
+    </w:p>
+    <w:p>
+      <w:pPr>
+        <w:shd w:fill="F1F5F1" w:color="auto" w:val="clear"/>
+        <w:spacing w:after="140" w:before="0" w:line="240"/>
+        <w:ind w:left="220" w:right="220"/>
+      </w:pPr>
+      <w:r>
+        <w:rPr>
+          <w:rFonts w:ascii="Consolas" w:cs="Consolas" w:eastAsia="Consolas" w:hAnsi="Consolas"/>
+          <w:color w:val="1A1A1A"/>
+          <w:sz w:val="18"/>
+          <w:szCs w:val="18"/>
+        </w:rPr>
+        <w:t xml:space="preserve">y(v) = topo + (máx − v) × (altura − margens) ÷ (máx − mín)</w:t>
+      </w:r>
+    </w:p>
+    <w:p>
+      <w:pPr>
+        <w:spacing w:after="120" w:line="276"/>
+      </w:pPr>
+      <w:r>
+        <w:rPr>
+          <w:color w:val="1A1A1A"/>
+          <w:sz w:val="21"/>
+          <w:szCs w:val="21"/>
+        </w:rPr>
+        <w:t xml:space="preserve">A escala é linear e ajustada ao mínimo e máximo da janela exibida, não a zero. Para séries de preço de commodity isso é o correto: começar o eixo em zero comprimiria toda a variação relevante numa faixa ilegível.</w:t>
+      </w:r>
+    </w:p>
+    <w:p>
+      <w:pPr>
+        <w:pStyle w:val="Heading3"/>
+        <w:spacing w:after="90" w:before="180"/>
+      </w:pPr>
+      <w:r>
+        <w:rPr>
+          <w:b/>
+          <w:bCs/>
+          <w:color w:val="5A5A55"/>
+          <w:sz w:val="21"/>
+          <w:szCs w:val="21"/>
+        </w:rPr>
+        <w:t xml:space="preserve">Leitura ponto a ponto</w:t>
+      </w:r>
+    </w:p>
+    <w:p>
+      <w:pPr>
+        <w:spacing w:after="120" w:line="276"/>
+      </w:pPr>
+      <w:r>
+        <w:rPr>
+          <w:color w:val="1A1A1A"/>
+          <w:sz w:val="21"/>
+          <w:szCs w:val="21"/>
+        </w:rPr>
+        <w:t xml:space="preserve">O evento de ponteiro devolve a coordenada em pixels da tela; ela é convertida para o sistema do SVG usando a caixa delimitadora do elemento, e o índice do ponto mais próximo sai da inversão da função x. O tratamento é o mesmo para mouse e toque, porque o código escuta eventos de ponteiro genéricos.</w:t>
+      </w:r>
+    </w:p>
+    <w:p>
+      <w:pPr>
+        <w:pStyle w:val="Heading3"/>
+        <w:spacing w:after="90" w:before="180"/>
+      </w:pPr>
+      <w:r>
+        <w:rPr>
+          <w:b/>
+          <w:bCs/>
+          <w:color w:val="5A5A55"/>
+          <w:sz w:val="21"/>
+          <w:szCs w:val="21"/>
+        </w:rPr>
+        <w:t xml:space="preserve">Fatiamento sem rede</w:t>
+      </w:r>
+    </w:p>
+    <w:p>
+      <w:pPr>
+        <w:spacing w:after="120" w:line="276"/>
+      </w:pPr>
+      <w:r>
+        <w:rPr>
+          <w:color w:val="1A1A1A"/>
+          <w:sz w:val="21"/>
+          <w:szCs w:val="21"/>
+        </w:rPr>
+        <w:t xml:space="preserve">Trocar de período não dispara requisição: a página seleciona a série apropriada, filtra os pontos com timestamp dentro da janela e redesenha. Isso torna a interação instantânea e mantém o painel funcional mesmo se a conexão cair depois da carga.</w:t>
       </w:r>
     </w:p>
     <w:p>
@@ -6009,91 +8704,274 @@
           <w:sz w:val="24"/>
           <w:szCs w:val="24"/>
         </w:rPr>
-        <w:t xml:space="preserve">8.5 Extração de dados semiestruturados</w:t>
-      </w:r>
-    </w:p>
-    <w:p>
-      <w:pPr>
-        <w:pStyle w:val="ListParagraph"/>
-        <w:numPr>
-          <w:ilvl w:val="0"/>
-          <w:numId w:val="2"/>
-        </w:numPr>
-        <w:spacing w:after="70" w:line="276"/>
-      </w:pPr>
-      <w:r>
-        <w:rPr>
-          <w:b/>
-          <w:bCs/>
-          <w:color w:val="1A1A1A"/>
-          <w:sz w:val="21"/>
-          <w:szCs w:val="21"/>
-        </w:rPr>
-        <w:t xml:space="preserve">Crop Progress</w:t>
-      </w:r>
-      <w:r>
-        <w:rPr>
-          <w:color w:val="1A1A1A"/>
-          <w:sz w:val="21"/>
-          <w:szCs w:val="21"/>
-        </w:rPr>
-        <w:t xml:space="preserve"> — o pacote do USDA traz todas as culturas num único CSV com identificador de tabela. O algoritmo isola as tabelas de soja pelo título, identifica a linha-resumo dos dezoito estados e ordena os estágios pelo calendário agrícola.</w:t>
-      </w:r>
-    </w:p>
-    <w:p>
-      <w:pPr>
-        <w:pStyle w:val="ListParagraph"/>
-        <w:numPr>
-          <w:ilvl w:val="0"/>
-          <w:numId w:val="2"/>
-        </w:numPr>
-        <w:spacing w:after="70" w:line="276"/>
-      </w:pPr>
-      <w:r>
-        <w:rPr>
-          <w:b/>
-          <w:bCs/>
-          <w:color w:val="1A1A1A"/>
-          <w:sz w:val="21"/>
-          <w:szCs w:val="21"/>
-        </w:rPr>
-        <w:t xml:space="preserve">Volume de opções</w:t>
-      </w:r>
-      <w:r>
-        <w:rPr>
-          <w:color w:val="1A1A1A"/>
-          <w:sz w:val="21"/>
-          <w:szCs w:val="21"/>
-        </w:rPr>
-        <w:t xml:space="preserve"> — a planilha da CME é lida pelo nome das colunas, não por posição, e as linhas de interesse são localizadas pela descrição do produto.</w:t>
-      </w:r>
-    </w:p>
-    <w:p>
-      <w:pPr>
-        <w:pStyle w:val="ListParagraph"/>
-        <w:numPr>
-          <w:ilvl w:val="0"/>
-          <w:numId w:val="2"/>
-        </w:numPr>
-        <w:spacing w:after="70" w:line="276"/>
-      </w:pPr>
-      <w:r>
-        <w:rPr>
-          <w:b/>
-          <w:bCs/>
-          <w:color w:val="1A1A1A"/>
-          <w:sz w:val="21"/>
-          <w:szCs w:val="21"/>
-        </w:rPr>
-        <w:t xml:space="preserve">Oferta e demanda</w:t>
-      </w:r>
-      <w:r>
-        <w:rPr>
-          <w:color w:val="1A1A1A"/>
-          <w:sz w:val="21"/>
-          <w:szCs w:val="21"/>
-        </w:rPr>
-        <w:t xml:space="preserve"> — o código da commodity e os identificadores dos atributos são descobertos em tempo de execução pelo nome. O PSD tem linhas separadas para grão, farelo e óleo, e fixar identificadores numéricos é a forma mais comum de publicar farelo achando que é grão.</w:t>
+        <w:t xml:space="preserve">8.7 Balanço de oferta e demanda</w:t>
+      </w:r>
+    </w:p>
+    <w:p>
+      <w:pPr>
+        <w:pStyle w:val="Heading3"/>
+        <w:spacing w:after="90" w:before="180"/>
+      </w:pPr>
+      <w:r>
+        <w:rPr>
+          <w:b/>
+          <w:bCs/>
+          <w:color w:val="5A5A55"/>
+          <w:sz w:val="21"/>
+          <w:szCs w:val="21"/>
+        </w:rPr>
+        <w:t xml:space="preserve">Descoberta dinâmica em vez de identificadores fixos</w:t>
+      </w:r>
+    </w:p>
+    <w:p>
+      <w:pPr>
+        <w:spacing w:after="120" w:line="276"/>
+      </w:pPr>
+      <w:r>
+        <w:rPr>
+          <w:color w:val="1A1A1A"/>
+          <w:sz w:val="21"/>
+          <w:szCs w:val="21"/>
+        </w:rPr>
+        <w:t xml:space="preserve">O catálogo do USDA tem linhas separadas para grão, farelo e óleo, com códigos numéricos próximos e nomes parecidos. O algoritmo descobre o código da commodity e os identificadores dos atributos pelo nome, em tempo de execução:</w:t>
+      </w:r>
+    </w:p>
+    <w:p>
+      <w:pPr>
+        <w:shd w:fill="F4F4F1" w:color="auto" w:val="clear"/>
+        <w:spacing w:after="0" w:before="100" w:line="240"/>
+        <w:ind w:left="220" w:right="220"/>
+      </w:pPr>
+      <w:r>
+        <w:rPr>
+          <w:rFonts w:ascii="Consolas" w:cs="Consolas" w:eastAsia="Consolas" w:hAnsi="Consolas"/>
+          <w:color w:val="1A1A1A"/>
+          <w:sz w:val="18"/>
+          <w:szCs w:val="18"/>
+        </w:rPr>
+        <w:t xml:space="preserve">commodities ← API('/commodities')</w:t>
+      </w:r>
+    </w:p>
+    <w:p>
+      <w:pPr>
+        <w:shd w:fill="F4F4F1" w:color="auto" w:val="clear"/>
+        <w:spacing w:after="0" w:before="0" w:line="240"/>
+        <w:ind w:left="220" w:right="220"/>
+      </w:pPr>
+      <w:r>
+        <w:rPr>
+          <w:rFonts w:ascii="Consolas" w:cs="Consolas" w:eastAsia="Consolas" w:hAnsi="Consolas"/>
+          <w:color w:val="1A1A1A"/>
+          <w:sz w:val="18"/>
+          <w:szCs w:val="18"/>
+        </w:rPr>
+        <w:t xml:space="preserve">código ← primeiro c em commodities tal que</w:t>
+      </w:r>
+    </w:p>
+    <w:p>
+      <w:pPr>
+        <w:shd w:fill="F4F4F1" w:color="auto" w:val="clear"/>
+        <w:spacing w:after="0" w:before="0" w:line="240"/>
+        <w:ind w:left="220" w:right="220"/>
+      </w:pPr>
+      <w:r>
+        <w:rPr>
+          <w:rFonts w:ascii="Consolas" w:cs="Consolas" w:eastAsia="Consolas" w:hAnsi="Consolas"/>
+          <w:color w:val="1A1A1A"/>
+          <w:sz w:val="18"/>
+          <w:szCs w:val="18"/>
+        </w:rPr>
+        <w:t xml:space="preserve">         'soybean' ∈ minúsculas(c.nome) e 'oilseed' ∈ minúsculas(c.nome)</w:t>
+      </w:r>
+    </w:p>
+    <w:p>
+      <w:pPr>
+        <w:shd w:fill="F4F4F1" w:color="auto" w:val="clear"/>
+        <w:spacing w:after="0" w:before="0" w:line="240"/>
+        <w:ind w:left="220" w:right="220"/>
+      </w:pPr>
+      <w:r>
+        <w:rPr>
+          <w:rFonts w:ascii="Consolas" w:cs="Consolas" w:eastAsia="Consolas" w:hAnsi="Consolas"/>
+          <w:color w:val="1A1A1A"/>
+          <w:sz w:val="18"/>
+          <w:szCs w:val="18"/>
+        </w:rPr>
+        <w:t xml:space="preserve">nomes ← {a.id: a.nome  para a em API('/commodityAttributes')}</w:t>
+      </w:r>
+    </w:p>
+    <w:p>
+      <w:pPr>
+        <w:shd w:fill="F4F4F1" w:color="auto" w:val="clear"/>
+        <w:spacing w:after="0" w:before="0" w:line="240"/>
+        <w:ind w:left="220" w:right="220"/>
+      </w:pPr>
+      <w:r>
+        <w:rPr>
+          <w:rFonts w:ascii="Consolas" w:cs="Consolas" w:eastAsia="Consolas" w:hAnsi="Consolas"/>
+          <w:color w:val="1A1A1A"/>
+          <w:sz w:val="18"/>
+          <w:szCs w:val="18"/>
+        </w:rPr>
+        <w:t xml:space="preserve">registros ← API(f'/commodity/{código}/world/year/{ano}')</w:t>
+      </w:r>
+    </w:p>
+    <w:p>
+      <w:pPr>
+        <w:shd w:fill="F4F4F1" w:color="auto" w:val="clear"/>
+        <w:spacing w:after="0" w:before="0" w:line="240"/>
+        <w:ind w:left="220" w:right="220"/>
+      </w:pPr>
+      <w:r>
+        <w:rPr>
+          <w:rFonts w:ascii="Consolas" w:cs="Consolas" w:eastAsia="Consolas" w:hAnsi="Consolas"/>
+          <w:color w:val="1A1A1A"/>
+          <w:sz w:val="18"/>
+          <w:szCs w:val="18"/>
+        </w:rPr>
+        <w:t xml:space="preserve">valores ← {nomes[r.attributeId]: r.value ÷ 1000  para r em registros</w:t>
+      </w:r>
+    </w:p>
+    <w:p>
+      <w:pPr>
+        <w:shd w:fill="F4F4F1" w:color="auto" w:val="clear"/>
+        <w:spacing w:after="140" w:before="0" w:line="240"/>
+        <w:ind w:left="220" w:right="220"/>
+      </w:pPr>
+      <w:r>
+        <w:rPr>
+          <w:rFonts w:ascii="Consolas" w:cs="Consolas" w:eastAsia="Consolas" w:hAnsi="Consolas"/>
+          <w:color w:val="1A1A1A"/>
+          <w:sz w:val="18"/>
+          <w:szCs w:val="18"/>
+        </w:rPr>
+        <w:t xml:space="preserve">           se r.unitId = 8}          # unitId 8 = milhares de toneladas</w:t>
+      </w:r>
+    </w:p>
+    <w:p>
+      <w:pPr>
+        <w:spacing w:after="120" w:line="276"/>
+      </w:pPr>
+      <w:r>
+        <w:rPr>
+          <w:b/>
+          <w:bCs/>
+          <w:color w:val="1A1A1A"/>
+          <w:sz w:val="21"/>
+          <w:szCs w:val="21"/>
+        </w:rPr>
+        <w:t xml:space="preserve">Por que isso importa: </w:t>
+      </w:r>
+      <w:r>
+        <w:rPr>
+          <w:color w:val="1A1A1A"/>
+          <w:sz w:val="21"/>
+          <w:szCs w:val="21"/>
+        </w:rPr>
+        <w:t xml:space="preserve">durante o desenvolvimento, uma versão que pegava o primeiro resultado contendo “soybean” selecionou o código do farelo e reportou produção brasileira de 50 Mt em vez de 186 Mt. Fixar identificadores numéricos é a forma mais comum de publicar farelo achando que é grão.</w:t>
+      </w:r>
+    </w:p>
+    <w:p>
+      <w:pPr>
+        <w:pStyle w:val="Heading3"/>
+        <w:spacing w:after="90" w:before="180"/>
+      </w:pPr>
+      <w:r>
+        <w:rPr>
+          <w:b/>
+          <w:bCs/>
+          <w:color w:val="5A5A55"/>
+          <w:sz w:val="21"/>
+          <w:szCs w:val="21"/>
+        </w:rPr>
+        <w:t xml:space="preserve">Relação estoque/uso</w:t>
+      </w:r>
+    </w:p>
+    <w:p>
+      <w:pPr>
+        <w:spacing w:after="120" w:line="276"/>
+      </w:pPr>
+      <w:r>
+        <w:rPr>
+          <w:color w:val="1A1A1A"/>
+          <w:sz w:val="21"/>
+          <w:szCs w:val="21"/>
+        </w:rPr>
+        <w:t xml:space="preserve">A definição de uso muda conforme o escopo, e essa é a sutileza mais fácil de errar:</w:t>
+      </w:r>
+    </w:p>
+    <w:p>
+      <w:pPr>
+        <w:shd w:fill="F1F5F1" w:color="auto" w:val="clear"/>
+        <w:spacing w:after="0" w:before="100" w:line="240"/>
+        <w:ind w:left="220" w:right="220"/>
+      </w:pPr>
+      <w:r>
+        <w:rPr>
+          <w:rFonts w:ascii="Consolas" w:cs="Consolas" w:eastAsia="Consolas" w:hAnsi="Consolas"/>
+          <w:color w:val="1A1A1A"/>
+          <w:sz w:val="18"/>
+          <w:szCs w:val="18"/>
+        </w:rPr>
+        <w:t xml:space="preserve">país:  estoque_uso = estoque_final ÷ (consumo_interno + exportações)</w:t>
+      </w:r>
+    </w:p>
+    <w:p>
+      <w:pPr>
+        <w:shd w:fill="F1F5F1" w:color="auto" w:val="clear"/>
+        <w:spacing w:after="140" w:before="0" w:line="240"/>
+        <w:ind w:left="220" w:right="220"/>
+      </w:pPr>
+      <w:r>
+        <w:rPr>
+          <w:rFonts w:ascii="Consolas" w:cs="Consolas" w:eastAsia="Consolas" w:hAnsi="Consolas"/>
+          <w:color w:val="1A1A1A"/>
+          <w:sz w:val="18"/>
+          <w:szCs w:val="18"/>
+        </w:rPr>
+        <w:t xml:space="preserve">mundo: estoque_uso = estoque_final ÷ consumo_interno</w:t>
+      </w:r>
+    </w:p>
+    <w:p>
+      <w:pPr>
+        <w:spacing w:after="120" w:line="276"/>
+      </w:pPr>
+      <w:r>
+        <w:rPr>
+          <w:color w:val="1A1A1A"/>
+          <w:sz w:val="21"/>
+          <w:szCs w:val="21"/>
+        </w:rPr>
+        <w:t xml:space="preserve">No agregado mundial a exportação é transferência entre países: somá-la ao uso conta o mesmo grão duas vezes e achata artificialmente o indicador. A primeira versão do coletor cometia esse erro e devolvia 19,6% onde o correto era 28,1% — diferença que muda completamente a leitura de folga de oferta.</w:t>
+      </w:r>
+    </w:p>
+    <w:p>
+      <w:pPr>
+        <w:pStyle w:val="Heading3"/>
+        <w:spacing w:after="90" w:before="180"/>
+      </w:pPr>
+      <w:r>
+        <w:rPr>
+          <w:b/>
+          <w:bCs/>
+          <w:color w:val="5A5A55"/>
+          <w:sz w:val="21"/>
+          <w:szCs w:val="21"/>
+        </w:rPr>
+        <w:t xml:space="preserve">Escolha do ano-safra</w:t>
+      </w:r>
+    </w:p>
+    <w:p>
+      <w:pPr>
+        <w:spacing w:after="120" w:line="276"/>
+      </w:pPr>
+      <w:r>
+        <w:rPr>
+          <w:color w:val="1A1A1A"/>
+          <w:sz w:val="21"/>
+          <w:szCs w:val="21"/>
+        </w:rPr>
+        <w:t xml:space="preserve">O ano-safra corrente vira em setembro. Antes disso, a consulta pelo ano civil pode devolver conjunto vazio; o algoritmo tenta o ano corrente e, se não houver registros, recua um ano. O mês da estimativa vem no próprio registro e identifica a rodada do WASDE a que os números pertencem.</w:t>
       </w:r>
     </w:p>
     <w:p>
@@ -6109,7 +8987,7 @@
           <w:sz w:val="24"/>
           <w:szCs w:val="24"/>
         </w:rPr>
-        <w:t xml:space="preserve">8.6 Modelo de direção de preço (especificado, não implementado)</w:t>
+        <w:t xml:space="preserve">8.8 Extração de dados semiestruturados</w:t>
       </w:r>
     </w:p>
     <w:p>
@@ -6122,7 +9000,162 @@
           <w:sz w:val="21"/>
           <w:szCs w:val="21"/>
         </w:rPr>
-        <w:t xml:space="preserve">A página do modelo documenta a especificação de um classificador de direção, com as escolhas justificadas:</w:t>
+        <w:t xml:space="preserve">Quatro fontes não oferecem API e exigem extração. Em todas, a estratégia é ancorar em rótulos textuais em vez de posições fixas, porque posição quebra a cada mudança de layout e rótulo geralmente sobrevive.</w:t>
+      </w:r>
+    </w:p>
+    <w:p>
+      <w:pPr>
+        <w:pStyle w:val="Heading3"/>
+        <w:spacing w:after="90" w:before="180"/>
+      </w:pPr>
+      <w:r>
+        <w:rPr>
+          <w:b/>
+          <w:bCs/>
+          <w:color w:val="5A5A55"/>
+          <w:sz w:val="21"/>
+          <w:szCs w:val="21"/>
+        </w:rPr>
+        <w:t xml:space="preserve">USDA Crop Progress</w:t>
+      </w:r>
+    </w:p>
+    <w:p>
+      <w:pPr>
+        <w:spacing w:after="120" w:line="276"/>
+      </w:pPr>
+      <w:r>
+        <w:rPr>
+          <w:color w:val="1A1A1A"/>
+          <w:sz w:val="21"/>
+          <w:szCs w:val="21"/>
+        </w:rPr>
+        <w:t xml:space="preserve">A publicação vem num pacote compactado cujo arquivo principal reúne todas as culturas num único CSV, com o identificador da tabela na primeira coluna e o tipo de linha na segunda — título, cabeçalho, unidade, dado, rodapé. O algoritmo agrupa por identificador, isola as tabelas cujo título menciona soja, e de cada uma extrai a linha-resumo dos dezoito estados. Os estágios são então ordenados pelo calendário agrícola — plantio, emergência, floração, formação de vagens, queda de folhas, colheita — e não pela ordem em que aparecem no arquivo.</w:t>
+      </w:r>
+    </w:p>
+    <w:p>
+      <w:pPr>
+        <w:spacing w:after="120" w:line="276"/>
+      </w:pPr>
+      <w:r>
+        <w:rPr>
+          <w:b/>
+          <w:bCs/>
+          <w:color w:val="1A1A1A"/>
+          <w:sz w:val="21"/>
+          <w:szCs w:val="21"/>
+        </w:rPr>
+        <w:t xml:space="preserve">Detalhe de codificação: </w:t>
+      </w:r>
+      <w:r>
+        <w:rPr>
+          <w:color w:val="1A1A1A"/>
+          <w:sz w:val="21"/>
+          <w:szCs w:val="21"/>
+        </w:rPr>
+        <w:t xml:space="preserve">os títulos usam travessão em codificação Windows-1252. Decodificar como Latin-1 produz um caractere inválido no meio do rótulo, que vazava para a interface como “Blooming \x96”. A leitura correta é cp1252.</w:t>
+      </w:r>
+    </w:p>
+    <w:p>
+      <w:pPr>
+        <w:pStyle w:val="Heading3"/>
+        <w:spacing w:after="90" w:before="180"/>
+      </w:pPr>
+      <w:r>
+        <w:rPr>
+          <w:b/>
+          <w:bCs/>
+          <w:color w:val="5A5A55"/>
+          <w:sz w:val="21"/>
+          <w:szCs w:val="21"/>
+        </w:rPr>
+        <w:t xml:space="preserve">Planilha de volume da CME</w:t>
+      </w:r>
+    </w:p>
+    <w:p>
+      <w:pPr>
+        <w:spacing w:after="120" w:line="276"/>
+      </w:pPr>
+      <w:r>
+        <w:rPr>
+          <w:color w:val="1A1A1A"/>
+          <w:sz w:val="21"/>
+          <w:szCs w:val="21"/>
+        </w:rPr>
+        <w:t xml:space="preserve">A aba de volume por produto é lida pelo nome das colunas, localizadas na linha de cabeçalho, e as linhas de interesse são encontradas pela descrição exata do produto. A data do pregão vem de uma linha de texto livre no topo, extraída por expressão regular.</w:t>
+      </w:r>
+    </w:p>
+    <w:p>
+      <w:pPr>
+        <w:pStyle w:val="Heading3"/>
+        <w:spacing w:after="90" w:before="180"/>
+      </w:pPr>
+      <w:r>
+        <w:rPr>
+          <w:b/>
+          <w:bCs/>
+          <w:color w:val="5A5A55"/>
+          <w:sz w:val="21"/>
+          <w:szCs w:val="21"/>
+        </w:rPr>
+        <w:t xml:space="preserve">Tabelas de cotação em HTML</w:t>
+      </w:r>
+    </w:p>
+    <w:p>
+      <w:pPr>
+        <w:spacing w:after="120" w:line="276"/>
+      </w:pPr>
+      <w:r>
+        <w:rPr>
+          <w:color w:val="1A1A1A"/>
+          <w:sz w:val="21"/>
+          <w:szCs w:val="21"/>
+        </w:rPr>
+        <w:t xml:space="preserve">Cada bloco de cotação do Notícias Agrícolas é um título seguido de uma tabela. A extração casa os dois numa única expressão regular com captura do título, e depois quebra a tabela em linhas e células, removendo marcação e normalizando entidades HTML. O resultado é um dicionário de título para matriz de células, do qual cada coletor pega o que precisa.</w:t>
+      </w:r>
+    </w:p>
+    <w:p>
+      <w:pPr>
+        <w:pStyle w:val="Heading3"/>
+        <w:spacing w:after="90" w:before="180"/>
+      </w:pPr>
+      <w:r>
+        <w:rPr>
+          <w:b/>
+          <w:bCs/>
+          <w:color w:val="5A5A55"/>
+          <w:sz w:val="21"/>
+          <w:szCs w:val="21"/>
+        </w:rPr>
+        <w:t xml:space="preserve">Feeds RSS</w:t>
+      </w:r>
+    </w:p>
+    <w:p>
+      <w:pPr>
+        <w:spacing w:after="120" w:line="276"/>
+      </w:pPr>
+      <w:r>
+        <w:rPr>
+          <w:color w:val="1A1A1A"/>
+          <w:sz w:val="21"/>
+          <w:szCs w:val="21"/>
+        </w:rPr>
+        <w:t xml:space="preserve">Os feeds são lidos com o parser XML da biblioteca padrão. A remoção de duplicatas usa uma chave derivada do título — minúsculas, sem pontuação, truncada — porque a mesma matéria costuma aparecer em mais de um feed com pequenas variações de pontuação. A ordenação final é por data de publicação decrescente.</w:t>
+      </w:r>
+    </w:p>
+    <w:p>
+      <w:pPr>
+        <w:pStyle w:val="Heading2"/>
+        <w:spacing w:after="110" w:before="240"/>
+      </w:pPr>
+      <w:r>
+        <w:rPr>
+          <w:b/>
+          <w:bCs/>
+          <w:color w:val="1A1A1A"/>
+          <w:sz w:val="24"/>
+          <w:szCs w:val="24"/>
+        </w:rPr>
+        <w:t xml:space="preserve">8.9 Robustez de rede</w:t>
       </w:r>
     </w:p>
     <w:tbl>
@@ -6168,7 +9201,7 @@
                 <w:sz w:val="19"/>
                 <w:szCs w:val="19"/>
               </w:rPr>
-              <w:t xml:space="preserve">Item</w:t>
+              <w:t xml:space="preserve">Fonte</w:t>
             </w:r>
           </w:p>
         </w:tc>
@@ -6195,7 +9228,7 @@
                 <w:sz w:val="19"/>
                 <w:szCs w:val="19"/>
               </w:rPr>
-              <w:t xml:space="preserve">Escolha</w:t>
+              <w:t xml:space="preserve">Estratégia</w:t>
             </w:r>
           </w:p>
         </w:tc>
@@ -6223,7 +9256,7 @@
                 <w:sz w:val="19"/>
                 <w:szCs w:val="19"/>
               </w:rPr>
-              <w:t xml:space="preserve">Alvo</w:t>
+              <w:t xml:space="preserve">Yahoo Finance</w:t>
             </w:r>
           </w:p>
         </w:tc>
@@ -6249,7 +9282,7 @@
                 <w:sz w:val="19"/>
                 <w:szCs w:val="19"/>
               </w:rPr>
-              <w:t xml:space="preserve">Sinal do retorno em 4 a 8 semanas — classificação, não previsão de nível</w:t>
+              <w:t xml:space="preserve">Dois hosts alternativos por requisição; o segundo é tentado se o primeiro falhar</w:t>
             </w:r>
           </w:p>
         </w:tc>
@@ -6277,7 +9310,7 @@
                 <w:sz w:val="19"/>
                 <w:szCs w:val="19"/>
               </w:rPr>
-              <w:t xml:space="preserve">Algoritmo</w:t>
+              <w:t xml:space="preserve">Yahoo /v7/quote</w:t>
             </w:r>
           </w:p>
         </w:tc>
@@ -6303,7 +9336,7 @@
                 <w:sz w:val="19"/>
                 <w:szCs w:val="19"/>
               </w:rPr>
-              <w:t xml:space="preserve">Gradient boosting (LightGBM). A amostra é pequena: cerca de 1.800 observações semanais desde 1990</w:t>
+              <w:t xml:space="preserve">Cookie e crumb renovados a cada execução; se falhar, cai para o endpoint de gráfico, que não traz posições em aberto</w:t>
             </w:r>
           </w:p>
         </w:tc>
@@ -6331,7 +9364,7 @@
                 <w:sz w:val="19"/>
                 <w:szCs w:val="19"/>
               </w:rPr>
-              <w:t xml:space="preserve">Validação</w:t>
+              <w:t xml:space="preserve">AwesomeAPI</w:t>
             </w:r>
           </w:p>
         </w:tc>
@@ -6357,7 +9390,7 @@
                 <w:sz w:val="19"/>
                 <w:szCs w:val="19"/>
               </w:rPr>
-              <w:t xml:space="preserve">Walk-forward com janela expandindo, purga e embargo de 8 semanas</w:t>
+              <w:t xml:space="preserve">Troca automática para o Yahoo quando devolve limite de requisições excedido</w:t>
             </w:r>
           </w:p>
         </w:tc>
@@ -6385,7 +9418,7 @@
                 <w:sz w:val="19"/>
                 <w:szCs w:val="19"/>
               </w:rPr>
-              <w:t xml:space="preserve">Métrica</w:t>
+              <w:t xml:space="preserve">FTP da CME</w:t>
             </w:r>
           </w:p>
         </w:tc>
@@ -6411,7 +9444,7 @@
                 <w:sz w:val="19"/>
                 <w:szCs w:val="19"/>
               </w:rPr>
-              <w:t xml:space="preserve">Taxa de acerto direcional e resultado financeiro de uma regra de hedge, não R²</w:t>
+              <w:t xml:space="preserve">Até três tentativas com conexão nova a cada uma — o servidor derruba sessões com frequência</w:t>
             </w:r>
           </w:p>
         </w:tc>
@@ -6439,7 +9472,7 @@
                 <w:sz w:val="19"/>
                 <w:szCs w:val="19"/>
               </w:rPr>
-              <w:t xml:space="preserve">Expectativa</w:t>
+              <w:t xml:space="preserve">Todas</w:t>
             </w:r>
           </w:p>
         </w:tc>
@@ -6465,7 +9498,117 @@
                 <w:sz w:val="19"/>
                 <w:szCs w:val="19"/>
               </w:rPr>
-              <w:t xml:space="preserve">AUC entre 0,55 e 0,58. Acima disso, suspeitar de vazamento de informação</w:t>
+              <w:t xml:space="preserve">Tempo limite de 25 segundos e verificação de status HTTP antes de processar</w:t>
+            </w:r>
+          </w:p>
+        </w:tc>
+      </w:tr>
+    </w:tbl>
+    <w:p>
+      <w:pPr>
+        <w:spacing w:after="100"/>
+      </w:pPr>
+    </w:p>
+    <w:p>
+      <w:pPr>
+        <w:pStyle w:val="Heading2"/>
+        <w:spacing w:after="110" w:before="240"/>
+      </w:pPr>
+      <w:r>
+        <w:rPr>
+          <w:b/>
+          <w:bCs/>
+          <w:color w:val="1A1A1A"/>
+          <w:sz w:val="24"/>
+          <w:szCs w:val="24"/>
+        </w:rPr>
+        <w:t xml:space="preserve">8.10 Modelo de direção de preço (especificado, não implementado)</w:t>
+      </w:r>
+    </w:p>
+    <w:p>
+      <w:pPr>
+        <w:spacing w:after="120" w:line="276"/>
+      </w:pPr>
+      <w:r>
+        <w:rPr>
+          <w:color w:val="1A1A1A"/>
+          <w:sz w:val="21"/>
+          <w:szCs w:val="21"/>
+        </w:rPr>
+        <w:t xml:space="preserve">A especificação está documentada na página do modelo e é reproduzida aqui com o protocolo de validação detalhado.</w:t>
+      </w:r>
+    </w:p>
+    <w:tbl>
+      <w:tblPr>
+        <w:tblW w:type="dxa" w:w="9360"/>
+        <w:tblBorders>
+          <w:top w:val="single" w:color="D5D5CE" w:sz="2"/>
+          <w:left w:val="single" w:color="D5D5CE" w:sz="2"/>
+          <w:bottom w:val="single" w:color="D5D5CE" w:sz="2"/>
+          <w:right w:val="single" w:color="D5D5CE" w:sz="2"/>
+          <w:insideH w:val="single" w:color="E6E6E0" w:sz="2"/>
+          <w:insideV w:val="single" w:color="E6E6E0" w:sz="2"/>
+        </w:tblBorders>
+      </w:tblPr>
+      <w:tblGrid>
+        <w:gridCol w:w="2246"/>
+        <w:gridCol w:w="7114"/>
+      </w:tblGrid>
+      <w:tr>
+        <w:trPr>
+          <w:tblHeader/>
+        </w:trPr>
+        <w:tc>
+          <w:tcPr>
+            <w:tcW w:type="dxa" w:w="2246"/>
+            <w:shd w:fill="EDF2ED" w:color="auto" w:val="clear"/>
+            <w:tcMar>
+              <w:top w:type="dxa" w:w="80"/>
+              <w:left w:type="dxa" w:w="110"/>
+              <w:bottom w:type="dxa" w:w="80"/>
+              <w:right w:type="dxa" w:w="110"/>
+            </w:tcMar>
+          </w:tcPr>
+          <w:p>
+            <w:pPr>
+              <w:spacing w:after="0" w:line="264"/>
+            </w:pPr>
+            <w:r>
+              <w:rPr>
+                <w:b/>
+                <w:bCs/>
+                <w:color w:val="2E6B3E"/>
+                <w:sz w:val="19"/>
+                <w:szCs w:val="19"/>
+              </w:rPr>
+              <w:t xml:space="preserve">Item</w:t>
+            </w:r>
+          </w:p>
+        </w:tc>
+        <w:tc>
+          <w:tcPr>
+            <w:tcW w:type="dxa" w:w="7114"/>
+            <w:shd w:fill="EDF2ED" w:color="auto" w:val="clear"/>
+            <w:tcMar>
+              <w:top w:type="dxa" w:w="80"/>
+              <w:left w:type="dxa" w:w="110"/>
+              <w:bottom w:type="dxa" w:w="80"/>
+              <w:right w:type="dxa" w:w="110"/>
+            </w:tcMar>
+          </w:tcPr>
+          <w:p>
+            <w:pPr>
+              <w:spacing w:after="0" w:line="264"/>
+            </w:pPr>
+            <w:r>
+              <w:rPr>
+                <w:b/>
+                <w:bCs/>
+                <w:color w:val="2E6B3E"/>
+                <w:sz w:val="19"/>
+                <w:szCs w:val="19"/>
+              </w:rPr>
+              <w:t xml:space="preserve">Escolha e justificativa</w:t>
             </w:r>
           </w:p>
         </w:tc>
@@ -6473,7 +9616,277 @@
       <w:tr>
         <w:tc>
           <w:tcPr>
-            <w:tcW w:type="dxa" w:w="2434"/>
+            <w:tcW w:type="dxa" w:w="2246"/>
+            <w:tcMar>
+              <w:top w:type="dxa" w:w="80"/>
+              <w:left w:type="dxa" w:w="110"/>
+              <w:bottom w:type="dxa" w:w="80"/>
+              <w:right w:type="dxa" w:w="110"/>
+            </w:tcMar>
+          </w:tcPr>
+          <w:p>
+            <w:pPr>
+              <w:spacing w:after="0" w:line="264"/>
+            </w:pPr>
+            <w:r>
+              <w:rPr>
+                <w:b w:val="false"/>
+                <w:bCs w:val="false"/>
+                <w:color w:val="1A1A1A"/>
+                <w:sz w:val="19"/>
+                <w:szCs w:val="19"/>
+              </w:rPr>
+              <w:t xml:space="preserve">Alvo</w:t>
+            </w:r>
+          </w:p>
+        </w:tc>
+        <w:tc>
+          <w:tcPr>
+            <w:tcW w:type="dxa" w:w="7114"/>
+            <w:tcMar>
+              <w:top w:type="dxa" w:w="80"/>
+              <w:left w:type="dxa" w:w="110"/>
+              <w:bottom w:type="dxa" w:w="80"/>
+              <w:right w:type="dxa" w:w="110"/>
+            </w:tcMar>
+          </w:tcPr>
+          <w:p>
+            <w:pPr>
+              <w:spacing w:after="0" w:line="264"/>
+            </w:pPr>
+            <w:r>
+              <w:rPr>
+                <w:b w:val="false"/>
+                <w:bCs w:val="false"/>
+                <w:color w:val="1A1A1A"/>
+                <w:sz w:val="19"/>
+                <w:szCs w:val="19"/>
+              </w:rPr>
+              <w:t xml:space="preserve">Sinal do retorno em 4 a 8 semanas — classificação binária. Prever nível de preço com esta amostra é ilusão</w:t>
+            </w:r>
+          </w:p>
+        </w:tc>
+      </w:tr>
+      <w:tr>
+        <w:tc>
+          <w:tcPr>
+            <w:tcW w:type="dxa" w:w="2246"/>
+            <w:tcMar>
+              <w:top w:type="dxa" w:w="80"/>
+              <w:left w:type="dxa" w:w="110"/>
+              <w:bottom w:type="dxa" w:w="80"/>
+              <w:right w:type="dxa" w:w="110"/>
+            </w:tcMar>
+          </w:tcPr>
+          <w:p>
+            <w:pPr>
+              <w:spacing w:after="0" w:line="264"/>
+            </w:pPr>
+            <w:r>
+              <w:rPr>
+                <w:b w:val="false"/>
+                <w:bCs w:val="false"/>
+                <w:color w:val="1A1A1A"/>
+                <w:sz w:val="19"/>
+                <w:szCs w:val="19"/>
+              </w:rPr>
+              <w:t xml:space="preserve">Algoritmo</w:t>
+            </w:r>
+          </w:p>
+        </w:tc>
+        <w:tc>
+          <w:tcPr>
+            <w:tcW w:type="dxa" w:w="7114"/>
+            <w:tcMar>
+              <w:top w:type="dxa" w:w="80"/>
+              <w:left w:type="dxa" w:w="110"/>
+              <w:bottom w:type="dxa" w:w="80"/>
+              <w:right w:type="dxa" w:w="110"/>
+            </w:tcMar>
+          </w:tcPr>
+          <w:p>
+            <w:pPr>
+              <w:spacing w:after="0" w:line="264"/>
+            </w:pPr>
+            <w:r>
+              <w:rPr>
+                <w:b w:val="false"/>
+                <w:bCs w:val="false"/>
+                <w:color w:val="1A1A1A"/>
+                <w:sz w:val="19"/>
+                <w:szCs w:val="19"/>
+              </w:rPr>
+              <w:t xml:space="preserve">Gradient boosting em árvores. Cerca de 1.800 observações semanais desde 1990 é pouco para qualquer coisa mais flexível</w:t>
+            </w:r>
+          </w:p>
+        </w:tc>
+      </w:tr>
+      <w:tr>
+        <w:tc>
+          <w:tcPr>
+            <w:tcW w:type="dxa" w:w="2246"/>
+            <w:tcMar>
+              <w:top w:type="dxa" w:w="80"/>
+              <w:left w:type="dxa" w:w="110"/>
+              <w:bottom w:type="dxa" w:w="80"/>
+              <w:right w:type="dxa" w:w="110"/>
+            </w:tcMar>
+          </w:tcPr>
+          <w:p>
+            <w:pPr>
+              <w:spacing w:after="0" w:line="264"/>
+            </w:pPr>
+            <w:r>
+              <w:rPr>
+                <w:b w:val="false"/>
+                <w:bCs w:val="false"/>
+                <w:color w:val="1A1A1A"/>
+                <w:sz w:val="19"/>
+                <w:szCs w:val="19"/>
+              </w:rPr>
+              <w:t xml:space="preserve">Validação</w:t>
+            </w:r>
+          </w:p>
+        </w:tc>
+        <w:tc>
+          <w:tcPr>
+            <w:tcW w:type="dxa" w:w="7114"/>
+            <w:tcMar>
+              <w:top w:type="dxa" w:w="80"/>
+              <w:left w:type="dxa" w:w="110"/>
+              <w:bottom w:type="dxa" w:w="80"/>
+              <w:right w:type="dxa" w:w="110"/>
+            </w:tcMar>
+          </w:tcPr>
+          <w:p>
+            <w:pPr>
+              <w:spacing w:after="0" w:line="264"/>
+            </w:pPr>
+            <w:r>
+              <w:rPr>
+                <w:b w:val="false"/>
+                <w:bCs w:val="false"/>
+                <w:color w:val="1A1A1A"/>
+                <w:sz w:val="19"/>
+                <w:szCs w:val="19"/>
+              </w:rPr>
+              <w:t xml:space="preserve">Walk-forward expandindo, com purga e embargo de 8 semanas</w:t>
+            </w:r>
+          </w:p>
+        </w:tc>
+      </w:tr>
+      <w:tr>
+        <w:tc>
+          <w:tcPr>
+            <w:tcW w:type="dxa" w:w="2246"/>
+            <w:tcMar>
+              <w:top w:type="dxa" w:w="80"/>
+              <w:left w:type="dxa" w:w="110"/>
+              <w:bottom w:type="dxa" w:w="80"/>
+              <w:right w:type="dxa" w:w="110"/>
+            </w:tcMar>
+          </w:tcPr>
+          <w:p>
+            <w:pPr>
+              <w:spacing w:after="0" w:line="264"/>
+            </w:pPr>
+            <w:r>
+              <w:rPr>
+                <w:b w:val="false"/>
+                <w:bCs w:val="false"/>
+                <w:color w:val="1A1A1A"/>
+                <w:sz w:val="19"/>
+                <w:szCs w:val="19"/>
+              </w:rPr>
+              <w:t xml:space="preserve">Métrica</w:t>
+            </w:r>
+          </w:p>
+        </w:tc>
+        <w:tc>
+          <w:tcPr>
+            <w:tcW w:type="dxa" w:w="7114"/>
+            <w:tcMar>
+              <w:top w:type="dxa" w:w="80"/>
+              <w:left w:type="dxa" w:w="110"/>
+              <w:bottom w:type="dxa" w:w="80"/>
+              <w:right w:type="dxa" w:w="110"/>
+            </w:tcMar>
+          </w:tcPr>
+          <w:p>
+            <w:pPr>
+              <w:spacing w:after="0" w:line="264"/>
+            </w:pPr>
+            <w:r>
+              <w:rPr>
+                <w:b w:val="false"/>
+                <w:bCs w:val="false"/>
+                <w:color w:val="1A1A1A"/>
+                <w:sz w:val="19"/>
+                <w:szCs w:val="19"/>
+              </w:rPr>
+              <w:t xml:space="preserve">Taxa de acerto direcional e resultado financeiro de uma regra de hedge — não R², que é irrelevante para decisão binária</w:t>
+            </w:r>
+          </w:p>
+        </w:tc>
+      </w:tr>
+      <w:tr>
+        <w:tc>
+          <w:tcPr>
+            <w:tcW w:type="dxa" w:w="2246"/>
+            <w:tcMar>
+              <w:top w:type="dxa" w:w="80"/>
+              <w:left w:type="dxa" w:w="110"/>
+              <w:bottom w:type="dxa" w:w="80"/>
+              <w:right w:type="dxa" w:w="110"/>
+            </w:tcMar>
+          </w:tcPr>
+          <w:p>
+            <w:pPr>
+              <w:spacing w:after="0" w:line="264"/>
+            </w:pPr>
+            <w:r>
+              <w:rPr>
+                <w:b w:val="false"/>
+                <w:bCs w:val="false"/>
+                <w:color w:val="1A1A1A"/>
+                <w:sz w:val="19"/>
+                <w:szCs w:val="19"/>
+              </w:rPr>
+              <w:t xml:space="preserve">Expectativa</w:t>
+            </w:r>
+          </w:p>
+        </w:tc>
+        <w:tc>
+          <w:tcPr>
+            <w:tcW w:type="dxa" w:w="7114"/>
+            <w:tcMar>
+              <w:top w:type="dxa" w:w="80"/>
+              <w:left w:type="dxa" w:w="110"/>
+              <w:bottom w:type="dxa" w:w="80"/>
+              <w:right w:type="dxa" w:w="110"/>
+            </w:tcMar>
+          </w:tcPr>
+          <w:p>
+            <w:pPr>
+              <w:spacing w:after="0" w:line="264"/>
+            </w:pPr>
+            <w:r>
+              <w:rPr>
+                <w:b w:val="false"/>
+                <w:bCs w:val="false"/>
+                <w:color w:val="1A1A1A"/>
+                <w:sz w:val="19"/>
+                <w:szCs w:val="19"/>
+              </w:rPr>
+              <w:t xml:space="preserve">AUC entre 0,55 e 0,58. Acima disso, procurar vazamento antes de comemorar</w:t>
+            </w:r>
+          </w:p>
+        </w:tc>
+      </w:tr>
+      <w:tr>
+        <w:tc>
+          <w:tcPr>
+            <w:tcW w:type="dxa" w:w="2246"/>
             <w:tcMar>
               <w:top w:type="dxa" w:w="80"/>
               <w:left w:type="dxa" w:w="110"/>
@@ -6499,27 +9912,27 @@
         </w:tc>
         <w:tc>
           <w:tcPr>
-            <w:tcW w:type="dxa" w:w="6926"/>
-            <w:tcMar>
-              <w:top w:type="dxa" w:w="80"/>
-              <w:left w:type="dxa" w:w="110"/>
-              <w:bottom w:type="dxa" w:w="80"/>
-              <w:right w:type="dxa" w:w="110"/>
-            </w:tcMar>
-          </w:tcPr>
-          <w:p>
-            <w:pPr>
-              <w:spacing w:after="0" w:line="264"/>
-            </w:pPr>
-            <w:r>
-              <w:rPr>
-                <w:b w:val="false"/>
-                <w:bCs w:val="false"/>
-                <w:color w:val="1A1A1A"/>
-                <w:sz w:val="19"/>
-                <w:szCs w:val="19"/>
-              </w:rPr>
-              <w:t xml:space="preserve">LSTM e transformers: razão sinal-ruído baixa e amostra curta levam à memorização</w:t>
+            <w:tcW w:type="dxa" w:w="7114"/>
+            <w:tcMar>
+              <w:top w:type="dxa" w:w="80"/>
+              <w:left w:type="dxa" w:w="110"/>
+              <w:bottom w:type="dxa" w:w="80"/>
+              <w:right w:type="dxa" w:w="110"/>
+            </w:tcMar>
+          </w:tcPr>
+          <w:p>
+            <w:pPr>
+              <w:spacing w:after="0" w:line="264"/>
+            </w:pPr>
+            <w:r>
+              <w:rPr>
+                <w:b w:val="false"/>
+                <w:bCs w:val="false"/>
+                <w:color w:val="1A1A1A"/>
+                <w:sz w:val="19"/>
+                <w:szCs w:val="19"/>
+              </w:rPr>
+              <w:t xml:space="preserve">Redes recorrentes e transformers: razão sinal-ruído baixa e amostra curta levam à memorização de 2012 e 2020</w:t>
             </w:r>
           </w:p>
         </w:tc>
@@ -6532,6 +9945,198 @@
     </w:p>
     <w:p>
       <w:pPr>
+        <w:pStyle w:val="Heading3"/>
+        <w:spacing w:after="90" w:before="180"/>
+      </w:pPr>
+      <w:r>
+        <w:rPr>
+          <w:b/>
+          <w:bCs/>
+          <w:color w:val="5A5A55"/>
+          <w:sz w:val="21"/>
+          <w:szCs w:val="21"/>
+        </w:rPr>
+        <w:t xml:space="preserve">Protocolo de validação</w:t>
+      </w:r>
+    </w:p>
+    <w:p>
+      <w:pPr>
+        <w:shd w:fill="F4F4F1" w:color="auto" w:val="clear"/>
+        <w:spacing w:after="0" w:before="100" w:line="240"/>
+        <w:ind w:left="220" w:right="220"/>
+      </w:pPr>
+      <w:r>
+        <w:rPr>
+          <w:rFonts w:ascii="Consolas" w:cs="Consolas" w:eastAsia="Consolas" w:hAnsi="Consolas"/>
+          <w:color w:val="1A1A1A"/>
+          <w:sz w:val="18"/>
+          <w:szCs w:val="18"/>
+        </w:rPr>
+        <w:t xml:space="preserve">para cada dobra k = 1..K:</w:t>
+      </w:r>
+    </w:p>
+    <w:p>
+      <w:pPr>
+        <w:shd w:fill="F4F4F1" w:color="auto" w:val="clear"/>
+        <w:spacing w:after="0" w:before="0" w:line="240"/>
+        <w:ind w:left="220" w:right="220"/>
+      </w:pPr>
+      <w:r>
+        <w:rPr>
+          <w:rFonts w:ascii="Consolas" w:cs="Consolas" w:eastAsia="Consolas" w:hAnsi="Consolas"/>
+          <w:color w:val="1A1A1A"/>
+          <w:sz w:val="18"/>
+          <w:szCs w:val="18"/>
+        </w:rPr>
+        <w:t xml:space="preserve">    treino ← observações de t₀ até fim_treino(k)      # janela expande</w:t>
+      </w:r>
+    </w:p>
+    <w:p>
+      <w:pPr>
+        <w:shd w:fill="F4F4F1" w:color="auto" w:val="clear"/>
+        <w:spacing w:after="0" w:before="0" w:line="240"/>
+        <w:ind w:left="220" w:right="220"/>
+      </w:pPr>
+      <w:r>
+        <w:rPr>
+          <w:rFonts w:ascii="Consolas" w:cs="Consolas" w:eastAsia="Consolas" w:hAnsi="Consolas"/>
+          <w:color w:val="1A1A1A"/>
+          <w:sz w:val="18"/>
+          <w:szCs w:val="18"/>
+        </w:rPr>
+        <w:t xml:space="preserve">    teste  ← observações de início_teste(k) até fim_teste(k)</w:t>
+      </w:r>
+    </w:p>
+    <w:p>
+      <w:pPr>
+        <w:shd w:fill="F4F4F1" w:color="auto" w:val="clear"/>
+        <w:spacing w:after="0" w:before="0" w:line="240"/>
+        <w:ind w:left="220" w:right="220"/>
+      </w:pPr>
+      <w:r>
+        <w:rPr>
+          <w:rFonts w:ascii="Consolas" w:cs="Consolas" w:eastAsia="Consolas" w:hAnsi="Consolas"/>
+          <w:color w:val="1A1A1A"/>
+          <w:sz w:val="18"/>
+          <w:szCs w:val="18"/>
+        </w:rPr>
+        <w:t xml:space="preserve"> </w:t>
+      </w:r>
+    </w:p>
+    <w:p>
+      <w:pPr>
+        <w:shd w:fill="F4F4F1" w:color="auto" w:val="clear"/>
+        <w:spacing w:after="0" w:before="0" w:line="240"/>
+        <w:ind w:left="220" w:right="220"/>
+      </w:pPr>
+      <w:r>
+        <w:rPr>
+          <w:rFonts w:ascii="Consolas" w:cs="Consolas" w:eastAsia="Consolas" w:hAnsi="Consolas"/>
+          <w:color w:val="1A1A1A"/>
+          <w:sz w:val="18"/>
+          <w:szCs w:val="18"/>
+        </w:rPr>
+        <w:t xml:space="preserve">    # PURGA: remove do treino tudo cujo alvo invade o teste</w:t>
+      </w:r>
+    </w:p>
+    <w:p>
+      <w:pPr>
+        <w:shd w:fill="F4F4F1" w:color="auto" w:val="clear"/>
+        <w:spacing w:after="0" w:before="0" w:line="240"/>
+        <w:ind w:left="220" w:right="220"/>
+      </w:pPr>
+      <w:r>
+        <w:rPr>
+          <w:rFonts w:ascii="Consolas" w:cs="Consolas" w:eastAsia="Consolas" w:hAnsi="Consolas"/>
+          <w:color w:val="1A1A1A"/>
+          <w:sz w:val="18"/>
+          <w:szCs w:val="18"/>
+        </w:rPr>
+        <w:t xml:space="preserve">    treino ← treino \ {i : i + horizonte ≥ início_teste(k)}</w:t>
+      </w:r>
+    </w:p>
+    <w:p>
+      <w:pPr>
+        <w:shd w:fill="F4F4F1" w:color="auto" w:val="clear"/>
+        <w:spacing w:after="0" w:before="0" w:line="240"/>
+        <w:ind w:left="220" w:right="220"/>
+      </w:pPr>
+      <w:r>
+        <w:rPr>
+          <w:rFonts w:ascii="Consolas" w:cs="Consolas" w:eastAsia="Consolas" w:hAnsi="Consolas"/>
+          <w:color w:val="1A1A1A"/>
+          <w:sz w:val="18"/>
+          <w:szCs w:val="18"/>
+        </w:rPr>
+        <w:t xml:space="preserve"> </w:t>
+      </w:r>
+    </w:p>
+    <w:p>
+      <w:pPr>
+        <w:shd w:fill="F4F4F1" w:color="auto" w:val="clear"/>
+        <w:spacing w:after="0" w:before="0" w:line="240"/>
+        <w:ind w:left="220" w:right="220"/>
+      </w:pPr>
+      <w:r>
+        <w:rPr>
+          <w:rFonts w:ascii="Consolas" w:cs="Consolas" w:eastAsia="Consolas" w:hAnsi="Consolas"/>
+          <w:color w:val="1A1A1A"/>
+          <w:sz w:val="18"/>
+          <w:szCs w:val="18"/>
+        </w:rPr>
+        <w:t xml:space="preserve">    # EMBARGO: descarta as 8 semanas após o teste da próxima dobra</w:t>
+      </w:r>
+    </w:p>
+    <w:p>
+      <w:pPr>
+        <w:shd w:fill="F4F4F1" w:color="auto" w:val="clear"/>
+        <w:spacing w:after="0" w:before="0" w:line="240"/>
+        <w:ind w:left="220" w:right="220"/>
+      </w:pPr>
+      <w:r>
+        <w:rPr>
+          <w:rFonts w:ascii="Consolas" w:cs="Consolas" w:eastAsia="Consolas" w:hAnsi="Consolas"/>
+          <w:color w:val="1A1A1A"/>
+          <w:sz w:val="18"/>
+          <w:szCs w:val="18"/>
+        </w:rPr>
+        <w:t xml:space="preserve">    próximo_treino_começa_em ← fim_teste(k) + 8 semanas</w:t>
+      </w:r>
+    </w:p>
+    <w:p>
+      <w:pPr>
+        <w:shd w:fill="F4F4F1" w:color="auto" w:val="clear"/>
+        <w:spacing w:after="0" w:before="0" w:line="240"/>
+        <w:ind w:left="220" w:right="220"/>
+      </w:pPr>
+      <w:r>
+        <w:rPr>
+          <w:rFonts w:ascii="Consolas" w:cs="Consolas" w:eastAsia="Consolas" w:hAnsi="Consolas"/>
+          <w:color w:val="1A1A1A"/>
+          <w:sz w:val="18"/>
+          <w:szCs w:val="18"/>
+        </w:rPr>
+        <w:t xml:space="preserve"> </w:t>
+      </w:r>
+    </w:p>
+    <w:p>
+      <w:pPr>
+        <w:shd w:fill="F4F4F1" w:color="auto" w:val="clear"/>
+        <w:spacing w:after="140" w:before="0" w:line="240"/>
+        <w:ind w:left="220" w:right="220"/>
+      </w:pPr>
+      <w:r>
+        <w:rPr>
+          <w:rFonts w:ascii="Consolas" w:cs="Consolas" w:eastAsia="Consolas" w:hAnsi="Consolas"/>
+          <w:color w:val="1A1A1A"/>
+          <w:sz w:val="18"/>
+          <w:szCs w:val="18"/>
+        </w:rPr>
+        <w:t xml:space="preserve">    ajustar(treino); avaliar(teste)</w:t>
+      </w:r>
+    </w:p>
+    <w:p>
+      <w:pPr>
         <w:spacing w:after="120" w:line="276"/>
       </w:pPr>
       <w:r>
@@ -6540,7 +10145,149 @@
           <w:sz w:val="21"/>
           <w:szCs w:val="21"/>
         </w:rPr>
-        <w:t xml:space="preserve">A purga remove do treino as observações cujo alvo se sobrepõe ao período de teste, e o embargo descarta as oito semanas seguintes ao teste. Sem esses cuidados a taxa de acerto sobe alguns pontos e o modelo parece funcionar — é o modo mais comum de se enganar em série temporal financeira.</w:t>
+        <w:t xml:space="preserve">Sem purga, uma observação cujo alvo de oito semanas se sobrepõe ao período de teste carrega informação do futuro para dentro do treino. Sem embargo, a autocorrelação residual entre o fim de um teste e o início do treino seguinte tem o mesmo efeito atenuado. Ambos inflam a taxa de acerto em alguns pontos — o suficiente para um modelo inútil parecer promissor.</w:t>
+      </w:r>
+    </w:p>
+    <w:p>
+      <w:pPr>
+        <w:pStyle w:val="Heading3"/>
+        <w:spacing w:after="90" w:before="180"/>
+      </w:pPr>
+      <w:r>
+        <w:rPr>
+          <w:b/>
+          <w:bCs/>
+          <w:color w:val="5A5A55"/>
+          <w:sz w:val="21"/>
+          <w:szCs w:val="21"/>
+        </w:rPr>
+        <w:t xml:space="preserve">Variáveis explicativas candidatas</w:t>
+      </w:r>
+    </w:p>
+    <w:p>
+      <w:pPr>
+        <w:pStyle w:val="ListParagraph"/>
+        <w:numPr>
+          <w:ilvl w:val="0"/>
+          <w:numId w:val="2"/>
+        </w:numPr>
+        <w:spacing w:after="70" w:line="276"/>
+      </w:pPr>
+      <w:r>
+        <w:rPr>
+          <w:color w:val="1A1A1A"/>
+          <w:sz w:val="21"/>
+          <w:szCs w:val="21"/>
+        </w:rPr>
+        <w:t xml:space="preserve">Preço: retornos defasados, distância de médias móveis, volatilidade realizada.</w:t>
+      </w:r>
+    </w:p>
+    <w:p>
+      <w:pPr>
+        <w:pStyle w:val="ListParagraph"/>
+        <w:numPr>
+          <w:ilvl w:val="0"/>
+          <w:numId w:val="2"/>
+        </w:numPr>
+        <w:spacing w:after="70" w:line="276"/>
+      </w:pPr>
+      <w:r>
+        <w:rPr>
+          <w:color w:val="1A1A1A"/>
+          <w:sz w:val="21"/>
+          <w:szCs w:val="21"/>
+        </w:rPr>
+        <w:t xml:space="preserve">Curva: inclinação dos spreads de calendário, posição relativa ao carrego cheio.</w:t>
+      </w:r>
+    </w:p>
+    <w:p>
+      <w:pPr>
+        <w:pStyle w:val="ListParagraph"/>
+        <w:numPr>
+          <w:ilvl w:val="0"/>
+          <w:numId w:val="2"/>
+        </w:numPr>
+        <w:spacing w:after="70" w:line="276"/>
+      </w:pPr>
+      <w:r>
+        <w:rPr>
+          <w:color w:val="1A1A1A"/>
+          <w:sz w:val="21"/>
+          <w:szCs w:val="21"/>
+        </w:rPr>
+        <w:t xml:space="preserve">Basis: nível e variação do basis do porto e das praças, desvio da sazonalidade.</w:t>
+      </w:r>
+    </w:p>
+    <w:p>
+      <w:pPr>
+        <w:pStyle w:val="ListParagraph"/>
+        <w:numPr>
+          <w:ilvl w:val="0"/>
+          <w:numId w:val="2"/>
+        </w:numPr>
+        <w:spacing w:after="70" w:line="276"/>
+      </w:pPr>
+      <w:r>
+        <w:rPr>
+          <w:color w:val="1A1A1A"/>
+          <w:sz w:val="21"/>
+          <w:szCs w:val="21"/>
+        </w:rPr>
+        <w:t xml:space="preserve">Fundamentos: relação estoque/uso mundial e por origem, revisões mês a mês do WASDE.</w:t>
+      </w:r>
+    </w:p>
+    <w:p>
+      <w:pPr>
+        <w:pStyle w:val="ListParagraph"/>
+        <w:numPr>
+          <w:ilvl w:val="0"/>
+          <w:numId w:val="2"/>
+        </w:numPr>
+        <w:spacing w:after="70" w:line="276"/>
+      </w:pPr>
+      <w:r>
+        <w:rPr>
+          <w:color w:val="1A1A1A"/>
+          <w:sz w:val="21"/>
+          <w:szCs w:val="21"/>
+        </w:rPr>
+        <w:t xml:space="preserve">Câmbio: nível e variação do real, diferencial de juros.</w:t>
+      </w:r>
+    </w:p>
+    <w:p>
+      <w:pPr>
+        <w:pStyle w:val="ListParagraph"/>
+        <w:numPr>
+          <w:ilvl w:val="0"/>
+          <w:numId w:val="2"/>
+        </w:numPr>
+        <w:spacing w:after="70" w:line="276"/>
+      </w:pPr>
+      <w:r>
+        <w:rPr>
+          <w:color w:val="1A1A1A"/>
+          <w:sz w:val="21"/>
+          <w:szCs w:val="21"/>
+        </w:rPr>
+        <w:t xml:space="preserve">Clima: chuva acumulada e desvio da normal nas regiões produtoras, em ambos os hemisférios.</w:t>
+      </w:r>
+    </w:p>
+    <w:p>
+      <w:pPr>
+        <w:pStyle w:val="ListParagraph"/>
+        <w:numPr>
+          <w:ilvl w:val="0"/>
+          <w:numId w:val="2"/>
+        </w:numPr>
+        <w:spacing w:after="70" w:line="276"/>
+      </w:pPr>
+      <w:r>
+        <w:rPr>
+          <w:color w:val="1A1A1A"/>
+          <w:sz w:val="21"/>
+          <w:szCs w:val="21"/>
+        </w:rPr>
+        <w:t xml:space="preserve">Posicionamento: posição líquida de fundos, quando a fonte estiver integrada.</w:t>
       </w:r>
     </w:p>
     <w:p>
@@ -6556,7 +10303,7 @@
           <w:sz w:val="24"/>
           <w:szCs w:val="24"/>
         </w:rPr>
-        <w:t xml:space="preserve">8.7 Densidade risco-neutra (bloqueado)</w:t>
+        <w:t xml:space="preserve">8.11 Densidade risco-neutra (bloqueado por falta de dados)</w:t>
       </w:r>
     </w:p>
     <w:p>
@@ -6569,21 +10316,71 @@
           <w:sz w:val="21"/>
           <w:szCs w:val="21"/>
         </w:rPr>
-        <w:t xml:space="preserve">A segunda derivada do preço da opção de compra em relação ao preço de exercício devolve a distribuição de probabilidade que o mercado está precificando, sem depender de nenhum modelo preditivo:</w:t>
-      </w:r>
-    </w:p>
-    <w:p>
-      <w:pPr>
-        <w:spacing w:after="60" w:line="276"/>
+        <w:t xml:space="preserve">O resultado de Breeden e Litzenberger (1978) diz que os preços das opções, lidos ao longo dos preços de exercício, contêm a distribuição de probabilidade inteira que o mercado atribui ao preço futuro. Não é preciso estimar nada — só extrair.</w:t>
+      </w:r>
+    </w:p>
+    <w:p>
+      <w:pPr>
+        <w:pStyle w:val="Heading3"/>
+        <w:spacing w:after="90" w:before="180"/>
+      </w:pPr>
+      <w:r>
+        <w:rPr>
+          <w:b/>
+          <w:bCs/>
+          <w:color w:val="5A5A55"/>
+          <w:sz w:val="21"/>
+          <w:szCs w:val="21"/>
+        </w:rPr>
+        <w:t xml:space="preserve">Derivação em três passos</w:t>
+      </w:r>
+    </w:p>
+    <w:p>
+      <w:pPr>
+        <w:shd w:fill="F1F5F1" w:color="auto" w:val="clear"/>
+        <w:spacing w:after="0" w:before="100" w:line="240"/>
+        <w:ind w:left="220" w:right="220"/>
       </w:pPr>
       <w:r>
         <w:rPr>
           <w:rFonts w:ascii="Consolas" w:cs="Consolas" w:eastAsia="Consolas" w:hAnsi="Consolas"/>
           <w:color w:val="1A1A1A"/>
-          <w:sz w:val="20"/>
-          <w:szCs w:val="20"/>
-        </w:rPr>
-        <w:t xml:space="preserve">q(K) = e^(rT) × ∂²C(K,T) / ∂K²</w:t>
+          <w:sz w:val="18"/>
+          <w:szCs w:val="18"/>
+        </w:rPr>
+        <w:t xml:space="preserve">C(K) = e^(−rT) ∫ₖ^∞ (S − K) q(S) dS         preço da opção de compra</w:t>
+      </w:r>
+    </w:p>
+    <w:p>
+      <w:pPr>
+        <w:shd w:fill="F1F5F1" w:color="auto" w:val="clear"/>
+        <w:spacing w:after="0" w:before="0" w:line="240"/>
+        <w:ind w:left="220" w:right="220"/>
+      </w:pPr>
+      <w:r>
+        <w:rPr>
+          <w:rFonts w:ascii="Consolas" w:cs="Consolas" w:eastAsia="Consolas" w:hAnsi="Consolas"/>
+          <w:color w:val="1A1A1A"/>
+          <w:sz w:val="18"/>
+          <w:szCs w:val="18"/>
+        </w:rPr>
+        <w:t xml:space="preserve">∂C/∂K  = −e^(−rT) · P(S &gt; K)                 probabilidade acumulada</w:t>
+      </w:r>
+    </w:p>
+    <w:p>
+      <w:pPr>
+        <w:shd w:fill="F1F5F1" w:color="auto" w:val="clear"/>
+        <w:spacing w:after="140" w:before="0" w:line="240"/>
+        <w:ind w:left="220" w:right="220"/>
+      </w:pPr>
+      <w:r>
+        <w:rPr>
+          <w:rFonts w:ascii="Consolas" w:cs="Consolas" w:eastAsia="Consolas" w:hAnsi="Consolas"/>
+          <w:color w:val="1A1A1A"/>
+          <w:sz w:val="18"/>
+          <w:szCs w:val="18"/>
+        </w:rPr>
+        <w:t xml:space="preserve">∂²C/∂K² =  e^(−rT) · q(K)                    densidade</w:t>
       </w:r>
     </w:p>
     <w:p>
@@ -6596,7 +10393,23 @@
           <w:sz w:val="21"/>
           <w:szCs w:val="21"/>
         </w:rPr>
-        <w:t xml:space="preserve">Na prática é o preço de uma borboleta infinitesimal: uma estrutura que só paga se o preço terminar naquele ponto vale, por definição, a probabilidade descontada de terminar ali. O resultado é insumo direto para estruturar collar, fence e acumulador.</w:t>
+        <w:t xml:space="preserve">A primeira derivada já é útil por si: a inclinação da curva de preços das calls informa a probabilidade risco-neutra de o preço superar cada exercício.</w:t>
+      </w:r>
+    </w:p>
+    <w:p>
+      <w:pPr>
+        <w:pStyle w:val="Heading3"/>
+        <w:spacing w:after="90" w:before="180"/>
+      </w:pPr>
+      <w:r>
+        <w:rPr>
+          <w:b/>
+          <w:bCs/>
+          <w:color w:val="5A5A55"/>
+          <w:sz w:val="21"/>
+          <w:szCs w:val="21"/>
+        </w:rPr>
+        <w:t xml:space="preserve">A intuição da borboleta</w:t>
       </w:r>
     </w:p>
     <w:p>
@@ -6609,7 +10422,200 @@
           <w:sz w:val="21"/>
           <w:szCs w:val="21"/>
         </w:rPr>
-        <w:t xml:space="preserve">Não está implementado porque exige a cadeia de opções por preço de exercício, que nenhuma fonte gratuita expõe. A implementação exige ainda suavização no espaço de volatilidade implícita antes de derivar, já que a segunda derivada amplifica ruído a ponto de produzir densidades negativas.</w:t>
+        <w:t xml:space="preserve">Comprar uma call em K−h, vender duas em K e comprar uma em K+h custa exatamente a diferença segunda dos preços, e paga um triângulo que só rende se o preço terminar perto de K. Apertando h, a estrutura vira uma aposta que só paga se o preço cair naquele ponto — e o preço dela é, por definição, a probabilidade descontada de cair ali. Breeden-Litzenberger é essa observação formalizada.</w:t>
+      </w:r>
+    </w:p>
+    <w:p>
+      <w:pPr>
+        <w:pStyle w:val="Heading3"/>
+        <w:spacing w:after="90" w:before="180"/>
+      </w:pPr>
+      <w:r>
+        <w:rPr>
+          <w:b/>
+          <w:bCs/>
+          <w:color w:val="5A5A55"/>
+          <w:sz w:val="21"/>
+          <w:szCs w:val="21"/>
+        </w:rPr>
+        <w:t xml:space="preserve">Pipeline de implementação</w:t>
+      </w:r>
+    </w:p>
+    <w:p>
+      <w:pPr>
+        <w:shd w:fill="F4F4F1" w:color="auto" w:val="clear"/>
+        <w:spacing w:after="0" w:before="100" w:line="240"/>
+        <w:ind w:left="220" w:right="220"/>
+      </w:pPr>
+      <w:r>
+        <w:rPr>
+          <w:rFonts w:ascii="Consolas" w:cs="Consolas" w:eastAsia="Consolas" w:hAnsi="Consolas"/>
+          <w:color w:val="1A1A1A"/>
+          <w:sz w:val="18"/>
+          <w:szCs w:val="18"/>
+        </w:rPr>
+        <w:t xml:space="preserve">1. coletar C(K) para todos os exercícios de um vencimento (preço médio)</w:t>
+      </w:r>
+    </w:p>
+    <w:p>
+      <w:pPr>
+        <w:shd w:fill="F4F4F1" w:color="auto" w:val="clear"/>
+        <w:spacing w:after="0" w:before="0" w:line="240"/>
+        <w:ind w:left="220" w:right="220"/>
+      </w:pPr>
+      <w:r>
+        <w:rPr>
+          <w:rFonts w:ascii="Consolas" w:cs="Consolas" w:eastAsia="Consolas" w:hAnsi="Consolas"/>
+          <w:color w:val="1A1A1A"/>
+          <w:sz w:val="18"/>
+          <w:szCs w:val="18"/>
+        </w:rPr>
+        <w:t xml:space="preserve">2. converter para volatilidade implícita — suavizar em preço é instável</w:t>
+      </w:r>
+    </w:p>
+    <w:p>
+      <w:pPr>
+        <w:shd w:fill="F4F4F1" w:color="auto" w:val="clear"/>
+        <w:spacing w:after="0" w:before="0" w:line="240"/>
+        <w:ind w:left="220" w:right="220"/>
+      </w:pPr>
+      <w:r>
+        <w:rPr>
+          <w:rFonts w:ascii="Consolas" w:cs="Consolas" w:eastAsia="Consolas" w:hAnsi="Consolas"/>
+          <w:color w:val="1A1A1A"/>
+          <w:sz w:val="18"/>
+          <w:szCs w:val="18"/>
+        </w:rPr>
+        <w:t xml:space="preserve">3. ajustar curva suave na variância implícita total (spline cúbico ou SVI)</w:t>
+      </w:r>
+    </w:p>
+    <w:p>
+      <w:pPr>
+        <w:shd w:fill="F4F4F1" w:color="auto" w:val="clear"/>
+        <w:spacing w:after="0" w:before="0" w:line="240"/>
+        <w:ind w:left="220" w:right="220"/>
+      </w:pPr>
+      <w:r>
+        <w:rPr>
+          <w:rFonts w:ascii="Consolas" w:cs="Consolas" w:eastAsia="Consolas" w:hAnsi="Consolas"/>
+          <w:color w:val="1A1A1A"/>
+          <w:sz w:val="18"/>
+          <w:szCs w:val="18"/>
+        </w:rPr>
+        <w:t xml:space="preserve">4. reamostrar numa grade fina de K e converter de volta para preços</w:t>
+      </w:r>
+    </w:p>
+    <w:p>
+      <w:pPr>
+        <w:shd w:fill="F4F4F1" w:color="auto" w:val="clear"/>
+        <w:spacing w:after="0" w:before="0" w:line="240"/>
+        <w:ind w:left="220" w:right="220"/>
+      </w:pPr>
+      <w:r>
+        <w:rPr>
+          <w:rFonts w:ascii="Consolas" w:cs="Consolas" w:eastAsia="Consolas" w:hAnsi="Consolas"/>
+          <w:color w:val="1A1A1A"/>
+          <w:sz w:val="18"/>
+          <w:szCs w:val="18"/>
+        </w:rPr>
+        <w:t xml:space="preserve">5. impor convexidade: C decrescente e convexo em K</w:t>
+      </w:r>
+    </w:p>
+    <w:p>
+      <w:pPr>
+        <w:shd w:fill="F4F4F1" w:color="auto" w:val="clear"/>
+        <w:spacing w:after="0" w:before="0" w:line="240"/>
+        <w:ind w:left="220" w:right="220"/>
+      </w:pPr>
+      <w:r>
+        <w:rPr>
+          <w:rFonts w:ascii="Consolas" w:cs="Consolas" w:eastAsia="Consolas" w:hAnsi="Consolas"/>
+          <w:color w:val="1A1A1A"/>
+          <w:sz w:val="18"/>
+          <w:szCs w:val="18"/>
+        </w:rPr>
+        <w:t xml:space="preserve">6. diferença segunda numérica → multiplicar por e^(rT)</w:t>
+      </w:r>
+    </w:p>
+    <w:p>
+      <w:pPr>
+        <w:shd w:fill="F4F4F1" w:color="auto" w:val="clear"/>
+        <w:spacing w:after="0" w:before="0" w:line="240"/>
+        <w:ind w:left="220" w:right="220"/>
+      </w:pPr>
+      <w:r>
+        <w:rPr>
+          <w:rFonts w:ascii="Consolas" w:cs="Consolas" w:eastAsia="Consolas" w:hAnsi="Consolas"/>
+          <w:color w:val="1A1A1A"/>
+          <w:sz w:val="18"/>
+          <w:szCs w:val="18"/>
+        </w:rPr>
+        <w:t xml:space="preserve">7. colar caudas paramétricas além do último exercício listado</w:t>
+      </w:r>
+    </w:p>
+    <w:p>
+      <w:pPr>
+        <w:shd w:fill="F4F4F1" w:color="auto" w:val="clear"/>
+        <w:spacing w:after="140" w:before="0" w:line="240"/>
+        <w:ind w:left="220" w:right="220"/>
+      </w:pPr>
+      <w:r>
+        <w:rPr>
+          <w:rFonts w:ascii="Consolas" w:cs="Consolas" w:eastAsia="Consolas" w:hAnsi="Consolas"/>
+          <w:color w:val="1A1A1A"/>
+          <w:sz w:val="18"/>
+          <w:szCs w:val="18"/>
+        </w:rPr>
+        <w:t xml:space="preserve">8. normalizar para integrar a 1</w:t>
+      </w:r>
+    </w:p>
+    <w:p>
+      <w:pPr>
+        <w:spacing w:after="120" w:line="276"/>
+      </w:pPr>
+      <w:r>
+        <w:rPr>
+          <w:color w:val="1A1A1A"/>
+          <w:sz w:val="21"/>
+          <w:szCs w:val="21"/>
+        </w:rPr>
+        <w:t xml:space="preserve">Os passos 2 e 3 não são opcionais: a segunda derivada amplifica ruído a ponto de produzir densidades negativas quando aplicada a preços cotados crus. O passo 7 importa porque a cauda é justamente o que interessa ao dimensionar um fence.</w:t>
+      </w:r>
+    </w:p>
+    <w:p>
+      <w:pPr>
+        <w:spacing w:after="120" w:line="276"/>
+      </w:pPr>
+      <w:r>
+        <w:rPr>
+          <w:b/>
+          <w:bCs/>
+          <w:color w:val="1A1A1A"/>
+          <w:sz w:val="21"/>
+          <w:szCs w:val="21"/>
+        </w:rPr>
+        <w:t xml:space="preserve">Ressalva conceitual: </w:t>
+      </w:r>
+      <w:r>
+        <w:rPr>
+          <w:color w:val="1A1A1A"/>
+          <w:sz w:val="21"/>
+          <w:szCs w:val="21"/>
+        </w:rPr>
+        <w:t xml:space="preserve">a densidade extraída é risco-neutra, não real. Ela embute o prêmio de risco — o mercado atribui probabilidade maior a quedas do que a frequência histórica justificaria, porque protege-se paga. Leia como preço de cada cenário, nunca como previsão.</w:t>
+      </w:r>
+    </w:p>
+    <w:p>
+      <w:pPr>
+        <w:spacing w:after="120" w:line="276"/>
+      </w:pPr>
+      <w:r>
+        <w:rPr>
+          <w:color w:val="1A1A1A"/>
+          <w:sz w:val="21"/>
+          <w:szCs w:val="21"/>
+        </w:rPr>
+        <w:t xml:space="preserve">Restrição adicional: as opções de soja na CME são americanas, e o resultado é derivado para europeias. O prêmio de exercício antecipado é pequeno em opções sobre futuros, mas não nulo nas muito dentro do dinheiro.</w:t>
       </w:r>
     </w:p>
     <w:p>
@@ -7907,7 +11913,7 @@
           <w:sz w:val="30"/>
           <w:szCs w:val="30"/>
         </w:rPr>
-        <w:t xml:space="preserve">11. Próximos passos sugeridos</w:t>
+        <w:t xml:space="preserve">11. Estratégias de spread e arbitragem de base</w:t>
       </w:r>
     </w:p>
     <w:p>
@@ -7920,7 +11926,7 @@
           <w:sz w:val="21"/>
           <w:szCs w:val="21"/>
         </w:rPr>
-        <w:t xml:space="preserve">Em ordem aproximada de relação entre benefício e esforço.</w:t>
+        <w:t xml:space="preserve">Esta seção é a continuação natural do painel: as técnicas que consomem exatamente os dados já coletados. Nenhuma delas é recomendação — são estruturas padrão do mercado de grãos, descritas com a mecânica e os riscos.</w:t>
       </w:r>
     </w:p>
     <w:p>
@@ -7936,7 +11942,661 @@
           <w:sz w:val="24"/>
           <w:szCs w:val="24"/>
         </w:rPr>
-        <w:t xml:space="preserve">Curto prazo</w:t>
+        <w:t xml:space="preserve">11.1 Spread de calendário</w:t>
+      </w:r>
+    </w:p>
+    <w:p>
+      <w:pPr>
+        <w:spacing w:after="120" w:line="276"/>
+      </w:pPr>
+      <w:r>
+        <w:rPr>
+          <w:color w:val="1A1A1A"/>
+          <w:sz w:val="21"/>
+          <w:szCs w:val="21"/>
+        </w:rPr>
+        <w:t xml:space="preserve">Comprar um vencimento e vender outro da mesma commodity. O resultado depende apenas da mudança na diferença entre os dois, o que elimina boa parte do risco de nível de preço e isola a leitura de oferta e demanda no tempo.</w:t>
+      </w:r>
+    </w:p>
+    <w:p>
+      <w:pPr>
+        <w:pStyle w:val="Heading3"/>
+        <w:spacing w:after="90" w:before="180"/>
+      </w:pPr>
+      <w:r>
+        <w:rPr>
+          <w:b/>
+          <w:bCs/>
+          <w:color w:val="5A5A55"/>
+          <w:sz w:val="21"/>
+          <w:szCs w:val="21"/>
+        </w:rPr>
+        <w:t xml:space="preserve">O carrego cheio como régua</w:t>
+      </w:r>
+    </w:p>
+    <w:p>
+      <w:pPr>
+        <w:spacing w:after="120" w:line="276"/>
+      </w:pPr>
+      <w:r>
+        <w:rPr>
+          <w:color w:val="1A1A1A"/>
+          <w:sz w:val="21"/>
+          <w:szCs w:val="21"/>
+        </w:rPr>
+        <w:t xml:space="preserve">O custo de carregar estoque por um mês é a soma de armazenagem, juros sobre o capital parado e seguro:</w:t>
+      </w:r>
+    </w:p>
+    <w:p>
+      <w:pPr>
+        <w:shd w:fill="F1F5F1" w:color="auto" w:val="clear"/>
+        <w:spacing w:after="0" w:before="100" w:line="240"/>
+        <w:ind w:left="220" w:right="220"/>
+      </w:pPr>
+      <w:r>
+        <w:rPr>
+          <w:rFonts w:ascii="Consolas" w:cs="Consolas" w:eastAsia="Consolas" w:hAnsi="Consolas"/>
+          <w:color w:val="1A1A1A"/>
+          <w:sz w:val="18"/>
+          <w:szCs w:val="18"/>
+        </w:rPr>
+        <w:t xml:space="preserve">carrego_cheio (¢/bu/mês) = armazenagem + (preço × taxa_juros ÷ 12) + seguro</w:t>
+      </w:r>
+    </w:p>
+    <w:p>
+      <w:pPr>
+        <w:shd w:fill="F1F5F1" w:color="auto" w:val="clear"/>
+        <w:spacing w:after="140" w:before="0" w:line="240"/>
+        <w:ind w:left="220" w:right="220"/>
+      </w:pPr>
+      <w:r>
+        <w:rPr>
+          <w:rFonts w:ascii="Consolas" w:cs="Consolas" w:eastAsia="Consolas" w:hAnsi="Consolas"/>
+          <w:color w:val="1A1A1A"/>
+          <w:sz w:val="18"/>
+          <w:szCs w:val="18"/>
+        </w:rPr>
+        <w:t xml:space="preserve">aproveitamento = spread_observado ÷ carrego_cheio × 100</w:t>
+      </w:r>
+    </w:p>
+    <w:p>
+      <w:pPr>
+        <w:spacing w:after="120" w:line="276"/>
+      </w:pPr>
+      <w:r>
+        <w:rPr>
+          <w:color w:val="1A1A1A"/>
+          <w:sz w:val="21"/>
+          <w:szCs w:val="21"/>
+        </w:rPr>
+        <w:t xml:space="preserve">A interpretação é direta e é a base de quase toda decisão de armazenagem:</w:t>
+      </w:r>
+    </w:p>
+    <w:tbl>
+      <w:tblPr>
+        <w:tblW w:type="dxa" w:w="9360"/>
+        <w:tblBorders>
+          <w:top w:val="single" w:color="D5D5CE" w:sz="2"/>
+          <w:left w:val="single" w:color="D5D5CE" w:sz="2"/>
+          <w:bottom w:val="single" w:color="D5D5CE" w:sz="2"/>
+          <w:right w:val="single" w:color="D5D5CE" w:sz="2"/>
+          <w:insideH w:val="single" w:color="E6E6E0" w:sz="2"/>
+          <w:insideV w:val="single" w:color="E6E6E0" w:sz="2"/>
+        </w:tblBorders>
+      </w:tblPr>
+      <w:tblGrid>
+        <w:gridCol w:w="2059"/>
+        <w:gridCol w:w="3744"/>
+        <w:gridCol w:w="3557"/>
+      </w:tblGrid>
+      <w:tr>
+        <w:trPr>
+          <w:tblHeader/>
+        </w:trPr>
+        <w:tc>
+          <w:tcPr>
+            <w:tcW w:type="dxa" w:w="2059"/>
+            <w:shd w:fill="EDF2ED" w:color="auto" w:val="clear"/>
+            <w:tcMar>
+              <w:top w:type="dxa" w:w="80"/>
+              <w:left w:type="dxa" w:w="110"/>
+              <w:bottom w:type="dxa" w:w="80"/>
+              <w:right w:type="dxa" w:w="110"/>
+            </w:tcMar>
+          </w:tcPr>
+          <w:p>
+            <w:pPr>
+              <w:spacing w:after="0" w:line="264"/>
+            </w:pPr>
+            <w:r>
+              <w:rPr>
+                <w:b/>
+                <w:bCs/>
+                <w:color w:val="2E6B3E"/>
+                <w:sz w:val="19"/>
+                <w:szCs w:val="19"/>
+              </w:rPr>
+              <w:t xml:space="preserve">Aproveitamento</w:t>
+            </w:r>
+          </w:p>
+        </w:tc>
+        <w:tc>
+          <w:tcPr>
+            <w:tcW w:type="dxa" w:w="3744"/>
+            <w:shd w:fill="EDF2ED" w:color="auto" w:val="clear"/>
+            <w:tcMar>
+              <w:top w:type="dxa" w:w="80"/>
+              <w:left w:type="dxa" w:w="110"/>
+              <w:bottom w:type="dxa" w:w="80"/>
+              <w:right w:type="dxa" w:w="110"/>
+            </w:tcMar>
+          </w:tcPr>
+          <w:p>
+            <w:pPr>
+              <w:spacing w:after="0" w:line="264"/>
+            </w:pPr>
+            <w:r>
+              <w:rPr>
+                <w:b/>
+                <w:bCs/>
+                <w:color w:val="2E6B3E"/>
+                <w:sz w:val="19"/>
+                <w:szCs w:val="19"/>
+              </w:rPr>
+              <w:t xml:space="preserve">Leitura de mercado</w:t>
+            </w:r>
+          </w:p>
+        </w:tc>
+        <w:tc>
+          <w:tcPr>
+            <w:tcW w:type="dxa" w:w="3557"/>
+            <w:shd w:fill="EDF2ED" w:color="auto" w:val="clear"/>
+            <w:tcMar>
+              <w:top w:type="dxa" w:w="80"/>
+              <w:left w:type="dxa" w:w="110"/>
+              <w:bottom w:type="dxa" w:w="80"/>
+              <w:right w:type="dxa" w:w="110"/>
+            </w:tcMar>
+          </w:tcPr>
+          <w:p>
+            <w:pPr>
+              <w:spacing w:after="0" w:line="264"/>
+            </w:pPr>
+            <w:r>
+              <w:rPr>
+                <w:b/>
+                <w:bCs/>
+                <w:color w:val="2E6B3E"/>
+                <w:sz w:val="19"/>
+                <w:szCs w:val="19"/>
+              </w:rPr>
+              <w:t xml:space="preserve">Implicação prática</w:t>
+            </w:r>
+          </w:p>
+        </w:tc>
+      </w:tr>
+      <w:tr>
+        <w:tc>
+          <w:tcPr>
+            <w:tcW w:type="dxa" w:w="2059"/>
+            <w:tcMar>
+              <w:top w:type="dxa" w:w="80"/>
+              <w:left w:type="dxa" w:w="110"/>
+              <w:bottom w:type="dxa" w:w="80"/>
+              <w:right w:type="dxa" w:w="110"/>
+            </w:tcMar>
+          </w:tcPr>
+          <w:p>
+            <w:pPr>
+              <w:spacing w:after="0" w:line="264"/>
+            </w:pPr>
+            <w:r>
+              <w:rPr>
+                <w:b w:val="false"/>
+                <w:bCs w:val="false"/>
+                <w:color w:val="1A1A1A"/>
+                <w:sz w:val="19"/>
+                <w:szCs w:val="19"/>
+              </w:rPr>
+              <w:t xml:space="preserve">Acima de 100%</w:t>
+            </w:r>
+          </w:p>
+        </w:tc>
+        <w:tc>
+          <w:tcPr>
+            <w:tcW w:type="dxa" w:w="3744"/>
+            <w:tcMar>
+              <w:top w:type="dxa" w:w="80"/>
+              <w:left w:type="dxa" w:w="110"/>
+              <w:bottom w:type="dxa" w:w="80"/>
+              <w:right w:type="dxa" w:w="110"/>
+            </w:tcMar>
+          </w:tcPr>
+          <w:p>
+            <w:pPr>
+              <w:spacing w:after="0" w:line="264"/>
+            </w:pPr>
+            <w:r>
+              <w:rPr>
+                <w:b w:val="false"/>
+                <w:bCs w:val="false"/>
+                <w:color w:val="1A1A1A"/>
+                <w:sz w:val="19"/>
+                <w:szCs w:val="19"/>
+              </w:rPr>
+              <w:t xml:space="preserve">Insustentável — abre arbitragem de armazenagem</w:t>
+            </w:r>
+          </w:p>
+        </w:tc>
+        <w:tc>
+          <w:tcPr>
+            <w:tcW w:type="dxa" w:w="3557"/>
+            <w:tcMar>
+              <w:top w:type="dxa" w:w="80"/>
+              <w:left w:type="dxa" w:w="110"/>
+              <w:bottom w:type="dxa" w:w="80"/>
+              <w:right w:type="dxa" w:w="110"/>
+            </w:tcMar>
+          </w:tcPr>
+          <w:p>
+            <w:pPr>
+              <w:spacing w:after="0" w:line="264"/>
+            </w:pPr>
+            <w:r>
+              <w:rPr>
+                <w:b w:val="false"/>
+                <w:bCs w:val="false"/>
+                <w:color w:val="1A1A1A"/>
+                <w:sz w:val="19"/>
+                <w:szCs w:val="19"/>
+              </w:rPr>
+              <w:t xml:space="preserve">Armazenar e vender futuro trava lucro</w:t>
+            </w:r>
+          </w:p>
+        </w:tc>
+      </w:tr>
+      <w:tr>
+        <w:tc>
+          <w:tcPr>
+            <w:tcW w:type="dxa" w:w="2059"/>
+            <w:tcMar>
+              <w:top w:type="dxa" w:w="80"/>
+              <w:left w:type="dxa" w:w="110"/>
+              <w:bottom w:type="dxa" w:w="80"/>
+              <w:right w:type="dxa" w:w="110"/>
+            </w:tcMar>
+          </w:tcPr>
+          <w:p>
+            <w:pPr>
+              <w:spacing w:after="0" w:line="264"/>
+            </w:pPr>
+            <w:r>
+              <w:rPr>
+                <w:b w:val="false"/>
+                <w:bCs w:val="false"/>
+                <w:color w:val="1A1A1A"/>
+                <w:sz w:val="19"/>
+                <w:szCs w:val="19"/>
+              </w:rPr>
+              <w:t xml:space="preserve">70% a 100%</w:t>
+            </w:r>
+          </w:p>
+        </w:tc>
+        <w:tc>
+          <w:tcPr>
+            <w:tcW w:type="dxa" w:w="3744"/>
+            <w:tcMar>
+              <w:top w:type="dxa" w:w="80"/>
+              <w:left w:type="dxa" w:w="110"/>
+              <w:bottom w:type="dxa" w:w="80"/>
+              <w:right w:type="dxa" w:w="110"/>
+            </w:tcMar>
+          </w:tcPr>
+          <w:p>
+            <w:pPr>
+              <w:spacing w:after="0" w:line="264"/>
+            </w:pPr>
+            <w:r>
+              <w:rPr>
+                <w:b w:val="false"/>
+                <w:bCs w:val="false"/>
+                <w:color w:val="1A1A1A"/>
+                <w:sz w:val="19"/>
+                <w:szCs w:val="19"/>
+              </w:rPr>
+              <w:t xml:space="preserve">Oferta ampla, mercado quer que você estoque</w:t>
+            </w:r>
+          </w:p>
+        </w:tc>
+        <w:tc>
+          <w:tcPr>
+            <w:tcW w:type="dxa" w:w="3557"/>
+            <w:tcMar>
+              <w:top w:type="dxa" w:w="80"/>
+              <w:left w:type="dxa" w:w="110"/>
+              <w:bottom w:type="dxa" w:w="80"/>
+              <w:right w:type="dxa" w:w="110"/>
+            </w:tcMar>
+          </w:tcPr>
+          <w:p>
+            <w:pPr>
+              <w:spacing w:after="0" w:line="264"/>
+            </w:pPr>
+            <w:r>
+              <w:rPr>
+                <w:b w:val="false"/>
+                <w:bCs w:val="false"/>
+                <w:color w:val="1A1A1A"/>
+                <w:sz w:val="19"/>
+                <w:szCs w:val="19"/>
+              </w:rPr>
+              <w:t xml:space="preserve">Armazenagem se paga; vender à vista é caro</w:t>
+            </w:r>
+          </w:p>
+        </w:tc>
+      </w:tr>
+      <w:tr>
+        <w:tc>
+          <w:tcPr>
+            <w:tcW w:type="dxa" w:w="2059"/>
+            <w:tcMar>
+              <w:top w:type="dxa" w:w="80"/>
+              <w:left w:type="dxa" w:w="110"/>
+              <w:bottom w:type="dxa" w:w="80"/>
+              <w:right w:type="dxa" w:w="110"/>
+            </w:tcMar>
+          </w:tcPr>
+          <w:p>
+            <w:pPr>
+              <w:spacing w:after="0" w:line="264"/>
+            </w:pPr>
+            <w:r>
+              <w:rPr>
+                <w:b w:val="false"/>
+                <w:bCs w:val="false"/>
+                <w:color w:val="1A1A1A"/>
+                <w:sz w:val="19"/>
+                <w:szCs w:val="19"/>
+              </w:rPr>
+              <w:t xml:space="preserve">40% a 70%</w:t>
+            </w:r>
+          </w:p>
+        </w:tc>
+        <w:tc>
+          <w:tcPr>
+            <w:tcW w:type="dxa" w:w="3744"/>
+            <w:tcMar>
+              <w:top w:type="dxa" w:w="80"/>
+              <w:left w:type="dxa" w:w="110"/>
+              <w:bottom w:type="dxa" w:w="80"/>
+              <w:right w:type="dxa" w:w="110"/>
+            </w:tcMar>
+          </w:tcPr>
+          <w:p>
+            <w:pPr>
+              <w:spacing w:after="0" w:line="264"/>
+            </w:pPr>
+            <w:r>
+              <w:rPr>
+                <w:b w:val="false"/>
+                <w:bCs w:val="false"/>
+                <w:color w:val="1A1A1A"/>
+                <w:sz w:val="19"/>
+                <w:szCs w:val="19"/>
+              </w:rPr>
+              <w:t xml:space="preserve">Oferta confortável mas não abundante</w:t>
+            </w:r>
+          </w:p>
+        </w:tc>
+        <w:tc>
+          <w:tcPr>
+            <w:tcW w:type="dxa" w:w="3557"/>
+            <w:tcMar>
+              <w:top w:type="dxa" w:w="80"/>
+              <w:left w:type="dxa" w:w="110"/>
+              <w:bottom w:type="dxa" w:w="80"/>
+              <w:right w:type="dxa" w:w="110"/>
+            </w:tcMar>
+          </w:tcPr>
+          <w:p>
+            <w:pPr>
+              <w:spacing w:after="0" w:line="264"/>
+            </w:pPr>
+            <w:r>
+              <w:rPr>
+                <w:b w:val="false"/>
+                <w:bCs w:val="false"/>
+                <w:color w:val="1A1A1A"/>
+                <w:sz w:val="19"/>
+                <w:szCs w:val="19"/>
+              </w:rPr>
+              <w:t xml:space="preserve">Decisão depende do custo real de cada um</w:t>
+            </w:r>
+          </w:p>
+        </w:tc>
+      </w:tr>
+      <w:tr>
+        <w:tc>
+          <w:tcPr>
+            <w:tcW w:type="dxa" w:w="2059"/>
+            <w:tcMar>
+              <w:top w:type="dxa" w:w="80"/>
+              <w:left w:type="dxa" w:w="110"/>
+              <w:bottom w:type="dxa" w:w="80"/>
+              <w:right w:type="dxa" w:w="110"/>
+            </w:tcMar>
+          </w:tcPr>
+          <w:p>
+            <w:pPr>
+              <w:spacing w:after="0" w:line="264"/>
+            </w:pPr>
+            <w:r>
+              <w:rPr>
+                <w:b w:val="false"/>
+                <w:bCs w:val="false"/>
+                <w:color w:val="1A1A1A"/>
+                <w:sz w:val="19"/>
+                <w:szCs w:val="19"/>
+              </w:rPr>
+              <w:t xml:space="preserve">Abaixo de 40%</w:t>
+            </w:r>
+          </w:p>
+        </w:tc>
+        <w:tc>
+          <w:tcPr>
+            <w:tcW w:type="dxa" w:w="3744"/>
+            <w:tcMar>
+              <w:top w:type="dxa" w:w="80"/>
+              <w:left w:type="dxa" w:w="110"/>
+              <w:bottom w:type="dxa" w:w="80"/>
+              <w:right w:type="dxa" w:w="110"/>
+            </w:tcMar>
+          </w:tcPr>
+          <w:p>
+            <w:pPr>
+              <w:spacing w:after="0" w:line="264"/>
+            </w:pPr>
+            <w:r>
+              <w:rPr>
+                <w:b w:val="false"/>
+                <w:bCs w:val="false"/>
+                <w:color w:val="1A1A1A"/>
+                <w:sz w:val="19"/>
+                <w:szCs w:val="19"/>
+              </w:rPr>
+              <w:t xml:space="preserve">Mercado não quer estoque — quer o grão agora</w:t>
+            </w:r>
+          </w:p>
+        </w:tc>
+        <w:tc>
+          <w:tcPr>
+            <w:tcW w:type="dxa" w:w="3557"/>
+            <w:tcMar>
+              <w:top w:type="dxa" w:w="80"/>
+              <w:left w:type="dxa" w:w="110"/>
+              <w:bottom w:type="dxa" w:w="80"/>
+              <w:right w:type="dxa" w:w="110"/>
+            </w:tcMar>
+          </w:tcPr>
+          <w:p>
+            <w:pPr>
+              <w:spacing w:after="0" w:line="264"/>
+            </w:pPr>
+            <w:r>
+              <w:rPr>
+                <w:b w:val="false"/>
+                <w:bCs w:val="false"/>
+                <w:color w:val="1A1A1A"/>
+                <w:sz w:val="19"/>
+                <w:szCs w:val="19"/>
+              </w:rPr>
+              <w:t xml:space="preserve">Vender à vista tende a ser melhor</w:t>
+            </w:r>
+          </w:p>
+        </w:tc>
+      </w:tr>
+      <w:tr>
+        <w:tc>
+          <w:tcPr>
+            <w:tcW w:type="dxa" w:w="2059"/>
+            <w:tcMar>
+              <w:top w:type="dxa" w:w="80"/>
+              <w:left w:type="dxa" w:w="110"/>
+              <w:bottom w:type="dxa" w:w="80"/>
+              <w:right w:type="dxa" w:w="110"/>
+            </w:tcMar>
+          </w:tcPr>
+          <w:p>
+            <w:pPr>
+              <w:spacing w:after="0" w:line="264"/>
+            </w:pPr>
+            <w:r>
+              <w:rPr>
+                <w:b w:val="false"/>
+                <w:bCs w:val="false"/>
+                <w:color w:val="1A1A1A"/>
+                <w:sz w:val="19"/>
+                <w:szCs w:val="19"/>
+              </w:rPr>
+              <w:t xml:space="preserve">Negativo (invertido)</w:t>
+            </w:r>
+          </w:p>
+        </w:tc>
+        <w:tc>
+          <w:tcPr>
+            <w:tcW w:type="dxa" w:w="3744"/>
+            <w:tcMar>
+              <w:top w:type="dxa" w:w="80"/>
+              <w:left w:type="dxa" w:w="110"/>
+              <w:bottom w:type="dxa" w:w="80"/>
+              <w:right w:type="dxa" w:w="110"/>
+            </w:tcMar>
+          </w:tcPr>
+          <w:p>
+            <w:pPr>
+              <w:spacing w:after="0" w:line="264"/>
+            </w:pPr>
+            <w:r>
+              <w:rPr>
+                <w:b w:val="false"/>
+                <w:bCs w:val="false"/>
+                <w:color w:val="1A1A1A"/>
+                <w:sz w:val="19"/>
+                <w:szCs w:val="19"/>
+              </w:rPr>
+              <w:t xml:space="preserve">Aperto de oferta no disponível</w:t>
+            </w:r>
+          </w:p>
+        </w:tc>
+        <w:tc>
+          <w:tcPr>
+            <w:tcW w:type="dxa" w:w="3557"/>
+            <w:tcMar>
+              <w:top w:type="dxa" w:w="80"/>
+              <w:left w:type="dxa" w:w="110"/>
+              <w:bottom w:type="dxa" w:w="80"/>
+              <w:right w:type="dxa" w:w="110"/>
+            </w:tcMar>
+          </w:tcPr>
+          <w:p>
+            <w:pPr>
+              <w:spacing w:after="0" w:line="264"/>
+            </w:pPr>
+            <w:r>
+              <w:rPr>
+                <w:b w:val="false"/>
+                <w:bCs w:val="false"/>
+                <w:color w:val="1A1A1A"/>
+                <w:sz w:val="19"/>
+                <w:szCs w:val="19"/>
+              </w:rPr>
+              <w:t xml:space="preserve">Vender à vista; carregar destrói valor</w:t>
+            </w:r>
+          </w:p>
+        </w:tc>
+      </w:tr>
+    </w:tbl>
+    <w:p>
+      <w:pPr>
+        <w:spacing w:after="100"/>
+      </w:pPr>
+    </w:p>
+    <w:p>
+      <w:pPr>
+        <w:spacing w:after="120" w:line="276"/>
+      </w:pPr>
+      <w:r>
+        <w:rPr>
+          <w:color w:val="1A1A1A"/>
+          <w:sz w:val="21"/>
+          <w:szCs w:val="21"/>
+        </w:rPr>
+        <w:t xml:space="preserve">Na curva atual, o trecho de novembro para janeiro paga 7,0 ¢/bu por mês, enquanto o trecho de maio para julho paga 1,9 ¢/bu. A leitura é que o mercado remunera bem quem carrega no pós-colheita americana, mas não remunera quem pretende carregar até depois da chegada da safra brasileira.</w:t>
+      </w:r>
+    </w:p>
+    <w:p>
+      <w:pPr>
+        <w:pStyle w:val="Heading3"/>
+        <w:spacing w:after="90" w:before="180"/>
+      </w:pPr>
+      <w:r>
+        <w:rPr>
+          <w:b/>
+          <w:bCs/>
+          <w:color w:val="5A5A55"/>
+          <w:sz w:val="21"/>
+          <w:szCs w:val="21"/>
+        </w:rPr>
+        <w:t xml:space="preserve">Spread de safra velha contra safra nova</w:t>
+      </w:r>
+    </w:p>
+    <w:p>
+      <w:pPr>
+        <w:spacing w:after="120" w:line="276"/>
+      </w:pPr>
+      <w:r>
+        <w:rPr>
+          <w:color w:val="1A1A1A"/>
+          <w:sz w:val="21"/>
+          <w:szCs w:val="21"/>
+        </w:rPr>
+        <w:t xml:space="preserve">O spread entre o último contrato da safra velha e o primeiro da nova é o termômetro mais direto da expectativa de transição. Um spread apertado ou invertido indica que o mercado teme não chegar à nova safra com estoque suficiente; um spread largo indica sobra confortável. No painel, é o trecho entre julho e agosto — hoje invertido em 9,1 ¢/bu por mês, o que é estrutural da passagem de ciclo e não deve ser lido como sinal de aperto.</w:t>
+      </w:r>
+    </w:p>
+    <w:p>
+      <w:pPr>
+        <w:pStyle w:val="Heading3"/>
+        <w:spacing w:after="90" w:before="180"/>
+      </w:pPr>
+      <w:r>
+        <w:rPr>
+          <w:b/>
+          <w:bCs/>
+          <w:color w:val="5A5A55"/>
+          <w:sz w:val="21"/>
+          <w:szCs w:val="21"/>
+        </w:rPr>
+        <w:t xml:space="preserve">Riscos</w:t>
       </w:r>
     </w:p>
     <w:p>
@@ -7950,21 +12610,11 @@
       </w:pPr>
       <w:r>
         <w:rPr>
-          <w:b/>
-          <w:bCs/>
-          <w:color w:val="1A1A1A"/>
-          <w:sz w:val="21"/>
-          <w:szCs w:val="21"/>
-        </w:rPr>
-        <w:t xml:space="preserve">Corrigir o feed de notícias do Notícias Agrícolas</w:t>
-      </w:r>
-      <w:r>
-        <w:rPr>
-          <w:color w:val="1A1A1A"/>
-          <w:sz w:val="21"/>
-          <w:szCs w:val="21"/>
-        </w:rPr>
-        <w:t xml:space="preserve"> — localizar o novo endereço do RSS e restaurar a quarta fonte da seção. Esforço baixo.</w:t>
+          <w:color w:val="1A1A1A"/>
+          <w:sz w:val="21"/>
+          <w:szCs w:val="21"/>
+        </w:rPr>
+        <w:t xml:space="preserve">O spread exige margem nas duas pernas e pode consumir caixa mesmo quando a tese está correta.</w:t>
       </w:r>
     </w:p>
     <w:p>
@@ -7978,21 +12628,11 @@
       </w:pPr>
       <w:r>
         <w:rPr>
-          <w:b/>
-          <w:bCs/>
-          <w:color w:val="1A1A1A"/>
-          <w:sz w:val="21"/>
-          <w:szCs w:val="21"/>
-        </w:rPr>
-        <w:t xml:space="preserve">Estender o detalhe clicável a câmbio e juros</w:t>
-      </w:r>
-      <w:r>
-        <w:rPr>
-          <w:color w:val="1A1A1A"/>
-          <w:sz w:val="21"/>
-          <w:szCs w:val="21"/>
-        </w:rPr>
-        <w:t xml:space="preserve"> — a mecânica de séries e modal já existe; falta apenas coletar o histórico dessas seções. Esforço baixo, ganho imediato de utilidade.</w:t>
+          <w:color w:val="1A1A1A"/>
+          <w:sz w:val="21"/>
+          <w:szCs w:val="21"/>
+        </w:rPr>
+        <w:t xml:space="preserve">Perto do vencimento, a perna curta pode sofrer squeeze de entrega, com movimento que não reflete fundamento.</w:t>
       </w:r>
     </w:p>
     <w:p>
@@ -8006,21 +12646,11 @@
       </w:pPr>
       <w:r>
         <w:rPr>
-          <w:b/>
-          <w:bCs/>
-          <w:color w:val="1A1A1A"/>
-          <w:sz w:val="21"/>
-          <w:szCs w:val="21"/>
-        </w:rPr>
-        <w:t xml:space="preserve">Comparação sobreposta entre ativos</w:t>
-      </w:r>
-      <w:r>
-        <w:rPr>
-          <w:color w:val="1A1A1A"/>
-          <w:sz w:val="21"/>
-          <w:szCs w:val="21"/>
-        </w:rPr>
-        <w:t xml:space="preserve"> — soja contra milho, ou soja contra dólar, normalizados em base 100, para leitura de relação de troca. Esforço baixo.</w:t>
+          <w:color w:val="1A1A1A"/>
+          <w:sz w:val="21"/>
+          <w:szCs w:val="21"/>
+        </w:rPr>
+        <w:t xml:space="preserve">Liquidez cai rapidamente nos vencimentos distantes — o painel já mostra posições em aberto por contrato, e é o dado a consultar antes de montar.</w:t>
       </w:r>
     </w:p>
     <w:p>
@@ -8036,7 +12666,345 @@
           <w:sz w:val="24"/>
           <w:szCs w:val="24"/>
         </w:rPr>
-        <w:t xml:space="preserve">Médio prazo</w:t>
+        <w:t xml:space="preserve">11.2 Arbitragem de base</w:t>
+      </w:r>
+    </w:p>
+    <w:p>
+      <w:pPr>
+        <w:spacing w:after="120" w:line="276"/>
+      </w:pPr>
+      <w:r>
+        <w:rPr>
+          <w:color w:val="1A1A1A"/>
+          <w:sz w:val="21"/>
+          <w:szCs w:val="21"/>
+        </w:rPr>
+        <w:t xml:space="preserve">Operar basis é separar a decisão de “quando fixar o preço” da decisão de “quando entregar o físico”. Quem tem grão armazenado e vende futuro está comprado em basis: ganha se o basis subir, independentemente do que Chicago fizer.</w:t>
+      </w:r>
+    </w:p>
+    <w:p>
+      <w:pPr>
+        <w:shd w:fill="F1F5F1" w:color="auto" w:val="clear"/>
+        <w:spacing w:after="0" w:before="100" w:line="240"/>
+        <w:ind w:left="220" w:right="220"/>
+      </w:pPr>
+      <w:r>
+        <w:rPr>
+          <w:rFonts w:ascii="Consolas" w:cs="Consolas" w:eastAsia="Consolas" w:hAnsi="Consolas"/>
+          <w:color w:val="1A1A1A"/>
+          <w:sz w:val="18"/>
+          <w:szCs w:val="18"/>
+        </w:rPr>
+        <w:t xml:space="preserve">resultado_da_operação  =  basis_no_encerramento − basis_na_montagem</w:t>
+      </w:r>
+    </w:p>
+    <w:p>
+      <w:pPr>
+        <w:shd w:fill="F1F5F1" w:color="auto" w:val="clear"/>
+        <w:spacing w:after="140" w:before="0" w:line="240"/>
+        <w:ind w:left="220" w:right="220"/>
+      </w:pPr>
+      <w:r>
+        <w:rPr>
+          <w:rFonts w:ascii="Consolas" w:cs="Consolas" w:eastAsia="Consolas" w:hAnsi="Consolas"/>
+          <w:color w:val="1A1A1A"/>
+          <w:sz w:val="18"/>
+          <w:szCs w:val="18"/>
+        </w:rPr>
+        <w:t xml:space="preserve">(o movimento do preço absoluto se cancela entre físico e futuro)</w:t>
+      </w:r>
+    </w:p>
+    <w:p>
+      <w:pPr>
+        <w:pStyle w:val="Heading3"/>
+        <w:spacing w:after="90" w:before="180"/>
+      </w:pPr>
+      <w:r>
+        <w:rPr>
+          <w:b/>
+          <w:bCs/>
+          <w:color w:val="5A5A55"/>
+          <w:sz w:val="21"/>
+          <w:szCs w:val="21"/>
+        </w:rPr>
+        <w:t xml:space="preserve">Quando a estrutura é favorável</w:t>
+      </w:r>
+    </w:p>
+    <w:p>
+      <w:pPr>
+        <w:spacing w:after="120" w:line="276"/>
+      </w:pPr>
+      <w:r>
+        <w:rPr>
+          <w:color w:val="1A1A1A"/>
+          <w:sz w:val="21"/>
+          <w:szCs w:val="21"/>
+        </w:rPr>
+        <w:t xml:space="preserve">A combinação clássica é basis historicamente baixo somado a carrego alto. O produtor que armazena, vende futuro e espera o basis normalizar captura duas coisas ao mesmo tempo: o carrego pago pela curva e a recuperação do basis. Se o carrego pago pelo mercado supera o custo real de armazenagem do produtor, a parcela de carrego já é lucro travado no momento da montagem.</w:t>
+      </w:r>
+    </w:p>
+    <w:p>
+      <w:pPr>
+        <w:pStyle w:val="Heading3"/>
+        <w:spacing w:after="90" w:before="180"/>
+      </w:pPr>
+      <w:r>
+        <w:rPr>
+          <w:b/>
+          <w:bCs/>
+          <w:color w:val="5A5A55"/>
+          <w:sz w:val="21"/>
+          <w:szCs w:val="21"/>
+        </w:rPr>
+        <w:t xml:space="preserve">Convergência</w:t>
+      </w:r>
+    </w:p>
+    <w:p>
+      <w:pPr>
+        <w:spacing w:after="120" w:line="276"/>
+      </w:pPr>
+      <w:r>
+        <w:rPr>
+          <w:color w:val="1A1A1A"/>
+          <w:sz w:val="21"/>
+          <w:szCs w:val="21"/>
+        </w:rPr>
+        <w:t xml:space="preserve">Perto do vencimento, o basis do local de entrega converge para próximo de zero, porque físico e futuro passam a ser substitutos. Longe do ponto de entrega — que é o caso de toda praça brasileira em relação a Chicago — a convergência é parcial e o basis residual reflete permanentemente frete e logística. É por isso que o basis brasileiro não tende a zero, e sim a um patamar sazonal.</w:t>
+      </w:r>
+    </w:p>
+    <w:p>
+      <w:pPr>
+        <w:pStyle w:val="Heading3"/>
+        <w:spacing w:after="90" w:before="180"/>
+      </w:pPr>
+      <w:r>
+        <w:rPr>
+          <w:b/>
+          <w:bCs/>
+          <w:color w:val="5A5A55"/>
+          <w:sz w:val="21"/>
+          <w:szCs w:val="21"/>
+        </w:rPr>
+        <w:t xml:space="preserve">O que falta no painel para operar isso bem</w:t>
+      </w:r>
+    </w:p>
+    <w:p>
+      <w:pPr>
+        <w:spacing w:after="120" w:line="276"/>
+      </w:pPr>
+      <w:r>
+        <w:rPr>
+          <w:color w:val="1A1A1A"/>
+          <w:sz w:val="21"/>
+          <w:szCs w:val="21"/>
+        </w:rPr>
+        <w:t xml:space="preserve">Falta histórico. A decisão “o basis está baixo” exige a distribuição do basis para aquela praça e aquela semana do ano. A série começou a ser acumulada e é justamente o insumo que a seção 12 propõe transformar em gráfico sazonal.</w:t>
+      </w:r>
+    </w:p>
+    <w:p>
+      <w:pPr>
+        <w:pStyle w:val="Heading2"/>
+        <w:spacing w:after="110" w:before="240"/>
+      </w:pPr>
+      <w:r>
+        <w:rPr>
+          <w:b/>
+          <w:bCs/>
+          <w:color w:val="1A1A1A"/>
+          <w:sz w:val="24"/>
+          <w:szCs w:val="24"/>
+        </w:rPr>
+        <w:t xml:space="preserve">11.3 Spreads entre commodities</w:t>
+      </w:r>
+    </w:p>
+    <w:p>
+      <w:pPr>
+        <w:pStyle w:val="Heading3"/>
+        <w:spacing w:after="90" w:before="180"/>
+      </w:pPr>
+      <w:r>
+        <w:rPr>
+          <w:b/>
+          <w:bCs/>
+          <w:color w:val="5A5A55"/>
+          <w:sz w:val="21"/>
+          <w:szCs w:val="21"/>
+        </w:rPr>
+        <w:t xml:space="preserve">Margem de esmagamento</w:t>
+      </w:r>
+    </w:p>
+    <w:p>
+      <w:pPr>
+        <w:spacing w:after="120" w:line="276"/>
+      </w:pPr>
+      <w:r>
+        <w:rPr>
+          <w:color w:val="1A1A1A"/>
+          <w:sz w:val="21"/>
+          <w:szCs w:val="21"/>
+        </w:rPr>
+        <w:t xml:space="preserve">Compra de soja contra venda de farelo e óleo, na proporção do rendimento industrial. Um bushel rende aproximadamente 44 libras de farelo e 11 libras de óleo:</w:t>
+      </w:r>
+    </w:p>
+    <w:p>
+      <w:pPr>
+        <w:shd w:fill="F1F5F1" w:color="auto" w:val="clear"/>
+        <w:spacing w:after="0" w:before="100" w:line="240"/>
+        <w:ind w:left="220" w:right="220"/>
+      </w:pPr>
+      <w:r>
+        <w:rPr>
+          <w:rFonts w:ascii="Consolas" w:cs="Consolas" w:eastAsia="Consolas" w:hAnsi="Consolas"/>
+          <w:color w:val="1A1A1A"/>
+          <w:sz w:val="18"/>
+          <w:szCs w:val="18"/>
+        </w:rPr>
+        <w:t xml:space="preserve">margem (US$/bu) = 0,022 × farelo(US$/short ton)</w:t>
+      </w:r>
+    </w:p>
+    <w:p>
+      <w:pPr>
+        <w:shd w:fill="F1F5F1" w:color="auto" w:val="clear"/>
+        <w:spacing w:after="0" w:before="0" w:line="240"/>
+        <w:ind w:left="220" w:right="220"/>
+      </w:pPr>
+      <w:r>
+        <w:rPr>
+          <w:rFonts w:ascii="Consolas" w:cs="Consolas" w:eastAsia="Consolas" w:hAnsi="Consolas"/>
+          <w:color w:val="1A1A1A"/>
+          <w:sz w:val="18"/>
+          <w:szCs w:val="18"/>
+        </w:rPr>
+        <w:t xml:space="preserve">                + 0,11  × óleo(¢/lb)</w:t>
+      </w:r>
+    </w:p>
+    <w:p>
+      <w:pPr>
+        <w:shd w:fill="F1F5F1" w:color="auto" w:val="clear"/>
+        <w:spacing w:after="140" w:before="0" w:line="240"/>
+        <w:ind w:left="220" w:right="220"/>
+      </w:pPr>
+      <w:r>
+        <w:rPr>
+          <w:rFonts w:ascii="Consolas" w:cs="Consolas" w:eastAsia="Consolas" w:hAnsi="Consolas"/>
+          <w:color w:val="1A1A1A"/>
+          <w:sz w:val="18"/>
+          <w:szCs w:val="18"/>
+        </w:rPr>
+        <w:t xml:space="preserve">                − soja(¢/bu) ÷ 100</w:t>
+      </w:r>
+    </w:p>
+    <w:p>
+      <w:pPr>
+        <w:spacing w:after="120" w:line="276"/>
+      </w:pPr>
+      <w:r>
+        <w:rPr>
+          <w:color w:val="1A1A1A"/>
+          <w:sz w:val="21"/>
+          <w:szCs w:val="21"/>
+        </w:rPr>
+        <w:t xml:space="preserve">Com os preços atuais do painel — soja 1.225,5 ¢/bu, farelo 328,5 US$/t curta e óleo 67,33 ¢/lb — a margem é de aproximadamente US$ 2,38 por bushel. O painel já coleta as três pernas; falta apenas o cálculo e, principalmente, o histórico para saber em que percentil esse valor está. Margem alta puxa a demanda da indústria pelo grão e sustenta o basis nas praças próximas a esmagadoras.</w:t>
+      </w:r>
+    </w:p>
+    <w:p>
+      <w:pPr>
+        <w:pStyle w:val="Heading3"/>
+        <w:spacing w:after="90" w:before="180"/>
+      </w:pPr>
+      <w:r>
+        <w:rPr>
+          <w:b/>
+          <w:bCs/>
+          <w:color w:val="5A5A55"/>
+          <w:sz w:val="21"/>
+          <w:szCs w:val="21"/>
+        </w:rPr>
+        <w:t xml:space="preserve">Relação soja/milho</w:t>
+      </w:r>
+    </w:p>
+    <w:p>
+      <w:pPr>
+        <w:spacing w:after="120" w:line="276"/>
+      </w:pPr>
+      <w:r>
+        <w:rPr>
+          <w:color w:val="1A1A1A"/>
+          <w:sz w:val="21"/>
+          <w:szCs w:val="21"/>
+        </w:rPr>
+        <w:t xml:space="preserve">A razão entre os preços dos dois contratos de novembro e dezembro orienta a decisão de área nos Estados Unidos, e por tabela a expectativa de oferta da safra seguinte. Hoje a relação está em 2,38. A regra prática de mercado situa o ponto de indiferença perto de 2,4: acima disso a soja atrai área, abaixo o milho atrai. Para o produtor brasileiro, a mesma relação informa a decisão de safrinha e de barter.</w:t>
+      </w:r>
+    </w:p>
+    <w:p>
+      <w:pPr>
+        <w:pStyle w:val="Heading2"/>
+        <w:spacing w:after="110" w:before="240"/>
+      </w:pPr>
+      <w:r>
+        <w:rPr>
+          <w:b/>
+          <w:bCs/>
+          <w:color w:val="1A1A1A"/>
+          <w:sz w:val="24"/>
+          <w:szCs w:val="24"/>
+        </w:rPr>
+        <w:t xml:space="preserve">11.4 Arbitragem geográfica</w:t>
+      </w:r>
+    </w:p>
+    <w:p>
+      <w:pPr>
+        <w:spacing w:after="120" w:line="276"/>
+      </w:pPr>
+      <w:r>
+        <w:rPr>
+          <w:color w:val="1A1A1A"/>
+          <w:sz w:val="21"/>
+          <w:szCs w:val="21"/>
+        </w:rPr>
+        <w:t xml:space="preserve">O painel mostra onze praças simultaneamente. Sempre que a diferença entre duas praças supera o custo de frete entre elas, existe arbitragem física — na prática capturada por quem tem logística, mas informativa para todos, porque indica para onde o grão vai fluir e onde o basis tende a ceder.</w:t>
+      </w:r>
+    </w:p>
+    <w:p>
+      <w:pPr>
+        <w:spacing w:after="120" w:line="276"/>
+      </w:pPr>
+      <w:r>
+        <w:rPr>
+          <w:color w:val="1A1A1A"/>
+          <w:sz w:val="21"/>
+          <w:szCs w:val="21"/>
+        </w:rPr>
+        <w:t xml:space="preserve">Hoje o leque entre Rondonópolis e Rio Verde é de R$ 13 por saca. Saber se isso é oportunidade ou apenas frete exige o custo de transporte da rota — dado que a seção 13 propõe integrar a partir do índice de frete da ESALQ-LOG.</w:t>
+      </w:r>
+    </w:p>
+    <w:p>
+      <w:pPr>
+        <w:pStyle w:val="Heading2"/>
+        <w:spacing w:after="110" w:before="240"/>
+      </w:pPr>
+      <w:r>
+        <w:rPr>
+          <w:b/>
+          <w:bCs/>
+          <w:color w:val="1A1A1A"/>
+          <w:sz w:val="24"/>
+          <w:szCs w:val="24"/>
+        </w:rPr>
+        <w:t xml:space="preserve">11.5 Estruturas com opções</w:t>
+      </w:r>
+    </w:p>
+    <w:p>
+      <w:pPr>
+        <w:spacing w:after="120" w:line="276"/>
+      </w:pPr>
+      <w:r>
+        <w:rPr>
+          <w:color w:val="1A1A1A"/>
+          <w:sz w:val="21"/>
+          <w:szCs w:val="21"/>
+        </w:rPr>
+        <w:t xml:space="preserve">Listadas por completude; todas dependem da cadeia de opções por exercício, ainda bloqueada.</w:t>
       </w:r>
     </w:p>
     <w:p>
@@ -8056,15 +13024,15 @@
           <w:sz w:val="21"/>
           <w:szCs w:val="21"/>
         </w:rPr>
-        <w:t xml:space="preserve">Feed de opções com preços de exercício</w:t>
-      </w:r>
-      <w:r>
-        <w:rPr>
-          <w:color w:val="1A1A1A"/>
-          <w:sz w:val="21"/>
-          <w:szCs w:val="21"/>
-        </w:rPr>
-        <w:t xml:space="preserve"> — é o desbloqueio de maior valor do projeto. Habilita a densidade risco-neutra e toda a leitura direcional do mercado de opções. Requer Barchart, CME DataMine ou acesso via corretora.</w:t>
+        <w:t xml:space="preserve">Collar</w:t>
+      </w:r>
+      <w:r>
+        <w:rPr>
+          <w:color w:val="1A1A1A"/>
+          <w:sz w:val="21"/>
+          <w:szCs w:val="21"/>
+        </w:rPr>
+        <w:t xml:space="preserve"> — compra de put e venda de call, calibradas para custo próximo de zero. Estabelece piso abrindo mão do que estiver acima do teto.</w:t>
       </w:r>
     </w:p>
     <w:p>
@@ -8084,15 +13052,15 @@
           <w:sz w:val="21"/>
           <w:szCs w:val="21"/>
         </w:rPr>
-        <w:t xml:space="preserve">Alertas configuráveis</w:t>
-      </w:r>
-      <w:r>
-        <w:rPr>
-          <w:color w:val="1A1A1A"/>
-          <w:sz w:val="21"/>
-          <w:szCs w:val="21"/>
-        </w:rPr>
-        <w:t xml:space="preserve"> — notificação quando preço, basis ou prêmio cruzam um limite definido pelo usuário. Exige um canal de envio e alguma forma de preferência por usuário.</w:t>
+        <w:t xml:space="preserve">Fence</w:t>
+      </w:r>
+      <w:r>
+        <w:rPr>
+          <w:color w:val="1A1A1A"/>
+          <w:sz w:val="21"/>
+          <w:szCs w:val="21"/>
+        </w:rPr>
+        <w:t xml:space="preserve"> — variação do collar com três exercícios, que preserva parte da alta.</w:t>
       </w:r>
     </w:p>
     <w:p>
@@ -8112,15 +13080,15 @@
           <w:sz w:val="21"/>
           <w:szCs w:val="21"/>
         </w:rPr>
-        <w:t xml:space="preserve">Progresso de plantio no Brasil</w:t>
-      </w:r>
-      <w:r>
-        <w:rPr>
-          <w:color w:val="1A1A1A"/>
-          <w:sz w:val="21"/>
-          <w:szCs w:val="21"/>
-        </w:rPr>
-        <w:t xml:space="preserve"> — extração do boletim mensal da CONAB em PDF, ou assinatura de fonte privada como AgRural ou Pátria Agronegócios.</w:t>
+        <w:t xml:space="preserve">Acumulador</w:t>
+      </w:r>
+      <w:r>
+        <w:rPr>
+          <w:color w:val="1A1A1A"/>
+          <w:sz w:val="21"/>
+          <w:szCs w:val="21"/>
+        </w:rPr>
+        <w:t xml:space="preserve"> — venda escalonada com gatilhos, atraente quando a densidade indica baixa probabilidade de rompimento do teto — e perigoso exatamente quando ela indica o contrário.</w:t>
       </w:r>
     </w:p>
     <w:p>
@@ -8140,15 +13108,44 @@
           <w:sz w:val="21"/>
           <w:szCs w:val="21"/>
         </w:rPr>
-        <w:t xml:space="preserve">Testes automatizados dos extratores</w:t>
-      </w:r>
-      <w:r>
-        <w:rPr>
-          <w:color w:val="1A1A1A"/>
-          <w:sz w:val="21"/>
-          <w:szCs w:val="21"/>
-        </w:rPr>
-        <w:t xml:space="preserve"> — os coletores que leem páginas HTML são frágeis por natureza. Testes sobre amostras salvas detectariam mudanças de layout antes que a seção pare silenciosamente.</w:t>
+        <w:t xml:space="preserve">Venda coberta de call</w:t>
+      </w:r>
+      <w:r>
+        <w:rPr>
+          <w:color w:val="1A1A1A"/>
+          <w:sz w:val="21"/>
+          <w:szCs w:val="21"/>
+        </w:rPr>
+        <w:t xml:space="preserve"> — produtor com físico vende call para gerar receita. É operação de viés baixista a neutro, e responde por parte do volume de calls que o painel reporta.</w:t>
+      </w:r>
+    </w:p>
+    <w:p>
+      <w:pPr>
+        <w:pStyle w:val="Heading1"/>
+        <w:spacing w:after="160" w:before="360"/>
+      </w:pPr>
+      <w:r>
+        <w:rPr>
+          <w:b/>
+          <w:bCs/>
+          <w:color w:val="2E6B3E"/>
+          <w:sz w:val="30"/>
+          <w:szCs w:val="30"/>
+        </w:rPr>
+        <w:t xml:space="preserve">12. Gráficos sugeridos para vendedores e originadores</w:t>
+      </w:r>
+    </w:p>
+    <w:p>
+      <w:pPr>
+        <w:spacing w:after="120" w:line="276"/>
+      </w:pPr>
+      <w:r>
+        <w:rPr>
+          <w:color w:val="1A1A1A"/>
+          <w:sz w:val="21"/>
+          <w:szCs w:val="21"/>
+        </w:rPr>
+        <w:t xml:space="preserve">Propostas ordenadas por relação entre utilidade e esforço. A coluna de dados indica o que já existe e o que falta.</w:t>
       </w:r>
     </w:p>
     <w:p>
@@ -8164,7 +13161,2224 @@
           <w:sz w:val="24"/>
           <w:szCs w:val="24"/>
         </w:rPr>
-        <w:t xml:space="preserve">Longo prazo</w:t>
+        <w:t xml:space="preserve">12.1 Basis sazonal</w:t>
+      </w:r>
+    </w:p>
+    <w:p>
+      <w:pPr>
+        <w:spacing w:after="120" w:line="276"/>
+      </w:pPr>
+      <w:r>
+        <w:rPr>
+          <w:color w:val="1A1A1A"/>
+          <w:sz w:val="21"/>
+          <w:szCs w:val="21"/>
+        </w:rPr>
+        <w:t xml:space="preserve">Basis médio por semana do ano, com faixa de mínimo e máximo históricos, e o ano corrente sobreposto em destaque.</w:t>
+      </w:r>
+    </w:p>
+    <w:p>
+      <w:pPr>
+        <w:spacing w:after="120" w:line="276"/>
+      </w:pPr>
+      <w:r>
+        <w:rPr>
+          <w:b/>
+          <w:bCs/>
+          <w:color w:val="1A1A1A"/>
+          <w:sz w:val="21"/>
+          <w:szCs w:val="21"/>
+        </w:rPr>
+        <w:t xml:space="preserve">É o gráfico mais valioso da lista. </w:t>
+      </w:r>
+      <w:r>
+        <w:rPr>
+          <w:color w:val="1A1A1A"/>
+          <w:sz w:val="21"/>
+          <w:szCs w:val="21"/>
+        </w:rPr>
+        <w:t xml:space="preserve">Responde à pergunta central do produtor — “o basis está bom para vender agora?” — que nenhum número isolado responde. Um basis de −R$ 1,50 pode ser excelente ou péssimo dependendo da época do ano.</w:t>
+      </w:r>
+    </w:p>
+    <w:p>
+      <w:pPr>
+        <w:spacing w:after="120" w:line="276"/>
+      </w:pPr>
+      <w:r>
+        <w:rPr>
+          <w:color w:val="1A1A1A"/>
+          <w:sz w:val="21"/>
+          <w:szCs w:val="21"/>
+        </w:rPr>
+        <w:t xml:space="preserve">Dados: a série já está sendo acumulada. Exige alguns ciclos de safra para ter faixa histórica confiável; com um ano já é possível mostrar a curva do ano corrente.</w:t>
+      </w:r>
+    </w:p>
+    <w:p>
+      <w:pPr>
+        <w:pStyle w:val="Heading2"/>
+        <w:spacing w:after="110" w:before="240"/>
+      </w:pPr>
+      <w:r>
+        <w:rPr>
+          <w:b/>
+          <w:bCs/>
+          <w:color w:val="1A1A1A"/>
+          <w:sz w:val="24"/>
+          <w:szCs w:val="24"/>
+        </w:rPr>
+        <w:t xml:space="preserve">12.2 Aproveitamento do carrego</w:t>
+      </w:r>
+    </w:p>
+    <w:p>
+      <w:pPr>
+        <w:spacing w:after="120" w:line="276"/>
+      </w:pPr>
+      <w:r>
+        <w:rPr>
+          <w:color w:val="1A1A1A"/>
+          <w:sz w:val="21"/>
+          <w:szCs w:val="21"/>
+        </w:rPr>
+        <w:t xml:space="preserve">Barras horizontais, uma por spread da curva, mostrando quanto do carrego cheio o mercado está pagando, com faixas coloridas de referência.</w:t>
+      </w:r>
+    </w:p>
+    <w:p>
+      <w:pPr>
+        <w:spacing w:after="120" w:line="276"/>
+      </w:pPr>
+      <w:r>
+        <w:rPr>
+          <w:color w:val="1A1A1A"/>
+          <w:sz w:val="21"/>
+          <w:szCs w:val="21"/>
+        </w:rPr>
+        <w:t xml:space="preserve">Transforma a curva de vencimentos numa decisão direta de armazenagem, em vez de exigir que o usuário faça a conta mentalmente. Dados: preços já coletados; falta parametrizar custo de armazenagem e taxa de juros, que idealmente o usuário informa.</w:t>
+      </w:r>
+    </w:p>
+    <w:p>
+      <w:pPr>
+        <w:pStyle w:val="Heading2"/>
+        <w:spacing w:after="110" w:before="240"/>
+      </w:pPr>
+      <w:r>
+        <w:rPr>
+          <w:b/>
+          <w:bCs/>
+          <w:color w:val="1A1A1A"/>
+          <w:sz w:val="24"/>
+          <w:szCs w:val="24"/>
+        </w:rPr>
+        <w:t xml:space="preserve">12.3 Termômetro de percentil</w:t>
+      </w:r>
+    </w:p>
+    <w:p>
+      <w:pPr>
+        <w:spacing w:after="120" w:line="276"/>
+      </w:pPr>
+      <w:r>
+        <w:rPr>
+          <w:color w:val="1A1A1A"/>
+          <w:sz w:val="21"/>
+          <w:szCs w:val="21"/>
+        </w:rPr>
+        <w:t xml:space="preserve">Faixa horizontal mostrando onde o preço atual em reais por saca se situa na distribuição dos últimos cinco anos, com marcações de quartil e a mediana.</w:t>
+      </w:r>
+    </w:p>
+    <w:p>
+      <w:pPr>
+        <w:spacing w:after="120" w:line="276"/>
+      </w:pPr>
+      <w:r>
+        <w:rPr>
+          <w:color w:val="1A1A1A"/>
+          <w:sz w:val="21"/>
+          <w:szCs w:val="21"/>
+        </w:rPr>
+        <w:t xml:space="preserve">Responde “está bom?” de forma imediata e visual. Deve ser feito em reais por saca, não em centavos por bushel, porque é a moeda da decisão do produtor — e porque o câmbio pode deixar o preço em reais em máxima histórica enquanto Chicago está em mínima.</w:t>
+      </w:r>
+    </w:p>
+    <w:p>
+      <w:pPr>
+        <w:spacing w:after="120" w:line="276"/>
+      </w:pPr>
+      <w:r>
+        <w:rPr>
+          <w:color w:val="1A1A1A"/>
+          <w:sz w:val="21"/>
+          <w:szCs w:val="21"/>
+        </w:rPr>
+        <w:t xml:space="preserve">Dados: a série de cinco anos já é coletada; falta apenas convertê-la para reais com o câmbio histórico, que precisa ser adicionado à coleta.</w:t>
+      </w:r>
+    </w:p>
+    <w:p>
+      <w:pPr>
+        <w:pStyle w:val="Heading2"/>
+        <w:spacing w:after="110" w:before="240"/>
+      </w:pPr>
+      <w:r>
+        <w:rPr>
+          <w:b/>
+          <w:bCs/>
+          <w:color w:val="1A1A1A"/>
+          <w:sz w:val="24"/>
+          <w:szCs w:val="24"/>
+        </w:rPr>
+        <w:t xml:space="preserve">12.4 Mapa de calor de praças por mês</w:t>
+      </w:r>
+    </w:p>
+    <w:p>
+      <w:pPr>
+        <w:spacing w:after="120" w:line="276"/>
+      </w:pPr>
+      <w:r>
+        <w:rPr>
+          <w:color w:val="1A1A1A"/>
+          <w:sz w:val="21"/>
+          <w:szCs w:val="21"/>
+        </w:rPr>
+        <w:t xml:space="preserve">Matriz com praças nas linhas e meses nas colunas, colorida pelo basis. Revela de uma vez o padrão sazonal de cada praça e onde estão as melhores janelas de originação.</w:t>
+      </w:r>
+    </w:p>
+    <w:p>
+      <w:pPr>
+        <w:spacing w:after="120" w:line="276"/>
+      </w:pPr>
+      <w:r>
+        <w:rPr>
+          <w:color w:val="1A1A1A"/>
+          <w:sz w:val="21"/>
+          <w:szCs w:val="21"/>
+        </w:rPr>
+        <w:t xml:space="preserve">Público principal: originadores, que decidem onde comprar. Dados: exige o histórico por praça, que a coleta atual já registra diariamente.</w:t>
+      </w:r>
+    </w:p>
+    <w:p>
+      <w:pPr>
+        <w:pStyle w:val="Heading2"/>
+        <w:spacing w:after="110" w:before="240"/>
+      </w:pPr>
+      <w:r>
+        <w:rPr>
+          <w:b/>
+          <w:bCs/>
+          <w:color w:val="1A1A1A"/>
+          <w:sz w:val="24"/>
+          <w:szCs w:val="24"/>
+        </w:rPr>
+        <w:t xml:space="preserve">12.5 Margem de esmagamento com histórico</w:t>
+      </w:r>
+    </w:p>
+    <w:p>
+      <w:pPr>
+        <w:spacing w:after="120" w:line="276"/>
+      </w:pPr>
+      <w:r>
+        <w:rPr>
+          <w:color w:val="1A1A1A"/>
+          <w:sz w:val="21"/>
+          <w:szCs w:val="21"/>
+        </w:rPr>
+        <w:t xml:space="preserve">Linha da margem calculada pela fórmula da seção 11.3, com faixa de percentis. Indicador antecedente da demanda industrial pelo grão.</w:t>
+      </w:r>
+    </w:p>
+    <w:p>
+      <w:pPr>
+        <w:spacing w:after="120" w:line="276"/>
+      </w:pPr>
+      <w:r>
+        <w:rPr>
+          <w:color w:val="1A1A1A"/>
+          <w:sz w:val="21"/>
+          <w:szCs w:val="21"/>
+        </w:rPr>
+        <w:t xml:space="preserve">Dados: as três pernas já são coletadas em série de cinco anos — este gráfico pode ser construído imediatamente, inclusive com histórico completo.</w:t>
+      </w:r>
+    </w:p>
+    <w:p>
+      <w:pPr>
+        <w:pStyle w:val="Heading2"/>
+        <w:spacing w:after="110" w:before="240"/>
+      </w:pPr>
+      <w:r>
+        <w:rPr>
+          <w:b/>
+          <w:bCs/>
+          <w:color w:val="1A1A1A"/>
+          <w:sz w:val="24"/>
+          <w:szCs w:val="24"/>
+        </w:rPr>
+        <w:t xml:space="preserve">12.6 Decomposição comparada no tempo</w:t>
+      </w:r>
+    </w:p>
+    <w:p>
+      <w:pPr>
+        <w:spacing w:after="120" w:line="276"/>
+      </w:pPr>
+      <w:r>
+        <w:rPr>
+          <w:color w:val="1A1A1A"/>
+          <w:sz w:val="21"/>
+          <w:szCs w:val="21"/>
+        </w:rPr>
+        <w:t xml:space="preserve">A cascata de paridade e basis que a página do modelo já mostra, com duas datas lado a lado, atribuindo a variação do preço a cada componente.</w:t>
+      </w:r>
+    </w:p>
+    <w:p>
+      <w:pPr>
+        <w:spacing w:after="120" w:line="276"/>
+      </w:pPr>
+      <w:r>
+        <w:rPr>
+          <w:color w:val="1A1A1A"/>
+          <w:sz w:val="21"/>
+          <w:szCs w:val="21"/>
+        </w:rPr>
+        <w:t xml:space="preserve">Responde “por que o preço caiu?” separando culpa entre Chicago, câmbio e basis — e cada uma dessas causas pede uma reação diferente do vendedor. Dados: a série do basis, acumulando.</w:t>
+      </w:r>
+    </w:p>
+    <w:p>
+      <w:pPr>
+        <w:pStyle w:val="Heading2"/>
+        <w:spacing w:after="110" w:before="240"/>
+      </w:pPr>
+      <w:r>
+        <w:rPr>
+          <w:b/>
+          <w:bCs/>
+          <w:color w:val="1A1A1A"/>
+          <w:sz w:val="24"/>
+          <w:szCs w:val="24"/>
+        </w:rPr>
+        <w:t xml:space="preserve">12.7 Relação de troca</w:t>
+      </w:r>
+    </w:p>
+    <w:p>
+      <w:pPr>
+        <w:spacing w:after="120" w:line="276"/>
+      </w:pPr>
+      <w:r>
+        <w:rPr>
+          <w:color w:val="1A1A1A"/>
+          <w:sz w:val="21"/>
+          <w:szCs w:val="21"/>
+        </w:rPr>
+        <w:t xml:space="preserve">Soja contra milho e soja contra os principais insumos, normalizados, para decisão de área e de barter. Dados de preço de insumo exigem fonte nova.</w:t>
+      </w:r>
+    </w:p>
+    <w:p>
+      <w:pPr>
+        <w:pStyle w:val="Heading2"/>
+        <w:spacing w:after="110" w:before="240"/>
+      </w:pPr>
+      <w:r>
+        <w:rPr>
+          <w:b/>
+          <w:bCs/>
+          <w:color w:val="1A1A1A"/>
+          <w:sz w:val="24"/>
+          <w:szCs w:val="24"/>
+        </w:rPr>
+        <w:t xml:space="preserve">12.8 Chuva acumulada contra a normal climatológica</w:t>
+      </w:r>
+    </w:p>
+    <w:p>
+      <w:pPr>
+        <w:spacing w:after="120" w:line="276"/>
+      </w:pPr>
+      <w:r>
+        <w:rPr>
+          <w:color w:val="1A1A1A"/>
+          <w:sz w:val="21"/>
+          <w:szCs w:val="21"/>
+        </w:rPr>
+        <w:t xml:space="preserve">O painel já mostra o acumulado de trinta dias em valor absoluto. Compará-lo com a média histórica da mesma época transforma um número solto em sinal: 40 mm pode ser excelente em agosto e catastrófico em dezembro.</w:t>
+      </w:r>
+    </w:p>
+    <w:p>
+      <w:pPr>
+        <w:spacing w:after="120" w:line="276"/>
+      </w:pPr>
+      <w:r>
+        <w:rPr>
+          <w:color w:val="1A1A1A"/>
+          <w:sz w:val="21"/>
+          <w:szCs w:val="21"/>
+        </w:rPr>
+        <w:t xml:space="preserve">Dados: a Open-Meteo tem API de reanálise histórica gratuita, o que permite calcular a normal de trinta anos para cada praça.</w:t>
+      </w:r>
+    </w:p>
+    <w:p>
+      <w:pPr>
+        <w:pStyle w:val="Heading2"/>
+        <w:spacing w:after="110" w:before="240"/>
+      </w:pPr>
+      <w:r>
+        <w:rPr>
+          <w:b/>
+          <w:bCs/>
+          <w:color w:val="1A1A1A"/>
+          <w:sz w:val="24"/>
+          <w:szCs w:val="24"/>
+        </w:rPr>
+        <w:t xml:space="preserve">12.9 Volatilidade implícita e realizada</w:t>
+      </w:r>
+    </w:p>
+    <w:p>
+      <w:pPr>
+        <w:spacing w:after="120" w:line="276"/>
+      </w:pPr>
+      <w:r>
+        <w:rPr>
+          <w:color w:val="1A1A1A"/>
+          <w:sz w:val="21"/>
+          <w:szCs w:val="21"/>
+        </w:rPr>
+        <w:t xml:space="preserve">Duas linhas sobrepostas. Quando a implícita está abaixo da realizada, proteção está relativamente barata; o inverso favorece quem vende prêmio. Depende da cadeia de opções.</w:t>
+      </w:r>
+    </w:p>
+    <w:p>
+      <w:pPr>
+        <w:pStyle w:val="Heading1"/>
+        <w:spacing w:after="160" w:before="360"/>
+      </w:pPr>
+      <w:r>
+        <w:rPr>
+          <w:b/>
+          <w:bCs/>
+          <w:color w:val="2E6B3E"/>
+          <w:sz w:val="30"/>
+          <w:szCs w:val="30"/>
+        </w:rPr>
+        <w:t xml:space="preserve">13. Fontes de dados adicionais sugeridas</w:t>
+      </w:r>
+    </w:p>
+    <w:p>
+      <w:pPr>
+        <w:spacing w:after="120" w:line="276"/>
+      </w:pPr>
+      <w:r>
+        <w:rPr>
+          <w:color w:val="1A1A1A"/>
+          <w:sz w:val="21"/>
+          <w:szCs w:val="21"/>
+        </w:rPr>
+        <w:t xml:space="preserve">Avaliadas por relevância, custo e dificuldade de integração. As gratuitas aparecem primeiro porque podem ser integradas imediatamente.</w:t>
+      </w:r>
+    </w:p>
+    <w:p>
+      <w:pPr>
+        <w:pStyle w:val="Heading2"/>
+        <w:spacing w:after="110" w:before="240"/>
+      </w:pPr>
+      <w:r>
+        <w:rPr>
+          <w:b/>
+          <w:bCs/>
+          <w:color w:val="1A1A1A"/>
+          <w:sz w:val="24"/>
+          <w:szCs w:val="24"/>
+        </w:rPr>
+        <w:t xml:space="preserve">13.1 Gratuitas, de alto impacto</w:t>
+      </w:r>
+    </w:p>
+    <w:tbl>
+      <w:tblPr>
+        <w:tblW w:type="dxa" w:w="9360"/>
+        <w:tblBorders>
+          <w:top w:val="single" w:color="D5D5CE" w:sz="2"/>
+          <w:left w:val="single" w:color="D5D5CE" w:sz="2"/>
+          <w:bottom w:val="single" w:color="D5D5CE" w:sz="2"/>
+          <w:right w:val="single" w:color="D5D5CE" w:sz="2"/>
+          <w:insideH w:val="single" w:color="E6E6E0" w:sz="2"/>
+          <w:insideV w:val="single" w:color="E6E6E0" w:sz="2"/>
+        </w:tblBorders>
+      </w:tblPr>
+      <w:tblGrid>
+        <w:gridCol w:w="2246"/>
+        <w:gridCol w:w="3931"/>
+        <w:gridCol w:w="3183"/>
+      </w:tblGrid>
+      <w:tr>
+        <w:trPr>
+          <w:tblHeader/>
+        </w:trPr>
+        <w:tc>
+          <w:tcPr>
+            <w:tcW w:type="dxa" w:w="2246"/>
+            <w:shd w:fill="EDF2ED" w:color="auto" w:val="clear"/>
+            <w:tcMar>
+              <w:top w:type="dxa" w:w="80"/>
+              <w:left w:type="dxa" w:w="110"/>
+              <w:bottom w:type="dxa" w:w="80"/>
+              <w:right w:type="dxa" w:w="110"/>
+            </w:tcMar>
+          </w:tcPr>
+          <w:p>
+            <w:pPr>
+              <w:spacing w:after="0" w:line="264"/>
+            </w:pPr>
+            <w:r>
+              <w:rPr>
+                <w:b/>
+                <w:bCs/>
+                <w:color w:val="2E6B3E"/>
+                <w:sz w:val="19"/>
+                <w:szCs w:val="19"/>
+              </w:rPr>
+              <w:t xml:space="preserve">Fonte</w:t>
+            </w:r>
+          </w:p>
+        </w:tc>
+        <w:tc>
+          <w:tcPr>
+            <w:tcW w:type="dxa" w:w="3931"/>
+            <w:shd w:fill="EDF2ED" w:color="auto" w:val="clear"/>
+            <w:tcMar>
+              <w:top w:type="dxa" w:w="80"/>
+              <w:left w:type="dxa" w:w="110"/>
+              <w:bottom w:type="dxa" w:w="80"/>
+              <w:right w:type="dxa" w:w="110"/>
+            </w:tcMar>
+          </w:tcPr>
+          <w:p>
+            <w:pPr>
+              <w:spacing w:after="0" w:line="264"/>
+            </w:pPr>
+            <w:r>
+              <w:rPr>
+                <w:b/>
+                <w:bCs/>
+                <w:color w:val="2E6B3E"/>
+                <w:sz w:val="19"/>
+                <w:szCs w:val="19"/>
+              </w:rPr>
+              <w:t xml:space="preserve">O que traz</w:t>
+            </w:r>
+          </w:p>
+        </w:tc>
+        <w:tc>
+          <w:tcPr>
+            <w:tcW w:type="dxa" w:w="3183"/>
+            <w:shd w:fill="EDF2ED" w:color="auto" w:val="clear"/>
+            <w:tcMar>
+              <w:top w:type="dxa" w:w="80"/>
+              <w:left w:type="dxa" w:w="110"/>
+              <w:bottom w:type="dxa" w:w="80"/>
+              <w:right w:type="dxa" w:w="110"/>
+            </w:tcMar>
+          </w:tcPr>
+          <w:p>
+            <w:pPr>
+              <w:spacing w:after="0" w:line="264"/>
+            </w:pPr>
+            <w:r>
+              <w:rPr>
+                <w:b/>
+                <w:bCs/>
+                <w:color w:val="2E6B3E"/>
+                <w:sz w:val="19"/>
+                <w:szCs w:val="19"/>
+              </w:rPr>
+              <w:t xml:space="preserve">Observação</w:t>
+            </w:r>
+          </w:p>
+        </w:tc>
+      </w:tr>
+      <w:tr>
+        <w:tc>
+          <w:tcPr>
+            <w:tcW w:type="dxa" w:w="2246"/>
+            <w:tcMar>
+              <w:top w:type="dxa" w:w="80"/>
+              <w:left w:type="dxa" w:w="110"/>
+              <w:bottom w:type="dxa" w:w="80"/>
+              <w:right w:type="dxa" w:w="110"/>
+            </w:tcMar>
+          </w:tcPr>
+          <w:p>
+            <w:pPr>
+              <w:spacing w:after="0" w:line="264"/>
+            </w:pPr>
+            <w:r>
+              <w:rPr>
+                <w:b w:val="false"/>
+                <w:bCs w:val="false"/>
+                <w:color w:val="1A1A1A"/>
+                <w:sz w:val="19"/>
+                <w:szCs w:val="19"/>
+              </w:rPr>
+              <w:t xml:space="preserve">USDA FAS — Export Sales</w:t>
+            </w:r>
+          </w:p>
+        </w:tc>
+        <w:tc>
+          <w:tcPr>
+            <w:tcW w:type="dxa" w:w="3931"/>
+            <w:tcMar>
+              <w:top w:type="dxa" w:w="80"/>
+              <w:left w:type="dxa" w:w="110"/>
+              <w:bottom w:type="dxa" w:w="80"/>
+              <w:right w:type="dxa" w:w="110"/>
+            </w:tcMar>
+          </w:tcPr>
+          <w:p>
+            <w:pPr>
+              <w:spacing w:after="0" w:line="264"/>
+            </w:pPr>
+            <w:r>
+              <w:rPr>
+                <w:b w:val="false"/>
+                <w:bCs w:val="false"/>
+                <w:color w:val="1A1A1A"/>
+                <w:sz w:val="19"/>
+                <w:szCs w:val="19"/>
+              </w:rPr>
+              <w:t xml:space="preserve">Vendas semanais de exportação dos EUA por destino, incluindo China</w:t>
+            </w:r>
+          </w:p>
+        </w:tc>
+        <w:tc>
+          <w:tcPr>
+            <w:tcW w:type="dxa" w:w="3183"/>
+            <w:tcMar>
+              <w:top w:type="dxa" w:w="80"/>
+              <w:left w:type="dxa" w:w="110"/>
+              <w:bottom w:type="dxa" w:w="80"/>
+              <w:right w:type="dxa" w:w="110"/>
+            </w:tcMar>
+          </w:tcPr>
+          <w:p>
+            <w:pPr>
+              <w:spacing w:after="0" w:line="264"/>
+            </w:pPr>
+            <w:r>
+              <w:rPr>
+                <w:b w:val="false"/>
+                <w:bCs w:val="false"/>
+                <w:color w:val="1A1A1A"/>
+                <w:sz w:val="19"/>
+                <w:szCs w:val="19"/>
+              </w:rPr>
+              <w:t xml:space="preserve">Usa a mesma chave de API que o painel já possui. Ganho imediato</w:t>
+            </w:r>
+          </w:p>
+        </w:tc>
+      </w:tr>
+      <w:tr>
+        <w:tc>
+          <w:tcPr>
+            <w:tcW w:type="dxa" w:w="2246"/>
+            <w:tcMar>
+              <w:top w:type="dxa" w:w="80"/>
+              <w:left w:type="dxa" w:w="110"/>
+              <w:bottom w:type="dxa" w:w="80"/>
+              <w:right w:type="dxa" w:w="110"/>
+            </w:tcMar>
+          </w:tcPr>
+          <w:p>
+            <w:pPr>
+              <w:spacing w:after="0" w:line="264"/>
+            </w:pPr>
+            <w:r>
+              <w:rPr>
+                <w:b w:val="false"/>
+                <w:bCs w:val="false"/>
+                <w:color w:val="1A1A1A"/>
+                <w:sz w:val="19"/>
+                <w:szCs w:val="19"/>
+              </w:rPr>
+              <w:t xml:space="preserve">CFTC — Commitments of Traders</w:t>
+            </w:r>
+          </w:p>
+        </w:tc>
+        <w:tc>
+          <w:tcPr>
+            <w:tcW w:type="dxa" w:w="3931"/>
+            <w:tcMar>
+              <w:top w:type="dxa" w:w="80"/>
+              <w:left w:type="dxa" w:w="110"/>
+              <w:bottom w:type="dxa" w:w="80"/>
+              <w:right w:type="dxa" w:w="110"/>
+            </w:tcMar>
+          </w:tcPr>
+          <w:p>
+            <w:pPr>
+              <w:spacing w:after="0" w:line="264"/>
+            </w:pPr>
+            <w:r>
+              <w:rPr>
+                <w:b w:val="false"/>
+                <w:bCs w:val="false"/>
+                <w:color w:val="1A1A1A"/>
+                <w:sz w:val="19"/>
+                <w:szCs w:val="19"/>
+              </w:rPr>
+              <w:t xml:space="preserve">Posição líquida semanal de fundos e comerciais em soja</w:t>
+            </w:r>
+          </w:p>
+        </w:tc>
+        <w:tc>
+          <w:tcPr>
+            <w:tcW w:type="dxa" w:w="3183"/>
+            <w:tcMar>
+              <w:top w:type="dxa" w:w="80"/>
+              <w:left w:type="dxa" w:w="110"/>
+              <w:bottom w:type="dxa" w:w="80"/>
+              <w:right w:type="dxa" w:w="110"/>
+            </w:tcMar>
+          </w:tcPr>
+          <w:p>
+            <w:pPr>
+              <w:spacing w:after="0" w:line="264"/>
+            </w:pPr>
+            <w:r>
+              <w:rPr>
+                <w:b w:val="false"/>
+                <w:bCs w:val="false"/>
+                <w:color w:val="1A1A1A"/>
+                <w:sz w:val="19"/>
+                <w:szCs w:val="19"/>
+              </w:rPr>
+              <w:t xml:space="preserve">Gratuito. É a variável de posicionamento que falta ao modelo</w:t>
+            </w:r>
+          </w:p>
+        </w:tc>
+      </w:tr>
+      <w:tr>
+        <w:tc>
+          <w:tcPr>
+            <w:tcW w:type="dxa" w:w="2246"/>
+            <w:tcMar>
+              <w:top w:type="dxa" w:w="80"/>
+              <w:left w:type="dxa" w:w="110"/>
+              <w:bottom w:type="dxa" w:w="80"/>
+              <w:right w:type="dxa" w:w="110"/>
+            </w:tcMar>
+          </w:tcPr>
+          <w:p>
+            <w:pPr>
+              <w:spacing w:after="0" w:line="264"/>
+            </w:pPr>
+            <w:r>
+              <w:rPr>
+                <w:b w:val="false"/>
+                <w:bCs w:val="false"/>
+                <w:color w:val="1A1A1A"/>
+                <w:sz w:val="19"/>
+                <w:szCs w:val="19"/>
+              </w:rPr>
+              <w:t xml:space="preserve">Comex Stat / Secex</w:t>
+            </w:r>
+          </w:p>
+        </w:tc>
+        <w:tc>
+          <w:tcPr>
+            <w:tcW w:type="dxa" w:w="3931"/>
+            <w:tcMar>
+              <w:top w:type="dxa" w:w="80"/>
+              <w:left w:type="dxa" w:w="110"/>
+              <w:bottom w:type="dxa" w:w="80"/>
+              <w:right w:type="dxa" w:w="110"/>
+            </w:tcMar>
+          </w:tcPr>
+          <w:p>
+            <w:pPr>
+              <w:spacing w:after="0" w:line="264"/>
+            </w:pPr>
+            <w:r>
+              <w:rPr>
+                <w:b w:val="false"/>
+                <w:bCs w:val="false"/>
+                <w:color w:val="1A1A1A"/>
+                <w:sz w:val="19"/>
+                <w:szCs w:val="19"/>
+              </w:rPr>
+              <w:t xml:space="preserve">Exportação brasileira por produto, porto e destino</w:t>
+            </w:r>
+          </w:p>
+        </w:tc>
+        <w:tc>
+          <w:tcPr>
+            <w:tcW w:type="dxa" w:w="3183"/>
+            <w:tcMar>
+              <w:top w:type="dxa" w:w="80"/>
+              <w:left w:type="dxa" w:w="110"/>
+              <w:bottom w:type="dxa" w:w="80"/>
+              <w:right w:type="dxa" w:w="110"/>
+            </w:tcMar>
+          </w:tcPr>
+          <w:p>
+            <w:pPr>
+              <w:spacing w:after="0" w:line="264"/>
+            </w:pPr>
+            <w:r>
+              <w:rPr>
+                <w:b w:val="false"/>
+                <w:bCs w:val="false"/>
+                <w:color w:val="1A1A1A"/>
+                <w:sz w:val="19"/>
+                <w:szCs w:val="19"/>
+              </w:rPr>
+              <w:t xml:space="preserve">API pública do governo. Permite acompanhar o ritmo de embarque</w:t>
+            </w:r>
+          </w:p>
+        </w:tc>
+      </w:tr>
+      <w:tr>
+        <w:tc>
+          <w:tcPr>
+            <w:tcW w:type="dxa" w:w="2246"/>
+            <w:tcMar>
+              <w:top w:type="dxa" w:w="80"/>
+              <w:left w:type="dxa" w:w="110"/>
+              <w:bottom w:type="dxa" w:w="80"/>
+              <w:right w:type="dxa" w:w="110"/>
+            </w:tcMar>
+          </w:tcPr>
+          <w:p>
+            <w:pPr>
+              <w:spacing w:after="0" w:line="264"/>
+            </w:pPr>
+            <w:r>
+              <w:rPr>
+                <w:b w:val="false"/>
+                <w:bCs w:val="false"/>
+                <w:color w:val="1A1A1A"/>
+                <w:sz w:val="19"/>
+                <w:szCs w:val="19"/>
+              </w:rPr>
+              <w:t xml:space="preserve">ANTAQ</w:t>
+            </w:r>
+          </w:p>
+        </w:tc>
+        <w:tc>
+          <w:tcPr>
+            <w:tcW w:type="dxa" w:w="3931"/>
+            <w:tcMar>
+              <w:top w:type="dxa" w:w="80"/>
+              <w:left w:type="dxa" w:w="110"/>
+              <w:bottom w:type="dxa" w:w="80"/>
+              <w:right w:type="dxa" w:w="110"/>
+            </w:tcMar>
+          </w:tcPr>
+          <w:p>
+            <w:pPr>
+              <w:spacing w:after="0" w:line="264"/>
+            </w:pPr>
+            <w:r>
+              <w:rPr>
+                <w:b w:val="false"/>
+                <w:bCs w:val="false"/>
+                <w:color w:val="1A1A1A"/>
+                <w:sz w:val="19"/>
+                <w:szCs w:val="19"/>
+              </w:rPr>
+              <w:t xml:space="preserve">Movimentação portuária e estatística aquaviária</w:t>
+            </w:r>
+          </w:p>
+        </w:tc>
+        <w:tc>
+          <w:tcPr>
+            <w:tcW w:type="dxa" w:w="3183"/>
+            <w:tcMar>
+              <w:top w:type="dxa" w:w="80"/>
+              <w:left w:type="dxa" w:w="110"/>
+              <w:bottom w:type="dxa" w:w="80"/>
+              <w:right w:type="dxa" w:w="110"/>
+            </w:tcMar>
+          </w:tcPr>
+          <w:p>
+            <w:pPr>
+              <w:spacing w:after="0" w:line="264"/>
+            </w:pPr>
+            <w:r>
+              <w:rPr>
+                <w:b w:val="false"/>
+                <w:bCs w:val="false"/>
+                <w:color w:val="1A1A1A"/>
+                <w:sz w:val="19"/>
+                <w:szCs w:val="19"/>
+              </w:rPr>
+              <w:t xml:space="preserve">Dados públicos. Complementa a leitura de gargalo logístico</w:t>
+            </w:r>
+          </w:p>
+        </w:tc>
+      </w:tr>
+      <w:tr>
+        <w:tc>
+          <w:tcPr>
+            <w:tcW w:type="dxa" w:w="2246"/>
+            <w:tcMar>
+              <w:top w:type="dxa" w:w="80"/>
+              <w:left w:type="dxa" w:w="110"/>
+              <w:bottom w:type="dxa" w:w="80"/>
+              <w:right w:type="dxa" w:w="110"/>
+            </w:tcMar>
+          </w:tcPr>
+          <w:p>
+            <w:pPr>
+              <w:spacing w:after="0" w:line="264"/>
+            </w:pPr>
+            <w:r>
+              <w:rPr>
+                <w:b w:val="false"/>
+                <w:bCs w:val="false"/>
+                <w:color w:val="1A1A1A"/>
+                <w:sz w:val="19"/>
+                <w:szCs w:val="19"/>
+              </w:rPr>
+              <w:t xml:space="preserve">INMET</w:t>
+            </w:r>
+          </w:p>
+        </w:tc>
+        <w:tc>
+          <w:tcPr>
+            <w:tcW w:type="dxa" w:w="3931"/>
+            <w:tcMar>
+              <w:top w:type="dxa" w:w="80"/>
+              <w:left w:type="dxa" w:w="110"/>
+              <w:bottom w:type="dxa" w:w="80"/>
+              <w:right w:type="dxa" w:w="110"/>
+            </w:tcMar>
+          </w:tcPr>
+          <w:p>
+            <w:pPr>
+              <w:spacing w:after="0" w:line="264"/>
+            </w:pPr>
+            <w:r>
+              <w:rPr>
+                <w:b w:val="false"/>
+                <w:bCs w:val="false"/>
+                <w:color w:val="1A1A1A"/>
+                <w:sz w:val="19"/>
+                <w:szCs w:val="19"/>
+              </w:rPr>
+              <w:t xml:space="preserve">Estações meteorológicas brasileiras, dados observados</w:t>
+            </w:r>
+          </w:p>
+        </w:tc>
+        <w:tc>
+          <w:tcPr>
+            <w:tcW w:type="dxa" w:w="3183"/>
+            <w:tcMar>
+              <w:top w:type="dxa" w:w="80"/>
+              <w:left w:type="dxa" w:w="110"/>
+              <w:bottom w:type="dxa" w:w="80"/>
+              <w:right w:type="dxa" w:w="110"/>
+            </w:tcMar>
+          </w:tcPr>
+          <w:p>
+            <w:pPr>
+              <w:spacing w:after="0" w:line="264"/>
+            </w:pPr>
+            <w:r>
+              <w:rPr>
+                <w:b w:val="false"/>
+                <w:bCs w:val="false"/>
+                <w:color w:val="1A1A1A"/>
+                <w:sz w:val="19"/>
+                <w:szCs w:val="19"/>
+              </w:rPr>
+              <w:t xml:space="preserve">Complementa a Open-Meteo com medição de superfície</w:t>
+            </w:r>
+          </w:p>
+        </w:tc>
+      </w:tr>
+      <w:tr>
+        <w:tc>
+          <w:tcPr>
+            <w:tcW w:type="dxa" w:w="2246"/>
+            <w:tcMar>
+              <w:top w:type="dxa" w:w="80"/>
+              <w:left w:type="dxa" w:w="110"/>
+              <w:bottom w:type="dxa" w:w="80"/>
+              <w:right w:type="dxa" w:w="110"/>
+            </w:tcMar>
+          </w:tcPr>
+          <w:p>
+            <w:pPr>
+              <w:spacing w:after="0" w:line="264"/>
+            </w:pPr>
+            <w:r>
+              <w:rPr>
+                <w:b w:val="false"/>
+                <w:bCs w:val="false"/>
+                <w:color w:val="1A1A1A"/>
+                <w:sz w:val="19"/>
+                <w:szCs w:val="19"/>
+              </w:rPr>
+              <w:t xml:space="preserve">Open-Meteo Archive</w:t>
+            </w:r>
+          </w:p>
+        </w:tc>
+        <w:tc>
+          <w:tcPr>
+            <w:tcW w:type="dxa" w:w="3931"/>
+            <w:tcMar>
+              <w:top w:type="dxa" w:w="80"/>
+              <w:left w:type="dxa" w:w="110"/>
+              <w:bottom w:type="dxa" w:w="80"/>
+              <w:right w:type="dxa" w:w="110"/>
+            </w:tcMar>
+          </w:tcPr>
+          <w:p>
+            <w:pPr>
+              <w:spacing w:after="0" w:line="264"/>
+            </w:pPr>
+            <w:r>
+              <w:rPr>
+                <w:b w:val="false"/>
+                <w:bCs w:val="false"/>
+                <w:color w:val="1A1A1A"/>
+                <w:sz w:val="19"/>
+                <w:szCs w:val="19"/>
+              </w:rPr>
+              <w:t xml:space="preserve">Reanálise histórica de clima desde 1940</w:t>
+            </w:r>
+          </w:p>
+        </w:tc>
+        <w:tc>
+          <w:tcPr>
+            <w:tcW w:type="dxa" w:w="3183"/>
+            <w:tcMar>
+              <w:top w:type="dxa" w:w="80"/>
+              <w:left w:type="dxa" w:w="110"/>
+              <w:bottom w:type="dxa" w:w="80"/>
+              <w:right w:type="dxa" w:w="110"/>
+            </w:tcMar>
+          </w:tcPr>
+          <w:p>
+            <w:pPr>
+              <w:spacing w:after="0" w:line="264"/>
+            </w:pPr>
+            <w:r>
+              <w:rPr>
+                <w:b w:val="false"/>
+                <w:bCs w:val="false"/>
+                <w:color w:val="1A1A1A"/>
+                <w:sz w:val="19"/>
+                <w:szCs w:val="19"/>
+              </w:rPr>
+              <w:t xml:space="preserve">Gratuita. Habilita a comparação com a normal climatológica</w:t>
+            </w:r>
+          </w:p>
+        </w:tc>
+      </w:tr>
+      <w:tr>
+        <w:tc>
+          <w:tcPr>
+            <w:tcW w:type="dxa" w:w="2246"/>
+            <w:tcMar>
+              <w:top w:type="dxa" w:w="80"/>
+              <w:left w:type="dxa" w:w="110"/>
+              <w:bottom w:type="dxa" w:w="80"/>
+              <w:right w:type="dxa" w:w="110"/>
+            </w:tcMar>
+          </w:tcPr>
+          <w:p>
+            <w:pPr>
+              <w:spacing w:after="0" w:line="264"/>
+            </w:pPr>
+            <w:r>
+              <w:rPr>
+                <w:b w:val="false"/>
+                <w:bCs w:val="false"/>
+                <w:color w:val="1A1A1A"/>
+                <w:sz w:val="19"/>
+                <w:szCs w:val="19"/>
+              </w:rPr>
+              <w:t xml:space="preserve">NASA / Copernicus</w:t>
+            </w:r>
+          </w:p>
+        </w:tc>
+        <w:tc>
+          <w:tcPr>
+            <w:tcW w:type="dxa" w:w="3931"/>
+            <w:tcMar>
+              <w:top w:type="dxa" w:w="80"/>
+              <w:left w:type="dxa" w:w="110"/>
+              <w:bottom w:type="dxa" w:w="80"/>
+              <w:right w:type="dxa" w:w="110"/>
+            </w:tcMar>
+          </w:tcPr>
+          <w:p>
+            <w:pPr>
+              <w:spacing w:after="0" w:line="264"/>
+            </w:pPr>
+            <w:r>
+              <w:rPr>
+                <w:b w:val="false"/>
+                <w:bCs w:val="false"/>
+                <w:color w:val="1A1A1A"/>
+                <w:sz w:val="19"/>
+                <w:szCs w:val="19"/>
+              </w:rPr>
+              <w:t xml:space="preserve">Índices de vegetação por satélite (NDVI, EVI)</w:t>
+            </w:r>
+          </w:p>
+        </w:tc>
+        <w:tc>
+          <w:tcPr>
+            <w:tcW w:type="dxa" w:w="3183"/>
+            <w:tcMar>
+              <w:top w:type="dxa" w:w="80"/>
+              <w:left w:type="dxa" w:w="110"/>
+              <w:bottom w:type="dxa" w:w="80"/>
+              <w:right w:type="dxa" w:w="110"/>
+            </w:tcMar>
+          </w:tcPr>
+          <w:p>
+            <w:pPr>
+              <w:spacing w:after="0" w:line="264"/>
+            </w:pPr>
+            <w:r>
+              <w:rPr>
+                <w:b w:val="false"/>
+                <w:bCs w:val="false"/>
+                <w:color w:val="1A1A1A"/>
+                <w:sz w:val="19"/>
+                <w:szCs w:val="19"/>
+              </w:rPr>
+              <w:t xml:space="preserve">Gratuito. Sinal antecedente de produtividade, mas exige processamento</w:t>
+            </w:r>
+          </w:p>
+        </w:tc>
+      </w:tr>
+      <w:tr>
+        <w:tc>
+          <w:tcPr>
+            <w:tcW w:type="dxa" w:w="2246"/>
+            <w:tcMar>
+              <w:top w:type="dxa" w:w="80"/>
+              <w:left w:type="dxa" w:w="110"/>
+              <w:bottom w:type="dxa" w:w="80"/>
+              <w:right w:type="dxa" w:w="110"/>
+            </w:tcMar>
+          </w:tcPr>
+          <w:p>
+            <w:pPr>
+              <w:spacing w:after="0" w:line="264"/>
+            </w:pPr>
+            <w:r>
+              <w:rPr>
+                <w:b w:val="false"/>
+                <w:bCs w:val="false"/>
+                <w:color w:val="1A1A1A"/>
+                <w:sz w:val="19"/>
+                <w:szCs w:val="19"/>
+              </w:rPr>
+              <w:t xml:space="preserve">BCB — Focus</w:t>
+            </w:r>
+          </w:p>
+        </w:tc>
+        <w:tc>
+          <w:tcPr>
+            <w:tcW w:type="dxa" w:w="3931"/>
+            <w:tcMar>
+              <w:top w:type="dxa" w:w="80"/>
+              <w:left w:type="dxa" w:w="110"/>
+              <w:bottom w:type="dxa" w:w="80"/>
+              <w:right w:type="dxa" w:w="110"/>
+            </w:tcMar>
+          </w:tcPr>
+          <w:p>
+            <w:pPr>
+              <w:spacing w:after="0" w:line="264"/>
+            </w:pPr>
+            <w:r>
+              <w:rPr>
+                <w:b w:val="false"/>
+                <w:bCs w:val="false"/>
+                <w:color w:val="1A1A1A"/>
+                <w:sz w:val="19"/>
+                <w:szCs w:val="19"/>
+              </w:rPr>
+              <w:t xml:space="preserve">Expectativas de mercado para câmbio, juros e inflação</w:t>
+            </w:r>
+          </w:p>
+        </w:tc>
+        <w:tc>
+          <w:tcPr>
+            <w:tcW w:type="dxa" w:w="3183"/>
+            <w:tcMar>
+              <w:top w:type="dxa" w:w="80"/>
+              <w:left w:type="dxa" w:w="110"/>
+              <w:bottom w:type="dxa" w:w="80"/>
+              <w:right w:type="dxa" w:w="110"/>
+            </w:tcMar>
+          </w:tcPr>
+          <w:p>
+            <w:pPr>
+              <w:spacing w:after="0" w:line="264"/>
+            </w:pPr>
+            <w:r>
+              <w:rPr>
+                <w:b w:val="false"/>
+                <w:bCs w:val="false"/>
+                <w:color w:val="1A1A1A"/>
+                <w:sz w:val="19"/>
+                <w:szCs w:val="19"/>
+              </w:rPr>
+              <w:t xml:space="preserve">API pública do Banco Central, mesma família das já usadas</w:t>
+            </w:r>
+          </w:p>
+        </w:tc>
+      </w:tr>
+    </w:tbl>
+    <w:p>
+      <w:pPr>
+        <w:spacing w:after="100"/>
+      </w:pPr>
+    </w:p>
+    <w:p>
+      <w:pPr>
+        <w:spacing w:after="120" w:line="276"/>
+      </w:pPr>
+      <w:r>
+        <w:rPr>
+          <w:b/>
+          <w:bCs/>
+          <w:color w:val="1A1A1A"/>
+          <w:sz w:val="21"/>
+          <w:szCs w:val="21"/>
+        </w:rPr>
+        <w:t xml:space="preserve">Prioridade sugerida: </w:t>
+      </w:r>
+      <w:r>
+        <w:rPr>
+          <w:color w:val="1A1A1A"/>
+          <w:sz w:val="21"/>
+          <w:szCs w:val="21"/>
+        </w:rPr>
+        <w:t xml:space="preserve">Export Sales e Commitments of Traders. O primeiro porque usa a chave que já existe e mede a demanda efetiva semana a semana; o segundo porque posicionamento de fundos é uma das variáveis explicativas mais citadas na literatura de retorno de commodities, e é gratuito.</w:t>
+      </w:r>
+    </w:p>
+    <w:p>
+      <w:pPr>
+        <w:pStyle w:val="Heading2"/>
+        <w:spacing w:after="110" w:before="240"/>
+      </w:pPr>
+      <w:r>
+        <w:rPr>
+          <w:b/>
+          <w:bCs/>
+          <w:color w:val="1A1A1A"/>
+          <w:sz w:val="24"/>
+          <w:szCs w:val="24"/>
+        </w:rPr>
+        <w:t xml:space="preserve">13.2 Físico brasileiro</w:t>
+      </w:r>
+    </w:p>
+    <w:tbl>
+      <w:tblPr>
+        <w:tblW w:type="dxa" w:w="9360"/>
+        <w:tblBorders>
+          <w:top w:val="single" w:color="D5D5CE" w:sz="2"/>
+          <w:left w:val="single" w:color="D5D5CE" w:sz="2"/>
+          <w:bottom w:val="single" w:color="D5D5CE" w:sz="2"/>
+          <w:right w:val="single" w:color="D5D5CE" w:sz="2"/>
+          <w:insideH w:val="single" w:color="E6E6E0" w:sz="2"/>
+          <w:insideV w:val="single" w:color="E6E6E0" w:sz="2"/>
+        </w:tblBorders>
+      </w:tblPr>
+      <w:tblGrid>
+        <w:gridCol w:w="2246"/>
+        <w:gridCol w:w="3931"/>
+        <w:gridCol w:w="3183"/>
+      </w:tblGrid>
+      <w:tr>
+        <w:trPr>
+          <w:tblHeader/>
+        </w:trPr>
+        <w:tc>
+          <w:tcPr>
+            <w:tcW w:type="dxa" w:w="2246"/>
+            <w:shd w:fill="EDF2ED" w:color="auto" w:val="clear"/>
+            <w:tcMar>
+              <w:top w:type="dxa" w:w="80"/>
+              <w:left w:type="dxa" w:w="110"/>
+              <w:bottom w:type="dxa" w:w="80"/>
+              <w:right w:type="dxa" w:w="110"/>
+            </w:tcMar>
+          </w:tcPr>
+          <w:p>
+            <w:pPr>
+              <w:spacing w:after="0" w:line="264"/>
+            </w:pPr>
+            <w:r>
+              <w:rPr>
+                <w:b/>
+                <w:bCs/>
+                <w:color w:val="2E6B3E"/>
+                <w:sz w:val="19"/>
+                <w:szCs w:val="19"/>
+              </w:rPr>
+              <w:t xml:space="preserve">Fonte</w:t>
+            </w:r>
+          </w:p>
+        </w:tc>
+        <w:tc>
+          <w:tcPr>
+            <w:tcW w:type="dxa" w:w="3931"/>
+            <w:shd w:fill="EDF2ED" w:color="auto" w:val="clear"/>
+            <w:tcMar>
+              <w:top w:type="dxa" w:w="80"/>
+              <w:left w:type="dxa" w:w="110"/>
+              <w:bottom w:type="dxa" w:w="80"/>
+              <w:right w:type="dxa" w:w="110"/>
+            </w:tcMar>
+          </w:tcPr>
+          <w:p>
+            <w:pPr>
+              <w:spacing w:after="0" w:line="264"/>
+            </w:pPr>
+            <w:r>
+              <w:rPr>
+                <w:b/>
+                <w:bCs/>
+                <w:color w:val="2E6B3E"/>
+                <w:sz w:val="19"/>
+                <w:szCs w:val="19"/>
+              </w:rPr>
+              <w:t xml:space="preserve">O que traz</w:t>
+            </w:r>
+          </w:p>
+        </w:tc>
+        <w:tc>
+          <w:tcPr>
+            <w:tcW w:type="dxa" w:w="3183"/>
+            <w:shd w:fill="EDF2ED" w:color="auto" w:val="clear"/>
+            <w:tcMar>
+              <w:top w:type="dxa" w:w="80"/>
+              <w:left w:type="dxa" w:w="110"/>
+              <w:bottom w:type="dxa" w:w="80"/>
+              <w:right w:type="dxa" w:w="110"/>
+            </w:tcMar>
+          </w:tcPr>
+          <w:p>
+            <w:pPr>
+              <w:spacing w:after="0" w:line="264"/>
+            </w:pPr>
+            <w:r>
+              <w:rPr>
+                <w:b/>
+                <w:bCs/>
+                <w:color w:val="2E6B3E"/>
+                <w:sz w:val="19"/>
+                <w:szCs w:val="19"/>
+              </w:rPr>
+              <w:t xml:space="preserve">Custo</w:t>
+            </w:r>
+          </w:p>
+        </w:tc>
+      </w:tr>
+      <w:tr>
+        <w:tc>
+          <w:tcPr>
+            <w:tcW w:type="dxa" w:w="2246"/>
+            <w:tcMar>
+              <w:top w:type="dxa" w:w="80"/>
+              <w:left w:type="dxa" w:w="110"/>
+              <w:bottom w:type="dxa" w:w="80"/>
+              <w:right w:type="dxa" w:w="110"/>
+            </w:tcMar>
+          </w:tcPr>
+          <w:p>
+            <w:pPr>
+              <w:spacing w:after="0" w:line="264"/>
+            </w:pPr>
+            <w:r>
+              <w:rPr>
+                <w:b w:val="false"/>
+                <w:bCs w:val="false"/>
+                <w:color w:val="1A1A1A"/>
+                <w:sz w:val="19"/>
+                <w:szCs w:val="19"/>
+              </w:rPr>
+              <w:t xml:space="preserve">IMEA</w:t>
+            </w:r>
+          </w:p>
+        </w:tc>
+        <w:tc>
+          <w:tcPr>
+            <w:tcW w:type="dxa" w:w="3931"/>
+            <w:tcMar>
+              <w:top w:type="dxa" w:w="80"/>
+              <w:left w:type="dxa" w:w="110"/>
+              <w:bottom w:type="dxa" w:w="80"/>
+              <w:right w:type="dxa" w:w="110"/>
+            </w:tcMar>
+          </w:tcPr>
+          <w:p>
+            <w:pPr>
+              <w:spacing w:after="0" w:line="264"/>
+            </w:pPr>
+            <w:r>
+              <w:rPr>
+                <w:b w:val="false"/>
+                <w:bCs w:val="false"/>
+                <w:color w:val="1A1A1A"/>
+                <w:sz w:val="19"/>
+                <w:szCs w:val="19"/>
+              </w:rPr>
+              <w:t xml:space="preserve">Indicadores e progresso de safra de Mato Grosso</w:t>
+            </w:r>
+          </w:p>
+        </w:tc>
+        <w:tc>
+          <w:tcPr>
+            <w:tcW w:type="dxa" w:w="3183"/>
+            <w:tcMar>
+              <w:top w:type="dxa" w:w="80"/>
+              <w:left w:type="dxa" w:w="110"/>
+              <w:bottom w:type="dxa" w:w="80"/>
+              <w:right w:type="dxa" w:w="110"/>
+            </w:tcMar>
+          </w:tcPr>
+          <w:p>
+            <w:pPr>
+              <w:spacing w:after="0" w:line="264"/>
+            </w:pPr>
+            <w:r>
+              <w:rPr>
+                <w:b w:val="false"/>
+                <w:bCs w:val="false"/>
+                <w:color w:val="1A1A1A"/>
+                <w:sz w:val="19"/>
+                <w:szCs w:val="19"/>
+              </w:rPr>
+              <w:t xml:space="preserve">Gratuito no portal, mas em PDF — exige extração</w:t>
+            </w:r>
+          </w:p>
+        </w:tc>
+      </w:tr>
+      <w:tr>
+        <w:tc>
+          <w:tcPr>
+            <w:tcW w:type="dxa" w:w="2246"/>
+            <w:tcMar>
+              <w:top w:type="dxa" w:w="80"/>
+              <w:left w:type="dxa" w:w="110"/>
+              <w:bottom w:type="dxa" w:w="80"/>
+              <w:right w:type="dxa" w:w="110"/>
+            </w:tcMar>
+          </w:tcPr>
+          <w:p>
+            <w:pPr>
+              <w:spacing w:after="0" w:line="264"/>
+            </w:pPr>
+            <w:r>
+              <w:rPr>
+                <w:b w:val="false"/>
+                <w:bCs w:val="false"/>
+                <w:color w:val="1A1A1A"/>
+                <w:sz w:val="19"/>
+                <w:szCs w:val="19"/>
+              </w:rPr>
+              <w:t xml:space="preserve">Deral / SEAB-PR</w:t>
+            </w:r>
+          </w:p>
+        </w:tc>
+        <w:tc>
+          <w:tcPr>
+            <w:tcW w:type="dxa" w:w="3931"/>
+            <w:tcMar>
+              <w:top w:type="dxa" w:w="80"/>
+              <w:left w:type="dxa" w:w="110"/>
+              <w:bottom w:type="dxa" w:w="80"/>
+              <w:right w:type="dxa" w:w="110"/>
+            </w:tcMar>
+          </w:tcPr>
+          <w:p>
+            <w:pPr>
+              <w:spacing w:after="0" w:line="264"/>
+            </w:pPr>
+            <w:r>
+              <w:rPr>
+                <w:b w:val="false"/>
+                <w:bCs w:val="false"/>
+                <w:color w:val="1A1A1A"/>
+                <w:sz w:val="19"/>
+                <w:szCs w:val="19"/>
+              </w:rPr>
+              <w:t xml:space="preserve">Preços e progresso de safra do Paraná</w:t>
+            </w:r>
+          </w:p>
+        </w:tc>
+        <w:tc>
+          <w:tcPr>
+            <w:tcW w:type="dxa" w:w="3183"/>
+            <w:tcMar>
+              <w:top w:type="dxa" w:w="80"/>
+              <w:left w:type="dxa" w:w="110"/>
+              <w:bottom w:type="dxa" w:w="80"/>
+              <w:right w:type="dxa" w:w="110"/>
+            </w:tcMar>
+          </w:tcPr>
+          <w:p>
+            <w:pPr>
+              <w:spacing w:after="0" w:line="264"/>
+            </w:pPr>
+            <w:r>
+              <w:rPr>
+                <w:b w:val="false"/>
+                <w:bCs w:val="false"/>
+                <w:color w:val="1A1A1A"/>
+                <w:sz w:val="19"/>
+                <w:szCs w:val="19"/>
+              </w:rPr>
+              <w:t xml:space="preserve">Gratuito, planilhas públicas semanais</w:t>
+            </w:r>
+          </w:p>
+        </w:tc>
+      </w:tr>
+      <w:tr>
+        <w:tc>
+          <w:tcPr>
+            <w:tcW w:type="dxa" w:w="2246"/>
+            <w:tcMar>
+              <w:top w:type="dxa" w:w="80"/>
+              <w:left w:type="dxa" w:w="110"/>
+              <w:bottom w:type="dxa" w:w="80"/>
+              <w:right w:type="dxa" w:w="110"/>
+            </w:tcMar>
+          </w:tcPr>
+          <w:p>
+            <w:pPr>
+              <w:spacing w:after="0" w:line="264"/>
+            </w:pPr>
+            <w:r>
+              <w:rPr>
+                <w:b w:val="false"/>
+                <w:bCs w:val="false"/>
+                <w:color w:val="1A1A1A"/>
+                <w:sz w:val="19"/>
+                <w:szCs w:val="19"/>
+              </w:rPr>
+              <w:t xml:space="preserve">ESALQ-LOG</w:t>
+            </w:r>
+          </w:p>
+        </w:tc>
+        <w:tc>
+          <w:tcPr>
+            <w:tcW w:type="dxa" w:w="3931"/>
+            <w:tcMar>
+              <w:top w:type="dxa" w:w="80"/>
+              <w:left w:type="dxa" w:w="110"/>
+              <w:bottom w:type="dxa" w:w="80"/>
+              <w:right w:type="dxa" w:w="110"/>
+            </w:tcMar>
+          </w:tcPr>
+          <w:p>
+            <w:pPr>
+              <w:spacing w:after="0" w:line="264"/>
+            </w:pPr>
+            <w:r>
+              <w:rPr>
+                <w:b w:val="false"/>
+                <w:bCs w:val="false"/>
+                <w:color w:val="1A1A1A"/>
+                <w:sz w:val="19"/>
+                <w:szCs w:val="19"/>
+              </w:rPr>
+              <w:t xml:space="preserve">Índice de frete rodoviário de grãos por rota</w:t>
+            </w:r>
+          </w:p>
+        </w:tc>
+        <w:tc>
+          <w:tcPr>
+            <w:tcW w:type="dxa" w:w="3183"/>
+            <w:tcMar>
+              <w:top w:type="dxa" w:w="80"/>
+              <w:left w:type="dxa" w:w="110"/>
+              <w:bottom w:type="dxa" w:w="80"/>
+              <w:right w:type="dxa" w:w="110"/>
+            </w:tcMar>
+          </w:tcPr>
+          <w:p>
+            <w:pPr>
+              <w:spacing w:after="0" w:line="264"/>
+            </w:pPr>
+            <w:r>
+              <w:rPr>
+                <w:b w:val="false"/>
+                <w:bCs w:val="false"/>
+                <w:color w:val="1A1A1A"/>
+                <w:sz w:val="19"/>
+                <w:szCs w:val="19"/>
+              </w:rPr>
+              <w:t xml:space="preserve">Gratuito com registro. Desbloqueia a arbitragem geográfica</w:t>
+            </w:r>
+          </w:p>
+        </w:tc>
+      </w:tr>
+      <w:tr>
+        <w:tc>
+          <w:tcPr>
+            <w:tcW w:type="dxa" w:w="2246"/>
+            <w:tcMar>
+              <w:top w:type="dxa" w:w="80"/>
+              <w:left w:type="dxa" w:w="110"/>
+              <w:bottom w:type="dxa" w:w="80"/>
+              <w:right w:type="dxa" w:w="110"/>
+            </w:tcMar>
+          </w:tcPr>
+          <w:p>
+            <w:pPr>
+              <w:spacing w:after="0" w:line="264"/>
+            </w:pPr>
+            <w:r>
+              <w:rPr>
+                <w:b w:val="false"/>
+                <w:bCs w:val="false"/>
+                <w:color w:val="1A1A1A"/>
+                <w:sz w:val="19"/>
+                <w:szCs w:val="19"/>
+              </w:rPr>
+              <w:t xml:space="preserve">CEPEA direto</w:t>
+            </w:r>
+          </w:p>
+        </w:tc>
+        <w:tc>
+          <w:tcPr>
+            <w:tcW w:type="dxa" w:w="3931"/>
+            <w:tcMar>
+              <w:top w:type="dxa" w:w="80"/>
+              <w:left w:type="dxa" w:w="110"/>
+              <w:bottom w:type="dxa" w:w="80"/>
+              <w:right w:type="dxa" w:w="110"/>
+            </w:tcMar>
+          </w:tcPr>
+          <w:p>
+            <w:pPr>
+              <w:spacing w:after="0" w:line="264"/>
+            </w:pPr>
+            <w:r>
+              <w:rPr>
+                <w:b w:val="false"/>
+                <w:bCs w:val="false"/>
+                <w:color w:val="1A1A1A"/>
+                <w:sz w:val="19"/>
+                <w:szCs w:val="19"/>
+              </w:rPr>
+              <w:t xml:space="preserve">Todos os indicadores, sem intermediário</w:t>
+            </w:r>
+          </w:p>
+        </w:tc>
+        <w:tc>
+          <w:tcPr>
+            <w:tcW w:type="dxa" w:w="3183"/>
+            <w:tcMar>
+              <w:top w:type="dxa" w:w="80"/>
+              <w:left w:type="dxa" w:w="110"/>
+              <w:bottom w:type="dxa" w:w="80"/>
+              <w:right w:type="dxa" w:w="110"/>
+            </w:tcMar>
+          </w:tcPr>
+          <w:p>
+            <w:pPr>
+              <w:spacing w:after="0" w:line="264"/>
+            </w:pPr>
+            <w:r>
+              <w:rPr>
+                <w:b w:val="false"/>
+                <w:bCs w:val="false"/>
+                <w:color w:val="1A1A1A"/>
+                <w:sz w:val="19"/>
+                <w:szCs w:val="19"/>
+              </w:rPr>
+              <w:t xml:space="preserve">Licenciamento pago — resolve a fragilidade atual</w:t>
+            </w:r>
+          </w:p>
+        </w:tc>
+      </w:tr>
+      <w:tr>
+        <w:tc>
+          <w:tcPr>
+            <w:tcW w:type="dxa" w:w="2246"/>
+            <w:tcMar>
+              <w:top w:type="dxa" w:w="80"/>
+              <w:left w:type="dxa" w:w="110"/>
+              <w:bottom w:type="dxa" w:w="80"/>
+              <w:right w:type="dxa" w:w="110"/>
+            </w:tcMar>
+          </w:tcPr>
+          <w:p>
+            <w:pPr>
+              <w:spacing w:after="0" w:line="264"/>
+            </w:pPr>
+            <w:r>
+              <w:rPr>
+                <w:b w:val="false"/>
+                <w:bCs w:val="false"/>
+                <w:color w:val="1A1A1A"/>
+                <w:sz w:val="19"/>
+                <w:szCs w:val="19"/>
+              </w:rPr>
+              <w:t xml:space="preserve">Safras &amp; Mercado, StoneX, AgRural</w:t>
+            </w:r>
+          </w:p>
+        </w:tc>
+        <w:tc>
+          <w:tcPr>
+            <w:tcW w:type="dxa" w:w="3931"/>
+            <w:tcMar>
+              <w:top w:type="dxa" w:w="80"/>
+              <w:left w:type="dxa" w:w="110"/>
+              <w:bottom w:type="dxa" w:w="80"/>
+              <w:right w:type="dxa" w:w="110"/>
+            </w:tcMar>
+          </w:tcPr>
+          <w:p>
+            <w:pPr>
+              <w:spacing w:after="0" w:line="264"/>
+            </w:pPr>
+            <w:r>
+              <w:rPr>
+                <w:b w:val="false"/>
+                <w:bCs w:val="false"/>
+                <w:color w:val="1A1A1A"/>
+                <w:sz w:val="19"/>
+                <w:szCs w:val="19"/>
+              </w:rPr>
+              <w:t xml:space="preserve">Estimativas privadas de safra e progresso de plantio</w:t>
+            </w:r>
+          </w:p>
+        </w:tc>
+        <w:tc>
+          <w:tcPr>
+            <w:tcW w:type="dxa" w:w="3183"/>
+            <w:tcMar>
+              <w:top w:type="dxa" w:w="80"/>
+              <w:left w:type="dxa" w:w="110"/>
+              <w:bottom w:type="dxa" w:w="80"/>
+              <w:right w:type="dxa" w:w="110"/>
+            </w:tcMar>
+          </w:tcPr>
+          <w:p>
+            <w:pPr>
+              <w:spacing w:after="0" w:line="264"/>
+            </w:pPr>
+            <w:r>
+              <w:rPr>
+                <w:b w:val="false"/>
+                <w:bCs w:val="false"/>
+                <w:color w:val="1A1A1A"/>
+                <w:sz w:val="19"/>
+                <w:szCs w:val="19"/>
+              </w:rPr>
+              <w:t xml:space="preserve">Assinatura paga</w:t>
+            </w:r>
+          </w:p>
+        </w:tc>
+      </w:tr>
+    </w:tbl>
+    <w:p>
+      <w:pPr>
+        <w:spacing w:after="100"/>
+      </w:pPr>
+    </w:p>
+    <w:p>
+      <w:pPr>
+        <w:pStyle w:val="Heading2"/>
+        <w:spacing w:after="110" w:before="240"/>
+      </w:pPr>
+      <w:r>
+        <w:rPr>
+          <w:b/>
+          <w:bCs/>
+          <w:color w:val="1A1A1A"/>
+          <w:sz w:val="24"/>
+          <w:szCs w:val="24"/>
+        </w:rPr>
+        <w:t xml:space="preserve">13.3 Mercado e derivativos</w:t>
+      </w:r>
+    </w:p>
+    <w:tbl>
+      <w:tblPr>
+        <w:tblW w:type="dxa" w:w="9360"/>
+        <w:tblBorders>
+          <w:top w:val="single" w:color="D5D5CE" w:sz="2"/>
+          <w:left w:val="single" w:color="D5D5CE" w:sz="2"/>
+          <w:bottom w:val="single" w:color="D5D5CE" w:sz="2"/>
+          <w:right w:val="single" w:color="D5D5CE" w:sz="2"/>
+          <w:insideH w:val="single" w:color="E6E6E0" w:sz="2"/>
+          <w:insideV w:val="single" w:color="E6E6E0" w:sz="2"/>
+        </w:tblBorders>
+      </w:tblPr>
+      <w:tblGrid>
+        <w:gridCol w:w="2246"/>
+        <w:gridCol w:w="3931"/>
+        <w:gridCol w:w="3183"/>
+      </w:tblGrid>
+      <w:tr>
+        <w:trPr>
+          <w:tblHeader/>
+        </w:trPr>
+        <w:tc>
+          <w:tcPr>
+            <w:tcW w:type="dxa" w:w="2246"/>
+            <w:shd w:fill="EDF2ED" w:color="auto" w:val="clear"/>
+            <w:tcMar>
+              <w:top w:type="dxa" w:w="80"/>
+              <w:left w:type="dxa" w:w="110"/>
+              <w:bottom w:type="dxa" w:w="80"/>
+              <w:right w:type="dxa" w:w="110"/>
+            </w:tcMar>
+          </w:tcPr>
+          <w:p>
+            <w:pPr>
+              <w:spacing w:after="0" w:line="264"/>
+            </w:pPr>
+            <w:r>
+              <w:rPr>
+                <w:b/>
+                <w:bCs/>
+                <w:color w:val="2E6B3E"/>
+                <w:sz w:val="19"/>
+                <w:szCs w:val="19"/>
+              </w:rPr>
+              <w:t xml:space="preserve">Fonte</w:t>
+            </w:r>
+          </w:p>
+        </w:tc>
+        <w:tc>
+          <w:tcPr>
+            <w:tcW w:type="dxa" w:w="3931"/>
+            <w:shd w:fill="EDF2ED" w:color="auto" w:val="clear"/>
+            <w:tcMar>
+              <w:top w:type="dxa" w:w="80"/>
+              <w:left w:type="dxa" w:w="110"/>
+              <w:bottom w:type="dxa" w:w="80"/>
+              <w:right w:type="dxa" w:w="110"/>
+            </w:tcMar>
+          </w:tcPr>
+          <w:p>
+            <w:pPr>
+              <w:spacing w:after="0" w:line="264"/>
+            </w:pPr>
+            <w:r>
+              <w:rPr>
+                <w:b/>
+                <w:bCs/>
+                <w:color w:val="2E6B3E"/>
+                <w:sz w:val="19"/>
+                <w:szCs w:val="19"/>
+              </w:rPr>
+              <w:t xml:space="preserve">O que desbloqueia</w:t>
+            </w:r>
+          </w:p>
+        </w:tc>
+        <w:tc>
+          <w:tcPr>
+            <w:tcW w:type="dxa" w:w="3183"/>
+            <w:shd w:fill="EDF2ED" w:color="auto" w:val="clear"/>
+            <w:tcMar>
+              <w:top w:type="dxa" w:w="80"/>
+              <w:left w:type="dxa" w:w="110"/>
+              <w:bottom w:type="dxa" w:w="80"/>
+              <w:right w:type="dxa" w:w="110"/>
+            </w:tcMar>
+          </w:tcPr>
+          <w:p>
+            <w:pPr>
+              <w:spacing w:after="0" w:line="264"/>
+            </w:pPr>
+            <w:r>
+              <w:rPr>
+                <w:b/>
+                <w:bCs/>
+                <w:color w:val="2E6B3E"/>
+                <w:sz w:val="19"/>
+                <w:szCs w:val="19"/>
+              </w:rPr>
+              <w:t xml:space="preserve">Custo</w:t>
+            </w:r>
+          </w:p>
+        </w:tc>
+      </w:tr>
+      <w:tr>
+        <w:tc>
+          <w:tcPr>
+            <w:tcW w:type="dxa" w:w="2246"/>
+            <w:tcMar>
+              <w:top w:type="dxa" w:w="80"/>
+              <w:left w:type="dxa" w:w="110"/>
+              <w:bottom w:type="dxa" w:w="80"/>
+              <w:right w:type="dxa" w:w="110"/>
+            </w:tcMar>
+          </w:tcPr>
+          <w:p>
+            <w:pPr>
+              <w:spacing w:after="0" w:line="264"/>
+            </w:pPr>
+            <w:r>
+              <w:rPr>
+                <w:b w:val="false"/>
+                <w:bCs w:val="false"/>
+                <w:color w:val="1A1A1A"/>
+                <w:sz w:val="19"/>
+                <w:szCs w:val="19"/>
+              </w:rPr>
+              <w:t xml:space="preserve">Barchart</w:t>
+            </w:r>
+          </w:p>
+        </w:tc>
+        <w:tc>
+          <w:tcPr>
+            <w:tcW w:type="dxa" w:w="3931"/>
+            <w:tcMar>
+              <w:top w:type="dxa" w:w="80"/>
+              <w:left w:type="dxa" w:w="110"/>
+              <w:bottom w:type="dxa" w:w="80"/>
+              <w:right w:type="dxa" w:w="110"/>
+            </w:tcMar>
+          </w:tcPr>
+          <w:p>
+            <w:pPr>
+              <w:spacing w:after="0" w:line="264"/>
+            </w:pPr>
+            <w:r>
+              <w:rPr>
+                <w:b w:val="false"/>
+                <w:bCs w:val="false"/>
+                <w:color w:val="1A1A1A"/>
+                <w:sz w:val="19"/>
+                <w:szCs w:val="19"/>
+              </w:rPr>
+              <w:t xml:space="preserve">Cadeia de opções por exercício, dados de futuros confiáveis</w:t>
+            </w:r>
+          </w:p>
+        </w:tc>
+        <w:tc>
+          <w:tcPr>
+            <w:tcW w:type="dxa" w:w="3183"/>
+            <w:tcMar>
+              <w:top w:type="dxa" w:w="80"/>
+              <w:left w:type="dxa" w:w="110"/>
+              <w:bottom w:type="dxa" w:w="80"/>
+              <w:right w:type="dxa" w:w="110"/>
+            </w:tcMar>
+          </w:tcPr>
+          <w:p>
+            <w:pPr>
+              <w:spacing w:after="0" w:line="264"/>
+            </w:pPr>
+            <w:r>
+              <w:rPr>
+                <w:b w:val="false"/>
+                <w:bCs w:val="false"/>
+                <w:color w:val="1A1A1A"/>
+                <w:sz w:val="19"/>
+                <w:szCs w:val="19"/>
+              </w:rPr>
+              <w:t xml:space="preserve">Assinatura, faixa acessível. Desbloqueia a densidade risco-neutra</w:t>
+            </w:r>
+          </w:p>
+        </w:tc>
+      </w:tr>
+      <w:tr>
+        <w:tc>
+          <w:tcPr>
+            <w:tcW w:type="dxa" w:w="2246"/>
+            <w:tcMar>
+              <w:top w:type="dxa" w:w="80"/>
+              <w:left w:type="dxa" w:w="110"/>
+              <w:bottom w:type="dxa" w:w="80"/>
+              <w:right w:type="dxa" w:w="110"/>
+            </w:tcMar>
+          </w:tcPr>
+          <w:p>
+            <w:pPr>
+              <w:spacing w:after="0" w:line="264"/>
+            </w:pPr>
+            <w:r>
+              <w:rPr>
+                <w:b w:val="false"/>
+                <w:bCs w:val="false"/>
+                <w:color w:val="1A1A1A"/>
+                <w:sz w:val="19"/>
+                <w:szCs w:val="19"/>
+              </w:rPr>
+              <w:t xml:space="preserve">CME DataMine</w:t>
+            </w:r>
+          </w:p>
+        </w:tc>
+        <w:tc>
+          <w:tcPr>
+            <w:tcW w:type="dxa" w:w="3931"/>
+            <w:tcMar>
+              <w:top w:type="dxa" w:w="80"/>
+              <w:left w:type="dxa" w:w="110"/>
+              <w:bottom w:type="dxa" w:w="80"/>
+              <w:right w:type="dxa" w:w="110"/>
+            </w:tcMar>
+          </w:tcPr>
+          <w:p>
+            <w:pPr>
+              <w:spacing w:after="0" w:line="264"/>
+            </w:pPr>
+            <w:r>
+              <w:rPr>
+                <w:b w:val="false"/>
+                <w:bCs w:val="false"/>
+                <w:color w:val="1A1A1A"/>
+                <w:sz w:val="19"/>
+                <w:szCs w:val="19"/>
+              </w:rPr>
+              <w:t xml:space="preserve">Dados oficiais da bolsa, incluindo posições em aberto de opções</w:t>
+            </w:r>
+          </w:p>
+        </w:tc>
+        <w:tc>
+          <w:tcPr>
+            <w:tcW w:type="dxa" w:w="3183"/>
+            <w:tcMar>
+              <w:top w:type="dxa" w:w="80"/>
+              <w:left w:type="dxa" w:w="110"/>
+              <w:bottom w:type="dxa" w:w="80"/>
+              <w:right w:type="dxa" w:w="110"/>
+            </w:tcMar>
+          </w:tcPr>
+          <w:p>
+            <w:pPr>
+              <w:spacing w:after="0" w:line="264"/>
+            </w:pPr>
+            <w:r>
+              <w:rPr>
+                <w:b w:val="false"/>
+                <w:bCs w:val="false"/>
+                <w:color w:val="1A1A1A"/>
+                <w:sz w:val="19"/>
+                <w:szCs w:val="19"/>
+              </w:rPr>
+              <w:t xml:space="preserve">Pago, por conjunto de dados</w:t>
+            </w:r>
+          </w:p>
+        </w:tc>
+      </w:tr>
+      <w:tr>
+        <w:tc>
+          <w:tcPr>
+            <w:tcW w:type="dxa" w:w="2246"/>
+            <w:tcMar>
+              <w:top w:type="dxa" w:w="80"/>
+              <w:left w:type="dxa" w:w="110"/>
+              <w:bottom w:type="dxa" w:w="80"/>
+              <w:right w:type="dxa" w:w="110"/>
+            </w:tcMar>
+          </w:tcPr>
+          <w:p>
+            <w:pPr>
+              <w:spacing w:after="0" w:line="264"/>
+            </w:pPr>
+            <w:r>
+              <w:rPr>
+                <w:b w:val="false"/>
+                <w:bCs w:val="false"/>
+                <w:color w:val="1A1A1A"/>
+                <w:sz w:val="19"/>
+                <w:szCs w:val="19"/>
+              </w:rPr>
+              <w:t xml:space="preserve">B3 UP2DATA</w:t>
+            </w:r>
+          </w:p>
+        </w:tc>
+        <w:tc>
+          <w:tcPr>
+            <w:tcW w:type="dxa" w:w="3931"/>
+            <w:tcMar>
+              <w:top w:type="dxa" w:w="80"/>
+              <w:left w:type="dxa" w:w="110"/>
+              <w:bottom w:type="dxa" w:w="80"/>
+              <w:right w:type="dxa" w:w="110"/>
+            </w:tcMar>
+          </w:tcPr>
+          <w:p>
+            <w:pPr>
+              <w:spacing w:after="0" w:line="264"/>
+            </w:pPr>
+            <w:r>
+              <w:rPr>
+                <w:b w:val="false"/>
+                <w:bCs w:val="false"/>
+                <w:color w:val="1A1A1A"/>
+                <w:sz w:val="19"/>
+                <w:szCs w:val="19"/>
+              </w:rPr>
+              <w:t xml:space="preserve">Derivativos brasileiros, incluindo o contrato de soja</w:t>
+            </w:r>
+          </w:p>
+        </w:tc>
+        <w:tc>
+          <w:tcPr>
+            <w:tcW w:type="dxa" w:w="3183"/>
+            <w:tcMar>
+              <w:top w:type="dxa" w:w="80"/>
+              <w:left w:type="dxa" w:w="110"/>
+              <w:bottom w:type="dxa" w:w="80"/>
+              <w:right w:type="dxa" w:w="110"/>
+            </w:tcMar>
+          </w:tcPr>
+          <w:p>
+            <w:pPr>
+              <w:spacing w:after="0" w:line="264"/>
+            </w:pPr>
+            <w:r>
+              <w:rPr>
+                <w:b w:val="false"/>
+                <w:bCs w:val="false"/>
+                <w:color w:val="1A1A1A"/>
+                <w:sz w:val="19"/>
+                <w:szCs w:val="19"/>
+              </w:rPr>
+              <w:t xml:space="preserve">Gratuito mediante cadastro — vale testar</w:t>
+            </w:r>
+          </w:p>
+        </w:tc>
+      </w:tr>
+      <w:tr>
+        <w:tc>
+          <w:tcPr>
+            <w:tcW w:type="dxa" w:w="2246"/>
+            <w:tcMar>
+              <w:top w:type="dxa" w:w="80"/>
+              <w:left w:type="dxa" w:w="110"/>
+              <w:bottom w:type="dxa" w:w="80"/>
+              <w:right w:type="dxa" w:w="110"/>
+            </w:tcMar>
+          </w:tcPr>
+          <w:p>
+            <w:pPr>
+              <w:spacing w:after="0" w:line="264"/>
+            </w:pPr>
+            <w:r>
+              <w:rPr>
+                <w:b w:val="false"/>
+                <w:bCs w:val="false"/>
+                <w:color w:val="1A1A1A"/>
+                <w:sz w:val="19"/>
+                <w:szCs w:val="19"/>
+              </w:rPr>
+              <w:t xml:space="preserve">Refinitiv / Bloomberg</w:t>
+            </w:r>
+          </w:p>
+        </w:tc>
+        <w:tc>
+          <w:tcPr>
+            <w:tcW w:type="dxa" w:w="3931"/>
+            <w:tcMar>
+              <w:top w:type="dxa" w:w="80"/>
+              <w:left w:type="dxa" w:w="110"/>
+              <w:bottom w:type="dxa" w:w="80"/>
+              <w:right w:type="dxa" w:w="110"/>
+            </w:tcMar>
+          </w:tcPr>
+          <w:p>
+            <w:pPr>
+              <w:spacing w:after="0" w:line="264"/>
+            </w:pPr>
+            <w:r>
+              <w:rPr>
+                <w:b w:val="false"/>
+                <w:bCs w:val="false"/>
+                <w:color w:val="1A1A1A"/>
+                <w:sz w:val="19"/>
+                <w:szCs w:val="19"/>
+              </w:rPr>
+              <w:t xml:space="preserve">Cobertura completa de mercado</w:t>
+            </w:r>
+          </w:p>
+        </w:tc>
+        <w:tc>
+          <w:tcPr>
+            <w:tcW w:type="dxa" w:w="3183"/>
+            <w:tcMar>
+              <w:top w:type="dxa" w:w="80"/>
+              <w:left w:type="dxa" w:w="110"/>
+              <w:bottom w:type="dxa" w:w="80"/>
+              <w:right w:type="dxa" w:w="110"/>
+            </w:tcMar>
+          </w:tcPr>
+          <w:p>
+            <w:pPr>
+              <w:spacing w:after="0" w:line="264"/>
+            </w:pPr>
+            <w:r>
+              <w:rPr>
+                <w:b w:val="false"/>
+                <w:bCs w:val="false"/>
+                <w:color w:val="1A1A1A"/>
+                <w:sz w:val="19"/>
+                <w:szCs w:val="19"/>
+              </w:rPr>
+              <w:t xml:space="preserve">Custo elevado, adequado apenas a operação profissional</w:t>
+            </w:r>
+          </w:p>
+        </w:tc>
+      </w:tr>
+    </w:tbl>
+    <w:p>
+      <w:pPr>
+        <w:spacing w:after="100"/>
+      </w:pPr>
+    </w:p>
+    <w:p>
+      <w:pPr>
+        <w:spacing w:after="120" w:line="276"/>
+      </w:pPr>
+      <w:r>
+        <w:rPr>
+          <w:color w:val="1A1A1A"/>
+          <w:sz w:val="21"/>
+          <w:szCs w:val="21"/>
+        </w:rPr>
+        <w:t xml:space="preserve">Do ponto de vista de retorno sobre esforço, uma assinatura do Barchart resolve simultaneamente a fragilidade do Yahoo Finance e a lacuna da cadeia de opções — as duas maiores limitações técnicas do sistema.</w:t>
+      </w:r>
+    </w:p>
+    <w:p>
+      <w:pPr>
+        <w:pStyle w:val="Heading1"/>
+        <w:spacing w:after="160" w:before="360"/>
+      </w:pPr>
+      <w:r>
+        <w:rPr>
+          <w:b/>
+          <w:bCs/>
+          <w:color w:val="2E6B3E"/>
+          <w:sz w:val="30"/>
+          <w:szCs w:val="30"/>
+        </w:rPr>
+        <w:t xml:space="preserve">14. Casos de uso pontuais para expansão</w:t>
+      </w:r>
+    </w:p>
+    <w:p>
+      <w:pPr>
+        <w:spacing w:after="120" w:line="276"/>
+      </w:pPr>
+      <w:r>
+        <w:rPr>
+          <w:color w:val="1A1A1A"/>
+          <w:sz w:val="21"/>
+          <w:szCs w:val="21"/>
+        </w:rPr>
+        <w:t xml:space="preserve">Funcionalidades estreitas, cada uma resolvendo um problema específico de um usuário específico. São propostas de produto, não de infraestrutura — deliberadamente pequenas para poderem ser construídas e descartadas rápido.</w:t>
+      </w:r>
+    </w:p>
+    <w:p>
+      <w:pPr>
+        <w:pStyle w:val="Heading2"/>
+        <w:spacing w:after="110" w:before="240"/>
+      </w:pPr>
+      <w:r>
+        <w:rPr>
+          <w:b/>
+          <w:bCs/>
+          <w:color w:val="1A1A1A"/>
+          <w:sz w:val="24"/>
+          <w:szCs w:val="24"/>
+        </w:rPr>
+        <w:t xml:space="preserve">14.1 Semáforo de venda</w:t>
       </w:r>
     </w:p>
     <w:p>
@@ -8184,15 +15398,15 @@
           <w:sz w:val="21"/>
           <w:szCs w:val="21"/>
         </w:rPr>
-        <w:t xml:space="preserve">Implementação do modelo de direção</w:t>
-      </w:r>
-      <w:r>
-        <w:rPr>
-          <w:color w:val="1A1A1A"/>
-          <w:sz w:val="21"/>
-          <w:szCs w:val="21"/>
-        </w:rPr>
-        <w:t xml:space="preserve"> — depende de acumular histórico de basis e de montar o conjunto de variáveis explicativas semanais. A especificação e o protocolo de validação já estão definidos.</w:t>
+        <w:t xml:space="preserve">Problema</w:t>
+      </w:r>
+      <w:r>
+        <w:rPr>
+          <w:color w:val="1A1A1A"/>
+          <w:sz w:val="21"/>
+          <w:szCs w:val="21"/>
+        </w:rPr>
+        <w:t xml:space="preserve"> — o produtor olha para dez números e não conclui nada.</w:t>
       </w:r>
     </w:p>
     <w:p>
@@ -8212,15 +15426,15 @@
           <w:sz w:val="21"/>
           <w:szCs w:val="21"/>
         </w:rPr>
-        <w:t xml:space="preserve">Modelagem separada do basis</w:t>
-      </w:r>
-      <w:r>
-        <w:rPr>
-          <w:color w:val="1A1A1A"/>
-          <w:sz w:val="21"/>
-          <w:szCs w:val="21"/>
-        </w:rPr>
-        <w:t xml:space="preserve"> — o basis é estacionário e sazonal, portanto mais previsível que o preço absoluto. É a linha de pesquisa com maior chance de gerar resultado aplicável.</w:t>
+        <w:t xml:space="preserve">Solução</w:t>
+      </w:r>
+      <w:r>
+        <w:rPr>
+          <w:color w:val="1A1A1A"/>
+          <w:sz w:val="21"/>
+          <w:szCs w:val="21"/>
+        </w:rPr>
+        <w:t xml:space="preserve"> — um indicador único, verde, amarelo ou vermelho, combinando três componentes: percentil do preço em reais nos últimos cinco anos, percentil do basis para aquela praça e semana, e aproveitamento do carrego.</w:t>
       </w:r>
     </w:p>
     <w:p>
@@ -8240,15 +15454,15 @@
           <w:sz w:val="21"/>
           <w:szCs w:val="21"/>
         </w:rPr>
-        <w:t xml:space="preserve">Banco de dados de série temporal</w:t>
-      </w:r>
-      <w:r>
-        <w:rPr>
-          <w:color w:val="1A1A1A"/>
-          <w:sz w:val="21"/>
-          <w:szCs w:val="21"/>
-        </w:rPr>
-        <w:t xml:space="preserve"> — substituir o histórico versionado em Git por armazenamento apropriado quando o volume justificar.</w:t>
+        <w:t xml:space="preserve">Entrega</w:t>
+      </w:r>
+      <w:r>
+        <w:rPr>
+          <w:color w:val="1A1A1A"/>
+          <w:sz w:val="21"/>
+          <w:szCs w:val="21"/>
+        </w:rPr>
+        <w:t xml:space="preserve"> — um bloco no topo do painel com o veredito e as três razões explícitas — nunca só o veredito, para que o usuário possa discordar com base no raciocínio.</w:t>
       </w:r>
     </w:p>
     <w:p>
@@ -8268,15 +15482,1039 @@
           <w:sz w:val="21"/>
           <w:szCs w:val="21"/>
         </w:rPr>
-        <w:t xml:space="preserve">Aplicativo instalável</w:t>
-      </w:r>
-      <w:r>
-        <w:rPr>
-          <w:color w:val="1A1A1A"/>
-          <w:sz w:val="21"/>
-          <w:szCs w:val="21"/>
-        </w:rPr>
-        <w:t xml:space="preserve"> — transformar o painel em aplicação web progressiva, com funcionamento offline e ícone na tela inicial do celular.</w:t>
+        <w:t xml:space="preserve">Depende de</w:t>
+      </w:r>
+      <w:r>
+        <w:rPr>
+          <w:color w:val="1A1A1A"/>
+          <w:sz w:val="21"/>
+          <w:szCs w:val="21"/>
+        </w:rPr>
+        <w:t xml:space="preserve"> — histórico de basis e de preço em reais.</w:t>
+      </w:r>
+    </w:p>
+    <w:p>
+      <w:pPr>
+        <w:pStyle w:val="Heading2"/>
+        <w:spacing w:after="110" w:before="240"/>
+      </w:pPr>
+      <w:r>
+        <w:rPr>
+          <w:b/>
+          <w:bCs/>
+          <w:color w:val="1A1A1A"/>
+          <w:sz w:val="24"/>
+          <w:szCs w:val="24"/>
+        </w:rPr>
+        <w:t xml:space="preserve">14.2 Calculadora de trava</w:t>
+      </w:r>
+    </w:p>
+    <w:p>
+      <w:pPr>
+        <w:pStyle w:val="ListParagraph"/>
+        <w:numPr>
+          <w:ilvl w:val="0"/>
+          <w:numId w:val="2"/>
+        </w:numPr>
+        <w:spacing w:after="70" w:line="276"/>
+      </w:pPr>
+      <w:r>
+        <w:rPr>
+          <w:b/>
+          <w:bCs/>
+          <w:color w:val="1A1A1A"/>
+          <w:sz w:val="21"/>
+          <w:szCs w:val="21"/>
+        </w:rPr>
+        <w:t xml:space="preserve">Problema</w:t>
+      </w:r>
+      <w:r>
+        <w:rPr>
+          <w:color w:val="1A1A1A"/>
+          <w:sz w:val="21"/>
+          <w:szCs w:val="21"/>
+        </w:rPr>
+        <w:t xml:space="preserve"> — “quanto da minha safra eu já deveria ter vendido?”</w:t>
+      </w:r>
+    </w:p>
+    <w:p>
+      <w:pPr>
+        <w:pStyle w:val="ListParagraph"/>
+        <w:numPr>
+          <w:ilvl w:val="0"/>
+          <w:numId w:val="2"/>
+        </w:numPr>
+        <w:spacing w:after="70" w:line="276"/>
+      </w:pPr>
+      <w:r>
+        <w:rPr>
+          <w:b/>
+          <w:bCs/>
+          <w:color w:val="1A1A1A"/>
+          <w:sz w:val="21"/>
+          <w:szCs w:val="21"/>
+        </w:rPr>
+        <w:t xml:space="preserve">Solução</w:t>
+      </w:r>
+      <w:r>
+        <w:rPr>
+          <w:color w:val="1A1A1A"/>
+          <w:sz w:val="21"/>
+          <w:szCs w:val="21"/>
+        </w:rPr>
+        <w:t xml:space="preserve"> — o usuário informa custo de produção por saca, área e volume já vendido; a ferramenta mostra a margem travada, a margem em risco e quanto o preço pode cair antes de a safra virar prejuízo.</w:t>
+      </w:r>
+    </w:p>
+    <w:p>
+      <w:pPr>
+        <w:pStyle w:val="ListParagraph"/>
+        <w:numPr>
+          <w:ilvl w:val="0"/>
+          <w:numId w:val="2"/>
+        </w:numPr>
+        <w:spacing w:after="70" w:line="276"/>
+      </w:pPr>
+      <w:r>
+        <w:rPr>
+          <w:b/>
+          <w:bCs/>
+          <w:color w:val="1A1A1A"/>
+          <w:sz w:val="21"/>
+          <w:szCs w:val="21"/>
+        </w:rPr>
+        <w:t xml:space="preserve">Entrega</w:t>
+      </w:r>
+      <w:r>
+        <w:rPr>
+          <w:color w:val="1A1A1A"/>
+          <w:sz w:val="21"/>
+          <w:szCs w:val="21"/>
+        </w:rPr>
+        <w:t xml:space="preserve"> — formulário simples com resultado gráfico, sem cadastro — os dados ficam no próprio navegador.</w:t>
+      </w:r>
+    </w:p>
+    <w:p>
+      <w:pPr>
+        <w:pStyle w:val="ListParagraph"/>
+        <w:numPr>
+          <w:ilvl w:val="0"/>
+          <w:numId w:val="2"/>
+        </w:numPr>
+        <w:spacing w:after="70" w:line="276"/>
+      </w:pPr>
+      <w:r>
+        <w:rPr>
+          <w:b/>
+          <w:bCs/>
+          <w:color w:val="1A1A1A"/>
+          <w:sz w:val="21"/>
+          <w:szCs w:val="21"/>
+        </w:rPr>
+        <w:t xml:space="preserve">Depende de</w:t>
+      </w:r>
+      <w:r>
+        <w:rPr>
+          <w:color w:val="1A1A1A"/>
+          <w:sz w:val="21"/>
+          <w:szCs w:val="21"/>
+        </w:rPr>
+        <w:t xml:space="preserve"> — nada além do que já existe. É o caso de uso mais barato da lista.</w:t>
+      </w:r>
+    </w:p>
+    <w:p>
+      <w:pPr>
+        <w:pStyle w:val="Heading2"/>
+        <w:spacing w:after="110" w:before="240"/>
+      </w:pPr>
+      <w:r>
+        <w:rPr>
+          <w:b/>
+          <w:bCs/>
+          <w:color w:val="1A1A1A"/>
+          <w:sz w:val="24"/>
+          <w:szCs w:val="24"/>
+        </w:rPr>
+        <w:t xml:space="preserve">14.3 Alerta de basis por praça</w:t>
+      </w:r>
+    </w:p>
+    <w:p>
+      <w:pPr>
+        <w:pStyle w:val="ListParagraph"/>
+        <w:numPr>
+          <w:ilvl w:val="0"/>
+          <w:numId w:val="2"/>
+        </w:numPr>
+        <w:spacing w:after="70" w:line="276"/>
+      </w:pPr>
+      <w:r>
+        <w:rPr>
+          <w:b/>
+          <w:bCs/>
+          <w:color w:val="1A1A1A"/>
+          <w:sz w:val="21"/>
+          <w:szCs w:val="21"/>
+        </w:rPr>
+        <w:t xml:space="preserve">Problema</w:t>
+      </w:r>
+      <w:r>
+        <w:rPr>
+          <w:color w:val="1A1A1A"/>
+          <w:sz w:val="21"/>
+          <w:szCs w:val="21"/>
+        </w:rPr>
+        <w:t xml:space="preserve"> — o produtor não fica olhando o painel o dia inteiro e perde a janela.</w:t>
+      </w:r>
+    </w:p>
+    <w:p>
+      <w:pPr>
+        <w:pStyle w:val="ListParagraph"/>
+        <w:numPr>
+          <w:ilvl w:val="0"/>
+          <w:numId w:val="2"/>
+        </w:numPr>
+        <w:spacing w:after="70" w:line="276"/>
+      </w:pPr>
+      <w:r>
+        <w:rPr>
+          <w:b/>
+          <w:bCs/>
+          <w:color w:val="1A1A1A"/>
+          <w:sz w:val="21"/>
+          <w:szCs w:val="21"/>
+        </w:rPr>
+        <w:t xml:space="preserve">Solução</w:t>
+      </w:r>
+      <w:r>
+        <w:rPr>
+          <w:color w:val="1A1A1A"/>
+          <w:sz w:val="21"/>
+          <w:szCs w:val="21"/>
+        </w:rPr>
+        <w:t xml:space="preserve"> — o usuário escolhe a praça e um limite — em reais por saca ou em percentil histórico — e recebe aviso quando é atingido.</w:t>
+      </w:r>
+    </w:p>
+    <w:p>
+      <w:pPr>
+        <w:pStyle w:val="ListParagraph"/>
+        <w:numPr>
+          <w:ilvl w:val="0"/>
+          <w:numId w:val="2"/>
+        </w:numPr>
+        <w:spacing w:after="70" w:line="276"/>
+      </w:pPr>
+      <w:r>
+        <w:rPr>
+          <w:b/>
+          <w:bCs/>
+          <w:color w:val="1A1A1A"/>
+          <w:sz w:val="21"/>
+          <w:szCs w:val="21"/>
+        </w:rPr>
+        <w:t xml:space="preserve">Entrega</w:t>
+      </w:r>
+      <w:r>
+        <w:rPr>
+          <w:color w:val="1A1A1A"/>
+          <w:sz w:val="21"/>
+          <w:szCs w:val="21"/>
+        </w:rPr>
+        <w:t xml:space="preserve"> — notificação por e-mail, Telegram ou WhatsApp, disparada pelo mesmo processo horário que já roda.</w:t>
+      </w:r>
+    </w:p>
+    <w:p>
+      <w:pPr>
+        <w:pStyle w:val="ListParagraph"/>
+        <w:numPr>
+          <w:ilvl w:val="0"/>
+          <w:numId w:val="2"/>
+        </w:numPr>
+        <w:spacing w:after="70" w:line="276"/>
+      </w:pPr>
+      <w:r>
+        <w:rPr>
+          <w:b/>
+          <w:bCs/>
+          <w:color w:val="1A1A1A"/>
+          <w:sz w:val="21"/>
+          <w:szCs w:val="21"/>
+        </w:rPr>
+        <w:t xml:space="preserve">Depende de</w:t>
+      </w:r>
+      <w:r>
+        <w:rPr>
+          <w:color w:val="1A1A1A"/>
+          <w:sz w:val="21"/>
+          <w:szCs w:val="21"/>
+        </w:rPr>
+        <w:t xml:space="preserve"> — canal de envio e alguma forma de armazenar preferências.</w:t>
+      </w:r>
+    </w:p>
+    <w:p>
+      <w:pPr>
+        <w:pStyle w:val="Heading2"/>
+        <w:spacing w:after="110" w:before="240"/>
+      </w:pPr>
+      <w:r>
+        <w:rPr>
+          <w:b/>
+          <w:bCs/>
+          <w:color w:val="1A1A1A"/>
+          <w:sz w:val="24"/>
+          <w:szCs w:val="24"/>
+        </w:rPr>
+        <w:t xml:space="preserve">14.4 Ficha diária do produtor</w:t>
+      </w:r>
+    </w:p>
+    <w:p>
+      <w:pPr>
+        <w:pStyle w:val="ListParagraph"/>
+        <w:numPr>
+          <w:ilvl w:val="0"/>
+          <w:numId w:val="2"/>
+        </w:numPr>
+        <w:spacing w:after="70" w:line="276"/>
+      </w:pPr>
+      <w:r>
+        <w:rPr>
+          <w:b/>
+          <w:bCs/>
+          <w:color w:val="1A1A1A"/>
+          <w:sz w:val="21"/>
+          <w:szCs w:val="21"/>
+        </w:rPr>
+        <w:t xml:space="preserve">Problema</w:t>
+      </w:r>
+      <w:r>
+        <w:rPr>
+          <w:color w:val="1A1A1A"/>
+          <w:sz w:val="21"/>
+          <w:szCs w:val="21"/>
+        </w:rPr>
+        <w:t xml:space="preserve"> — o produtor quer o resumo no celular, não uma página para navegar.</w:t>
+      </w:r>
+    </w:p>
+    <w:p>
+      <w:pPr>
+        <w:pStyle w:val="ListParagraph"/>
+        <w:numPr>
+          <w:ilvl w:val="0"/>
+          <w:numId w:val="2"/>
+        </w:numPr>
+        <w:spacing w:after="70" w:line="276"/>
+      </w:pPr>
+      <w:r>
+        <w:rPr>
+          <w:b/>
+          <w:bCs/>
+          <w:color w:val="1A1A1A"/>
+          <w:sz w:val="21"/>
+          <w:szCs w:val="21"/>
+        </w:rPr>
+        <w:t xml:space="preserve">Solução</w:t>
+      </w:r>
+      <w:r>
+        <w:rPr>
+          <w:color w:val="1A1A1A"/>
+          <w:sz w:val="21"/>
+          <w:szCs w:val="21"/>
+        </w:rPr>
+        <w:t xml:space="preserve"> — uma imagem ou PDF de uma página, gerado automaticamente toda manhã, com preço da praça, basis, variações e a manchete do dia.</w:t>
+      </w:r>
+    </w:p>
+    <w:p>
+      <w:pPr>
+        <w:pStyle w:val="ListParagraph"/>
+        <w:numPr>
+          <w:ilvl w:val="0"/>
+          <w:numId w:val="2"/>
+        </w:numPr>
+        <w:spacing w:after="70" w:line="276"/>
+      </w:pPr>
+      <w:r>
+        <w:rPr>
+          <w:b/>
+          <w:bCs/>
+          <w:color w:val="1A1A1A"/>
+          <w:sz w:val="21"/>
+          <w:szCs w:val="21"/>
+        </w:rPr>
+        <w:t xml:space="preserve">Entrega</w:t>
+      </w:r>
+      <w:r>
+        <w:rPr>
+          <w:color w:val="1A1A1A"/>
+          <w:sz w:val="21"/>
+          <w:szCs w:val="21"/>
+        </w:rPr>
+        <w:t xml:space="preserve"> — arquivo publicado num endereço fixo e enviado por mensagem, pronto para encaminhar em grupo.</w:t>
+      </w:r>
+    </w:p>
+    <w:p>
+      <w:pPr>
+        <w:pStyle w:val="ListParagraph"/>
+        <w:numPr>
+          <w:ilvl w:val="0"/>
+          <w:numId w:val="2"/>
+        </w:numPr>
+        <w:spacing w:after="70" w:line="276"/>
+      </w:pPr>
+      <w:r>
+        <w:rPr>
+          <w:b/>
+          <w:bCs/>
+          <w:color w:val="1A1A1A"/>
+          <w:sz w:val="21"/>
+          <w:szCs w:val="21"/>
+        </w:rPr>
+        <w:t xml:space="preserve">Depende de</w:t>
+      </w:r>
+      <w:r>
+        <w:rPr>
+          <w:color w:val="1A1A1A"/>
+          <w:sz w:val="21"/>
+          <w:szCs w:val="21"/>
+        </w:rPr>
+        <w:t xml:space="preserve"> — geração de imagem no processo automatizado.</w:t>
+      </w:r>
+    </w:p>
+    <w:p>
+      <w:pPr>
+        <w:pStyle w:val="Heading2"/>
+        <w:spacing w:after="110" w:before="240"/>
+      </w:pPr>
+      <w:r>
+        <w:rPr>
+          <w:b/>
+          <w:bCs/>
+          <w:color w:val="1A1A1A"/>
+          <w:sz w:val="24"/>
+          <w:szCs w:val="24"/>
+        </w:rPr>
+        <w:t xml:space="preserve">14.5 Painel por praça</w:t>
+      </w:r>
+    </w:p>
+    <w:p>
+      <w:pPr>
+        <w:pStyle w:val="ListParagraph"/>
+        <w:numPr>
+          <w:ilvl w:val="0"/>
+          <w:numId w:val="2"/>
+        </w:numPr>
+        <w:spacing w:after="70" w:line="276"/>
+      </w:pPr>
+      <w:r>
+        <w:rPr>
+          <w:b/>
+          <w:bCs/>
+          <w:color w:val="1A1A1A"/>
+          <w:sz w:val="21"/>
+          <w:szCs w:val="21"/>
+        </w:rPr>
+        <w:t xml:space="preserve">Problema</w:t>
+      </w:r>
+      <w:r>
+        <w:rPr>
+          <w:color w:val="1A1A1A"/>
+          <w:sz w:val="21"/>
+          <w:szCs w:val="21"/>
+        </w:rPr>
+        <w:t xml:space="preserve"> — o produtor de Sorriso não quer ver onze praças.</w:t>
+      </w:r>
+    </w:p>
+    <w:p>
+      <w:pPr>
+        <w:pStyle w:val="ListParagraph"/>
+        <w:numPr>
+          <w:ilvl w:val="0"/>
+          <w:numId w:val="2"/>
+        </w:numPr>
+        <w:spacing w:after="70" w:line="276"/>
+      </w:pPr>
+      <w:r>
+        <w:rPr>
+          <w:b/>
+          <w:bCs/>
+          <w:color w:val="1A1A1A"/>
+          <w:sz w:val="21"/>
+          <w:szCs w:val="21"/>
+        </w:rPr>
+        <w:t xml:space="preserve">Solução</w:t>
+      </w:r>
+      <w:r>
+        <w:rPr>
+          <w:color w:val="1A1A1A"/>
+          <w:sz w:val="21"/>
+          <w:szCs w:val="21"/>
+        </w:rPr>
+        <w:t xml:space="preserve"> — o endereço aceita um parâmetro de praça e o painel se reorganiza em torno dela: preço local em destaque, basis contra o porto, e as demais praças como referência.</w:t>
+      </w:r>
+    </w:p>
+    <w:p>
+      <w:pPr>
+        <w:pStyle w:val="ListParagraph"/>
+        <w:numPr>
+          <w:ilvl w:val="0"/>
+          <w:numId w:val="2"/>
+        </w:numPr>
+        <w:spacing w:after="70" w:line="276"/>
+      </w:pPr>
+      <w:r>
+        <w:rPr>
+          <w:b/>
+          <w:bCs/>
+          <w:color w:val="1A1A1A"/>
+          <w:sz w:val="21"/>
+          <w:szCs w:val="21"/>
+        </w:rPr>
+        <w:t xml:space="preserve">Entrega</w:t>
+      </w:r>
+      <w:r>
+        <w:rPr>
+          <w:color w:val="1A1A1A"/>
+          <w:sz w:val="21"/>
+          <w:szCs w:val="21"/>
+        </w:rPr>
+        <w:t xml:space="preserve"> — endereços do tipo /painel-soja/?praca=sorriso, compartilháveis e salváveis como favorito.</w:t>
+      </w:r>
+    </w:p>
+    <w:p>
+      <w:pPr>
+        <w:pStyle w:val="ListParagraph"/>
+        <w:numPr>
+          <w:ilvl w:val="0"/>
+          <w:numId w:val="2"/>
+        </w:numPr>
+        <w:spacing w:after="70" w:line="276"/>
+      </w:pPr>
+      <w:r>
+        <w:rPr>
+          <w:b/>
+          <w:bCs/>
+          <w:color w:val="1A1A1A"/>
+          <w:sz w:val="21"/>
+          <w:szCs w:val="21"/>
+        </w:rPr>
+        <w:t xml:space="preserve">Depende de</w:t>
+      </w:r>
+      <w:r>
+        <w:rPr>
+          <w:color w:val="1A1A1A"/>
+          <w:sz w:val="21"/>
+          <w:szCs w:val="21"/>
+        </w:rPr>
+        <w:t xml:space="preserve"> — nada — é reorganização da interface existente.</w:t>
+      </w:r>
+    </w:p>
+    <w:p>
+      <w:pPr>
+        <w:pStyle w:val="Heading2"/>
+        <w:spacing w:after="110" w:before="240"/>
+      </w:pPr>
+      <w:r>
+        <w:rPr>
+          <w:b/>
+          <w:bCs/>
+          <w:color w:val="1A1A1A"/>
+          <w:sz w:val="24"/>
+          <w:szCs w:val="24"/>
+        </w:rPr>
+        <w:t xml:space="preserve">14.6 Simulador de armazenagem</w:t>
+      </w:r>
+    </w:p>
+    <w:p>
+      <w:pPr>
+        <w:pStyle w:val="ListParagraph"/>
+        <w:numPr>
+          <w:ilvl w:val="0"/>
+          <w:numId w:val="2"/>
+        </w:numPr>
+        <w:spacing w:after="70" w:line="276"/>
+      </w:pPr>
+      <w:r>
+        <w:rPr>
+          <w:b/>
+          <w:bCs/>
+          <w:color w:val="1A1A1A"/>
+          <w:sz w:val="21"/>
+          <w:szCs w:val="21"/>
+        </w:rPr>
+        <w:t xml:space="preserve">Problema</w:t>
+      </w:r>
+      <w:r>
+        <w:rPr>
+          <w:color w:val="1A1A1A"/>
+          <w:sz w:val="21"/>
+          <w:szCs w:val="21"/>
+        </w:rPr>
+        <w:t xml:space="preserve"> — “vendo agora ou guardo?”</w:t>
+      </w:r>
+    </w:p>
+    <w:p>
+      <w:pPr>
+        <w:pStyle w:val="ListParagraph"/>
+        <w:numPr>
+          <w:ilvl w:val="0"/>
+          <w:numId w:val="2"/>
+        </w:numPr>
+        <w:spacing w:after="70" w:line="276"/>
+      </w:pPr>
+      <w:r>
+        <w:rPr>
+          <w:b/>
+          <w:bCs/>
+          <w:color w:val="1A1A1A"/>
+          <w:sz w:val="21"/>
+          <w:szCs w:val="21"/>
+        </w:rPr>
+        <w:t xml:space="preserve">Solução</w:t>
+      </w:r>
+      <w:r>
+        <w:rPr>
+          <w:color w:val="1A1A1A"/>
+          <w:sz w:val="21"/>
+          <w:szCs w:val="21"/>
+        </w:rPr>
+        <w:t xml:space="preserve"> — compara vender à vista hoje contra armazenar e vender no contrato futuro, descontando custo de armazenagem, juros e perda técnica, e mostra o resultado nas duas pontas.</w:t>
+      </w:r>
+    </w:p>
+    <w:p>
+      <w:pPr>
+        <w:pStyle w:val="ListParagraph"/>
+        <w:numPr>
+          <w:ilvl w:val="0"/>
+          <w:numId w:val="2"/>
+        </w:numPr>
+        <w:spacing w:after="70" w:line="276"/>
+      </w:pPr>
+      <w:r>
+        <w:rPr>
+          <w:b/>
+          <w:bCs/>
+          <w:color w:val="1A1A1A"/>
+          <w:sz w:val="21"/>
+          <w:szCs w:val="21"/>
+        </w:rPr>
+        <w:t xml:space="preserve">Entrega</w:t>
+      </w:r>
+      <w:r>
+        <w:rPr>
+          <w:color w:val="1A1A1A"/>
+          <w:sz w:val="21"/>
+          <w:szCs w:val="21"/>
+        </w:rPr>
+        <w:t xml:space="preserve"> — tabela comparativa por vencimento, com o ponto de indiferença destacado.</w:t>
+      </w:r>
+    </w:p>
+    <w:p>
+      <w:pPr>
+        <w:pStyle w:val="ListParagraph"/>
+        <w:numPr>
+          <w:ilvl w:val="0"/>
+          <w:numId w:val="2"/>
+        </w:numPr>
+        <w:spacing w:after="70" w:line="276"/>
+      </w:pPr>
+      <w:r>
+        <w:rPr>
+          <w:b/>
+          <w:bCs/>
+          <w:color w:val="1A1A1A"/>
+          <w:sz w:val="21"/>
+          <w:szCs w:val="21"/>
+        </w:rPr>
+        <w:t xml:space="preserve">Depende de</w:t>
+      </w:r>
+      <w:r>
+        <w:rPr>
+          <w:color w:val="1A1A1A"/>
+          <w:sz w:val="21"/>
+          <w:szCs w:val="21"/>
+        </w:rPr>
+        <w:t xml:space="preserve"> — curva já coletada e parâmetros de custo informados pelo usuário.</w:t>
+      </w:r>
+    </w:p>
+    <w:p>
+      <w:pPr>
+        <w:pStyle w:val="Heading2"/>
+        <w:spacing w:after="110" w:before="240"/>
+      </w:pPr>
+      <w:r>
+        <w:rPr>
+          <w:b/>
+          <w:bCs/>
+          <w:color w:val="1A1A1A"/>
+          <w:sz w:val="24"/>
+          <w:szCs w:val="24"/>
+        </w:rPr>
+        <w:t xml:space="preserve">14.7 Comparador de ofertas</w:t>
+      </w:r>
+    </w:p>
+    <w:p>
+      <w:pPr>
+        <w:pStyle w:val="ListParagraph"/>
+        <w:numPr>
+          <w:ilvl w:val="0"/>
+          <w:numId w:val="2"/>
+        </w:numPr>
+        <w:spacing w:after="70" w:line="276"/>
+      </w:pPr>
+      <w:r>
+        <w:rPr>
+          <w:b/>
+          <w:bCs/>
+          <w:color w:val="1A1A1A"/>
+          <w:sz w:val="21"/>
+          <w:szCs w:val="21"/>
+        </w:rPr>
+        <w:t xml:space="preserve">Problema</w:t>
+      </w:r>
+      <w:r>
+        <w:rPr>
+          <w:color w:val="1A1A1A"/>
+          <w:sz w:val="21"/>
+          <w:szCs w:val="21"/>
+        </w:rPr>
+        <w:t xml:space="preserve"> — o produtor recebe ofertas de três compradores e não sabe qual é boa.</w:t>
+      </w:r>
+    </w:p>
+    <w:p>
+      <w:pPr>
+        <w:pStyle w:val="ListParagraph"/>
+        <w:numPr>
+          <w:ilvl w:val="0"/>
+          <w:numId w:val="2"/>
+        </w:numPr>
+        <w:spacing w:after="70" w:line="276"/>
+      </w:pPr>
+      <w:r>
+        <w:rPr>
+          <w:b/>
+          <w:bCs/>
+          <w:color w:val="1A1A1A"/>
+          <w:sz w:val="21"/>
+          <w:szCs w:val="21"/>
+        </w:rPr>
+        <w:t xml:space="preserve">Solução</w:t>
+      </w:r>
+      <w:r>
+        <w:rPr>
+          <w:color w:val="1A1A1A"/>
+          <w:sz w:val="21"/>
+          <w:szCs w:val="21"/>
+        </w:rPr>
+        <w:t xml:space="preserve"> — o usuário registra as ofertas e a ferramenta as posiciona contra o indicador da praça, o porto e a paridade, mostrando o basis implícito de cada uma.</w:t>
+      </w:r>
+    </w:p>
+    <w:p>
+      <w:pPr>
+        <w:pStyle w:val="ListParagraph"/>
+        <w:numPr>
+          <w:ilvl w:val="0"/>
+          <w:numId w:val="2"/>
+        </w:numPr>
+        <w:spacing w:after="70" w:line="276"/>
+      </w:pPr>
+      <w:r>
+        <w:rPr>
+          <w:b/>
+          <w:bCs/>
+          <w:color w:val="1A1A1A"/>
+          <w:sz w:val="21"/>
+          <w:szCs w:val="21"/>
+        </w:rPr>
+        <w:t xml:space="preserve">Entrega</w:t>
+      </w:r>
+      <w:r>
+        <w:rPr>
+          <w:color w:val="1A1A1A"/>
+          <w:sz w:val="21"/>
+          <w:szCs w:val="21"/>
+        </w:rPr>
+        <w:t xml:space="preserve"> — entrada rápida no navegador, sem cadastro.</w:t>
+      </w:r>
+    </w:p>
+    <w:p>
+      <w:pPr>
+        <w:pStyle w:val="ListParagraph"/>
+        <w:numPr>
+          <w:ilvl w:val="0"/>
+          <w:numId w:val="2"/>
+        </w:numPr>
+        <w:spacing w:after="70" w:line="276"/>
+      </w:pPr>
+      <w:r>
+        <w:rPr>
+          <w:b/>
+          <w:bCs/>
+          <w:color w:val="1A1A1A"/>
+          <w:sz w:val="21"/>
+          <w:szCs w:val="21"/>
+        </w:rPr>
+        <w:t xml:space="preserve">Depende de</w:t>
+      </w:r>
+      <w:r>
+        <w:rPr>
+          <w:color w:val="1A1A1A"/>
+          <w:sz w:val="21"/>
+          <w:szCs w:val="21"/>
+        </w:rPr>
+        <w:t xml:space="preserve"> — nada além do que já existe.</w:t>
+      </w:r>
+    </w:p>
+    <w:p>
+      <w:pPr>
+        <w:pStyle w:val="Heading2"/>
+        <w:spacing w:after="110" w:before="240"/>
+      </w:pPr>
+      <w:r>
+        <w:rPr>
+          <w:b/>
+          <w:bCs/>
+          <w:color w:val="1A1A1A"/>
+          <w:sz w:val="24"/>
+          <w:szCs w:val="24"/>
+        </w:rPr>
+        <w:t xml:space="preserve">14.8 Boletim semanal para cooperativa</w:t>
+      </w:r>
+    </w:p>
+    <w:p>
+      <w:pPr>
+        <w:pStyle w:val="ListParagraph"/>
+        <w:numPr>
+          <w:ilvl w:val="0"/>
+          <w:numId w:val="2"/>
+        </w:numPr>
+        <w:spacing w:after="70" w:line="276"/>
+      </w:pPr>
+      <w:r>
+        <w:rPr>
+          <w:b/>
+          <w:bCs/>
+          <w:color w:val="1A1A1A"/>
+          <w:sz w:val="21"/>
+          <w:szCs w:val="21"/>
+        </w:rPr>
+        <w:t xml:space="preserve">Problema</w:t>
+      </w:r>
+      <w:r>
+        <w:rPr>
+          <w:color w:val="1A1A1A"/>
+          <w:sz w:val="21"/>
+          <w:szCs w:val="21"/>
+        </w:rPr>
+        <w:t xml:space="preserve"> — a cooperativa quer comunicar mercado aos associados sem ter analista.</w:t>
+      </w:r>
+    </w:p>
+    <w:p>
+      <w:pPr>
+        <w:pStyle w:val="ListParagraph"/>
+        <w:numPr>
+          <w:ilvl w:val="0"/>
+          <w:numId w:val="2"/>
+        </w:numPr>
+        <w:spacing w:after="70" w:line="276"/>
+      </w:pPr>
+      <w:r>
+        <w:rPr>
+          <w:b/>
+          <w:bCs/>
+          <w:color w:val="1A1A1A"/>
+          <w:sz w:val="21"/>
+          <w:szCs w:val="21"/>
+        </w:rPr>
+        <w:t xml:space="preserve">Solução</w:t>
+      </w:r>
+      <w:r>
+        <w:rPr>
+          <w:color w:val="1A1A1A"/>
+          <w:sz w:val="21"/>
+          <w:szCs w:val="21"/>
+        </w:rPr>
+        <w:t xml:space="preserve"> — documento semanal gerado automaticamente com o quadro do mercado, a posição da praça da cooperativa e os destaques da semana.</w:t>
+      </w:r>
+    </w:p>
+    <w:p>
+      <w:pPr>
+        <w:pStyle w:val="ListParagraph"/>
+        <w:numPr>
+          <w:ilvl w:val="0"/>
+          <w:numId w:val="2"/>
+        </w:numPr>
+        <w:spacing w:after="70" w:line="276"/>
+      </w:pPr>
+      <w:r>
+        <w:rPr>
+          <w:b/>
+          <w:bCs/>
+          <w:color w:val="1A1A1A"/>
+          <w:sz w:val="21"/>
+          <w:szCs w:val="21"/>
+        </w:rPr>
+        <w:t xml:space="preserve">Entrega</w:t>
+      </w:r>
+      <w:r>
+        <w:rPr>
+          <w:color w:val="1A1A1A"/>
+          <w:sz w:val="21"/>
+          <w:szCs w:val="21"/>
+        </w:rPr>
+        <w:t xml:space="preserve"> — documento pronto para distribuição, com marca da cooperativa.</w:t>
+      </w:r>
+    </w:p>
+    <w:p>
+      <w:pPr>
+        <w:pStyle w:val="ListParagraph"/>
+        <w:numPr>
+          <w:ilvl w:val="0"/>
+          <w:numId w:val="2"/>
+        </w:numPr>
+        <w:spacing w:after="70" w:line="276"/>
+      </w:pPr>
+      <w:r>
+        <w:rPr>
+          <w:b/>
+          <w:bCs/>
+          <w:color w:val="1A1A1A"/>
+          <w:sz w:val="21"/>
+          <w:szCs w:val="21"/>
+        </w:rPr>
+        <w:t xml:space="preserve">Depende de</w:t>
+      </w:r>
+      <w:r>
+        <w:rPr>
+          <w:color w:val="1A1A1A"/>
+          <w:sz w:val="21"/>
+          <w:szCs w:val="21"/>
+        </w:rPr>
+        <w:t xml:space="preserve"> — geração de documento no processo automatizado — a mesma mecânica usada para produzir este arquivo.</w:t>
+      </w:r>
+    </w:p>
+    <w:p>
+      <w:pPr>
+        <w:pStyle w:val="Heading2"/>
+        <w:spacing w:after="110" w:before="240"/>
+      </w:pPr>
+      <w:r>
+        <w:rPr>
+          <w:b/>
+          <w:bCs/>
+          <w:color w:val="1A1A1A"/>
+          <w:sz w:val="24"/>
+          <w:szCs w:val="24"/>
+        </w:rPr>
+        <w:t xml:space="preserve">14.9 Registro de vendas e preço médio</w:t>
+      </w:r>
+    </w:p>
+    <w:p>
+      <w:pPr>
+        <w:pStyle w:val="ListParagraph"/>
+        <w:numPr>
+          <w:ilvl w:val="0"/>
+          <w:numId w:val="2"/>
+        </w:numPr>
+        <w:spacing w:after="70" w:line="276"/>
+      </w:pPr>
+      <w:r>
+        <w:rPr>
+          <w:b/>
+          <w:bCs/>
+          <w:color w:val="1A1A1A"/>
+          <w:sz w:val="21"/>
+          <w:szCs w:val="21"/>
+        </w:rPr>
+        <w:t xml:space="preserve">Problema</w:t>
+      </w:r>
+      <w:r>
+        <w:rPr>
+          <w:color w:val="1A1A1A"/>
+          <w:sz w:val="21"/>
+          <w:szCs w:val="21"/>
+        </w:rPr>
+        <w:t xml:space="preserve"> — o produtor não sabe se está vendendo melhor ou pior que o mercado.</w:t>
+      </w:r>
+    </w:p>
+    <w:p>
+      <w:pPr>
+        <w:pStyle w:val="ListParagraph"/>
+        <w:numPr>
+          <w:ilvl w:val="0"/>
+          <w:numId w:val="2"/>
+        </w:numPr>
+        <w:spacing w:after="70" w:line="276"/>
+      </w:pPr>
+      <w:r>
+        <w:rPr>
+          <w:b/>
+          <w:bCs/>
+          <w:color w:val="1A1A1A"/>
+          <w:sz w:val="21"/>
+          <w:szCs w:val="21"/>
+        </w:rPr>
+        <w:t xml:space="preserve">Solução</w:t>
+      </w:r>
+      <w:r>
+        <w:rPr>
+          <w:color w:val="1A1A1A"/>
+          <w:sz w:val="21"/>
+          <w:szCs w:val="21"/>
+        </w:rPr>
+        <w:t xml:space="preserve"> — registro simples de cada venda — data, volume, preço — e comparação do preço médio realizado com a média do período e com estratégias de referência, como vender tudo na colheita ou vender em parcelas iguais.</w:t>
+      </w:r>
+    </w:p>
+    <w:p>
+      <w:pPr>
+        <w:pStyle w:val="ListParagraph"/>
+        <w:numPr>
+          <w:ilvl w:val="0"/>
+          <w:numId w:val="2"/>
+        </w:numPr>
+        <w:spacing w:after="70" w:line="276"/>
+      </w:pPr>
+      <w:r>
+        <w:rPr>
+          <w:b/>
+          <w:bCs/>
+          <w:color w:val="1A1A1A"/>
+          <w:sz w:val="21"/>
+          <w:szCs w:val="21"/>
+        </w:rPr>
+        <w:t xml:space="preserve">Entrega</w:t>
+      </w:r>
+      <w:r>
+        <w:rPr>
+          <w:color w:val="1A1A1A"/>
+          <w:sz w:val="21"/>
+          <w:szCs w:val="21"/>
+        </w:rPr>
+        <w:t xml:space="preserve"> — histórico pessoal guardado no navegador, com gráfico comparativo.</w:t>
+      </w:r>
+    </w:p>
+    <w:p>
+      <w:pPr>
+        <w:pStyle w:val="ListParagraph"/>
+        <w:numPr>
+          <w:ilvl w:val="0"/>
+          <w:numId w:val="2"/>
+        </w:numPr>
+        <w:spacing w:after="70" w:line="276"/>
+      </w:pPr>
+      <w:r>
+        <w:rPr>
+          <w:b/>
+          <w:bCs/>
+          <w:color w:val="1A1A1A"/>
+          <w:sz w:val="21"/>
+          <w:szCs w:val="21"/>
+        </w:rPr>
+        <w:t xml:space="preserve">Depende de</w:t>
+      </w:r>
+      <w:r>
+        <w:rPr>
+          <w:color w:val="1A1A1A"/>
+          <w:sz w:val="21"/>
+          <w:szCs w:val="21"/>
+        </w:rPr>
+        <w:t xml:space="preserve"> — série de preços, já coletada.</w:t>
       </w:r>
     </w:p>
     <w:p>
@@ -8292,7 +16530,392 @@
           <w:sz w:val="30"/>
           <w:szCs w:val="30"/>
         </w:rPr>
-        <w:t xml:space="preserve">12. Glossário</w:t>
+        <w:t xml:space="preserve">15. Próximos passos sugeridos</w:t>
+      </w:r>
+    </w:p>
+    <w:p>
+      <w:pPr>
+        <w:spacing w:after="120" w:line="276"/>
+      </w:pPr>
+      <w:r>
+        <w:rPr>
+          <w:color w:val="1A1A1A"/>
+          <w:sz w:val="21"/>
+          <w:szCs w:val="21"/>
+        </w:rPr>
+        <w:t xml:space="preserve">Em ordem aproximada de relação entre benefício e esforço.</w:t>
+      </w:r>
+    </w:p>
+    <w:p>
+      <w:pPr>
+        <w:pStyle w:val="Heading2"/>
+        <w:spacing w:after="110" w:before="240"/>
+      </w:pPr>
+      <w:r>
+        <w:rPr>
+          <w:b/>
+          <w:bCs/>
+          <w:color w:val="1A1A1A"/>
+          <w:sz w:val="24"/>
+          <w:szCs w:val="24"/>
+        </w:rPr>
+        <w:t xml:space="preserve">Curto prazo</w:t>
+      </w:r>
+    </w:p>
+    <w:p>
+      <w:pPr>
+        <w:pStyle w:val="ListParagraph"/>
+        <w:numPr>
+          <w:ilvl w:val="0"/>
+          <w:numId w:val="2"/>
+        </w:numPr>
+        <w:spacing w:after="70" w:line="276"/>
+      </w:pPr>
+      <w:r>
+        <w:rPr>
+          <w:b/>
+          <w:bCs/>
+          <w:color w:val="1A1A1A"/>
+          <w:sz w:val="21"/>
+          <w:szCs w:val="21"/>
+        </w:rPr>
+        <w:t xml:space="preserve">Corrigir o feed de notícias do Notícias Agrícolas</w:t>
+      </w:r>
+      <w:r>
+        <w:rPr>
+          <w:color w:val="1A1A1A"/>
+          <w:sz w:val="21"/>
+          <w:szCs w:val="21"/>
+        </w:rPr>
+        <w:t xml:space="preserve"> — localizar o novo endereço do RSS e restaurar a quarta fonte da seção. Esforço baixo.</w:t>
+      </w:r>
+    </w:p>
+    <w:p>
+      <w:pPr>
+        <w:pStyle w:val="ListParagraph"/>
+        <w:numPr>
+          <w:ilvl w:val="0"/>
+          <w:numId w:val="2"/>
+        </w:numPr>
+        <w:spacing w:after="70" w:line="276"/>
+      </w:pPr>
+      <w:r>
+        <w:rPr>
+          <w:b/>
+          <w:bCs/>
+          <w:color w:val="1A1A1A"/>
+          <w:sz w:val="21"/>
+          <w:szCs w:val="21"/>
+        </w:rPr>
+        <w:t xml:space="preserve">Estender o detalhe clicável a câmbio e juros</w:t>
+      </w:r>
+      <w:r>
+        <w:rPr>
+          <w:color w:val="1A1A1A"/>
+          <w:sz w:val="21"/>
+          <w:szCs w:val="21"/>
+        </w:rPr>
+        <w:t xml:space="preserve"> — a mecânica de séries e modal já existe; falta apenas coletar o histórico dessas seções. Esforço baixo, ganho imediato de utilidade.</w:t>
+      </w:r>
+    </w:p>
+    <w:p>
+      <w:pPr>
+        <w:pStyle w:val="ListParagraph"/>
+        <w:numPr>
+          <w:ilvl w:val="0"/>
+          <w:numId w:val="2"/>
+        </w:numPr>
+        <w:spacing w:after="70" w:line="276"/>
+      </w:pPr>
+      <w:r>
+        <w:rPr>
+          <w:b/>
+          <w:bCs/>
+          <w:color w:val="1A1A1A"/>
+          <w:sz w:val="21"/>
+          <w:szCs w:val="21"/>
+        </w:rPr>
+        <w:t xml:space="preserve">Comparação sobreposta entre ativos</w:t>
+      </w:r>
+      <w:r>
+        <w:rPr>
+          <w:color w:val="1A1A1A"/>
+          <w:sz w:val="21"/>
+          <w:szCs w:val="21"/>
+        </w:rPr>
+        <w:t xml:space="preserve"> — soja contra milho, ou soja contra dólar, normalizados em base 100, para leitura de relação de troca. Esforço baixo.</w:t>
+      </w:r>
+    </w:p>
+    <w:p>
+      <w:pPr>
+        <w:pStyle w:val="Heading2"/>
+        <w:spacing w:after="110" w:before="240"/>
+      </w:pPr>
+      <w:r>
+        <w:rPr>
+          <w:b/>
+          <w:bCs/>
+          <w:color w:val="1A1A1A"/>
+          <w:sz w:val="24"/>
+          <w:szCs w:val="24"/>
+        </w:rPr>
+        <w:t xml:space="preserve">Médio prazo</w:t>
+      </w:r>
+    </w:p>
+    <w:p>
+      <w:pPr>
+        <w:pStyle w:val="ListParagraph"/>
+        <w:numPr>
+          <w:ilvl w:val="0"/>
+          <w:numId w:val="2"/>
+        </w:numPr>
+        <w:spacing w:after="70" w:line="276"/>
+      </w:pPr>
+      <w:r>
+        <w:rPr>
+          <w:b/>
+          <w:bCs/>
+          <w:color w:val="1A1A1A"/>
+          <w:sz w:val="21"/>
+          <w:szCs w:val="21"/>
+        </w:rPr>
+        <w:t xml:space="preserve">Feed de opções com preços de exercício</w:t>
+      </w:r>
+      <w:r>
+        <w:rPr>
+          <w:color w:val="1A1A1A"/>
+          <w:sz w:val="21"/>
+          <w:szCs w:val="21"/>
+        </w:rPr>
+        <w:t xml:space="preserve"> — é o desbloqueio de maior valor do projeto. Habilita a densidade risco-neutra e toda a leitura direcional do mercado de opções. Requer Barchart, CME DataMine ou acesso via corretora.</w:t>
+      </w:r>
+    </w:p>
+    <w:p>
+      <w:pPr>
+        <w:pStyle w:val="ListParagraph"/>
+        <w:numPr>
+          <w:ilvl w:val="0"/>
+          <w:numId w:val="2"/>
+        </w:numPr>
+        <w:spacing w:after="70" w:line="276"/>
+      </w:pPr>
+      <w:r>
+        <w:rPr>
+          <w:b/>
+          <w:bCs/>
+          <w:color w:val="1A1A1A"/>
+          <w:sz w:val="21"/>
+          <w:szCs w:val="21"/>
+        </w:rPr>
+        <w:t xml:space="preserve">Alertas configuráveis</w:t>
+      </w:r>
+      <w:r>
+        <w:rPr>
+          <w:color w:val="1A1A1A"/>
+          <w:sz w:val="21"/>
+          <w:szCs w:val="21"/>
+        </w:rPr>
+        <w:t xml:space="preserve"> — notificação quando preço, basis ou prêmio cruzam um limite definido pelo usuário. Exige um canal de envio e alguma forma de preferência por usuário.</w:t>
+      </w:r>
+    </w:p>
+    <w:p>
+      <w:pPr>
+        <w:pStyle w:val="ListParagraph"/>
+        <w:numPr>
+          <w:ilvl w:val="0"/>
+          <w:numId w:val="2"/>
+        </w:numPr>
+        <w:spacing w:after="70" w:line="276"/>
+      </w:pPr>
+      <w:r>
+        <w:rPr>
+          <w:b/>
+          <w:bCs/>
+          <w:color w:val="1A1A1A"/>
+          <w:sz w:val="21"/>
+          <w:szCs w:val="21"/>
+        </w:rPr>
+        <w:t xml:space="preserve">Progresso de plantio no Brasil</w:t>
+      </w:r>
+      <w:r>
+        <w:rPr>
+          <w:color w:val="1A1A1A"/>
+          <w:sz w:val="21"/>
+          <w:szCs w:val="21"/>
+        </w:rPr>
+        <w:t xml:space="preserve"> — extração do boletim mensal da CONAB em PDF, ou assinatura de fonte privada como AgRural ou Pátria Agronegócios.</w:t>
+      </w:r>
+    </w:p>
+    <w:p>
+      <w:pPr>
+        <w:pStyle w:val="ListParagraph"/>
+        <w:numPr>
+          <w:ilvl w:val="0"/>
+          <w:numId w:val="2"/>
+        </w:numPr>
+        <w:spacing w:after="70" w:line="276"/>
+      </w:pPr>
+      <w:r>
+        <w:rPr>
+          <w:b/>
+          <w:bCs/>
+          <w:color w:val="1A1A1A"/>
+          <w:sz w:val="21"/>
+          <w:szCs w:val="21"/>
+        </w:rPr>
+        <w:t xml:space="preserve">Testes automatizados dos extratores</w:t>
+      </w:r>
+      <w:r>
+        <w:rPr>
+          <w:color w:val="1A1A1A"/>
+          <w:sz w:val="21"/>
+          <w:szCs w:val="21"/>
+        </w:rPr>
+        <w:t xml:space="preserve"> — os coletores que leem páginas HTML são frágeis por natureza. Testes sobre amostras salvas detectariam mudanças de layout antes que a seção pare silenciosamente.</w:t>
+      </w:r>
+    </w:p>
+    <w:p>
+      <w:pPr>
+        <w:pStyle w:val="Heading2"/>
+        <w:spacing w:after="110" w:before="240"/>
+      </w:pPr>
+      <w:r>
+        <w:rPr>
+          <w:b/>
+          <w:bCs/>
+          <w:color w:val="1A1A1A"/>
+          <w:sz w:val="24"/>
+          <w:szCs w:val="24"/>
+        </w:rPr>
+        <w:t xml:space="preserve">Longo prazo</w:t>
+      </w:r>
+    </w:p>
+    <w:p>
+      <w:pPr>
+        <w:pStyle w:val="ListParagraph"/>
+        <w:numPr>
+          <w:ilvl w:val="0"/>
+          <w:numId w:val="2"/>
+        </w:numPr>
+        <w:spacing w:after="70" w:line="276"/>
+      </w:pPr>
+      <w:r>
+        <w:rPr>
+          <w:b/>
+          <w:bCs/>
+          <w:color w:val="1A1A1A"/>
+          <w:sz w:val="21"/>
+          <w:szCs w:val="21"/>
+        </w:rPr>
+        <w:t xml:space="preserve">Implementação do modelo de direção</w:t>
+      </w:r>
+      <w:r>
+        <w:rPr>
+          <w:color w:val="1A1A1A"/>
+          <w:sz w:val="21"/>
+          <w:szCs w:val="21"/>
+        </w:rPr>
+        <w:t xml:space="preserve"> — depende de acumular histórico de basis e de montar o conjunto de variáveis explicativas semanais. A especificação e o protocolo de validação já estão definidos.</w:t>
+      </w:r>
+    </w:p>
+    <w:p>
+      <w:pPr>
+        <w:pStyle w:val="ListParagraph"/>
+        <w:numPr>
+          <w:ilvl w:val="0"/>
+          <w:numId w:val="2"/>
+        </w:numPr>
+        <w:spacing w:after="70" w:line="276"/>
+      </w:pPr>
+      <w:r>
+        <w:rPr>
+          <w:b/>
+          <w:bCs/>
+          <w:color w:val="1A1A1A"/>
+          <w:sz w:val="21"/>
+          <w:szCs w:val="21"/>
+        </w:rPr>
+        <w:t xml:space="preserve">Modelagem separada do basis</w:t>
+      </w:r>
+      <w:r>
+        <w:rPr>
+          <w:color w:val="1A1A1A"/>
+          <w:sz w:val="21"/>
+          <w:szCs w:val="21"/>
+        </w:rPr>
+        <w:t xml:space="preserve"> — o basis é estacionário e sazonal, portanto mais previsível que o preço absoluto. É a linha de pesquisa com maior chance de gerar resultado aplicável.</w:t>
+      </w:r>
+    </w:p>
+    <w:p>
+      <w:pPr>
+        <w:pStyle w:val="ListParagraph"/>
+        <w:numPr>
+          <w:ilvl w:val="0"/>
+          <w:numId w:val="2"/>
+        </w:numPr>
+        <w:spacing w:after="70" w:line="276"/>
+      </w:pPr>
+      <w:r>
+        <w:rPr>
+          <w:b/>
+          <w:bCs/>
+          <w:color w:val="1A1A1A"/>
+          <w:sz w:val="21"/>
+          <w:szCs w:val="21"/>
+        </w:rPr>
+        <w:t xml:space="preserve">Banco de dados de série temporal</w:t>
+      </w:r>
+      <w:r>
+        <w:rPr>
+          <w:color w:val="1A1A1A"/>
+          <w:sz w:val="21"/>
+          <w:szCs w:val="21"/>
+        </w:rPr>
+        <w:t xml:space="preserve"> — substituir o histórico versionado em Git por armazenamento apropriado quando o volume justificar.</w:t>
+      </w:r>
+    </w:p>
+    <w:p>
+      <w:pPr>
+        <w:pStyle w:val="ListParagraph"/>
+        <w:numPr>
+          <w:ilvl w:val="0"/>
+          <w:numId w:val="2"/>
+        </w:numPr>
+        <w:spacing w:after="70" w:line="276"/>
+      </w:pPr>
+      <w:r>
+        <w:rPr>
+          <w:b/>
+          <w:bCs/>
+          <w:color w:val="1A1A1A"/>
+          <w:sz w:val="21"/>
+          <w:szCs w:val="21"/>
+        </w:rPr>
+        <w:t xml:space="preserve">Aplicativo instalável</w:t>
+      </w:r>
+      <w:r>
+        <w:rPr>
+          <w:color w:val="1A1A1A"/>
+          <w:sz w:val="21"/>
+          <w:szCs w:val="21"/>
+        </w:rPr>
+        <w:t xml:space="preserve"> — transformar o painel em aplicação web progressiva, com funcionamento offline e ícone na tela inicial do celular.</w:t>
+      </w:r>
+    </w:p>
+    <w:p>
+      <w:pPr>
+        <w:pStyle w:val="Heading1"/>
+        <w:spacing w:after="160" w:before="360"/>
+      </w:pPr>
+      <w:r>
+        <w:rPr>
+          <w:b/>
+          <w:bCs/>
+          <w:color w:val="2E6B3E"/>
+          <w:sz w:val="30"/>
+          <w:szCs w:val="30"/>
+        </w:rPr>
+        <w:t xml:space="preserve">16. Glossário</w:t>
       </w:r>
     </w:p>
     <w:tbl>

--- a/docs/Painel-Soja-Documentacao.docx
+++ b/docs/Painel-Soja-Documentacao.docx
@@ -514,7 +514,7 @@
                 <w:sz w:val="19"/>
                 <w:szCs w:val="19"/>
               </w:rPr>
-              <w:t xml:space="preserve">24/08/2026</w:t>
+              <w:t xml:space="preserve">25/08/2026</w:t>
             </w:r>
           </w:p>
         </w:tc>
@@ -7271,7 +7271,20 @@
           <w:sz w:val="21"/>
           <w:szCs w:val="21"/>
         </w:rPr>
-        <w:t xml:space="preserve">A soja negocia em sete meses de vencimento, com códigos herdados do pregão viva-voz:</w:t>
+        <w:t xml:space="preserve">A soja negocia em sete meses de vencimento e o milho em cinco, com códigos herdados do pregão viva-voz. Os calendários são diferentes porque cada grão segue o seu ciclo: a soja acompanha o esmagamento, o milho a colheita americana.</w:t>
+      </w:r>
+    </w:p>
+    <w:p>
+      <w:pPr>
+        <w:spacing w:after="120" w:line="276"/>
+      </w:pPr>
+      <w:r>
+        <w:rPr>
+          <w:color w:val="1A1A1A"/>
+          <w:sz w:val="21"/>
+          <w:szCs w:val="21"/>
+        </w:rPr>
+        <w:t xml:space="preserve">Soja:</w:t>
       </w:r>
     </w:p>
     <w:tbl>
@@ -7953,7 +7966,555 @@
           <w:sz w:val="21"/>
           <w:szCs w:val="21"/>
         </w:rPr>
+        <w:t xml:space="preserve">Milho:</w:t>
+      </w:r>
+    </w:p>
+    <w:tbl>
+      <w:tblPr>
+        <w:tblW w:type="dxa" w:w="9360"/>
+        <w:tblBorders>
+          <w:top w:val="single" w:color="D5D5CE" w:sz="2"/>
+          <w:left w:val="single" w:color="D5D5CE" w:sz="2"/>
+          <w:bottom w:val="single" w:color="D5D5CE" w:sz="2"/>
+          <w:right w:val="single" w:color="D5D5CE" w:sz="2"/>
+          <w:insideH w:val="single" w:color="E6E6E0" w:sz="2"/>
+          <w:insideV w:val="single" w:color="E6E6E0" w:sz="2"/>
+        </w:tblBorders>
+      </w:tblPr>
+      <w:tblGrid>
+        <w:gridCol w:w="1310"/>
+        <w:gridCol w:w="1872"/>
+        <w:gridCol w:w="6178"/>
+      </w:tblGrid>
+      <w:tr>
+        <w:trPr>
+          <w:tblHeader/>
+        </w:trPr>
+        <w:tc>
+          <w:tcPr>
+            <w:tcW w:type="dxa" w:w="1310"/>
+            <w:shd w:fill="EDF2ED" w:color="auto" w:val="clear"/>
+            <w:tcMar>
+              <w:top w:type="dxa" w:w="80"/>
+              <w:left w:type="dxa" w:w="110"/>
+              <w:bottom w:type="dxa" w:w="80"/>
+              <w:right w:type="dxa" w:w="110"/>
+            </w:tcMar>
+          </w:tcPr>
+          <w:p>
+            <w:pPr>
+              <w:spacing w:after="0" w:line="264"/>
+            </w:pPr>
+            <w:r>
+              <w:rPr>
+                <w:b/>
+                <w:bCs/>
+                <w:color w:val="2E6B3E"/>
+                <w:sz w:val="19"/>
+                <w:szCs w:val="19"/>
+              </w:rPr>
+              <w:t xml:space="preserve">Código</w:t>
+            </w:r>
+          </w:p>
+        </w:tc>
+        <w:tc>
+          <w:tcPr>
+            <w:tcW w:type="dxa" w:w="1872"/>
+            <w:shd w:fill="EDF2ED" w:color="auto" w:val="clear"/>
+            <w:tcMar>
+              <w:top w:type="dxa" w:w="80"/>
+              <w:left w:type="dxa" w:w="110"/>
+              <w:bottom w:type="dxa" w:w="80"/>
+              <w:right w:type="dxa" w:w="110"/>
+            </w:tcMar>
+          </w:tcPr>
+          <w:p>
+            <w:pPr>
+              <w:spacing w:after="0" w:line="264"/>
+            </w:pPr>
+            <w:r>
+              <w:rPr>
+                <w:b/>
+                <w:bCs/>
+                <w:color w:val="2E6B3E"/>
+                <w:sz w:val="19"/>
+                <w:szCs w:val="19"/>
+              </w:rPr>
+              <w:t xml:space="preserve">Mês</w:t>
+            </w:r>
+          </w:p>
+        </w:tc>
+        <w:tc>
+          <w:tcPr>
+            <w:tcW w:type="dxa" w:w="6178"/>
+            <w:shd w:fill="EDF2ED" w:color="auto" w:val="clear"/>
+            <w:tcMar>
+              <w:top w:type="dxa" w:w="80"/>
+              <w:left w:type="dxa" w:w="110"/>
+              <w:bottom w:type="dxa" w:w="80"/>
+              <w:right w:type="dxa" w:w="110"/>
+            </w:tcMar>
+          </w:tcPr>
+          <w:p>
+            <w:pPr>
+              <w:spacing w:after="0" w:line="264"/>
+            </w:pPr>
+            <w:r>
+              <w:rPr>
+                <w:b/>
+                <w:bCs/>
+                <w:color w:val="2E6B3E"/>
+                <w:sz w:val="19"/>
+                <w:szCs w:val="19"/>
+              </w:rPr>
+              <w:t xml:space="preserve">Papel no ciclo</w:t>
+            </w:r>
+          </w:p>
+        </w:tc>
+      </w:tr>
+      <w:tr>
+        <w:tc>
+          <w:tcPr>
+            <w:tcW w:type="dxa" w:w="1310"/>
+            <w:tcMar>
+              <w:top w:type="dxa" w:w="80"/>
+              <w:left w:type="dxa" w:w="110"/>
+              <w:bottom w:type="dxa" w:w="80"/>
+              <w:right w:type="dxa" w:w="110"/>
+            </w:tcMar>
+          </w:tcPr>
+          <w:p>
+            <w:pPr>
+              <w:spacing w:after="0" w:line="264"/>
+            </w:pPr>
+            <w:r>
+              <w:rPr>
+                <w:b w:val="false"/>
+                <w:bCs w:val="false"/>
+                <w:color w:val="1A1A1A"/>
+                <w:sz w:val="19"/>
+                <w:szCs w:val="19"/>
+              </w:rPr>
+              <w:t xml:space="preserve">H</w:t>
+            </w:r>
+          </w:p>
+        </w:tc>
+        <w:tc>
+          <w:tcPr>
+            <w:tcW w:type="dxa" w:w="1872"/>
+            <w:tcMar>
+              <w:top w:type="dxa" w:w="80"/>
+              <w:left w:type="dxa" w:w="110"/>
+              <w:bottom w:type="dxa" w:w="80"/>
+              <w:right w:type="dxa" w:w="110"/>
+            </w:tcMar>
+          </w:tcPr>
+          <w:p>
+            <w:pPr>
+              <w:spacing w:after="0" w:line="264"/>
+            </w:pPr>
+            <w:r>
+              <w:rPr>
+                <w:b w:val="false"/>
+                <w:bCs w:val="false"/>
+                <w:color w:val="1A1A1A"/>
+                <w:sz w:val="19"/>
+                <w:szCs w:val="19"/>
+              </w:rPr>
+              <w:t xml:space="preserve">março</w:t>
+            </w:r>
+          </w:p>
+        </w:tc>
+        <w:tc>
+          <w:tcPr>
+            <w:tcW w:type="dxa" w:w="6178"/>
+            <w:tcMar>
+              <w:top w:type="dxa" w:w="80"/>
+              <w:left w:type="dxa" w:w="110"/>
+              <w:bottom w:type="dxa" w:w="80"/>
+              <w:right w:type="dxa" w:w="110"/>
+            </w:tcMar>
+          </w:tcPr>
+          <w:p>
+            <w:pPr>
+              <w:spacing w:after="0" w:line="264"/>
+            </w:pPr>
+            <w:r>
+              <w:rPr>
+                <w:b w:val="false"/>
+                <w:bCs w:val="false"/>
+                <w:color w:val="1A1A1A"/>
+                <w:sz w:val="19"/>
+                <w:szCs w:val="19"/>
+              </w:rPr>
+              <w:t xml:space="preserve">Safra velha americana, escoamento do estoque de inverno</w:t>
+            </w:r>
+          </w:p>
+        </w:tc>
+      </w:tr>
+      <w:tr>
+        <w:tc>
+          <w:tcPr>
+            <w:tcW w:type="dxa" w:w="1310"/>
+            <w:tcMar>
+              <w:top w:type="dxa" w:w="80"/>
+              <w:left w:type="dxa" w:w="110"/>
+              <w:bottom w:type="dxa" w:w="80"/>
+              <w:right w:type="dxa" w:w="110"/>
+            </w:tcMar>
+          </w:tcPr>
+          <w:p>
+            <w:pPr>
+              <w:spacing w:after="0" w:line="264"/>
+            </w:pPr>
+            <w:r>
+              <w:rPr>
+                <w:b w:val="false"/>
+                <w:bCs w:val="false"/>
+                <w:color w:val="1A1A1A"/>
+                <w:sz w:val="19"/>
+                <w:szCs w:val="19"/>
+              </w:rPr>
+              <w:t xml:space="preserve">K</w:t>
+            </w:r>
+          </w:p>
+        </w:tc>
+        <w:tc>
+          <w:tcPr>
+            <w:tcW w:type="dxa" w:w="1872"/>
+            <w:tcMar>
+              <w:top w:type="dxa" w:w="80"/>
+              <w:left w:type="dxa" w:w="110"/>
+              <w:bottom w:type="dxa" w:w="80"/>
+              <w:right w:type="dxa" w:w="110"/>
+            </w:tcMar>
+          </w:tcPr>
+          <w:p>
+            <w:pPr>
+              <w:spacing w:after="0" w:line="264"/>
+            </w:pPr>
+            <w:r>
+              <w:rPr>
+                <w:b w:val="false"/>
+                <w:bCs w:val="false"/>
+                <w:color w:val="1A1A1A"/>
+                <w:sz w:val="19"/>
+                <w:szCs w:val="19"/>
+              </w:rPr>
+              <w:t xml:space="preserve">maio</w:t>
+            </w:r>
+          </w:p>
+        </w:tc>
+        <w:tc>
+          <w:tcPr>
+            <w:tcW w:type="dxa" w:w="6178"/>
+            <w:tcMar>
+              <w:top w:type="dxa" w:w="80"/>
+              <w:left w:type="dxa" w:w="110"/>
+              <w:bottom w:type="dxa" w:w="80"/>
+              <w:right w:type="dxa" w:w="110"/>
+            </w:tcMar>
+          </w:tcPr>
+          <w:p>
+            <w:pPr>
+              <w:spacing w:after="0" w:line="264"/>
+            </w:pPr>
+            <w:r>
+              <w:rPr>
+                <w:b w:val="false"/>
+                <w:bCs w:val="false"/>
+                <w:color w:val="1A1A1A"/>
+                <w:sz w:val="19"/>
+                <w:szCs w:val="19"/>
+              </w:rPr>
+              <w:t xml:space="preserve">Referência da safra velha, antes do plantio americano definir a nova</w:t>
+            </w:r>
+          </w:p>
+        </w:tc>
+      </w:tr>
+      <w:tr>
+        <w:tc>
+          <w:tcPr>
+            <w:tcW w:type="dxa" w:w="1310"/>
+            <w:tcMar>
+              <w:top w:type="dxa" w:w="80"/>
+              <w:left w:type="dxa" w:w="110"/>
+              <w:bottom w:type="dxa" w:w="80"/>
+              <w:right w:type="dxa" w:w="110"/>
+            </w:tcMar>
+          </w:tcPr>
+          <w:p>
+            <w:pPr>
+              <w:spacing w:after="0" w:line="264"/>
+            </w:pPr>
+            <w:r>
+              <w:rPr>
+                <w:b w:val="false"/>
+                <w:bCs w:val="false"/>
+                <w:color w:val="1A1A1A"/>
+                <w:sz w:val="19"/>
+                <w:szCs w:val="19"/>
+              </w:rPr>
+              <w:t xml:space="preserve">N</w:t>
+            </w:r>
+          </w:p>
+        </w:tc>
+        <w:tc>
+          <w:tcPr>
+            <w:tcW w:type="dxa" w:w="1872"/>
+            <w:tcMar>
+              <w:top w:type="dxa" w:w="80"/>
+              <w:left w:type="dxa" w:w="110"/>
+              <w:bottom w:type="dxa" w:w="80"/>
+              <w:right w:type="dxa" w:w="110"/>
+            </w:tcMar>
+          </w:tcPr>
+          <w:p>
+            <w:pPr>
+              <w:spacing w:after="0" w:line="264"/>
+            </w:pPr>
+            <w:r>
+              <w:rPr>
+                <w:b w:val="false"/>
+                <w:bCs w:val="false"/>
+                <w:color w:val="1A1A1A"/>
+                <w:sz w:val="19"/>
+                <w:szCs w:val="19"/>
+              </w:rPr>
+              <w:t xml:space="preserve">julho</w:t>
+            </w:r>
+          </w:p>
+        </w:tc>
+        <w:tc>
+          <w:tcPr>
+            <w:tcW w:type="dxa" w:w="6178"/>
+            <w:tcMar>
+              <w:top w:type="dxa" w:w="80"/>
+              <w:left w:type="dxa" w:w="110"/>
+              <w:bottom w:type="dxa" w:w="80"/>
+              <w:right w:type="dxa" w:w="110"/>
+            </w:tcMar>
+          </w:tcPr>
+          <w:p>
+            <w:pPr>
+              <w:spacing w:after="0" w:line="264"/>
+            </w:pPr>
+            <w:r>
+              <w:rPr>
+                <w:b w:val="false"/>
+                <w:bCs w:val="false"/>
+                <w:color w:val="1A1A1A"/>
+                <w:sz w:val="19"/>
+                <w:szCs w:val="19"/>
+              </w:rPr>
+              <w:t xml:space="preserve">Polinização nos EUA — o contrato mais sensível a clima do ano</w:t>
+            </w:r>
+          </w:p>
+        </w:tc>
+      </w:tr>
+      <w:tr>
+        <w:tc>
+          <w:tcPr>
+            <w:tcW w:type="dxa" w:w="1310"/>
+            <w:tcMar>
+              <w:top w:type="dxa" w:w="80"/>
+              <w:left w:type="dxa" w:w="110"/>
+              <w:bottom w:type="dxa" w:w="80"/>
+              <w:right w:type="dxa" w:w="110"/>
+            </w:tcMar>
+          </w:tcPr>
+          <w:p>
+            <w:pPr>
+              <w:spacing w:after="0" w:line="264"/>
+            </w:pPr>
+            <w:r>
+              <w:rPr>
+                <w:b w:val="false"/>
+                <w:bCs w:val="false"/>
+                <w:color w:val="1A1A1A"/>
+                <w:sz w:val="19"/>
+                <w:szCs w:val="19"/>
+              </w:rPr>
+              <w:t xml:space="preserve">U</w:t>
+            </w:r>
+          </w:p>
+        </w:tc>
+        <w:tc>
+          <w:tcPr>
+            <w:tcW w:type="dxa" w:w="1872"/>
+            <w:tcMar>
+              <w:top w:type="dxa" w:w="80"/>
+              <w:left w:type="dxa" w:w="110"/>
+              <w:bottom w:type="dxa" w:w="80"/>
+              <w:right w:type="dxa" w:w="110"/>
+            </w:tcMar>
+          </w:tcPr>
+          <w:p>
+            <w:pPr>
+              <w:spacing w:after="0" w:line="264"/>
+            </w:pPr>
+            <w:r>
+              <w:rPr>
+                <w:b w:val="false"/>
+                <w:bCs w:val="false"/>
+                <w:color w:val="1A1A1A"/>
+                <w:sz w:val="19"/>
+                <w:szCs w:val="19"/>
+              </w:rPr>
+              <w:t xml:space="preserve">setembro</w:t>
+            </w:r>
+          </w:p>
+        </w:tc>
+        <w:tc>
+          <w:tcPr>
+            <w:tcW w:type="dxa" w:w="6178"/>
+            <w:tcMar>
+              <w:top w:type="dxa" w:w="80"/>
+              <w:left w:type="dxa" w:w="110"/>
+              <w:bottom w:type="dxa" w:w="80"/>
+              <w:right w:type="dxa" w:w="110"/>
+            </w:tcMar>
+          </w:tcPr>
+          <w:p>
+            <w:pPr>
+              <w:spacing w:after="0" w:line="264"/>
+            </w:pPr>
+            <w:r>
+              <w:rPr>
+                <w:b w:val="false"/>
+                <w:bCs w:val="false"/>
+                <w:color w:val="1A1A1A"/>
+                <w:sz w:val="19"/>
+                <w:szCs w:val="19"/>
+              </w:rPr>
+              <w:t xml:space="preserve">Transição, início da colheita americana; liquidez baixa</w:t>
+            </w:r>
+          </w:p>
+        </w:tc>
+      </w:tr>
+      <w:tr>
+        <w:tc>
+          <w:tcPr>
+            <w:tcW w:type="dxa" w:w="1310"/>
+            <w:tcMar>
+              <w:top w:type="dxa" w:w="80"/>
+              <w:left w:type="dxa" w:w="110"/>
+              <w:bottom w:type="dxa" w:w="80"/>
+              <w:right w:type="dxa" w:w="110"/>
+            </w:tcMar>
+          </w:tcPr>
+          <w:p>
+            <w:pPr>
+              <w:spacing w:after="0" w:line="264"/>
+            </w:pPr>
+            <w:r>
+              <w:rPr>
+                <w:b w:val="false"/>
+                <w:bCs w:val="false"/>
+                <w:color w:val="1A1A1A"/>
+                <w:sz w:val="19"/>
+                <w:szCs w:val="19"/>
+              </w:rPr>
+              <w:t xml:space="preserve">Z</w:t>
+            </w:r>
+          </w:p>
+        </w:tc>
+        <w:tc>
+          <w:tcPr>
+            <w:tcW w:type="dxa" w:w="1872"/>
+            <w:tcMar>
+              <w:top w:type="dxa" w:w="80"/>
+              <w:left w:type="dxa" w:w="110"/>
+              <w:bottom w:type="dxa" w:w="80"/>
+              <w:right w:type="dxa" w:w="110"/>
+            </w:tcMar>
+          </w:tcPr>
+          <w:p>
+            <w:pPr>
+              <w:spacing w:after="0" w:line="264"/>
+            </w:pPr>
+            <w:r>
+              <w:rPr>
+                <w:b w:val="false"/>
+                <w:bCs w:val="false"/>
+                <w:color w:val="1A1A1A"/>
+                <w:sz w:val="19"/>
+                <w:szCs w:val="19"/>
+              </w:rPr>
+              <w:t xml:space="preserve">dezembro</w:t>
+            </w:r>
+          </w:p>
+        </w:tc>
+        <w:tc>
+          <w:tcPr>
+            <w:tcW w:type="dxa" w:w="6178"/>
+            <w:tcMar>
+              <w:top w:type="dxa" w:w="80"/>
+              <w:left w:type="dxa" w:w="110"/>
+              <w:bottom w:type="dxa" w:w="80"/>
+              <w:right w:type="dxa" w:w="110"/>
+            </w:tcMar>
+          </w:tcPr>
+          <w:p>
+            <w:pPr>
+              <w:spacing w:after="0" w:line="264"/>
+            </w:pPr>
+            <w:r>
+              <w:rPr>
+                <w:b w:val="false"/>
+                <w:bCs w:val="false"/>
+                <w:color w:val="1A1A1A"/>
+                <w:sz w:val="19"/>
+                <w:szCs w:val="19"/>
+              </w:rPr>
+              <w:t xml:space="preserve">Safra nova americana, o contrato de referência do milho</w:t>
+            </w:r>
+          </w:p>
+        </w:tc>
+      </w:tr>
+    </w:tbl>
+    <w:p>
+      <w:pPr>
+        <w:spacing w:after="100"/>
+      </w:pPr>
+    </w:p>
+    <w:p>
+      <w:pPr>
+        <w:spacing w:after="120" w:line="276"/>
+      </w:pPr>
+      <w:r>
+        <w:rPr>
+          <w:color w:val="1A1A1A"/>
+          <w:sz w:val="21"/>
+          <w:szCs w:val="21"/>
+        </w:rPr>
         <w:t xml:space="preserve">O algoritmo gera os próximos sete vencimentos a partir do mês corrente, com uma regra de corte: passado o dia 15, o contrato do mês corrente é descartado, porque está próximo demais do vencimento e a liquidez migrou. O símbolo é montado como o prefixo da commodity, o código do mês, o ano com dois dígitos e o sufixo da bolsa.</w:t>
+      </w:r>
+    </w:p>
+    <w:p>
+      <w:pPr>
+        <w:spacing w:after="120" w:line="276"/>
+      </w:pPr>
+      <w:r>
+        <w:rPr>
+          <w:color w:val="1A1A1A"/>
+          <w:sz w:val="21"/>
+          <w:szCs w:val="21"/>
+        </w:rPr>
+        <w:t xml:space="preserve">As duas curvas são buscadas numa requisição só. O endpoint que devolve posições em aberto exige cookie e crumb, e o Yahoo limita por IP — os IPs do GitHub Actions batem no limite com facilidade, então o par de autenticação é obtido uma vez por execução e reaproveitado entre os coletores.</w:t>
+      </w:r>
+    </w:p>
+    <w:p>
+      <w:pPr>
+        <w:spacing w:after="120" w:line="276"/>
+      </w:pPr>
+      <w:r>
+        <w:rPr>
+          <w:color w:val="1A1A1A"/>
+          <w:sz w:val="21"/>
+          <w:szCs w:val="21"/>
+        </w:rPr>
+        <w:t xml:space="preserve">Cada contrato guarda também o spread para o vencimento anterior. Positivo é carrego: o mercado paga para estocar. Negativo é inversão: o mercado quer o grão agora. Além de ser a base da decisão de armazenagem, é esse número que explica o degrau descrito a seguir.</w:t>
       </w:r>
     </w:p>
     <w:p>
@@ -7969,7 +8530,344 @@
           <w:sz w:val="24"/>
           <w:szCs w:val="24"/>
         </w:rPr>
-        <w:t xml:space="preserve">8.5 Séries temporais e variações multi-horizonte</w:t>
+        <w:t xml:space="preserve">8.5 Contínuos e contratos: a armadilha da emenda</w:t>
+      </w:r>
+    </w:p>
+    <w:p>
+      <w:pPr>
+        <w:spacing w:after="120" w:line="276"/>
+      </w:pPr>
+      <w:r>
+        <w:rPr>
+          <w:color w:val="1A1A1A"/>
+          <w:sz w:val="21"/>
+          <w:szCs w:val="21"/>
+        </w:rPr>
+        <w:t xml:space="preserve">Os cartões de cotação usam símbolos terminados em “=F” — ZS=F, ZC=F, ZW=F, ZM=F, ZL=F, BZ=F. Nenhum deles é um contrato. São séries contínuas: apontam para o vencimento ativo e trocam de contrato sozinhas quando ele se aproxima do vencimento.</w:t>
+      </w:r>
+    </w:p>
+    <w:p>
+      <w:pPr>
+        <w:spacing w:after="120" w:line="276"/>
+      </w:pPr>
+      <w:r>
+        <w:rPr>
+          <w:color w:val="1A1A1A"/>
+          <w:sz w:val="21"/>
+          <w:szCs w:val="21"/>
+        </w:rPr>
+        <w:t xml:space="preserve">O problema é como a troca aparece na série histórica. O Yahoo emenda o contrato novo no lugar do velho sem retroajustar os preços anteriores. Como vencimentos diferentes negociam a preços diferentes, no dia da rolagem a série dá um degrau que não corresponde a nenhum movimento de mercado.</w:t>
+      </w:r>
+    </w:p>
+    <w:p>
+      <w:pPr>
+        <w:spacing w:after="120" w:line="276"/>
+      </w:pPr>
+      <w:r>
+        <w:rPr>
+          <w:color w:val="1A1A1A"/>
+          <w:sz w:val="21"/>
+          <w:szCs w:val="21"/>
+        </w:rPr>
+        <w:t xml:space="preserve">O caso que motivou a correção: em 25 de agosto de 2026 o ZC=F passou de setembro para dezembro de 2026. O fechamento anterior era 491,50 ¢/bu e o novo, 523,25 — um salto de 31,75 ¢, que o painel exibia como alta de 6,46% num único dia. Três sinais mostravam que era emenda, não mercado:</w:t>
+      </w:r>
+    </w:p>
+    <w:tbl>
+      <w:tblPr>
+        <w:tblW w:type="dxa" w:w="9360"/>
+        <w:tblBorders>
+          <w:top w:val="single" w:color="D5D5CE" w:sz="2"/>
+          <w:left w:val="single" w:color="D5D5CE" w:sz="2"/>
+          <w:bottom w:val="single" w:color="D5D5CE" w:sz="2"/>
+          <w:right w:val="single" w:color="D5D5CE" w:sz="2"/>
+          <w:insideH w:val="single" w:color="E6E6E0" w:sz="2"/>
+          <w:insideV w:val="single" w:color="E6E6E0" w:sz="2"/>
+        </w:tblBorders>
+      </w:tblPr>
+      <w:tblGrid>
+        <w:gridCol w:w="3182"/>
+        <w:gridCol w:w="6178"/>
+      </w:tblGrid>
+      <w:tr>
+        <w:trPr>
+          <w:tblHeader/>
+        </w:trPr>
+        <w:tc>
+          <w:tcPr>
+            <w:tcW w:type="dxa" w:w="3182"/>
+            <w:shd w:fill="EDF2ED" w:color="auto" w:val="clear"/>
+            <w:tcMar>
+              <w:top w:type="dxa" w:w="80"/>
+              <w:left w:type="dxa" w:w="110"/>
+              <w:bottom w:type="dxa" w:w="80"/>
+              <w:right w:type="dxa" w:w="110"/>
+            </w:tcMar>
+          </w:tcPr>
+          <w:p>
+            <w:pPr>
+              <w:spacing w:after="0" w:line="264"/>
+            </w:pPr>
+            <w:r>
+              <w:rPr>
+                <w:b/>
+                <w:bCs/>
+                <w:color w:val="2E6B3E"/>
+                <w:sz w:val="19"/>
+                <w:szCs w:val="19"/>
+              </w:rPr>
+              <w:t xml:space="preserve">Sinal</w:t>
+            </w:r>
+          </w:p>
+        </w:tc>
+        <w:tc>
+          <w:tcPr>
+            <w:tcW w:type="dxa" w:w="6178"/>
+            <w:shd w:fill="EDF2ED" w:color="auto" w:val="clear"/>
+            <w:tcMar>
+              <w:top w:type="dxa" w:w="80"/>
+              <w:left w:type="dxa" w:w="110"/>
+              <w:bottom w:type="dxa" w:w="80"/>
+              <w:right w:type="dxa" w:w="110"/>
+            </w:tcMar>
+          </w:tcPr>
+          <w:p>
+            <w:pPr>
+              <w:spacing w:after="0" w:line="264"/>
+            </w:pPr>
+            <w:r>
+              <w:rPr>
+                <w:b/>
+                <w:bCs/>
+                <w:color w:val="2E6B3E"/>
+                <w:sz w:val="19"/>
+                <w:szCs w:val="19"/>
+              </w:rPr>
+              <w:t xml:space="preserve">O que mostrava</w:t>
+            </w:r>
+          </w:p>
+        </w:tc>
+      </w:tr>
+      <w:tr>
+        <w:tc>
+          <w:tcPr>
+            <w:tcW w:type="dxa" w:w="3182"/>
+            <w:tcMar>
+              <w:top w:type="dxa" w:w="80"/>
+              <w:left w:type="dxa" w:w="110"/>
+              <w:bottom w:type="dxa" w:w="80"/>
+              <w:right w:type="dxa" w:w="110"/>
+            </w:tcMar>
+          </w:tcPr>
+          <w:p>
+            <w:pPr>
+              <w:spacing w:after="0" w:line="264"/>
+            </w:pPr>
+            <w:r>
+              <w:rPr>
+                <w:b w:val="false"/>
+                <w:bCs w:val="false"/>
+                <w:color w:val="1A1A1A"/>
+                <w:sz w:val="19"/>
+                <w:szCs w:val="19"/>
+              </w:rPr>
+              <w:t xml:space="preserve">Magnitude</w:t>
+            </w:r>
+          </w:p>
+        </w:tc>
+        <w:tc>
+          <w:tcPr>
+            <w:tcW w:type="dxa" w:w="6178"/>
+            <w:tcMar>
+              <w:top w:type="dxa" w:w="80"/>
+              <w:left w:type="dxa" w:w="110"/>
+              <w:bottom w:type="dxa" w:w="80"/>
+              <w:right w:type="dxa" w:w="110"/>
+            </w:tcMar>
+          </w:tcPr>
+          <w:p>
+            <w:pPr>
+              <w:spacing w:after="0" w:line="264"/>
+            </w:pPr>
+            <w:r>
+              <w:rPr>
+                <w:b w:val="false"/>
+                <w:bCs w:val="false"/>
+                <w:color w:val="1A1A1A"/>
+                <w:sz w:val="19"/>
+                <w:szCs w:val="19"/>
+              </w:rPr>
+              <w:t xml:space="preserve">6,46% num dia excede o percentil 99 do próprio milho no último ano (5,44%), contra mediana diária de 0,75%</w:t>
+            </w:r>
+          </w:p>
+        </w:tc>
+      </w:tr>
+      <w:tr>
+        <w:tc>
+          <w:tcPr>
+            <w:tcW w:type="dxa" w:w="3182"/>
+            <w:tcMar>
+              <w:top w:type="dxa" w:w="80"/>
+              <w:left w:type="dxa" w:w="110"/>
+              <w:bottom w:type="dxa" w:w="80"/>
+              <w:right w:type="dxa" w:w="110"/>
+            </w:tcMar>
+          </w:tcPr>
+          <w:p>
+            <w:pPr>
+              <w:spacing w:after="0" w:line="264"/>
+            </w:pPr>
+            <w:r>
+              <w:rPr>
+                <w:b w:val="false"/>
+                <w:bCs w:val="false"/>
+                <w:color w:val="1A1A1A"/>
+                <w:sz w:val="19"/>
+                <w:szCs w:val="19"/>
+              </w:rPr>
+              <w:t xml:space="preserve">Intradiário</w:t>
+            </w:r>
+          </w:p>
+        </w:tc>
+        <w:tc>
+          <w:tcPr>
+            <w:tcW w:type="dxa" w:w="6178"/>
+            <w:tcMar>
+              <w:top w:type="dxa" w:w="80"/>
+              <w:left w:type="dxa" w:w="110"/>
+              <w:bottom w:type="dxa" w:w="80"/>
+              <w:right w:type="dxa" w:w="110"/>
+            </w:tcMar>
+          </w:tcPr>
+          <w:p>
+            <w:pPr>
+              <w:spacing w:after="0" w:line="264"/>
+            </w:pPr>
+            <w:r>
+              <w:rPr>
+                <w:b w:val="false"/>
+                <w:bCs w:val="false"/>
+                <w:color w:val="1A1A1A"/>
+                <w:sz w:val="19"/>
+                <w:szCs w:val="19"/>
+              </w:rPr>
+              <w:t xml:space="preserve">Nenhum salto: a sessão inteira negociou entre 513 e 523, ou seja, abriu já no patamar novo</w:t>
+            </w:r>
+          </w:p>
+        </w:tc>
+      </w:tr>
+      <w:tr>
+        <w:tc>
+          <w:tcPr>
+            <w:tcW w:type="dxa" w:w="3182"/>
+            <w:tcMar>
+              <w:top w:type="dxa" w:w="80"/>
+              <w:left w:type="dxa" w:w="110"/>
+              <w:bottom w:type="dxa" w:w="80"/>
+              <w:right w:type="dxa" w:w="110"/>
+            </w:tcMar>
+          </w:tcPr>
+          <w:p>
+            <w:pPr>
+              <w:spacing w:after="0" w:line="264"/>
+            </w:pPr>
+            <w:r>
+              <w:rPr>
+                <w:b w:val="false"/>
+                <w:bCs w:val="false"/>
+                <w:color w:val="1A1A1A"/>
+                <w:sz w:val="19"/>
+                <w:szCs w:val="19"/>
+              </w:rPr>
+              <w:t xml:space="preserve">Spread</w:t>
+            </w:r>
+          </w:p>
+        </w:tc>
+        <w:tc>
+          <w:tcPr>
+            <w:tcW w:type="dxa" w:w="6178"/>
+            <w:tcMar>
+              <w:top w:type="dxa" w:w="80"/>
+              <w:left w:type="dxa" w:w="110"/>
+              <w:bottom w:type="dxa" w:w="80"/>
+              <w:right w:type="dxa" w:w="110"/>
+            </w:tcMar>
+          </w:tcPr>
+          <w:p>
+            <w:pPr>
+              <w:spacing w:after="0" w:line="264"/>
+            </w:pPr>
+            <w:r>
+              <w:rPr>
+                <w:b w:val="false"/>
+                <w:bCs w:val="false"/>
+                <w:color w:val="1A1A1A"/>
+                <w:sz w:val="19"/>
+                <w:szCs w:val="19"/>
+              </w:rPr>
+              <w:t xml:space="preserve">+31,75 ¢ é exatamente o carrego setembro→dezembro do milho, cerca de 10 a 11 ¢ por mês</w:t>
+            </w:r>
+          </w:p>
+        </w:tc>
+      </w:tr>
+    </w:tbl>
+    <w:p>
+      <w:pPr>
+        <w:spacing w:after="100"/>
+      </w:pPr>
+    </w:p>
+    <w:p>
+      <w:pPr>
+        <w:spacing w:after="120" w:line="276"/>
+      </w:pPr>
+      <w:r>
+        <w:rPr>
+          <w:color w:val="1A1A1A"/>
+          <w:sz w:val="21"/>
+          <w:szCs w:val="21"/>
+        </w:rPr>
+        <w:t xml:space="preserve">A correção tem três partes. A variação do dia passou a vir do endpoint de cotação, que compara o contrato com o fechamento dele mesmo e por isso é imune à emenda. O campo que nomeia o contrato por trás do contínuo passou a ser gravado, e o painel exibe o vencimento ao lado do nome em cada cartão — “Milho CBOT · dez/26”. E a curva de vencimentos, que antes só existia para a soja, passou a cobrir o milho: com setembro e dezembro visíveis lado a lado, o degrau deixa de ser uma alta fantasma e vira o que sempre foi, um spread de calendário.</w:t>
+      </w:r>
+    </w:p>
+    <w:p>
+      <w:pPr>
+        <w:spacing w:after="120" w:line="276"/>
+      </w:pPr>
+      <w:r>
+        <w:rPr>
+          <w:color w:val="1A1A1A"/>
+          <w:sz w:val="21"/>
+          <w:szCs w:val="21"/>
+        </w:rPr>
+        <w:t xml:space="preserve">O que continua em aberto: as variações de mais de um dia (semana, mês, trimestre, ano, cinco anos) ainda saem da série emendada e ainda carregam os degraus das rolagens passadas. Retroajustar exige saber a data de cada rolagem, e nenhuma fonte gratuita publica esse histórico. O painel passou a acumular esse registro por conta própria, um por dia, no mesmo modelo da série do basis — daqui a alguns meses o retroajuste fica possível. Enquanto isso, a ressalva aparece no rodapé do gráfico.</w:t>
+      </w:r>
+    </w:p>
+    <w:p>
+      <w:pPr>
+        <w:spacing w:after="120" w:line="276"/>
+      </w:pPr>
+      <w:r>
+        <w:rPr>
+          <w:color w:val="1A1A1A"/>
+          <w:sz w:val="21"/>
+          <w:szCs w:val="21"/>
+        </w:rPr>
+        <w:t xml:space="preserve">Vale lembrar que o milho não usa o mesmo fator de conversão da soja: o bushel de milho pesa 56 libras contra 60 da soja, como registra a tabela de conversões da seção 8.2. Converter milho em reais por saca com a constante da soja subestima o valor em cerca de 7%.</w:t>
+      </w:r>
+    </w:p>
+    <w:p>
+      <w:pPr>
+        <w:pStyle w:val="Heading2"/>
+        <w:spacing w:after="110" w:before="240"/>
+      </w:pPr>
+      <w:r>
+        <w:rPr>
+          <w:b/>
+          <w:bCs/>
+          <w:color w:val="1A1A1A"/>
+          <w:sz w:val="24"/>
+          <w:szCs w:val="24"/>
+        </w:rPr>
+        <w:t xml:space="preserve">8.6 Séries temporais e variações multi-horizonte</w:t>
       </w:r>
     </w:p>
     <w:p>
@@ -8556,7 +9454,7 @@
           <w:sz w:val="24"/>
           <w:szCs w:val="24"/>
         </w:rPr>
-        <w:t xml:space="preserve">8.6 Renderização dos gráficos no navegador</w:t>
+        <w:t xml:space="preserve">8.7 Renderização dos gráficos no navegador</w:t>
       </w:r>
     </w:p>
     <w:p>
@@ -8704,7 +9602,7 @@
           <w:sz w:val="24"/>
           <w:szCs w:val="24"/>
         </w:rPr>
-        <w:t xml:space="preserve">8.7 Balanço de oferta e demanda</w:t>
+        <w:t xml:space="preserve">8.8 Balanço de oferta e demanda</w:t>
       </w:r>
     </w:p>
     <w:p>
@@ -8987,7 +9885,7 @@
           <w:sz w:val="24"/>
           <w:szCs w:val="24"/>
         </w:rPr>
-        <w:t xml:space="preserve">8.8 Extração de dados semiestruturados</w:t>
+        <w:t xml:space="preserve">8.9 Extração de dados semiestruturados</w:t>
       </w:r>
     </w:p>
     <w:p>
@@ -9155,7 +10053,7 @@
           <w:sz w:val="24"/>
           <w:szCs w:val="24"/>
         </w:rPr>
-        <w:t xml:space="preserve">8.9 Robustez de rede</w:t>
+        <w:t xml:space="preserve">8.10 Robustez de rede</w:t>
       </w:r>
     </w:p>
     <w:tbl>
@@ -9522,7 +10420,7 @@
           <w:sz w:val="24"/>
           <w:szCs w:val="24"/>
         </w:rPr>
-        <w:t xml:space="preserve">8.10 Modelo de direção de preço (especificado, não implementado)</w:t>
+        <w:t xml:space="preserve">8.11 Modelo de direção de preço (especificado, não implementado)</w:t>
       </w:r>
     </w:p>
     <w:p>
@@ -10303,7 +11201,7 @@
           <w:sz w:val="24"/>
           <w:szCs w:val="24"/>
         </w:rPr>
-        <w:t xml:space="preserve">8.11 Densidade risco-neutra (bloqueado por falta de dados)</w:t>
+        <w:t xml:space="preserve">8.12 Densidade risco-neutra (bloqueado por falta de dados)</w:t>
       </w:r>
     </w:p>
     <w:p>
@@ -10888,6 +11786,34 @@
           <w:szCs w:val="21"/>
         </w:rPr>
         <w:t xml:space="preserve"> — não existe arquivo gratuito do indicador para reconstruir o histórico. A série útil ao modelo se forma a partir de sua criação.</w:t>
+      </w:r>
+    </w:p>
+    <w:p>
+      <w:pPr>
+        <w:pStyle w:val="ListParagraph"/>
+        <w:numPr>
+          <w:ilvl w:val="0"/>
+          <w:numId w:val="2"/>
+        </w:numPr>
+        <w:spacing w:after="70" w:line="276"/>
+      </w:pPr>
+      <w:r>
+        <w:rPr>
+          <w:b/>
+          <w:bCs/>
+          <w:color w:val="1A1A1A"/>
+          <w:sz w:val="21"/>
+          <w:szCs w:val="21"/>
+        </w:rPr>
+        <w:t xml:space="preserve">Variações longas dos contínuos incluem a emenda de vencimento</w:t>
+      </w:r>
+      <w:r>
+        <w:rPr>
+          <w:color w:val="1A1A1A"/>
+          <w:sz w:val="21"/>
+          <w:szCs w:val="21"/>
+        </w:rPr>
+        <w:t xml:space="preserve"> — as séries de mais de um dia dos símbolos contínuos carregam os degraus das trocas de contrato, porque a fonte emenda sem retroajustar. A variação do dia já vem corrigida e cada cartão nomeia o contrato; o retroajuste do histórico depende do registro de rolagens que o painel passou a acumular. Detalhado na seção 8.5.</w:t>
       </w:r>
     </w:p>
     <w:p>
@@ -17991,7 +18917,7 @@
           <w:sz w:val="18"/>
           <w:szCs w:val="18"/>
         </w:rPr>
-        <w:t xml:space="preserve">Documento gerado a partir do estado do repositório em 24/08/2026. O painel evolui continuamente; o README do repositório é a referência sempre atualizada sobre fontes e operação.</w:t>
+        <w:t xml:space="preserve">Documento gerado a partir do estado do repositório em 25/08/2026. O painel evolui continuamente; o README do repositório é a referência sempre atualizada sobre fontes e operação.</w:t>
       </w:r>
     </w:p>
     <w:p>
